--- a/Artefact Take Home Assignment.docx
+++ b/Artefact Take Home Assignment.docx
@@ -40,6 +40,57 @@
       </w:r>
     </w:p>
     <w:p>
+      <w:r>
+        <w:t>The complete analysis, including code, visualizations, and intermediate outputs, is documented in a Jupyter Notebook available on GitHub:</w:t>
+      </w:r>
+      <w:r>
+        <w:br/>
+      </w:r>
+      <w:r>
+        <w:rPr>
+          <w:b/>
+          <w:bCs/>
+        </w:rPr>
+        <w:t>GitHub Repository:</w:t>
+      </w:r>
+      <w:r>
+        <w:t xml:space="preserve"> </w:t>
+      </w:r>
+      <w:hyperlink r:id="rId7" w:history="1">
+        <w:r>
+          <w:rPr>
+            <w:rStyle w:val="Hyperlink"/>
+          </w:rPr>
+          <w:t>https://github.com/jadkrisht98/Artefac</w:t>
+        </w:r>
+        <w:r>
+          <w:rPr>
+            <w:rStyle w:val="Hyperlink"/>
+          </w:rPr>
+          <w:t>t</w:t>
+        </w:r>
+        <w:r>
+          <w:rPr>
+            <w:rStyle w:val="Hyperlink"/>
+          </w:rPr>
+          <w:t>_Project/blob/main/Final_Notebook.ipy</w:t>
+        </w:r>
+        <w:r>
+          <w:rPr>
+            <w:rStyle w:val="Hyperlink"/>
+          </w:rPr>
+          <w:t>n</w:t>
+        </w:r>
+        <w:r>
+          <w:rPr>
+            <w:rStyle w:val="Hyperlink"/>
+          </w:rPr>
+          <w:t>b</w:t>
+        </w:r>
+      </w:hyperlink>
+    </w:p>
+    <w:p/>
+    <w:p>
       <w:pPr>
         <w:pStyle w:val="ListParagraph"/>
         <w:numPr>
@@ -80,6 +131,377 @@
     </w:p>
     <w:p>
       <w:pPr>
+        <w:spacing w:after="0" w:line="300" w:lineRule="atLeast"/>
+        <w:rPr>
+          <w:sz w:val="22"/>
+          <w:szCs w:val="22"/>
+        </w:rPr>
+      </w:pPr>
+      <w:r>
+        <w:rPr>
+          <w:sz w:val="22"/>
+          <w:szCs w:val="22"/>
+        </w:rPr>
+        <w:t>The dataset underwent several preprocessing steps to ensure data quality and analytical reliability. These steps included:</w:t>
+      </w:r>
+    </w:p>
+    <w:p>
+      <w:pPr>
+        <w:pStyle w:val="ListParagraph"/>
+        <w:numPr>
+          <w:ilvl w:val="0"/>
+          <w:numId w:val="6"/>
+        </w:numPr>
+        <w:rPr>
+          <w:sz w:val="22"/>
+          <w:szCs w:val="22"/>
+        </w:rPr>
+      </w:pPr>
+      <w:r>
+        <w:rPr>
+          <w:b/>
+          <w:bCs/>
+          <w:sz w:val="22"/>
+          <w:szCs w:val="22"/>
+        </w:rPr>
+        <w:t>Handled missing values</w:t>
+      </w:r>
+      <w:r>
+        <w:rPr>
+          <w:sz w:val="22"/>
+          <w:szCs w:val="22"/>
+        </w:rPr>
+        <w:t xml:space="preserve"> — identified rows with null ratings (whose content was also unclear) and dropped them.</w:t>
+      </w:r>
+    </w:p>
+    <w:p>
+      <w:pPr>
+        <w:pStyle w:val="ListParagraph"/>
+        <w:numPr>
+          <w:ilvl w:val="0"/>
+          <w:numId w:val="6"/>
+        </w:numPr>
+        <w:rPr>
+          <w:sz w:val="22"/>
+          <w:szCs w:val="22"/>
+        </w:rPr>
+      </w:pPr>
+      <w:r>
+        <w:rPr>
+          <w:b/>
+          <w:bCs/>
+          <w:sz w:val="22"/>
+          <w:szCs w:val="22"/>
+        </w:rPr>
+        <w:t>Removed duplicates</w:t>
+      </w:r>
+      <w:r>
+        <w:rPr>
+          <w:sz w:val="22"/>
+          <w:szCs w:val="22"/>
+        </w:rPr>
+        <w:t xml:space="preserve"> — checked for and dropped duplicate rows (ignoring the tags column, since the same review can have different tags).</w:t>
+      </w:r>
+    </w:p>
+    <w:p>
+      <w:pPr>
+        <w:pStyle w:val="ListParagraph"/>
+        <w:numPr>
+          <w:ilvl w:val="0"/>
+          <w:numId w:val="6"/>
+        </w:numPr>
+        <w:rPr>
+          <w:sz w:val="22"/>
+          <w:szCs w:val="22"/>
+        </w:rPr>
+      </w:pPr>
+      <w:r>
+        <w:rPr>
+          <w:b/>
+          <w:bCs/>
+          <w:sz w:val="22"/>
+          <w:szCs w:val="22"/>
+        </w:rPr>
+        <w:t>Removed emoji-only reviews</w:t>
+      </w:r>
+      <w:r>
+        <w:rPr>
+          <w:sz w:val="22"/>
+          <w:szCs w:val="22"/>
+        </w:rPr>
+        <w:t xml:space="preserve"> — found rows where the review content was nothing but emojis (no actual text) and dropped them, since they carry no analyzable information.</w:t>
+      </w:r>
+    </w:p>
+    <w:p>
+      <w:pPr>
+        <w:pStyle w:val="ListParagraph"/>
+        <w:numPr>
+          <w:ilvl w:val="0"/>
+          <w:numId w:val="6"/>
+        </w:numPr>
+        <w:rPr>
+          <w:sz w:val="22"/>
+          <w:szCs w:val="22"/>
+        </w:rPr>
+      </w:pPr>
+      <w:r>
+        <w:rPr>
+          <w:b/>
+          <w:bCs/>
+          <w:sz w:val="22"/>
+          <w:szCs w:val="22"/>
+        </w:rPr>
+        <w:t>Extracted tag details</w:t>
+      </w:r>
+      <w:r>
+        <w:rPr>
+          <w:sz w:val="22"/>
+          <w:szCs w:val="22"/>
+        </w:rPr>
+        <w:t xml:space="preserve"> — split each tag dictionary into separate columns (tag, sentiment) and merged with the JSON lookup table to add offering and destination columns.</w:t>
+      </w:r>
+    </w:p>
+    <w:p>
+      <w:pPr>
+        <w:pStyle w:val="ListParagraph"/>
+        <w:numPr>
+          <w:ilvl w:val="0"/>
+          <w:numId w:val="6"/>
+        </w:numPr>
+        <w:rPr>
+          <w:sz w:val="22"/>
+          <w:szCs w:val="22"/>
+        </w:rPr>
+      </w:pPr>
+      <w:r>
+        <w:rPr>
+          <w:b/>
+          <w:bCs/>
+          <w:sz w:val="22"/>
+          <w:szCs w:val="22"/>
+        </w:rPr>
+        <w:t>Extracted rating details</w:t>
+      </w:r>
+      <w:r>
+        <w:rPr>
+          <w:sz w:val="22"/>
+          <w:szCs w:val="22"/>
+        </w:rPr>
+        <w:t xml:space="preserve"> — split each rating dictionary into </w:t>
+      </w:r>
+      <w:proofErr w:type="spellStart"/>
+      <w:r>
+        <w:rPr>
+          <w:sz w:val="22"/>
+          <w:szCs w:val="22"/>
+        </w:rPr>
+        <w:t>normalized_rating</w:t>
+      </w:r>
+      <w:proofErr w:type="spellEnd"/>
+      <w:r>
+        <w:rPr>
+          <w:sz w:val="22"/>
+          <w:szCs w:val="22"/>
+        </w:rPr>
+        <w:t xml:space="preserve"> and </w:t>
+      </w:r>
+      <w:proofErr w:type="spellStart"/>
+      <w:r>
+        <w:rPr>
+          <w:sz w:val="22"/>
+          <w:szCs w:val="22"/>
+        </w:rPr>
+        <w:t>actual_rating</w:t>
+      </w:r>
+      <w:proofErr w:type="spellEnd"/>
+      <w:r>
+        <w:rPr>
+          <w:sz w:val="22"/>
+          <w:szCs w:val="22"/>
+        </w:rPr>
+        <w:t xml:space="preserve"> columns.</w:t>
+      </w:r>
+    </w:p>
+    <w:p>
+      <w:pPr>
+        <w:pStyle w:val="ListParagraph"/>
+        <w:numPr>
+          <w:ilvl w:val="0"/>
+          <w:numId w:val="6"/>
+        </w:numPr>
+        <w:rPr>
+          <w:sz w:val="22"/>
+          <w:szCs w:val="22"/>
+        </w:rPr>
+      </w:pPr>
+      <w:r>
+        <w:rPr>
+          <w:b/>
+          <w:bCs/>
+          <w:sz w:val="22"/>
+          <w:szCs w:val="22"/>
+        </w:rPr>
+        <w:t>One-hot encoded offerings</w:t>
+      </w:r>
+      <w:r>
+        <w:rPr>
+          <w:sz w:val="22"/>
+          <w:szCs w:val="22"/>
+        </w:rPr>
+        <w:t xml:space="preserve"> — converted the offering column into four binary (0/1) flag columns, one per offering category. Then grouped back to one row per review, so each review shows which offerings it relates to.</w:t>
+      </w:r>
+    </w:p>
+    <w:p>
+      <w:pPr>
+        <w:pStyle w:val="ListParagraph"/>
+        <w:numPr>
+          <w:ilvl w:val="0"/>
+          <w:numId w:val="6"/>
+        </w:numPr>
+        <w:rPr>
+          <w:sz w:val="22"/>
+          <w:szCs w:val="22"/>
+        </w:rPr>
+      </w:pPr>
+      <w:r>
+        <w:rPr>
+          <w:b/>
+          <w:bCs/>
+          <w:sz w:val="22"/>
+          <w:szCs w:val="22"/>
+        </w:rPr>
+        <w:t>Resolved multiple destinations</w:t>
+      </w:r>
+      <w:r>
+        <w:rPr>
+          <w:sz w:val="22"/>
+          <w:szCs w:val="22"/>
+        </w:rPr>
+        <w:t xml:space="preserve"> — when a review was linked to multiple destinations (from multiple tags), kept only the most frequently occurring destination for that review.</w:t>
+      </w:r>
+    </w:p>
+    <w:p>
+      <w:pPr>
+        <w:pStyle w:val="ListParagraph"/>
+        <w:numPr>
+          <w:ilvl w:val="0"/>
+          <w:numId w:val="6"/>
+        </w:numPr>
+        <w:rPr>
+          <w:sz w:val="22"/>
+          <w:szCs w:val="22"/>
+        </w:rPr>
+      </w:pPr>
+      <w:r>
+        <w:rPr>
+          <w:b/>
+          <w:bCs/>
+          <w:sz w:val="22"/>
+          <w:szCs w:val="22"/>
+        </w:rPr>
+        <w:t>Re-normalized all ratings to a 0–100 scale</w:t>
+      </w:r>
+      <w:r>
+        <w:rPr>
+          <w:sz w:val="22"/>
+          <w:szCs w:val="22"/>
+        </w:rPr>
+        <w:t xml:space="preserve"> — applied a simple rule: multiply the actual rating by 20 (so 1→20, 2→40, …, 5→100), and cap anything above 5 at 100. This ensures a consistent 0–100 normalized scale regardless of the original rating system.</w:t>
+      </w:r>
+    </w:p>
+    <w:p>
+      <w:pPr>
+        <w:pStyle w:val="ListParagraph"/>
+        <w:rPr>
+          <w:sz w:val="22"/>
+          <w:szCs w:val="22"/>
+        </w:rPr>
+      </w:pPr>
+    </w:p>
+    <w:p>
+      <w:pPr>
+        <w:pStyle w:val="ListParagraph"/>
+        <w:rPr>
+          <w:sz w:val="22"/>
+          <w:szCs w:val="22"/>
+        </w:rPr>
+      </w:pPr>
+      <w:r>
+        <w:rPr>
+          <w:sz w:val="22"/>
+          <w:szCs w:val="22"/>
+        </w:rPr>
+        <w:t>Sample data frame is snap below:</w:t>
+      </w:r>
+    </w:p>
+    <w:p>
+      <w:pPr>
+        <w:rPr>
+          <w:sz w:val="22"/>
+          <w:szCs w:val="22"/>
+        </w:rPr>
+      </w:pPr>
+      <w:r>
+        <w:lastRenderedPageBreak/>
+        <w:drawing>
+          <wp:anchor distT="0" distB="0" distL="114300" distR="114300" simplePos="0" relativeHeight="251658240" behindDoc="0" locked="0" layoutInCell="1" allowOverlap="1" wp14:anchorId="0D102A3C" wp14:editId="67BFEE2D">
+            <wp:simplePos x="0" y="0"/>
+            <wp:positionH relativeFrom="page">
+              <wp:align>right</wp:align>
+            </wp:positionH>
+            <wp:positionV relativeFrom="paragraph">
+              <wp:posOffset>142</wp:posOffset>
+            </wp:positionV>
+            <wp:extent cx="7740222" cy="1508078"/>
+            <wp:effectExtent l="0" t="0" r="0" b="0"/>
+            <wp:wrapTopAndBottom/>
+            <wp:docPr id="2107011025" name="Picture 1"/>
+            <wp:cNvGraphicFramePr>
+              <a:graphicFrameLocks xmlns:a="http://schemas.openxmlformats.org/drawingml/2006/main" noChangeAspect="1"/>
+            </wp:cNvGraphicFramePr>
+            <a:graphic xmlns:a="http://schemas.openxmlformats.org/drawingml/2006/main">
+              <a:graphicData uri="http://schemas.openxmlformats.org/drawingml/2006/picture">
+                <pic:pic xmlns:pic="http://schemas.openxmlformats.org/drawingml/2006/picture">
+                  <pic:nvPicPr>
+                    <pic:cNvPr id="2107011025" name=""/>
+                    <pic:cNvPicPr/>
+                  </pic:nvPicPr>
+                  <pic:blipFill>
+                    <a:blip r:embed="rId8" cstate="print">
+                      <a:extLst>
+                        <a:ext uri="{28A0092B-C50C-407E-A947-70E740481C1C}">
+                          <a14:useLocalDpi xmlns:a14="http://schemas.microsoft.com/office/drawing/2010/main" val="0"/>
+                        </a:ext>
+                      </a:extLst>
+                    </a:blip>
+                    <a:stretch>
+                      <a:fillRect/>
+                    </a:stretch>
+                  </pic:blipFill>
+                  <pic:spPr>
+                    <a:xfrm>
+                      <a:off x="0" y="0"/>
+                      <a:ext cx="7740222" cy="1508078"/>
+                    </a:xfrm>
+                    <a:prstGeom prst="rect">
+                      <a:avLst/>
+                    </a:prstGeom>
+                  </pic:spPr>
+                </pic:pic>
+              </a:graphicData>
+            </a:graphic>
+            <wp14:sizeRelH relativeFrom="margin">
+              <wp14:pctWidth>0</wp14:pctWidth>
+            </wp14:sizeRelH>
+            <wp14:sizeRelV relativeFrom="margin">
+              <wp14:pctHeight>0</wp14:pctHeight>
+            </wp14:sizeRelV>
+          </wp:anchor>
+        </w:drawing>
+      </w:r>
+    </w:p>
+    <w:p>
+      <w:pPr>
         <w:pStyle w:val="ListParagraph"/>
         <w:numPr>
           <w:ilvl w:val="1"/>
@@ -90,6 +512,7 @@
         <w:t>Sentiment Analysis:</w:t>
       </w:r>
     </w:p>
+    <w:p/>
     <w:p>
       <w:pPr>
         <w:pStyle w:val="ListParagraph"/>
@@ -347,7 +770,6 @@
           <w:b/>
           <w:bCs/>
         </w:rPr>
-        <w:lastRenderedPageBreak/>
         <w:t>Findings:</w:t>
       </w:r>
     </w:p>
@@ -599,7 +1021,6 @@
           <w:b/>
           <w:bCs/>
         </w:rPr>
-        <w:lastRenderedPageBreak/>
         <w:t>Recommendation:</w:t>
       </w:r>
     </w:p>
@@ -608,9 +1029,9 @@
     <w:p/>
     <w:p/>
     <w:sectPr>
-      <w:footerReference w:type="even" r:id="rId7"/>
-      <w:footerReference w:type="default" r:id="rId8"/>
-      <w:footerReference w:type="first" r:id="rId9"/>
+      <w:footerReference w:type="even" r:id="rId9"/>
+      <w:footerReference w:type="default" r:id="rId10"/>
+      <w:footerReference w:type="first" r:id="rId11"/>
       <w:pgSz w:w="12240" w:h="15840"/>
       <w:pgMar w:top="1440" w:right="1440" w:bottom="1440" w:left="1440" w:header="720" w:footer="720" w:gutter="0"/>
       <w:cols w:space="720"/>
@@ -1063,6 +1484,580 @@
 <file path=word/numbering.xml><?xml version="1.0" encoding="utf-8"?>
 <w:numbering xmlns:wpc="http://schemas.microsoft.com/office/word/2010/wordprocessingCanvas" xmlns:cx="http://schemas.microsoft.com/office/drawing/2014/chartex" xmlns:cx1="http://schemas.microsoft.com/office/drawing/2015/9/8/chartex" xmlns:cx2="http://schemas.microsoft.com/office/drawing/2015/10/21/chartex" xmlns:cx3="http://schemas.microsoft.com/office/drawing/2016/5/9/chartex" xmlns:cx4="http://schemas.microsoft.com/office/drawing/2016/5/10/chartex" xmlns:cx5="http://schemas.microsoft.com/office/drawing/2016/5/11/chartex" xmlns:cx6="http://schemas.microsoft.com/office/drawing/2016/5/12/chartex" xmlns:cx7="http://schemas.microsoft.com/office/drawing/2016/5/13/chartex" xmlns:cx8="http://schemas.microsoft.com/office/drawing/2016/5/14/chartex" xmlns:mc="http://schemas.openxmlformats.org/markup-compatibility/2006" xmlns:aink="http://schemas.microsoft.com/office/drawing/2016/ink" xmlns:am3d="http://schemas.microsoft.com/office/drawing/2017/model3d" xmlns:o="urn:schemas-microsoft-com:office:office" xmlns:oel="http://schemas.microsoft.com/office/2019/extlst" xmlns:r="http://schemas.openxmlformats.org/officeDocument/2006/relationships" xmlns:m="http://schemas.openxmlformats.org/officeDocument/2006/math" xmlns:v="urn:schemas-microsoft-com:vml" xmlns:wp14="http://schemas.microsoft.com/office/word/2010/wordprocessingDrawing" xmlns:wp="http://schemas.openxmlformats.org/drawingml/2006/wordprocessingDrawing" xmlns:w10="urn:schemas-microsoft-com:office:word" xmlns:w="http://schemas.openxmlformats.org/wordprocessingml/2006/main" xmlns:w14="http://schemas.microsoft.com/office/word/2010/wordml" xmlns:w15="http://schemas.microsoft.com/office/word/2012/wordml" xmlns:w16cex="http://schemas.microsoft.com/office/word/2018/wordml/cex" xmlns:w16cid="http://schemas.microsoft.com/office/word/2016/wordml/cid" xmlns:w16="http://schemas.microsoft.com/office/word/2018/wordml" xmlns:w16du="http://schemas.microsoft.com/office/word/2023/wordml/word16du" xmlns:w16sdtdh="http://schemas.microsoft.com/office/word/2020/wordml/sdtdatahash" xmlns:w16sdtfl="http://schemas.microsoft.com/office/word/2024/wordml/sdtformatlock" xmlns:w16se="http://schemas.microsoft.com/office/word/2015/wordml/symex" xmlns:wpg="http://schemas.microsoft.com/office/word/2010/wordprocessingGroup" xmlns:wpi="http://schemas.microsoft.com/office/word/2010/wordprocessingInk" xmlns:wne="http://schemas.microsoft.com/office/word/2006/wordml" xmlns:wps="http://schemas.microsoft.com/office/word/2010/wordprocessingShape" mc:Ignorable="w14 w15 w16se w16cid w16 w16cex w16sdtdh w16sdtfl w16du wp14">
   <w:abstractNum w:abstractNumId="0" w15:restartNumberingAfterBreak="0">
+    <w:nsid w:val="214C1E05"/>
+    <w:multiLevelType w:val="hybridMultilevel"/>
+    <w:tmpl w:val="F4D085BA"/>
+    <w:lvl w:ilvl="0" w:tplc="04090001">
+      <w:start w:val="1"/>
+      <w:numFmt w:val="bullet"/>
+      <w:lvlText w:val=""/>
+      <w:lvlJc w:val="left"/>
+      <w:pPr>
+        <w:ind w:left="720" w:hanging="360"/>
+      </w:pPr>
+      <w:rPr>
+        <w:rFonts w:ascii="Symbol" w:hAnsi="Symbol" w:hint="default"/>
+      </w:rPr>
+    </w:lvl>
+    <w:lvl w:ilvl="1" w:tplc="04090003">
+      <w:start w:val="1"/>
+      <w:numFmt w:val="bullet"/>
+      <w:lvlText w:val="o"/>
+      <w:lvlJc w:val="left"/>
+      <w:pPr>
+        <w:ind w:left="1440" w:hanging="360"/>
+      </w:pPr>
+      <w:rPr>
+        <w:rFonts w:ascii="Courier New" w:hAnsi="Courier New" w:cs="Courier New" w:hint="default"/>
+      </w:rPr>
+    </w:lvl>
+    <w:lvl w:ilvl="2" w:tplc="04090005" w:tentative="1">
+      <w:start w:val="1"/>
+      <w:numFmt w:val="bullet"/>
+      <w:lvlText w:val=""/>
+      <w:lvlJc w:val="left"/>
+      <w:pPr>
+        <w:ind w:left="2160" w:hanging="360"/>
+      </w:pPr>
+      <w:rPr>
+        <w:rFonts w:ascii="Wingdings" w:hAnsi="Wingdings" w:hint="default"/>
+      </w:rPr>
+    </w:lvl>
+    <w:lvl w:ilvl="3" w:tplc="04090001" w:tentative="1">
+      <w:start w:val="1"/>
+      <w:numFmt w:val="bullet"/>
+      <w:lvlText w:val=""/>
+      <w:lvlJc w:val="left"/>
+      <w:pPr>
+        <w:ind w:left="2880" w:hanging="360"/>
+      </w:pPr>
+      <w:rPr>
+        <w:rFonts w:ascii="Symbol" w:hAnsi="Symbol" w:hint="default"/>
+      </w:rPr>
+    </w:lvl>
+    <w:lvl w:ilvl="4" w:tplc="04090003" w:tentative="1">
+      <w:start w:val="1"/>
+      <w:numFmt w:val="bullet"/>
+      <w:lvlText w:val="o"/>
+      <w:lvlJc w:val="left"/>
+      <w:pPr>
+        <w:ind w:left="3600" w:hanging="360"/>
+      </w:pPr>
+      <w:rPr>
+        <w:rFonts w:ascii="Courier New" w:hAnsi="Courier New" w:cs="Courier New" w:hint="default"/>
+      </w:rPr>
+    </w:lvl>
+    <w:lvl w:ilvl="5" w:tplc="04090005" w:tentative="1">
+      <w:start w:val="1"/>
+      <w:numFmt w:val="bullet"/>
+      <w:lvlText w:val=""/>
+      <w:lvlJc w:val="left"/>
+      <w:pPr>
+        <w:ind w:left="4320" w:hanging="360"/>
+      </w:pPr>
+      <w:rPr>
+        <w:rFonts w:ascii="Wingdings" w:hAnsi="Wingdings" w:hint="default"/>
+      </w:rPr>
+    </w:lvl>
+    <w:lvl w:ilvl="6" w:tplc="04090001" w:tentative="1">
+      <w:start w:val="1"/>
+      <w:numFmt w:val="bullet"/>
+      <w:lvlText w:val=""/>
+      <w:lvlJc w:val="left"/>
+      <w:pPr>
+        <w:ind w:left="5040" w:hanging="360"/>
+      </w:pPr>
+      <w:rPr>
+        <w:rFonts w:ascii="Symbol" w:hAnsi="Symbol" w:hint="default"/>
+      </w:rPr>
+    </w:lvl>
+    <w:lvl w:ilvl="7" w:tplc="04090003" w:tentative="1">
+      <w:start w:val="1"/>
+      <w:numFmt w:val="bullet"/>
+      <w:lvlText w:val="o"/>
+      <w:lvlJc w:val="left"/>
+      <w:pPr>
+        <w:ind w:left="5760" w:hanging="360"/>
+      </w:pPr>
+      <w:rPr>
+        <w:rFonts w:ascii="Courier New" w:hAnsi="Courier New" w:cs="Courier New" w:hint="default"/>
+      </w:rPr>
+    </w:lvl>
+    <w:lvl w:ilvl="8" w:tplc="04090005" w:tentative="1">
+      <w:start w:val="1"/>
+      <w:numFmt w:val="bullet"/>
+      <w:lvlText w:val=""/>
+      <w:lvlJc w:val="left"/>
+      <w:pPr>
+        <w:ind w:left="6480" w:hanging="360"/>
+      </w:pPr>
+      <w:rPr>
+        <w:rFonts w:ascii="Wingdings" w:hAnsi="Wingdings" w:hint="default"/>
+      </w:rPr>
+    </w:lvl>
+  </w:abstractNum>
+  <w:abstractNum w:abstractNumId="1" w15:restartNumberingAfterBreak="0">
+    <w:nsid w:val="2AB80787"/>
+    <w:multiLevelType w:val="multilevel"/>
+    <w:tmpl w:val="0FBCE688"/>
+    <w:lvl w:ilvl="0">
+      <w:start w:val="1"/>
+      <w:numFmt w:val="bullet"/>
+      <w:lvlText w:val=""/>
+      <w:lvlJc w:val="left"/>
+      <w:pPr>
+        <w:tabs>
+          <w:tab w:val="num" w:pos="720"/>
+        </w:tabs>
+        <w:ind w:left="720" w:hanging="360"/>
+      </w:pPr>
+      <w:rPr>
+        <w:rFonts w:ascii="Symbol" w:hAnsi="Symbol" w:hint="default"/>
+      </w:rPr>
+    </w:lvl>
+    <w:lvl w:ilvl="1" w:tentative="1">
+      <w:start w:val="1"/>
+      <w:numFmt w:val="decimal"/>
+      <w:lvlText w:val="%2."/>
+      <w:lvlJc w:val="left"/>
+      <w:pPr>
+        <w:tabs>
+          <w:tab w:val="num" w:pos="1440"/>
+        </w:tabs>
+        <w:ind w:left="1440" w:hanging="360"/>
+      </w:pPr>
+    </w:lvl>
+    <w:lvl w:ilvl="2" w:tentative="1">
+      <w:start w:val="1"/>
+      <w:numFmt w:val="decimal"/>
+      <w:lvlText w:val="%3."/>
+      <w:lvlJc w:val="left"/>
+      <w:pPr>
+        <w:tabs>
+          <w:tab w:val="num" w:pos="2160"/>
+        </w:tabs>
+        <w:ind w:left="2160" w:hanging="360"/>
+      </w:pPr>
+    </w:lvl>
+    <w:lvl w:ilvl="3" w:tentative="1">
+      <w:start w:val="1"/>
+      <w:numFmt w:val="decimal"/>
+      <w:lvlText w:val="%4."/>
+      <w:lvlJc w:val="left"/>
+      <w:pPr>
+        <w:tabs>
+          <w:tab w:val="num" w:pos="2880"/>
+        </w:tabs>
+        <w:ind w:left="2880" w:hanging="360"/>
+      </w:pPr>
+    </w:lvl>
+    <w:lvl w:ilvl="4" w:tentative="1">
+      <w:start w:val="1"/>
+      <w:numFmt w:val="decimal"/>
+      <w:lvlText w:val="%5."/>
+      <w:lvlJc w:val="left"/>
+      <w:pPr>
+        <w:tabs>
+          <w:tab w:val="num" w:pos="3600"/>
+        </w:tabs>
+        <w:ind w:left="3600" w:hanging="360"/>
+      </w:pPr>
+    </w:lvl>
+    <w:lvl w:ilvl="5" w:tentative="1">
+      <w:start w:val="1"/>
+      <w:numFmt w:val="decimal"/>
+      <w:lvlText w:val="%6."/>
+      <w:lvlJc w:val="left"/>
+      <w:pPr>
+        <w:tabs>
+          <w:tab w:val="num" w:pos="4320"/>
+        </w:tabs>
+        <w:ind w:left="4320" w:hanging="360"/>
+      </w:pPr>
+    </w:lvl>
+    <w:lvl w:ilvl="6" w:tentative="1">
+      <w:start w:val="1"/>
+      <w:numFmt w:val="decimal"/>
+      <w:lvlText w:val="%7."/>
+      <w:lvlJc w:val="left"/>
+      <w:pPr>
+        <w:tabs>
+          <w:tab w:val="num" w:pos="5040"/>
+        </w:tabs>
+        <w:ind w:left="5040" w:hanging="360"/>
+      </w:pPr>
+    </w:lvl>
+    <w:lvl w:ilvl="7" w:tentative="1">
+      <w:start w:val="1"/>
+      <w:numFmt w:val="decimal"/>
+      <w:lvlText w:val="%8."/>
+      <w:lvlJc w:val="left"/>
+      <w:pPr>
+        <w:tabs>
+          <w:tab w:val="num" w:pos="5760"/>
+        </w:tabs>
+        <w:ind w:left="5760" w:hanging="360"/>
+      </w:pPr>
+    </w:lvl>
+    <w:lvl w:ilvl="8" w:tentative="1">
+      <w:start w:val="1"/>
+      <w:numFmt w:val="decimal"/>
+      <w:lvlText w:val="%9."/>
+      <w:lvlJc w:val="left"/>
+      <w:pPr>
+        <w:tabs>
+          <w:tab w:val="num" w:pos="6480"/>
+        </w:tabs>
+        <w:ind w:left="6480" w:hanging="360"/>
+      </w:pPr>
+    </w:lvl>
+  </w:abstractNum>
+  <w:abstractNum w:abstractNumId="2" w15:restartNumberingAfterBreak="0">
+    <w:nsid w:val="4E031B72"/>
+    <w:multiLevelType w:val="multilevel"/>
+    <w:tmpl w:val="0FBCE688"/>
+    <w:lvl w:ilvl="0">
+      <w:start w:val="1"/>
+      <w:numFmt w:val="bullet"/>
+      <w:lvlText w:val=""/>
+      <w:lvlJc w:val="left"/>
+      <w:pPr>
+        <w:tabs>
+          <w:tab w:val="num" w:pos="720"/>
+        </w:tabs>
+        <w:ind w:left="720" w:hanging="360"/>
+      </w:pPr>
+      <w:rPr>
+        <w:rFonts w:ascii="Symbol" w:hAnsi="Symbol" w:hint="default"/>
+      </w:rPr>
+    </w:lvl>
+    <w:lvl w:ilvl="1" w:tentative="1">
+      <w:start w:val="1"/>
+      <w:numFmt w:val="decimal"/>
+      <w:lvlText w:val="%2."/>
+      <w:lvlJc w:val="left"/>
+      <w:pPr>
+        <w:tabs>
+          <w:tab w:val="num" w:pos="1440"/>
+        </w:tabs>
+        <w:ind w:left="1440" w:hanging="360"/>
+      </w:pPr>
+    </w:lvl>
+    <w:lvl w:ilvl="2" w:tentative="1">
+      <w:start w:val="1"/>
+      <w:numFmt w:val="decimal"/>
+      <w:lvlText w:val="%3."/>
+      <w:lvlJc w:val="left"/>
+      <w:pPr>
+        <w:tabs>
+          <w:tab w:val="num" w:pos="2160"/>
+        </w:tabs>
+        <w:ind w:left="2160" w:hanging="360"/>
+      </w:pPr>
+    </w:lvl>
+    <w:lvl w:ilvl="3" w:tentative="1">
+      <w:start w:val="1"/>
+      <w:numFmt w:val="decimal"/>
+      <w:lvlText w:val="%4."/>
+      <w:lvlJc w:val="left"/>
+      <w:pPr>
+        <w:tabs>
+          <w:tab w:val="num" w:pos="2880"/>
+        </w:tabs>
+        <w:ind w:left="2880" w:hanging="360"/>
+      </w:pPr>
+    </w:lvl>
+    <w:lvl w:ilvl="4" w:tentative="1">
+      <w:start w:val="1"/>
+      <w:numFmt w:val="decimal"/>
+      <w:lvlText w:val="%5."/>
+      <w:lvlJc w:val="left"/>
+      <w:pPr>
+        <w:tabs>
+          <w:tab w:val="num" w:pos="3600"/>
+        </w:tabs>
+        <w:ind w:left="3600" w:hanging="360"/>
+      </w:pPr>
+    </w:lvl>
+    <w:lvl w:ilvl="5" w:tentative="1">
+      <w:start w:val="1"/>
+      <w:numFmt w:val="decimal"/>
+      <w:lvlText w:val="%6."/>
+      <w:lvlJc w:val="left"/>
+      <w:pPr>
+        <w:tabs>
+          <w:tab w:val="num" w:pos="4320"/>
+        </w:tabs>
+        <w:ind w:left="4320" w:hanging="360"/>
+      </w:pPr>
+    </w:lvl>
+    <w:lvl w:ilvl="6" w:tentative="1">
+      <w:start w:val="1"/>
+      <w:numFmt w:val="decimal"/>
+      <w:lvlText w:val="%7."/>
+      <w:lvlJc w:val="left"/>
+      <w:pPr>
+        <w:tabs>
+          <w:tab w:val="num" w:pos="5040"/>
+        </w:tabs>
+        <w:ind w:left="5040" w:hanging="360"/>
+      </w:pPr>
+    </w:lvl>
+    <w:lvl w:ilvl="7" w:tentative="1">
+      <w:start w:val="1"/>
+      <w:numFmt w:val="decimal"/>
+      <w:lvlText w:val="%8."/>
+      <w:lvlJc w:val="left"/>
+      <w:pPr>
+        <w:tabs>
+          <w:tab w:val="num" w:pos="5760"/>
+        </w:tabs>
+        <w:ind w:left="5760" w:hanging="360"/>
+      </w:pPr>
+    </w:lvl>
+    <w:lvl w:ilvl="8" w:tentative="1">
+      <w:start w:val="1"/>
+      <w:numFmt w:val="decimal"/>
+      <w:lvlText w:val="%9."/>
+      <w:lvlJc w:val="left"/>
+      <w:pPr>
+        <w:tabs>
+          <w:tab w:val="num" w:pos="6480"/>
+        </w:tabs>
+        <w:ind w:left="6480" w:hanging="360"/>
+      </w:pPr>
+    </w:lvl>
+  </w:abstractNum>
+  <w:abstractNum w:abstractNumId="3" w15:restartNumberingAfterBreak="0">
+    <w:nsid w:val="67DE7099"/>
+    <w:multiLevelType w:val="multilevel"/>
+    <w:tmpl w:val="C232760C"/>
+    <w:lvl w:ilvl="0">
+      <w:start w:val="1"/>
+      <w:numFmt w:val="decimal"/>
+      <w:lvlText w:val="%1."/>
+      <w:lvlJc w:val="left"/>
+      <w:pPr>
+        <w:tabs>
+          <w:tab w:val="num" w:pos="720"/>
+        </w:tabs>
+        <w:ind w:left="720" w:hanging="360"/>
+      </w:pPr>
+    </w:lvl>
+    <w:lvl w:ilvl="1" w:tentative="1">
+      <w:start w:val="1"/>
+      <w:numFmt w:val="decimal"/>
+      <w:lvlText w:val="%2."/>
+      <w:lvlJc w:val="left"/>
+      <w:pPr>
+        <w:tabs>
+          <w:tab w:val="num" w:pos="1440"/>
+        </w:tabs>
+        <w:ind w:left="1440" w:hanging="360"/>
+      </w:pPr>
+    </w:lvl>
+    <w:lvl w:ilvl="2" w:tentative="1">
+      <w:start w:val="1"/>
+      <w:numFmt w:val="decimal"/>
+      <w:lvlText w:val="%3."/>
+      <w:lvlJc w:val="left"/>
+      <w:pPr>
+        <w:tabs>
+          <w:tab w:val="num" w:pos="2160"/>
+        </w:tabs>
+        <w:ind w:left="2160" w:hanging="360"/>
+      </w:pPr>
+    </w:lvl>
+    <w:lvl w:ilvl="3" w:tentative="1">
+      <w:start w:val="1"/>
+      <w:numFmt w:val="decimal"/>
+      <w:lvlText w:val="%4."/>
+      <w:lvlJc w:val="left"/>
+      <w:pPr>
+        <w:tabs>
+          <w:tab w:val="num" w:pos="2880"/>
+        </w:tabs>
+        <w:ind w:left="2880" w:hanging="360"/>
+      </w:pPr>
+    </w:lvl>
+    <w:lvl w:ilvl="4" w:tentative="1">
+      <w:start w:val="1"/>
+      <w:numFmt w:val="decimal"/>
+      <w:lvlText w:val="%5."/>
+      <w:lvlJc w:val="left"/>
+      <w:pPr>
+        <w:tabs>
+          <w:tab w:val="num" w:pos="3600"/>
+        </w:tabs>
+        <w:ind w:left="3600" w:hanging="360"/>
+      </w:pPr>
+    </w:lvl>
+    <w:lvl w:ilvl="5" w:tentative="1">
+      <w:start w:val="1"/>
+      <w:numFmt w:val="decimal"/>
+      <w:lvlText w:val="%6."/>
+      <w:lvlJc w:val="left"/>
+      <w:pPr>
+        <w:tabs>
+          <w:tab w:val="num" w:pos="4320"/>
+        </w:tabs>
+        <w:ind w:left="4320" w:hanging="360"/>
+      </w:pPr>
+    </w:lvl>
+    <w:lvl w:ilvl="6" w:tentative="1">
+      <w:start w:val="1"/>
+      <w:numFmt w:val="decimal"/>
+      <w:lvlText w:val="%7."/>
+      <w:lvlJc w:val="left"/>
+      <w:pPr>
+        <w:tabs>
+          <w:tab w:val="num" w:pos="5040"/>
+        </w:tabs>
+        <w:ind w:left="5040" w:hanging="360"/>
+      </w:pPr>
+    </w:lvl>
+    <w:lvl w:ilvl="7" w:tentative="1">
+      <w:start w:val="1"/>
+      <w:numFmt w:val="decimal"/>
+      <w:lvlText w:val="%8."/>
+      <w:lvlJc w:val="left"/>
+      <w:pPr>
+        <w:tabs>
+          <w:tab w:val="num" w:pos="5760"/>
+        </w:tabs>
+        <w:ind w:left="5760" w:hanging="360"/>
+      </w:pPr>
+    </w:lvl>
+    <w:lvl w:ilvl="8" w:tentative="1">
+      <w:start w:val="1"/>
+      <w:numFmt w:val="decimal"/>
+      <w:lvlText w:val="%9."/>
+      <w:lvlJc w:val="left"/>
+      <w:pPr>
+        <w:tabs>
+          <w:tab w:val="num" w:pos="6480"/>
+        </w:tabs>
+        <w:ind w:left="6480" w:hanging="360"/>
+      </w:pPr>
+    </w:lvl>
+  </w:abstractNum>
+  <w:abstractNum w:abstractNumId="4" w15:restartNumberingAfterBreak="0">
+    <w:nsid w:val="75CB434C"/>
+    <w:multiLevelType w:val="multilevel"/>
+    <w:tmpl w:val="0FBCE688"/>
+    <w:lvl w:ilvl="0">
+      <w:start w:val="1"/>
+      <w:numFmt w:val="bullet"/>
+      <w:lvlText w:val=""/>
+      <w:lvlJc w:val="left"/>
+      <w:pPr>
+        <w:tabs>
+          <w:tab w:val="num" w:pos="720"/>
+        </w:tabs>
+        <w:ind w:left="720" w:hanging="360"/>
+      </w:pPr>
+      <w:rPr>
+        <w:rFonts w:ascii="Symbol" w:hAnsi="Symbol" w:hint="default"/>
+      </w:rPr>
+    </w:lvl>
+    <w:lvl w:ilvl="1" w:tentative="1">
+      <w:start w:val="1"/>
+      <w:numFmt w:val="decimal"/>
+      <w:lvlText w:val="%2."/>
+      <w:lvlJc w:val="left"/>
+      <w:pPr>
+        <w:tabs>
+          <w:tab w:val="num" w:pos="1440"/>
+        </w:tabs>
+        <w:ind w:left="1440" w:hanging="360"/>
+      </w:pPr>
+    </w:lvl>
+    <w:lvl w:ilvl="2" w:tentative="1">
+      <w:start w:val="1"/>
+      <w:numFmt w:val="decimal"/>
+      <w:lvlText w:val="%3."/>
+      <w:lvlJc w:val="left"/>
+      <w:pPr>
+        <w:tabs>
+          <w:tab w:val="num" w:pos="2160"/>
+        </w:tabs>
+        <w:ind w:left="2160" w:hanging="360"/>
+      </w:pPr>
+    </w:lvl>
+    <w:lvl w:ilvl="3" w:tentative="1">
+      <w:start w:val="1"/>
+      <w:numFmt w:val="decimal"/>
+      <w:lvlText w:val="%4."/>
+      <w:lvlJc w:val="left"/>
+      <w:pPr>
+        <w:tabs>
+          <w:tab w:val="num" w:pos="2880"/>
+        </w:tabs>
+        <w:ind w:left="2880" w:hanging="360"/>
+      </w:pPr>
+    </w:lvl>
+    <w:lvl w:ilvl="4" w:tentative="1">
+      <w:start w:val="1"/>
+      <w:numFmt w:val="decimal"/>
+      <w:lvlText w:val="%5."/>
+      <w:lvlJc w:val="left"/>
+      <w:pPr>
+        <w:tabs>
+          <w:tab w:val="num" w:pos="3600"/>
+        </w:tabs>
+        <w:ind w:left="3600" w:hanging="360"/>
+      </w:pPr>
+    </w:lvl>
+    <w:lvl w:ilvl="5" w:tentative="1">
+      <w:start w:val="1"/>
+      <w:numFmt w:val="decimal"/>
+      <w:lvlText w:val="%6."/>
+      <w:lvlJc w:val="left"/>
+      <w:pPr>
+        <w:tabs>
+          <w:tab w:val="num" w:pos="4320"/>
+        </w:tabs>
+        <w:ind w:left="4320" w:hanging="360"/>
+      </w:pPr>
+    </w:lvl>
+    <w:lvl w:ilvl="6" w:tentative="1">
+      <w:start w:val="1"/>
+      <w:numFmt w:val="decimal"/>
+      <w:lvlText w:val="%7."/>
+      <w:lvlJc w:val="left"/>
+      <w:pPr>
+        <w:tabs>
+          <w:tab w:val="num" w:pos="5040"/>
+        </w:tabs>
+        <w:ind w:left="5040" w:hanging="360"/>
+      </w:pPr>
+    </w:lvl>
+    <w:lvl w:ilvl="7" w:tentative="1">
+      <w:start w:val="1"/>
+      <w:numFmt w:val="decimal"/>
+      <w:lvlText w:val="%8."/>
+      <w:lvlJc w:val="left"/>
+      <w:pPr>
+        <w:tabs>
+          <w:tab w:val="num" w:pos="5760"/>
+        </w:tabs>
+        <w:ind w:left="5760" w:hanging="360"/>
+      </w:pPr>
+    </w:lvl>
+    <w:lvl w:ilvl="8" w:tentative="1">
+      <w:start w:val="1"/>
+      <w:numFmt w:val="decimal"/>
+      <w:lvlText w:val="%9."/>
+      <w:lvlJc w:val="left"/>
+      <w:pPr>
+        <w:tabs>
+          <w:tab w:val="num" w:pos="6480"/>
+        </w:tabs>
+        <w:ind w:left="6480" w:hanging="360"/>
+      </w:pPr>
+    </w:lvl>
+  </w:abstractNum>
+  <w:abstractNum w:abstractNumId="5" w15:restartNumberingAfterBreak="0">
     <w:nsid w:val="79A4613D"/>
     <w:multiLevelType w:val="multilevel"/>
     <w:tmpl w:val="4596D6AE"/>
@@ -1184,7 +2179,22 @@
     </w:lvl>
   </w:abstractNum>
   <w:num w:numId="1" w16cid:durableId="1353216528">
+    <w:abstractNumId w:val="5"/>
+  </w:num>
+  <w:num w:numId="2" w16cid:durableId="1097872314">
     <w:abstractNumId w:val="0"/>
+  </w:num>
+  <w:num w:numId="3" w16cid:durableId="62804562">
+    <w:abstractNumId w:val="1"/>
+  </w:num>
+  <w:num w:numId="4" w16cid:durableId="242297841">
+    <w:abstractNumId w:val="3"/>
+  </w:num>
+  <w:num w:numId="5" w16cid:durableId="277762158">
+    <w:abstractNumId w:val="2"/>
+  </w:num>
+  <w:num w:numId="6" w16cid:durableId="2011981243">
+    <w:abstractNumId w:val="4"/>
   </w:num>
 </w:numbering>
 </file>
@@ -1792,7 +2802,6 @@
   <w:style w:type="character" w:default="1" w:styleId="DefaultParagraphFont">
     <w:name w:val="Default Paragraph Font"/>
     <w:uiPriority w:val="1"/>
-    <w:semiHidden/>
     <w:unhideWhenUsed/>
   </w:style>
   <w:style w:type="table" w:default="1" w:styleId="TableNormal">
@@ -2150,6 +3159,45 @@
     <w:link w:val="Footer"/>
     <w:uiPriority w:val="99"/>
     <w:rsid w:val="002B408B"/>
+  </w:style>
+  <w:style w:type="character" w:styleId="FollowedHyperlink">
+    <w:name w:val="FollowedHyperlink"/>
+    <w:basedOn w:val="DefaultParagraphFont"/>
+    <w:uiPriority w:val="99"/>
+    <w:semiHidden/>
+    <w:unhideWhenUsed/>
+    <w:rsid w:val="00F56C9D"/>
+    <w:rPr>
+      <w:color w:val="96607D" w:themeColor="followedHyperlink"/>
+      <w:u w:val="single"/>
+    </w:rPr>
+  </w:style>
+  <w:style w:type="paragraph" w:styleId="NormalWeb">
+    <w:name w:val="Normal (Web)"/>
+    <w:basedOn w:val="Normal"/>
+    <w:uiPriority w:val="99"/>
+    <w:semiHidden/>
+    <w:unhideWhenUsed/>
+    <w:rsid w:val="008439D6"/>
+    <w:pPr>
+      <w:spacing w:before="100" w:beforeAutospacing="1" w:after="100" w:afterAutospacing="1" w:line="240" w:lineRule="auto"/>
+    </w:pPr>
+    <w:rPr>
+      <w:rFonts w:ascii="Times New Roman" w:eastAsia="Times New Roman" w:hAnsi="Times New Roman" w:cs="Times New Roman"/>
+      <w:kern w:val="0"/>
+      <w14:ligatures w14:val="none"/>
+    </w:rPr>
+  </w:style>
+  <w:style w:type="character" w:styleId="Strong">
+    <w:name w:val="Strong"/>
+    <w:basedOn w:val="DefaultParagraphFont"/>
+    <w:uiPriority w:val="22"/>
+    <w:qFormat/>
+    <w:rsid w:val="008439D6"/>
+    <w:rPr>
+      <w:b/>
+      <w:bCs/>
+    </w:rPr>
   </w:style>
 </w:styles>
 </file>

--- a/Artefact Take Home Assignment.docx
+++ b/Artefact Take Home Assignment.docx
@@ -512,6 +512,164 @@
         <w:t>Sentiment Analysis:</w:t>
       </w:r>
     </w:p>
+    <w:p>
+      <w:pPr>
+        <w:rPr>
+          <w:kern w:val="0"/>
+          <w14:ligatures w14:val="none"/>
+        </w:rPr>
+      </w:pPr>
+      <w:r>
+        <w:t>I conducted sentiment analysis on customer reviews using two distinct methods: (1) a lexicon-based approach, and (2) a deep learning technique utilizing a pre-trained large language model (LLM).</w:t>
+      </w:r>
+    </w:p>
+    <w:p>
+      <w:r>
+        <w:t xml:space="preserve">For the lexicon-based method, I employed the </w:t>
+      </w:r>
+      <w:proofErr w:type="spellStart"/>
+      <w:r>
+        <w:t>TextBlob</w:t>
+      </w:r>
+      <w:proofErr w:type="spellEnd"/>
+      <w:r>
+        <w:t xml:space="preserve"> library, which assigns sentiment scores to individual words in the text and calculates an overall sentiment for each review. This approach is straightforward and works well for English-language content, but unfortunately, I could not find an equivalent library for Arabic text, limiting its use to English reviews only.</w:t>
+      </w:r>
+    </w:p>
+    <w:p>
+      <w:r>
+        <w:t xml:space="preserve">For the deep learning approach, I utilized a task-specific LLM model called </w:t>
+      </w:r>
+      <w:r>
+        <w:rPr>
+          <w:b/>
+          <w:bCs/>
+        </w:rPr>
+        <w:t>twitter-</w:t>
+      </w:r>
+      <w:proofErr w:type="spellStart"/>
+      <w:r>
+        <w:rPr>
+          <w:b/>
+          <w:bCs/>
+        </w:rPr>
+        <w:t>XLM-roBERTa</w:t>
+      </w:r>
+      <w:proofErr w:type="spellEnd"/>
+      <w:r>
+        <w:t xml:space="preserve"> (</w:t>
+      </w:r>
+      <w:hyperlink r:id="rId9" w:history="1">
+        <w:r>
+          <w:rPr>
+            <w:rStyle w:val="Hyperlink"/>
+          </w:rPr>
+          <w:t>link</w:t>
+        </w:r>
+      </w:hyperlink>
+      <w:r>
+        <w:t xml:space="preserve">), which is designed for multilingual sentiment analysis. This model consists of two main components: the </w:t>
+      </w:r>
+      <w:proofErr w:type="spellStart"/>
+      <w:r>
+        <w:t>XLM-RoBERTa</w:t>
+      </w:r>
+      <w:proofErr w:type="spellEnd"/>
+      <w:r>
+        <w:t xml:space="preserve"> pre-trained LLM that generates contextual word </w:t>
+      </w:r>
+      <w:r>
+        <w:t>embedding</w:t>
+      </w:r>
+      <w:r>
+        <w:t xml:space="preserve">, and an additional neural network layer that classifies each review as positive, neutral, or negative. </w:t>
+      </w:r>
+    </w:p>
+    <w:p>
+      <w:r>
+        <w:t xml:space="preserve">The model is integrated via the </w:t>
+      </w:r>
+      <w:proofErr w:type="spellStart"/>
+      <w:r>
+        <w:rPr>
+          <w:b/>
+          <w:bCs/>
+        </w:rPr>
+        <w:t>tweetnlp</w:t>
+      </w:r>
+      <w:proofErr w:type="spellEnd"/>
+      <w:r>
+        <w:t xml:space="preserve"> library (</w:t>
+      </w:r>
+      <w:hyperlink r:id="rId10" w:history="1">
+        <w:r>
+          <w:rPr>
+            <w:rStyle w:val="Hyperlink"/>
+          </w:rPr>
+          <w:t>link</w:t>
+        </w:r>
+      </w:hyperlink>
+      <w:r>
+        <w:t>), enabling robust sentiment classification across multiple languages, including both English and Arabic reviews.</w:t>
+      </w:r>
+    </w:p>
+    <w:p>
+      <w:r>
+        <w:drawing>
+          <wp:inline distT="0" distB="0" distL="0" distR="0" wp14:anchorId="265CF72E" wp14:editId="5BB5D6C3">
+            <wp:extent cx="4735773" cy="2338035"/>
+            <wp:effectExtent l="0" t="0" r="8255" b="5715"/>
+            <wp:docPr id="2119878884" name="Picture 1"/>
+            <wp:cNvGraphicFramePr>
+              <a:graphicFrameLocks xmlns:a="http://schemas.openxmlformats.org/drawingml/2006/main" noChangeAspect="1"/>
+            </wp:cNvGraphicFramePr>
+            <a:graphic xmlns:a="http://schemas.openxmlformats.org/drawingml/2006/main">
+              <a:graphicData uri="http://schemas.openxmlformats.org/drawingml/2006/picture">
+                <pic:pic xmlns:pic="http://schemas.openxmlformats.org/drawingml/2006/picture">
+                  <pic:nvPicPr>
+                    <pic:cNvPr id="2119878884" name=""/>
+                    <pic:cNvPicPr/>
+                  </pic:nvPicPr>
+                  <pic:blipFill>
+                    <a:blip r:embed="rId11"/>
+                    <a:stretch>
+                      <a:fillRect/>
+                    </a:stretch>
+                  </pic:blipFill>
+                  <pic:spPr>
+                    <a:xfrm>
+                      <a:off x="0" y="0"/>
+                      <a:ext cx="4743138" cy="2341671"/>
+                    </a:xfrm>
+                    <a:prstGeom prst="rect">
+                      <a:avLst/>
+                    </a:prstGeom>
+                  </pic:spPr>
+                </pic:pic>
+              </a:graphicData>
+            </a:graphic>
+          </wp:inline>
+        </w:drawing>
+      </w:r>
+    </w:p>
+    <w:p>
+      <w:r>
+        <w:lastRenderedPageBreak/>
+        <w:t>I compared the 2 models (</w:t>
+      </w:r>
+      <w:r>
+        <w:t>English</w:t>
+      </w:r>
+      <w:r>
+        <w:t xml:space="preserve"> reviews only)</w:t>
+      </w:r>
+      <w:r>
+        <w:t xml:space="preserve"> manually by looking at 20 samples. The LLM based </w:t>
+      </w:r>
+      <w:r>
+        <w:t>approach is much more reliable and precise.</w:t>
+      </w:r>
+    </w:p>
     <w:p/>
     <w:p>
       <w:pPr>
@@ -1029,9 +1187,9 @@
     <w:p/>
     <w:p/>
     <w:sectPr>
-      <w:footerReference w:type="even" r:id="rId9"/>
-      <w:footerReference w:type="default" r:id="rId10"/>
-      <w:footerReference w:type="first" r:id="rId11"/>
+      <w:footerReference w:type="even" r:id="rId12"/>
+      <w:footerReference w:type="default" r:id="rId13"/>
+      <w:footerReference w:type="first" r:id="rId14"/>
       <w:pgSz w:w="12240" w:h="15840"/>
       <w:pgMar w:top="1440" w:right="1440" w:bottom="1440" w:left="1440" w:header="720" w:footer="720" w:gutter="0"/>
       <w:cols w:space="720"/>

--- a/Artefact Take Home Assignment.docx
+++ b/Artefact Take Home Assignment.docx
@@ -61,31 +61,7 @@
           <w:rPr>
             <w:rStyle w:val="Hyperlink"/>
           </w:rPr>
-          <w:t>https://github.com/jadkrisht98/Artefac</w:t>
-        </w:r>
-        <w:r>
-          <w:rPr>
-            <w:rStyle w:val="Hyperlink"/>
-          </w:rPr>
-          <w:t>t</w:t>
-        </w:r>
-        <w:r>
-          <w:rPr>
-            <w:rStyle w:val="Hyperlink"/>
-          </w:rPr>
-          <w:t>_Project/blob/main/Final_Notebook.ipy</w:t>
-        </w:r>
-        <w:r>
-          <w:rPr>
-            <w:rStyle w:val="Hyperlink"/>
-          </w:rPr>
-          <w:t>n</w:t>
-        </w:r>
-        <w:r>
-          <w:rPr>
-            <w:rStyle w:val="Hyperlink"/>
-          </w:rPr>
-          <w:t>b</w:t>
+          <w:t>https://github.com/jadkrisht98/Artefact_Project/blob/main/Final_Notebook.ipynb</w:t>
         </w:r>
       </w:hyperlink>
     </w:p>
@@ -442,9 +418,12 @@
         </w:rPr>
       </w:pPr>
       <w:r>
+        <w:rPr>
+          <w:noProof/>
+        </w:rPr>
         <w:lastRenderedPageBreak/>
         <w:drawing>
-          <wp:anchor distT="0" distB="0" distL="114300" distR="114300" simplePos="0" relativeHeight="251658240" behindDoc="0" locked="0" layoutInCell="1" allowOverlap="1" wp14:anchorId="0D102A3C" wp14:editId="67BFEE2D">
+          <wp:anchor distT="0" distB="0" distL="114300" distR="114300" simplePos="0" relativeHeight="251658240" behindDoc="0" locked="0" layoutInCell="1" allowOverlap="1" wp14:anchorId="0D102A3C" wp14:editId="1203487D">
             <wp:simplePos x="0" y="0"/>
             <wp:positionH relativeFrom="page">
               <wp:align>right</wp:align>
@@ -545,7 +524,7 @@
           <w:b/>
           <w:bCs/>
         </w:rPr>
-        <w:t>twitter-</w:t>
+        <w:t>twitter-XLM-</w:t>
       </w:r>
       <w:proofErr w:type="spellStart"/>
       <w:r>
@@ -553,7 +532,7 @@
           <w:b/>
           <w:bCs/>
         </w:rPr>
-        <w:t>XLM-roBERTa</w:t>
+        <w:t>roBERTa</w:t>
       </w:r>
       <w:proofErr w:type="spellEnd"/>
       <w:r>
@@ -568,11 +547,11 @@
         </w:r>
       </w:hyperlink>
       <w:r>
-        <w:t xml:space="preserve">), which is designed for multilingual sentiment analysis. This model consists of two main components: the </w:t>
+        <w:t>), which is designed for multilingual sentiment analysis. This model consists of two main components: the XLM-</w:t>
       </w:r>
       <w:proofErr w:type="spellStart"/>
       <w:r>
-        <w:t>XLM-RoBERTa</w:t>
+        <w:t>RoBERTa</w:t>
       </w:r>
       <w:proofErr w:type="spellEnd"/>
       <w:r>
@@ -615,6 +594,9 @@
     </w:p>
     <w:p>
       <w:r>
+        <w:rPr>
+          <w:noProof/>
+        </w:rPr>
         <w:drawing>
           <wp:inline distT="0" distB="0" distL="0" distR="0" wp14:anchorId="265CF72E" wp14:editId="5BB5D6C3">
             <wp:extent cx="4735773" cy="2338035"/>
@@ -2960,6 +2942,7 @@
   <w:style w:type="character" w:default="1" w:styleId="DefaultParagraphFont">
     <w:name w:val="Default Paragraph Font"/>
     <w:uiPriority w:val="1"/>
+    <w:semiHidden/>
     <w:unhideWhenUsed/>
   </w:style>
   <w:style w:type="table" w:default="1" w:styleId="TableNormal">

--- a/Artefact Take Home Assignment.docx
+++ b/Artefact Take Home Assignment.docx
@@ -423,7 +423,7 @@
         </w:rPr>
         <w:lastRenderedPageBreak/>
         <w:drawing>
-          <wp:anchor distT="0" distB="0" distL="114300" distR="114300" simplePos="0" relativeHeight="251658240" behindDoc="0" locked="0" layoutInCell="1" allowOverlap="1" wp14:anchorId="0D102A3C" wp14:editId="1203487D">
+          <wp:anchor distT="0" distB="0" distL="114300" distR="114300" simplePos="0" relativeHeight="251658240" behindDoc="0" locked="0" layoutInCell="1" allowOverlap="1" wp14:anchorId="0D102A3C" wp14:editId="6AAEAD88">
             <wp:simplePos x="0" y="0"/>
             <wp:positionH relativeFrom="page">
               <wp:align>right</wp:align>
@@ -636,7 +636,67 @@
     </w:p>
     <w:p>
       <w:r>
+        <w:rPr>
+          <w:noProof/>
+        </w:rPr>
         <w:lastRenderedPageBreak/>
+        <w:drawing>
+          <wp:anchor distT="0" distB="0" distL="114300" distR="114300" simplePos="0" relativeHeight="251658241" behindDoc="0" locked="0" layoutInCell="1" allowOverlap="1" wp14:anchorId="16AC355E" wp14:editId="1DEB3A42">
+            <wp:simplePos x="0" y="0"/>
+            <wp:positionH relativeFrom="margin">
+              <wp:align>left</wp:align>
+            </wp:positionH>
+            <wp:positionV relativeFrom="paragraph">
+              <wp:posOffset>533400</wp:posOffset>
+            </wp:positionV>
+            <wp:extent cx="4403725" cy="1927225"/>
+            <wp:effectExtent l="0" t="0" r="0" b="0"/>
+            <wp:wrapTopAndBottom/>
+            <wp:docPr id="987173496" name="Picture 1"/>
+            <wp:cNvGraphicFramePr>
+              <a:graphicFrameLocks xmlns:a="http://schemas.openxmlformats.org/drawingml/2006/main" noChangeAspect="1"/>
+            </wp:cNvGraphicFramePr>
+            <a:graphic xmlns:a="http://schemas.openxmlformats.org/drawingml/2006/main">
+              <a:graphicData uri="http://schemas.openxmlformats.org/drawingml/2006/picture">
+                <pic:pic xmlns:pic="http://schemas.openxmlformats.org/drawingml/2006/picture">
+                  <pic:nvPicPr>
+                    <pic:cNvPr id="987173496" name=""/>
+                    <pic:cNvPicPr/>
+                  </pic:nvPicPr>
+                  <pic:blipFill>
+                    <a:blip r:embed="rId12">
+                      <a:extLst>
+                        <a:ext uri="{28A0092B-C50C-407E-A947-70E740481C1C}">
+                          <a14:useLocalDpi xmlns:a14="http://schemas.microsoft.com/office/drawing/2010/main" val="0"/>
+                        </a:ext>
+                      </a:extLst>
+                    </a:blip>
+                    <a:stretch>
+                      <a:fillRect/>
+                    </a:stretch>
+                  </pic:blipFill>
+                  <pic:spPr>
+                    <a:xfrm>
+                      <a:off x="0" y="0"/>
+                      <a:ext cx="4403725" cy="1927225"/>
+                    </a:xfrm>
+                    <a:prstGeom prst="rect">
+                      <a:avLst/>
+                    </a:prstGeom>
+                  </pic:spPr>
+                </pic:pic>
+              </a:graphicData>
+            </a:graphic>
+            <wp14:sizeRelH relativeFrom="margin">
+              <wp14:pctWidth>0</wp14:pctWidth>
+            </wp14:sizeRelH>
+            <wp14:sizeRelV relativeFrom="margin">
+              <wp14:pctHeight>0</wp14:pctHeight>
+            </wp14:sizeRelV>
+          </wp:anchor>
+        </w:drawing>
+      </w:r>
+      <w:r>
         <w:t>I compared the 2 models (</w:t>
       </w:r>
       <w:r>
@@ -650,6 +710,9 @@
       </w:r>
       <w:r>
         <w:t>approach is much more reliable and precise.</w:t>
+      </w:r>
+      <w:r>
+        <w:t xml:space="preserve"> A sample is attached below:</w:t>
       </w:r>
     </w:p>
     <w:p/>
@@ -666,211 +729,1393 @@
       </w:r>
     </w:p>
     <w:p>
-      <w:pPr>
+      <w:r>
+        <w:t xml:space="preserve">The text </w:t>
+      </w:r>
+      <w:r>
+        <w:t>contains</w:t>
+      </w:r>
+      <w:r>
+        <w:t xml:space="preserve"> few </w:t>
+      </w:r>
+      <w:proofErr w:type="gramStart"/>
+      <w:r>
+        <w:t>misalignments,</w:t>
+      </w:r>
+      <w:proofErr w:type="gramEnd"/>
+      <w:r>
+        <w:t xml:space="preserve"> the </w:t>
+      </w:r>
+      <w:proofErr w:type="gramStart"/>
+      <w:r>
+        <w:t>follow</w:t>
+      </w:r>
+      <w:proofErr w:type="gramEnd"/>
+      <w:r>
+        <w:t xml:space="preserve"> steps </w:t>
+      </w:r>
+      <w:proofErr w:type="gramStart"/>
+      <w:r>
+        <w:t>were  taken</w:t>
+      </w:r>
+      <w:proofErr w:type="gramEnd"/>
+      <w:r>
+        <w:t xml:space="preserve"> to </w:t>
+      </w:r>
+      <w:r>
+        <w:t>clean</w:t>
+      </w:r>
+      <w:r>
+        <w:t xml:space="preserve"> the text:</w:t>
+      </w:r>
+    </w:p>
+    <w:p>
+      <w:pPr>
+        <w:pStyle w:val="ListParagraph"/>
+        <w:numPr>
+          <w:ilvl w:val="0"/>
+          <w:numId w:val="7"/>
+        </w:numPr>
+      </w:pPr>
+      <w:r>
+        <w:rPr>
+          <w:b/>
+          <w:bCs/>
+        </w:rPr>
+        <w:t>Translation handling</w:t>
+      </w:r>
+      <w:r>
+        <w:t>: Reviews that include both original Arabic and Google-translated English are split to keep only the translated English segment; the language is forced to English for those rows.</w:t>
+      </w:r>
+    </w:p>
+    <w:p>
+      <w:pPr>
+        <w:pStyle w:val="ListParagraph"/>
+        <w:numPr>
+          <w:ilvl w:val="0"/>
+          <w:numId w:val="7"/>
+        </w:numPr>
+      </w:pPr>
+      <w:r>
+        <w:rPr>
+          <w:b/>
+          <w:bCs/>
+        </w:rPr>
+        <w:t>Language validation</w:t>
+      </w:r>
+      <w:r>
+        <w:t>: A rule-based checker (Arabic vs English character detection) flags mismatches and updates the language column when confidently identified as English or Arabic.</w:t>
+      </w:r>
+    </w:p>
+    <w:p>
+      <w:pPr>
+        <w:pStyle w:val="ListParagraph"/>
+        <w:numPr>
+          <w:ilvl w:val="0"/>
+          <w:numId w:val="7"/>
+        </w:numPr>
+      </w:pPr>
+      <w:r>
+        <w:rPr>
+          <w:b/>
+          <w:bCs/>
+        </w:rPr>
+        <w:t>English cleaning</w:t>
+      </w:r>
+      <w:r>
+        <w:t>: Non-letter characters are removed, text is lowercased, English stopwords are removed, and tokens are lemmatized.</w:t>
+      </w:r>
+    </w:p>
+    <w:p>
+      <w:pPr>
+        <w:pStyle w:val="ListParagraph"/>
+        <w:numPr>
+          <w:ilvl w:val="0"/>
+          <w:numId w:val="7"/>
+        </w:numPr>
+      </w:pPr>
+      <w:r>
+        <w:rPr>
+          <w:b/>
+          <w:bCs/>
+        </w:rPr>
+        <w:t>Arabic cleaning</w:t>
+      </w:r>
+      <w:r>
+        <w:t>: Diacritics are removed, non-Arabic characters are stripped, text is tokenized with an Arabic tokenizer, and Arabic stopwords are removed.</w:t>
+      </w:r>
+    </w:p>
+    <w:p>
+      <w:pPr>
+        <w:pStyle w:val="ListParagraph"/>
         <w:ind w:left="360"/>
       </w:pPr>
     </w:p>
     <w:p>
       <w:pPr>
         <w:pStyle w:val="ListParagraph"/>
-        <w:rPr>
-          <w:b/>
-          <w:bCs/>
-        </w:rPr>
-      </w:pPr>
+        <w:ind w:left="360"/>
+      </w:pPr>
+      <w:r>
+        <w:t>Output: A cleaned field clean_content is created and used for downstream NLP; the original content column is dropped afterward.</w:t>
+      </w:r>
     </w:p>
     <w:p>
       <w:pPr>
         <w:pStyle w:val="ListParagraph"/>
-        <w:rPr>
-          <w:b/>
-          <w:bCs/>
-        </w:rPr>
+        <w:ind w:left="360"/>
       </w:pPr>
     </w:p>
     <w:p>
       <w:pPr>
         <w:pStyle w:val="ListParagraph"/>
-        <w:rPr>
-          <w:b/>
-          <w:bCs/>
-        </w:rPr>
-      </w:pPr>
+        <w:numPr>
+          <w:ilvl w:val="1"/>
+          <w:numId w:val="1"/>
+        </w:numPr>
+      </w:pPr>
+      <w:r>
+        <w:t>Theme/topic extraction</w:t>
+      </w:r>
+    </w:p>
+    <w:p>
+      <w:r>
+        <w:rPr>
+          <w:b/>
+          <w:bCs/>
+        </w:rPr>
+        <w:t>For deriving themes out of the reviews</w:t>
+      </w:r>
+      <w:r>
+        <w:t xml:space="preserve">, I used 2 methods, (1) Topic Modeling via </w:t>
+      </w:r>
+      <w:r>
+        <w:rPr>
+          <w:b/>
+          <w:bCs/>
+        </w:rPr>
+        <w:t>LDA</w:t>
+      </w:r>
+      <w:r>
+        <w:t xml:space="preserve"> (Latent Dirichlet Allocation) - classic probabilistic approach, and (2) Ensemble ML model – </w:t>
+      </w:r>
+      <w:r>
+        <w:rPr>
+          <w:b/>
+          <w:bCs/>
+        </w:rPr>
+        <w:t>BERTopic</w:t>
+      </w:r>
+      <w:r>
+        <w:t>.</w:t>
+      </w:r>
+    </w:p>
+    <w:p>
+      <w:r>
+        <w:t>For method (1) I</w:t>
+      </w:r>
+      <w:r>
+        <w:t xml:space="preserve"> trained an LDA model with 5 topics, listed the top words per topic, then manually named each topic as a theme. For each review</w:t>
+      </w:r>
+      <w:r>
+        <w:t>/content</w:t>
+      </w:r>
+      <w:r>
+        <w:t xml:space="preserve">, </w:t>
+      </w:r>
+      <w:r>
+        <w:t>I</w:t>
+      </w:r>
+      <w:r>
+        <w:t xml:space="preserve"> selected the most likely topic and stored its theme label in the dataset.</w:t>
+      </w:r>
+    </w:p>
+    <w:p/>
+    <w:tbl>
+      <w:tblPr>
+        <w:tblStyle w:val="TableGrid"/>
+        <w:tblW w:w="0" w:type="auto"/>
+        <w:tblLook w:val="04A0" w:firstRow="1" w:lastRow="0" w:firstColumn="1" w:lastColumn="0" w:noHBand="0" w:noVBand="1"/>
+      </w:tblPr>
+      <w:tblGrid>
+        <w:gridCol w:w="1075"/>
+        <w:gridCol w:w="5158"/>
+        <w:gridCol w:w="3117"/>
+      </w:tblGrid>
+      <w:tr>
+        <w:tc>
+          <w:tcPr>
+            <w:tcW w:w="1075" w:type="dxa"/>
+          </w:tcPr>
+          <w:p>
+            <w:r>
+              <w:t>Topic 1</w:t>
+            </w:r>
+          </w:p>
+        </w:tc>
+        <w:tc>
+          <w:tcPr>
+            <w:tcW w:w="5158" w:type="dxa"/>
+          </w:tcPr>
+          <w:p>
+            <w:proofErr w:type="spellStart"/>
+            <w:r>
+              <w:rPr>
+                <w:rFonts w:ascii="Arial" w:hAnsi="Arial" w:cs="Arial"/>
+              </w:rPr>
+              <w:t>جدا</w:t>
+            </w:r>
+            <w:proofErr w:type="spellEnd"/>
+            <w:r>
+              <w:t xml:space="preserve">, </w:t>
+            </w:r>
+            <w:proofErr w:type="spellStart"/>
+            <w:r>
+              <w:rPr>
+                <w:rFonts w:ascii="Arial" w:hAnsi="Arial" w:cs="Arial"/>
+              </w:rPr>
+              <w:t>جميل</w:t>
+            </w:r>
+            <w:proofErr w:type="spellEnd"/>
+            <w:r>
+              <w:t xml:space="preserve">, </w:t>
+            </w:r>
+            <w:proofErr w:type="spellStart"/>
+            <w:r>
+              <w:rPr>
+                <w:rFonts w:ascii="Arial" w:hAnsi="Arial" w:cs="Arial"/>
+              </w:rPr>
+              <w:t>مكان</w:t>
+            </w:r>
+            <w:proofErr w:type="spellEnd"/>
+            <w:r>
+              <w:t xml:space="preserve">, </w:t>
+            </w:r>
+            <w:proofErr w:type="spellStart"/>
+            <w:r>
+              <w:rPr>
+                <w:rFonts w:ascii="Arial" w:hAnsi="Arial" w:cs="Arial"/>
+              </w:rPr>
+              <w:t>الله</w:t>
+            </w:r>
+            <w:proofErr w:type="spellEnd"/>
+            <w:r>
+              <w:t xml:space="preserve">, </w:t>
+            </w:r>
+            <w:proofErr w:type="spellStart"/>
+            <w:r>
+              <w:rPr>
+                <w:rFonts w:ascii="Arial" w:hAnsi="Arial" w:cs="Arial"/>
+              </w:rPr>
+              <w:t>ممتاز</w:t>
+            </w:r>
+            <w:proofErr w:type="spellEnd"/>
+            <w:r>
+              <w:t xml:space="preserve">, </w:t>
+            </w:r>
+            <w:proofErr w:type="spellStart"/>
+            <w:r>
+              <w:rPr>
+                <w:rFonts w:ascii="Arial" w:hAnsi="Arial" w:cs="Arial"/>
+              </w:rPr>
+              <w:t>فندق</w:t>
+            </w:r>
+            <w:proofErr w:type="spellEnd"/>
+            <w:r>
+              <w:t xml:space="preserve">, </w:t>
+            </w:r>
+            <w:proofErr w:type="spellStart"/>
+            <w:r>
+              <w:rPr>
+                <w:rFonts w:ascii="Arial" w:hAnsi="Arial" w:cs="Arial"/>
+              </w:rPr>
+              <w:t>المكان</w:t>
+            </w:r>
+            <w:proofErr w:type="spellEnd"/>
+            <w:r>
+              <w:t xml:space="preserve">, </w:t>
+            </w:r>
+            <w:proofErr w:type="spellStart"/>
+            <w:r>
+              <w:rPr>
+                <w:rFonts w:ascii="Arial" w:hAnsi="Arial" w:cs="Arial"/>
+              </w:rPr>
+              <w:t>الفندق</w:t>
+            </w:r>
+            <w:proofErr w:type="spellEnd"/>
+            <w:r>
+              <w:t xml:space="preserve">, </w:t>
+            </w:r>
+            <w:proofErr w:type="spellStart"/>
+            <w:r>
+              <w:rPr>
+                <w:rFonts w:ascii="Arial" w:hAnsi="Arial" w:cs="Arial"/>
+              </w:rPr>
+              <w:t>رائع</w:t>
+            </w:r>
+            <w:proofErr w:type="spellEnd"/>
+            <w:r>
+              <w:t xml:space="preserve">, </w:t>
+            </w:r>
+            <w:proofErr w:type="spellStart"/>
+            <w:r>
+              <w:rPr>
+                <w:rFonts w:ascii="Arial" w:hAnsi="Arial" w:cs="Arial"/>
+              </w:rPr>
+              <w:t>جيد</w:t>
+            </w:r>
+            <w:proofErr w:type="spellEnd"/>
+            <w:r>
+              <w:t xml:space="preserve">, </w:t>
+            </w:r>
+            <w:proofErr w:type="spellStart"/>
+            <w:r>
+              <w:rPr>
+                <w:rFonts w:ascii="Arial" w:hAnsi="Arial" w:cs="Arial"/>
+              </w:rPr>
+              <w:t>نظيف</w:t>
+            </w:r>
+            <w:proofErr w:type="spellEnd"/>
+            <w:r>
+              <w:t xml:space="preserve">, </w:t>
+            </w:r>
+            <w:proofErr w:type="spellStart"/>
+            <w:r>
+              <w:rPr>
+                <w:rFonts w:ascii="Arial" w:hAnsi="Arial" w:cs="Arial"/>
+              </w:rPr>
+              <w:t>الاستقبال</w:t>
+            </w:r>
+            <w:proofErr w:type="spellEnd"/>
+            <w:r>
+              <w:t xml:space="preserve">, </w:t>
+            </w:r>
+            <w:proofErr w:type="spellStart"/>
+            <w:r>
+              <w:rPr>
+                <w:rFonts w:ascii="Arial" w:hAnsi="Arial" w:cs="Arial"/>
+              </w:rPr>
+              <w:t>يوجد</w:t>
+            </w:r>
+            <w:proofErr w:type="spellEnd"/>
+            <w:r>
+              <w:t xml:space="preserve">, </w:t>
+            </w:r>
+            <w:proofErr w:type="spellStart"/>
+            <w:r>
+              <w:rPr>
+                <w:rFonts w:ascii="Arial" w:hAnsi="Arial" w:cs="Arial"/>
+              </w:rPr>
+              <w:t>ونظيف</w:t>
+            </w:r>
+            <w:proofErr w:type="spellEnd"/>
+          </w:p>
+        </w:tc>
+        <w:tc>
+          <w:tcPr>
+            <w:tcW w:w="3117" w:type="dxa"/>
+          </w:tcPr>
+          <w:p>
+            <w:r>
+              <w:t>Accommodation &amp; Positive Venue Experience</w:t>
+            </w:r>
+          </w:p>
+        </w:tc>
+      </w:tr>
+      <w:tr>
+        <w:tc>
+          <w:tcPr>
+            <w:tcW w:w="1075" w:type="dxa"/>
+          </w:tcPr>
+          <w:p>
+            <w:r>
+              <w:t>Topic 2</w:t>
+            </w:r>
+          </w:p>
+        </w:tc>
+        <w:tc>
+          <w:tcPr>
+            <w:tcW w:w="5158" w:type="dxa"/>
+          </w:tcPr>
+          <w:p>
+            <w:pPr>
+              <w:spacing w:after="160" w:line="278" w:lineRule="auto"/>
+            </w:pPr>
+            <w:r>
+              <w:t xml:space="preserve">place, good, nice, beautiful, one, best, restaurant, food, great, visit, service, </w:t>
+            </w:r>
+            <w:proofErr w:type="gramStart"/>
+            <w:r>
+              <w:t>family</w:t>
+            </w:r>
+            <w:proofErr w:type="gramEnd"/>
+            <w:r>
+              <w:t>, excellent, park</w:t>
+            </w:r>
+          </w:p>
+        </w:tc>
+        <w:tc>
+          <w:tcPr>
+            <w:tcW w:w="3117" w:type="dxa"/>
+          </w:tcPr>
+          <w:p>
+            <w:r>
+              <w:t>Food &amp; Dining / Restaurants</w:t>
+            </w:r>
+          </w:p>
+        </w:tc>
+      </w:tr>
+      <w:tr>
+        <w:tc>
+          <w:tcPr>
+            <w:tcW w:w="1075" w:type="dxa"/>
+          </w:tcPr>
+          <w:p>
+            <w:r>
+              <w:t>Topic 3</w:t>
+            </w:r>
+          </w:p>
+        </w:tc>
+        <w:tc>
+          <w:tcPr>
+            <w:tcW w:w="5158" w:type="dxa"/>
+          </w:tcPr>
+          <w:p>
+            <w:proofErr w:type="spellStart"/>
+            <w:r>
+              <w:rPr>
+                <w:rFonts w:ascii="Arial" w:hAnsi="Arial" w:cs="Arial"/>
+              </w:rPr>
+              <w:t>ممتاز</w:t>
+            </w:r>
+            <w:proofErr w:type="spellEnd"/>
+            <w:r>
+              <w:t xml:space="preserve">, </w:t>
+            </w:r>
+            <w:proofErr w:type="spellStart"/>
+            <w:r>
+              <w:rPr>
+                <w:rFonts w:ascii="Arial" w:hAnsi="Arial" w:cs="Arial"/>
+              </w:rPr>
+              <w:t>رائع</w:t>
+            </w:r>
+            <w:proofErr w:type="spellEnd"/>
+            <w:r>
+              <w:t xml:space="preserve">, </w:t>
+            </w:r>
+            <w:proofErr w:type="gramStart"/>
+            <w:r>
+              <w:t>god</w:t>
+            </w:r>
+            <w:proofErr w:type="gramEnd"/>
+            <w:r>
+              <w:t xml:space="preserve">, mosque, </w:t>
+            </w:r>
+            <w:proofErr w:type="spellStart"/>
+            <w:r>
+              <w:rPr>
+                <w:rFonts w:ascii="Arial" w:hAnsi="Arial" w:cs="Arial"/>
+              </w:rPr>
+              <w:t>جميلة</w:t>
+            </w:r>
+            <w:proofErr w:type="spellEnd"/>
+            <w:r>
+              <w:t xml:space="preserve">, may, prayer, </w:t>
+            </w:r>
+            <w:proofErr w:type="spellStart"/>
+            <w:r>
+              <w:rPr>
+                <w:rFonts w:ascii="Arial" w:hAnsi="Arial" w:cs="Arial"/>
+              </w:rPr>
+              <w:t>حديقة</w:t>
+            </w:r>
+            <w:proofErr w:type="spellEnd"/>
+            <w:r>
+              <w:t xml:space="preserve">, peace, </w:t>
+            </w:r>
+            <w:proofErr w:type="spellStart"/>
+            <w:r>
+              <w:rPr>
+                <w:rFonts w:ascii="Arial" w:hAnsi="Arial" w:cs="Arial"/>
+              </w:rPr>
+              <w:t>جدا</w:t>
+            </w:r>
+            <w:proofErr w:type="spellEnd"/>
+            <w:r>
+              <w:t xml:space="preserve">, </w:t>
+            </w:r>
+            <w:proofErr w:type="spellStart"/>
+            <w:r>
+              <w:rPr>
+                <w:rFonts w:ascii="Arial" w:hAnsi="Arial" w:cs="Arial"/>
+              </w:rPr>
+              <w:t>تحتاج</w:t>
+            </w:r>
+            <w:proofErr w:type="spellEnd"/>
+            <w:r>
+              <w:t xml:space="preserve">, </w:t>
+            </w:r>
+            <w:proofErr w:type="spellStart"/>
+            <w:r>
+              <w:rPr>
+                <w:rFonts w:ascii="Arial" w:hAnsi="Arial" w:cs="Arial"/>
+              </w:rPr>
+              <w:t>جميله</w:t>
+            </w:r>
+            <w:proofErr w:type="spellEnd"/>
+            <w:r>
+              <w:t>, oh, upon</w:t>
+            </w:r>
+          </w:p>
+        </w:tc>
+        <w:tc>
+          <w:tcPr>
+            <w:tcW w:w="3117" w:type="dxa"/>
+          </w:tcPr>
+          <w:p>
+            <w:r>
+              <w:t>Religious / Spiritual &amp; Tranquil Sites</w:t>
+            </w:r>
+          </w:p>
+        </w:tc>
+      </w:tr>
+      <w:tr>
+        <w:tc>
+          <w:tcPr>
+            <w:tcW w:w="1075" w:type="dxa"/>
+          </w:tcPr>
+          <w:p>
+            <w:r>
+              <w:t>Topic 4</w:t>
+            </w:r>
+          </w:p>
+        </w:tc>
+        <w:tc>
+          <w:tcPr>
+            <w:tcW w:w="5158" w:type="dxa"/>
+          </w:tcPr>
+          <w:p>
+            <w:proofErr w:type="spellStart"/>
+            <w:r>
+              <w:rPr>
+                <w:rFonts w:ascii="Arial" w:hAnsi="Arial" w:cs="Arial"/>
+              </w:rPr>
+              <w:t>افضل</w:t>
+            </w:r>
+            <w:proofErr w:type="spellEnd"/>
+            <w:r>
+              <w:t xml:space="preserve">, </w:t>
+            </w:r>
+            <w:proofErr w:type="spellStart"/>
+            <w:r>
+              <w:rPr>
+                <w:rFonts w:ascii="Arial" w:hAnsi="Arial" w:cs="Arial"/>
+              </w:rPr>
+              <w:t>الرياض</w:t>
+            </w:r>
+            <w:proofErr w:type="spellEnd"/>
+            <w:r>
+              <w:t xml:space="preserve">, </w:t>
+            </w:r>
+            <w:proofErr w:type="spellStart"/>
+            <w:r>
+              <w:rPr>
+                <w:rFonts w:ascii="Arial" w:hAnsi="Arial" w:cs="Arial"/>
+              </w:rPr>
+              <w:t>سوق</w:t>
+            </w:r>
+            <w:proofErr w:type="spellEnd"/>
+            <w:r>
+              <w:t xml:space="preserve">, </w:t>
+            </w:r>
+            <w:proofErr w:type="spellStart"/>
+            <w:r>
+              <w:rPr>
+                <w:rFonts w:ascii="Arial" w:hAnsi="Arial" w:cs="Arial"/>
+              </w:rPr>
+              <w:t>يوجد</w:t>
+            </w:r>
+            <w:proofErr w:type="spellEnd"/>
+            <w:r>
+              <w:t xml:space="preserve">, </w:t>
+            </w:r>
+            <w:proofErr w:type="spellStart"/>
+            <w:r>
+              <w:rPr>
+                <w:rFonts w:ascii="Arial" w:hAnsi="Arial" w:cs="Arial"/>
+              </w:rPr>
+              <w:t>مكان</w:t>
+            </w:r>
+            <w:proofErr w:type="spellEnd"/>
+            <w:r>
+              <w:t xml:space="preserve">, </w:t>
+            </w:r>
+            <w:proofErr w:type="spellStart"/>
+            <w:r>
+              <w:rPr>
+                <w:rFonts w:ascii="Arial" w:hAnsi="Arial" w:cs="Arial"/>
+              </w:rPr>
+              <w:t>مول</w:t>
+            </w:r>
+            <w:proofErr w:type="spellEnd"/>
+            <w:r>
+              <w:t xml:space="preserve">, </w:t>
+            </w:r>
+            <w:proofErr w:type="spellStart"/>
+            <w:r>
+              <w:rPr>
+                <w:rFonts w:ascii="Arial" w:hAnsi="Arial" w:cs="Arial"/>
+              </w:rPr>
+              <w:t>يحتاج</w:t>
+            </w:r>
+            <w:proofErr w:type="spellEnd"/>
+            <w:r>
+              <w:t xml:space="preserve">, </w:t>
+            </w:r>
+            <w:proofErr w:type="spellStart"/>
+            <w:r>
+              <w:rPr>
+                <w:rFonts w:ascii="Arial" w:hAnsi="Arial" w:cs="Arial"/>
+              </w:rPr>
+              <w:t>أجمل</w:t>
+            </w:r>
+            <w:proofErr w:type="spellEnd"/>
+            <w:r>
+              <w:t xml:space="preserve">, </w:t>
+            </w:r>
+            <w:proofErr w:type="spellStart"/>
+            <w:r>
+              <w:rPr>
+                <w:rFonts w:ascii="Arial" w:hAnsi="Arial" w:cs="Arial"/>
+              </w:rPr>
+              <w:t>جميلة</w:t>
+            </w:r>
+            <w:proofErr w:type="spellEnd"/>
+            <w:r>
+              <w:t xml:space="preserve">, </w:t>
+            </w:r>
+            <w:proofErr w:type="spellStart"/>
+            <w:r>
+              <w:rPr>
+                <w:rFonts w:ascii="Arial" w:hAnsi="Arial" w:cs="Arial"/>
+              </w:rPr>
+              <w:t>او</w:t>
+            </w:r>
+            <w:proofErr w:type="spellEnd"/>
+            <w:r>
+              <w:t xml:space="preserve">, </w:t>
+            </w:r>
+            <w:proofErr w:type="spellStart"/>
+            <w:r>
+              <w:rPr>
+                <w:rFonts w:ascii="Arial" w:hAnsi="Arial" w:cs="Arial"/>
+              </w:rPr>
+              <w:t>جيده</w:t>
+            </w:r>
+            <w:proofErr w:type="spellEnd"/>
+            <w:r>
+              <w:t xml:space="preserve">, </w:t>
+            </w:r>
+            <w:proofErr w:type="spellStart"/>
+            <w:r>
+              <w:rPr>
+                <w:rFonts w:ascii="Arial" w:hAnsi="Arial" w:cs="Arial"/>
+              </w:rPr>
+              <w:t>حديقة</w:t>
+            </w:r>
+            <w:proofErr w:type="spellEnd"/>
+            <w:r>
+              <w:t xml:space="preserve">, </w:t>
+            </w:r>
+            <w:proofErr w:type="spellStart"/>
+            <w:r>
+              <w:rPr>
+                <w:rFonts w:ascii="Arial" w:hAnsi="Arial" w:cs="Arial"/>
+              </w:rPr>
+              <w:t>المملكة</w:t>
+            </w:r>
+            <w:proofErr w:type="spellEnd"/>
+            <w:r>
+              <w:t xml:space="preserve">, </w:t>
+            </w:r>
+            <w:proofErr w:type="spellStart"/>
+            <w:r>
+              <w:rPr>
+                <w:rFonts w:ascii="Arial" w:hAnsi="Arial" w:cs="Arial"/>
+              </w:rPr>
+              <w:t>شي</w:t>
+            </w:r>
+            <w:proofErr w:type="spellEnd"/>
+          </w:p>
+        </w:tc>
+        <w:tc>
+          <w:tcPr>
+            <w:tcW w:w="3117" w:type="dxa"/>
+          </w:tcPr>
+          <w:p>
+            <w:r>
+              <w:t>City Amenities &amp; Shopping (Riyadh-focused)</w:t>
+            </w:r>
+          </w:p>
+        </w:tc>
+      </w:tr>
+      <w:tr>
+        <w:tc>
+          <w:tcPr>
+            <w:tcW w:w="1075" w:type="dxa"/>
+          </w:tcPr>
+          <w:p>
+            <w:r>
+              <w:t>Topic 5</w:t>
+            </w:r>
+          </w:p>
+        </w:tc>
+        <w:tc>
+          <w:tcPr>
+            <w:tcW w:w="5158" w:type="dxa"/>
+          </w:tcPr>
+          <w:p>
+            <w:proofErr w:type="spellStart"/>
+            <w:r>
+              <w:rPr>
+                <w:rFonts w:ascii="Arial" w:hAnsi="Arial" w:cs="Arial"/>
+              </w:rPr>
+              <w:t>جميله</w:t>
+            </w:r>
+            <w:proofErr w:type="spellEnd"/>
+            <w:r>
+              <w:t xml:space="preserve">, </w:t>
+            </w:r>
+            <w:proofErr w:type="spellStart"/>
+            <w:r>
+              <w:rPr>
+                <w:rFonts w:ascii="Arial" w:hAnsi="Arial" w:cs="Arial"/>
+              </w:rPr>
+              <w:t>شي</w:t>
+            </w:r>
+            <w:proofErr w:type="spellEnd"/>
+            <w:r>
+              <w:t xml:space="preserve">, </w:t>
+            </w:r>
+            <w:proofErr w:type="spellStart"/>
+            <w:r>
+              <w:rPr>
+                <w:rFonts w:ascii="Arial" w:hAnsi="Arial" w:cs="Arial"/>
+              </w:rPr>
+              <w:t>المكان</w:t>
+            </w:r>
+            <w:proofErr w:type="spellEnd"/>
+            <w:r>
+              <w:t xml:space="preserve">, </w:t>
+            </w:r>
+            <w:proofErr w:type="spellStart"/>
+            <w:r>
+              <w:rPr>
+                <w:rFonts w:ascii="Arial" w:hAnsi="Arial" w:cs="Arial"/>
+              </w:rPr>
+              <w:t>قلعة</w:t>
+            </w:r>
+            <w:proofErr w:type="spellEnd"/>
+            <w:r>
+              <w:t xml:space="preserve">, </w:t>
+            </w:r>
+            <w:proofErr w:type="spellStart"/>
+            <w:r>
+              <w:rPr>
+                <w:rFonts w:ascii="Arial" w:hAnsi="Arial" w:cs="Arial"/>
+              </w:rPr>
+              <w:t>اللي</w:t>
+            </w:r>
+            <w:proofErr w:type="spellEnd"/>
+            <w:r>
+              <w:t xml:space="preserve">, </w:t>
+            </w:r>
+            <w:proofErr w:type="spellStart"/>
+            <w:r>
+              <w:rPr>
+                <w:rFonts w:ascii="Arial" w:hAnsi="Arial" w:cs="Arial"/>
+              </w:rPr>
+              <w:t>اجمل</w:t>
+            </w:r>
+            <w:proofErr w:type="spellEnd"/>
+            <w:r>
+              <w:t xml:space="preserve">, </w:t>
+            </w:r>
+            <w:proofErr w:type="spellStart"/>
+            <w:r>
+              <w:rPr>
+                <w:rFonts w:ascii="Arial" w:hAnsi="Arial" w:cs="Arial"/>
+              </w:rPr>
+              <w:t>مارد</w:t>
+            </w:r>
+            <w:proofErr w:type="spellEnd"/>
+            <w:r>
+              <w:t xml:space="preserve">, </w:t>
+            </w:r>
+            <w:proofErr w:type="spellStart"/>
+            <w:r>
+              <w:rPr>
+                <w:rFonts w:ascii="Arial" w:hAnsi="Arial" w:cs="Arial"/>
+              </w:rPr>
+              <w:t>الفندق</w:t>
+            </w:r>
+            <w:proofErr w:type="spellEnd"/>
+            <w:r>
+              <w:t xml:space="preserve">, </w:t>
+            </w:r>
+            <w:proofErr w:type="spellStart"/>
+            <w:r>
+              <w:rPr>
+                <w:rFonts w:ascii="Arial" w:hAnsi="Arial" w:cs="Arial"/>
+              </w:rPr>
+              <w:t>علي</w:t>
+            </w:r>
+            <w:proofErr w:type="spellEnd"/>
+            <w:r>
+              <w:t xml:space="preserve">, </w:t>
+            </w:r>
+            <w:proofErr w:type="spellStart"/>
+            <w:r>
+              <w:rPr>
+                <w:rFonts w:ascii="Arial" w:hAnsi="Arial" w:cs="Arial"/>
+              </w:rPr>
+              <w:t>القلعة</w:t>
+            </w:r>
+            <w:proofErr w:type="spellEnd"/>
+            <w:r>
+              <w:t xml:space="preserve">, </w:t>
+            </w:r>
+            <w:proofErr w:type="spellStart"/>
+            <w:r>
+              <w:rPr>
+                <w:rFonts w:ascii="Arial" w:hAnsi="Arial" w:cs="Arial"/>
+              </w:rPr>
+              <w:t>بقاع</w:t>
+            </w:r>
+            <w:proofErr w:type="spellEnd"/>
+            <w:r>
+              <w:t xml:space="preserve">, </w:t>
+            </w:r>
+            <w:proofErr w:type="spellStart"/>
+            <w:r>
+              <w:rPr>
+                <w:rFonts w:ascii="Arial" w:hAnsi="Arial" w:cs="Arial"/>
+              </w:rPr>
+              <w:t>الأرض</w:t>
+            </w:r>
+            <w:proofErr w:type="spellEnd"/>
+            <w:r>
+              <w:t xml:space="preserve">, </w:t>
+            </w:r>
+            <w:proofErr w:type="spellStart"/>
+            <w:r>
+              <w:rPr>
+                <w:rFonts w:ascii="Arial" w:hAnsi="Arial" w:cs="Arial"/>
+              </w:rPr>
+              <w:t>نصيف</w:t>
+            </w:r>
+            <w:proofErr w:type="spellEnd"/>
+            <w:r>
+              <w:t xml:space="preserve">, </w:t>
+            </w:r>
+            <w:proofErr w:type="spellStart"/>
+            <w:r>
+              <w:rPr>
+                <w:rFonts w:ascii="Arial" w:hAnsi="Arial" w:cs="Arial"/>
+              </w:rPr>
+              <w:t>الملك</w:t>
+            </w:r>
+            <w:proofErr w:type="spellEnd"/>
+          </w:p>
+        </w:tc>
+        <w:tc>
+          <w:tcPr>
+            <w:tcW w:w="3117" w:type="dxa"/>
+          </w:tcPr>
+          <w:p>
+            <w:r>
+              <w:t>Attractions &amp; Scenic / Heritage Sites</w:t>
+            </w:r>
+          </w:p>
+        </w:tc>
+      </w:tr>
+    </w:tbl>
+    <w:p/>
+    <w:p>
+      <w:r>
+        <w:t>Review count per theme:</w:t>
+      </w:r>
+    </w:p>
+    <w:p>
+      <w:r>
+        <w:drawing>
+          <wp:inline distT="0" distB="0" distL="0" distR="0" wp14:anchorId="237B5C31" wp14:editId="4E8C7C99">
+            <wp:extent cx="4391638" cy="1257475"/>
+            <wp:effectExtent l="0" t="0" r="9525" b="0"/>
+            <wp:docPr id="1647725081" name="Picture 1"/>
+            <wp:cNvGraphicFramePr>
+              <a:graphicFrameLocks xmlns:a="http://schemas.openxmlformats.org/drawingml/2006/main" noChangeAspect="1"/>
+            </wp:cNvGraphicFramePr>
+            <a:graphic xmlns:a="http://schemas.openxmlformats.org/drawingml/2006/main">
+              <a:graphicData uri="http://schemas.openxmlformats.org/drawingml/2006/picture">
+                <pic:pic xmlns:pic="http://schemas.openxmlformats.org/drawingml/2006/picture">
+                  <pic:nvPicPr>
+                    <pic:cNvPr id="1647725081" name=""/>
+                    <pic:cNvPicPr/>
+                  </pic:nvPicPr>
+                  <pic:blipFill>
+                    <a:blip r:embed="rId13"/>
+                    <a:stretch>
+                      <a:fillRect/>
+                    </a:stretch>
+                  </pic:blipFill>
+                  <pic:spPr>
+                    <a:xfrm>
+                      <a:off x="0" y="0"/>
+                      <a:ext cx="4391638" cy="1257475"/>
+                    </a:xfrm>
+                    <a:prstGeom prst="rect">
+                      <a:avLst/>
+                    </a:prstGeom>
+                  </pic:spPr>
+                </pic:pic>
+              </a:graphicData>
+            </a:graphic>
+          </wp:inline>
+        </w:drawing>
+      </w:r>
+    </w:p>
+    <w:p/>
+    <w:p>
+      <w:r>
+        <w:t>However, method (1) is very manual to label and limited as it doesn’t consider the contextual meaning of the word (same word could have different meaning in different reviews). So, alternatively I considered a more advanced methodology - BERTopic.</w:t>
+      </w:r>
+    </w:p>
+    <w:p>
+      <w:r>
+        <w:t>For method (2). I used an ensemble model /pipeline called “</w:t>
+      </w:r>
+      <w:hyperlink r:id="rId14" w:history="1">
+        <w:r>
+          <w:rPr>
+            <w:rStyle w:val="Hyperlink"/>
+          </w:rPr>
+          <w:t>BERTopic</w:t>
+        </w:r>
+      </w:hyperlink>
+      <w:r>
+        <w:t>”  (</w:t>
+      </w:r>
+      <w:hyperlink r:id="rId15" w:history="1">
+        <w:r>
+          <w:rPr>
+            <w:rStyle w:val="Hyperlink"/>
+          </w:rPr>
+          <w:t>link t</w:t>
+        </w:r>
+        <w:r>
+          <w:rPr>
+            <w:rStyle w:val="Hyperlink"/>
+          </w:rPr>
+          <w:t>o</w:t>
+        </w:r>
+        <w:r>
+          <w:rPr>
+            <w:rStyle w:val="Hyperlink"/>
+          </w:rPr>
+          <w:t xml:space="preserve"> </w:t>
+        </w:r>
+        <w:r>
+          <w:rPr>
+            <w:rStyle w:val="Hyperlink"/>
+          </w:rPr>
+          <w:t>r</w:t>
+        </w:r>
+        <w:r>
+          <w:rPr>
+            <w:rStyle w:val="Hyperlink"/>
+          </w:rPr>
+          <w:t>epo</w:t>
+        </w:r>
+      </w:hyperlink>
+      <w:r>
+        <w:t xml:space="preserve">) created by </w:t>
+      </w:r>
+      <w:hyperlink r:id="rId16" w:history="1">
+        <w:r>
+          <w:rPr>
+            <w:rStyle w:val="Hyperlink"/>
+          </w:rPr>
+          <w:t>Maarten Grootendorst</w:t>
+        </w:r>
+      </w:hyperlink>
+      <w:r>
+        <w:t xml:space="preserve">. In summary it’s </w:t>
+      </w:r>
+      <w:r>
+        <w:t>a topic</w:t>
+      </w:r>
+      <w:r>
+        <w:noBreakHyphen/>
+        <w:t>modeling method that clusters document embeddings and extracts topic keywords with TF</w:t>
+      </w:r>
+      <w:r>
+        <w:noBreakHyphen/>
+        <w:t>IDF.</w:t>
+      </w:r>
+      <w:r>
+        <w:t xml:space="preserve"> </w:t>
+      </w:r>
+    </w:p>
+    <w:p>
+      <w:pPr>
+        <w:rPr>
+          <w:b/>
+          <w:bCs/>
+        </w:rPr>
+      </w:pPr>
+      <w:r>
+        <w:t>BERTopic is a pipeline that combines multiple steps</w:t>
+      </w:r>
+      <w:r>
+        <w:t xml:space="preserve">: </w:t>
+      </w:r>
     </w:p>
     <w:p>
       <w:pPr>
         <w:pStyle w:val="ListParagraph"/>
-        <w:rPr>
-          <w:b/>
-          <w:bCs/>
-        </w:rPr>
-      </w:pPr>
+        <w:numPr>
+          <w:ilvl w:val="0"/>
+          <w:numId w:val="8"/>
+        </w:numPr>
+      </w:pPr>
+      <w:r>
+        <w:t>Create vector e</w:t>
+      </w:r>
+      <w:r>
+        <w:t xml:space="preserve">mbeddings </w:t>
+      </w:r>
+      <w:r>
+        <w:t>via BERT</w:t>
+      </w:r>
     </w:p>
     <w:p>
       <w:pPr>
         <w:pStyle w:val="ListParagraph"/>
-        <w:rPr>
-          <w:b/>
-          <w:bCs/>
-        </w:rPr>
-      </w:pPr>
+        <w:numPr>
+          <w:ilvl w:val="0"/>
+          <w:numId w:val="8"/>
+        </w:numPr>
+      </w:pPr>
+      <w:r>
+        <w:t>C</w:t>
+      </w:r>
+      <w:r>
+        <w:t>luster</w:t>
+      </w:r>
+      <w:r>
+        <w:t xml:space="preserve"> reviews</w:t>
+      </w:r>
+      <w:r>
+        <w:t xml:space="preserve"> </w:t>
+      </w:r>
+      <w:r>
+        <w:t>via HDBSCAN</w:t>
+      </w:r>
     </w:p>
     <w:p>
       <w:pPr>
         <w:pStyle w:val="ListParagraph"/>
-        <w:rPr>
-          <w:b/>
-          <w:bCs/>
-        </w:rPr>
-      </w:pPr>
+        <w:numPr>
+          <w:ilvl w:val="0"/>
+          <w:numId w:val="8"/>
+        </w:numPr>
+      </w:pPr>
+      <w:r>
+        <w:t>TF</w:t>
+      </w:r>
+      <w:r>
+        <w:noBreakHyphen/>
+        <w:t>IDF</w:t>
+      </w:r>
+      <w:r>
+        <w:t xml:space="preserve"> keyword extraction (top 10)</w:t>
+      </w:r>
     </w:p>
     <w:p>
       <w:pPr>
         <w:pStyle w:val="ListParagraph"/>
-        <w:rPr>
-          <w:b/>
-          <w:bCs/>
-        </w:rPr>
-      </w:pPr>
-    </w:p>
-    <w:p>
-      <w:pPr>
-        <w:pStyle w:val="ListParagraph"/>
-        <w:rPr>
-          <w:b/>
-          <w:bCs/>
-        </w:rPr>
-      </w:pPr>
-    </w:p>
-    <w:p>
-      <w:pPr>
-        <w:pStyle w:val="ListParagraph"/>
-        <w:rPr>
-          <w:b/>
-          <w:bCs/>
-        </w:rPr>
-      </w:pPr>
-    </w:p>
-    <w:p>
-      <w:pPr>
-        <w:pStyle w:val="ListParagraph"/>
-        <w:rPr>
-          <w:b/>
-          <w:bCs/>
-        </w:rPr>
-      </w:pPr>
-    </w:p>
-    <w:p>
-      <w:pPr>
-        <w:pStyle w:val="ListParagraph"/>
-        <w:rPr>
-          <w:b/>
-          <w:bCs/>
-        </w:rPr>
-      </w:pPr>
-    </w:p>
-    <w:p>
-      <w:pPr>
-        <w:pStyle w:val="ListParagraph"/>
-        <w:rPr>
-          <w:b/>
-          <w:bCs/>
-        </w:rPr>
-      </w:pPr>
-    </w:p>
-    <w:p>
-      <w:pPr>
-        <w:pStyle w:val="ListParagraph"/>
-        <w:rPr>
-          <w:b/>
-          <w:bCs/>
-        </w:rPr>
-      </w:pPr>
-    </w:p>
-    <w:p>
-      <w:pPr>
-        <w:pStyle w:val="ListParagraph"/>
-        <w:rPr>
-          <w:b/>
-          <w:bCs/>
-        </w:rPr>
-      </w:pPr>
-    </w:p>
-    <w:p>
-      <w:pPr>
-        <w:pStyle w:val="ListParagraph"/>
-        <w:rPr>
-          <w:b/>
-          <w:bCs/>
-        </w:rPr>
-      </w:pPr>
-    </w:p>
-    <w:p>
-      <w:pPr>
-        <w:pStyle w:val="ListParagraph"/>
-        <w:rPr>
-          <w:b/>
-          <w:bCs/>
-        </w:rPr>
-      </w:pPr>
-    </w:p>
-    <w:p>
-      <w:pPr>
-        <w:pStyle w:val="ListParagraph"/>
-        <w:rPr>
-          <w:b/>
-          <w:bCs/>
-        </w:rPr>
-      </w:pPr>
-    </w:p>
-    <w:p>
-      <w:pPr>
-        <w:pStyle w:val="ListParagraph"/>
-        <w:rPr>
-          <w:b/>
-          <w:bCs/>
-        </w:rPr>
-      </w:pPr>
-    </w:p>
-    <w:p>
-      <w:pPr>
-        <w:pStyle w:val="ListParagraph"/>
-        <w:rPr>
-          <w:b/>
-          <w:bCs/>
-        </w:rPr>
-      </w:pPr>
-    </w:p>
-    <w:p>
-      <w:pPr>
-        <w:pStyle w:val="ListParagraph"/>
-        <w:rPr>
-          <w:b/>
-          <w:bCs/>
-        </w:rPr>
-      </w:pPr>
-    </w:p>
-    <w:p>
-      <w:pPr>
-        <w:pStyle w:val="ListParagraph"/>
-        <w:rPr>
-          <w:b/>
-          <w:bCs/>
-        </w:rPr>
-      </w:pPr>
-    </w:p>
-    <w:p>
-      <w:pPr>
-        <w:pStyle w:val="ListParagraph"/>
-        <w:rPr>
-          <w:b/>
-          <w:bCs/>
-        </w:rPr>
-      </w:pPr>
-    </w:p>
-    <w:p>
-      <w:pPr>
-        <w:pStyle w:val="ListParagraph"/>
+        <w:numPr>
+          <w:ilvl w:val="0"/>
+          <w:numId w:val="8"/>
+        </w:numPr>
+      </w:pPr>
+      <w:r>
+        <w:t>Optional Representation model to name themes (I used OpenAI gpt-4.1 model)</w:t>
+      </w:r>
+    </w:p>
+    <w:p/>
+    <w:p>
+      <w:r>
+        <w:lastRenderedPageBreak/>
+        <w:t xml:space="preserve">I chose the model to produce 20 themes/topic, below is a snapshot from the code with final topic names and count. Please refer to </w:t>
+      </w:r>
+      <w:hyperlink r:id="rId17" w:history="1">
+        <w:r>
+          <w:rPr>
+            <w:rStyle w:val="Hyperlink"/>
+          </w:rPr>
+          <w:t>GitHub repo</w:t>
+        </w:r>
+      </w:hyperlink>
+      <w:r>
+        <w:t xml:space="preserve"> for full detailed code. </w:t>
+      </w:r>
+    </w:p>
+    <w:p>
+      <w:r>
+        <w:t xml:space="preserve"> </w:t>
+      </w:r>
+      <w:r>
+        <w:drawing>
+          <wp:anchor distT="0" distB="0" distL="114300" distR="114300" simplePos="0" relativeHeight="251660289" behindDoc="0" locked="0" layoutInCell="1" allowOverlap="1" wp14:anchorId="6A9D1417" wp14:editId="2718A926">
+            <wp:simplePos x="0" y="0"/>
+            <wp:positionH relativeFrom="column">
+              <wp:posOffset>0</wp:posOffset>
+            </wp:positionH>
+            <wp:positionV relativeFrom="paragraph">
+              <wp:posOffset>0</wp:posOffset>
+            </wp:positionV>
+            <wp:extent cx="4213555" cy="3718372"/>
+            <wp:effectExtent l="0" t="0" r="0" b="0"/>
+            <wp:wrapTopAndBottom/>
+            <wp:docPr id="1723950064" name="Picture 1"/>
+            <wp:cNvGraphicFramePr>
+              <a:graphicFrameLocks xmlns:a="http://schemas.openxmlformats.org/drawingml/2006/main" noChangeAspect="1"/>
+            </wp:cNvGraphicFramePr>
+            <a:graphic xmlns:a="http://schemas.openxmlformats.org/drawingml/2006/main">
+              <a:graphicData uri="http://schemas.openxmlformats.org/drawingml/2006/picture">
+                <pic:pic xmlns:pic="http://schemas.openxmlformats.org/drawingml/2006/picture">
+                  <pic:nvPicPr>
+                    <pic:cNvPr id="1723950064" name=""/>
+                    <pic:cNvPicPr/>
+                  </pic:nvPicPr>
+                  <pic:blipFill>
+                    <a:blip r:embed="rId18">
+                      <a:extLst>
+                        <a:ext uri="{28A0092B-C50C-407E-A947-70E740481C1C}">
+                          <a14:useLocalDpi xmlns:a14="http://schemas.microsoft.com/office/drawing/2010/main" val="0"/>
+                        </a:ext>
+                      </a:extLst>
+                    </a:blip>
+                    <a:stretch>
+                      <a:fillRect/>
+                    </a:stretch>
+                  </pic:blipFill>
+                  <pic:spPr>
+                    <a:xfrm>
+                      <a:off x="0" y="0"/>
+                      <a:ext cx="4213555" cy="3718372"/>
+                    </a:xfrm>
+                    <a:prstGeom prst="rect">
+                      <a:avLst/>
+                    </a:prstGeom>
+                  </pic:spPr>
+                </pic:pic>
+              </a:graphicData>
+            </a:graphic>
+          </wp:anchor>
+        </w:drawing>
+      </w:r>
+    </w:p>
+    <w:p>
+      <w:pPr>
+        <w:rPr>
+          <w:b/>
+          <w:bCs/>
+        </w:rPr>
+      </w:pPr>
+      <w:r>
+        <w:drawing>
+          <wp:anchor distT="0" distB="0" distL="114300" distR="114300" simplePos="0" relativeHeight="251662337" behindDoc="0" locked="0" layoutInCell="1" allowOverlap="1" wp14:anchorId="7E94C747" wp14:editId="2EDB6C99">
+            <wp:simplePos x="0" y="0"/>
+            <wp:positionH relativeFrom="margin">
+              <wp:posOffset>3056915</wp:posOffset>
+            </wp:positionH>
+            <wp:positionV relativeFrom="paragraph">
+              <wp:posOffset>1905</wp:posOffset>
+            </wp:positionV>
+            <wp:extent cx="2326005" cy="1447165"/>
+            <wp:effectExtent l="0" t="0" r="0" b="635"/>
+            <wp:wrapSquare wrapText="bothSides"/>
+            <wp:docPr id="445053464" name="Picture 1"/>
+            <wp:cNvGraphicFramePr>
+              <a:graphicFrameLocks xmlns:a="http://schemas.openxmlformats.org/drawingml/2006/main" noChangeAspect="1"/>
+            </wp:cNvGraphicFramePr>
+            <a:graphic xmlns:a="http://schemas.openxmlformats.org/drawingml/2006/main">
+              <a:graphicData uri="http://schemas.openxmlformats.org/drawingml/2006/picture">
+                <pic:pic xmlns:pic="http://schemas.openxmlformats.org/drawingml/2006/picture">
+                  <pic:nvPicPr>
+                    <pic:cNvPr id="445053464" name=""/>
+                    <pic:cNvPicPr/>
+                  </pic:nvPicPr>
+                  <pic:blipFill>
+                    <a:blip r:embed="rId19">
+                      <a:extLst>
+                        <a:ext uri="{28A0092B-C50C-407E-A947-70E740481C1C}">
+                          <a14:useLocalDpi xmlns:a14="http://schemas.microsoft.com/office/drawing/2010/main" val="0"/>
+                        </a:ext>
+                      </a:extLst>
+                    </a:blip>
+                    <a:stretch>
+                      <a:fillRect/>
+                    </a:stretch>
+                  </pic:blipFill>
+                  <pic:spPr>
+                    <a:xfrm>
+                      <a:off x="0" y="0"/>
+                      <a:ext cx="2326005" cy="1447165"/>
+                    </a:xfrm>
+                    <a:prstGeom prst="rect">
+                      <a:avLst/>
+                    </a:prstGeom>
+                  </pic:spPr>
+                </pic:pic>
+              </a:graphicData>
+            </a:graphic>
+            <wp14:sizeRelH relativeFrom="margin">
+              <wp14:pctWidth>0</wp14:pctWidth>
+            </wp14:sizeRelH>
+            <wp14:sizeRelV relativeFrom="margin">
+              <wp14:pctHeight>0</wp14:pctHeight>
+            </wp14:sizeRelV>
+          </wp:anchor>
+        </w:drawing>
+      </w:r>
+      <w:r>
+        <w:rPr>
+          <w:noProof/>
+        </w:rPr>
+        <w:drawing>
+          <wp:anchor distT="0" distB="0" distL="114300" distR="114300" simplePos="0" relativeHeight="251661313" behindDoc="0" locked="0" layoutInCell="1" allowOverlap="1" wp14:anchorId="29CA4663" wp14:editId="24DCF48A">
+            <wp:simplePos x="0" y="0"/>
+            <wp:positionH relativeFrom="margin">
+              <wp:posOffset>113665</wp:posOffset>
+            </wp:positionH>
+            <wp:positionV relativeFrom="paragraph">
+              <wp:posOffset>2845</wp:posOffset>
+            </wp:positionV>
+            <wp:extent cx="2325370" cy="1420495"/>
+            <wp:effectExtent l="0" t="0" r="0" b="8255"/>
+            <wp:wrapSquare wrapText="bothSides"/>
+            <wp:docPr id="1965761149" name="Picture 4"/>
+            <wp:cNvGraphicFramePr>
+              <a:graphicFrameLocks xmlns:a="http://schemas.openxmlformats.org/drawingml/2006/main" noChangeAspect="1"/>
+            </wp:cNvGraphicFramePr>
+            <a:graphic xmlns:a="http://schemas.openxmlformats.org/drawingml/2006/main">
+              <a:graphicData uri="http://schemas.openxmlformats.org/drawingml/2006/picture">
+                <pic:pic xmlns:pic="http://schemas.openxmlformats.org/drawingml/2006/picture">
+                  <pic:nvPicPr>
+                    <pic:cNvPr id="0" name="Picture 2"/>
+                    <pic:cNvPicPr>
+                      <a:picLocks noChangeAspect="1" noChangeArrowheads="1"/>
+                    </pic:cNvPicPr>
+                  </pic:nvPicPr>
+                  <pic:blipFill>
+                    <a:blip r:embed="rId20">
+                      <a:extLst>
+                        <a:ext uri="{28A0092B-C50C-407E-A947-70E740481C1C}">
+                          <a14:useLocalDpi xmlns:a14="http://schemas.microsoft.com/office/drawing/2010/main" val="0"/>
+                        </a:ext>
+                      </a:extLst>
+                    </a:blip>
+                    <a:srcRect/>
+                    <a:stretch>
+                      <a:fillRect/>
+                    </a:stretch>
+                  </pic:blipFill>
+                  <pic:spPr bwMode="auto">
+                    <a:xfrm>
+                      <a:off x="0" y="0"/>
+                      <a:ext cx="2325370" cy="1420495"/>
+                    </a:xfrm>
+                    <a:prstGeom prst="rect">
+                      <a:avLst/>
+                    </a:prstGeom>
+                    <a:noFill/>
+                  </pic:spPr>
+                </pic:pic>
+              </a:graphicData>
+            </a:graphic>
+            <wp14:sizeRelH relativeFrom="margin">
+              <wp14:pctWidth>0</wp14:pctWidth>
+            </wp14:sizeRelH>
+            <wp14:sizeRelV relativeFrom="margin">
+              <wp14:pctHeight>0</wp14:pctHeight>
+            </wp14:sizeRelV>
+          </wp:anchor>
+        </w:drawing>
+      </w:r>
+    </w:p>
+    <w:p>
+      <w:pPr>
+        <w:rPr>
+          <w:b/>
+          <w:bCs/>
+        </w:rPr>
+      </w:pPr>
+    </w:p>
+    <w:p>
+      <w:pPr>
+        <w:rPr>
+          <w:b/>
+          <w:bCs/>
+        </w:rPr>
+      </w:pPr>
+    </w:p>
+    <w:p>
+      <w:pPr>
+        <w:rPr>
+          <w:b/>
+          <w:bCs/>
+        </w:rPr>
+      </w:pPr>
+    </w:p>
+    <w:p>
+      <w:pPr>
+        <w:rPr>
+          <w:b/>
+          <w:bCs/>
+        </w:rPr>
+      </w:pPr>
+    </w:p>
+    <w:p>
+      <w:pPr>
+        <w:rPr>
+          <w:b/>
+          <w:bCs/>
+        </w:rPr>
+      </w:pPr>
+    </w:p>
+    <w:p>
+      <w:pPr>
+        <w:rPr>
+          <w:b/>
+          <w:bCs/>
+        </w:rPr>
+      </w:pPr>
+    </w:p>
+    <w:p>
+      <w:r>
+        <w:rPr>
+          <w:rFonts w:ascii="Aptos" w:hAnsi="Aptos"/>
+          <w:color w:val="000000"/>
+        </w:rPr>
+        <w:t>The data is now clean, with sentiment analysis and topic extraction complete—ready for EDA and model training/testing.</w:t>
+      </w:r>
+    </w:p>
+    <w:p>
+      <w:pPr>
         <w:rPr>
           <w:b/>
           <w:bCs/>
@@ -910,6 +2155,7 @@
           <w:b/>
           <w:bCs/>
         </w:rPr>
+        <w:lastRenderedPageBreak/>
         <w:t>Findings:</w:t>
       </w:r>
     </w:p>
@@ -922,12 +2168,352 @@
         </w:numPr>
       </w:pPr>
       <w:r>
-        <w:t>Insights from Sentiment Analysis</w:t>
+        <w:t>Insights from Common Keywords and Themes</w:t>
       </w:r>
       <w:r>
         <w:t>:</w:t>
       </w:r>
     </w:p>
+    <w:p>
+      <w:r>
+        <w:rPr>
+          <w:b/>
+          <w:bCs/>
+        </w:rPr>
+        <w:t>Top</w:t>
+      </w:r>
+      <w:r>
+        <w:rPr>
+          <w:b/>
+          <w:bCs/>
+        </w:rPr>
+        <w:t xml:space="preserve"> </w:t>
+      </w:r>
+      <w:r>
+        <w:rPr>
+          <w:b/>
+          <w:bCs/>
+        </w:rPr>
+        <w:t xml:space="preserve">20 </w:t>
+      </w:r>
+      <w:r>
+        <w:rPr>
+          <w:b/>
+          <w:bCs/>
+        </w:rPr>
+        <w:t>common words</w:t>
+      </w:r>
+      <w:r>
+        <w:t xml:space="preserve"> used in the reviews based on TF-IDF </w:t>
+      </w:r>
+      <w:r>
+        <w:t>scores</w:t>
+      </w:r>
+      <w:r>
+        <w:t xml:space="preserve"> are:</w:t>
+      </w:r>
+    </w:p>
+    <w:p>
+      <w:r>
+        <w:drawing>
+          <wp:inline distT="0" distB="0" distL="0" distR="0" wp14:anchorId="1D0CB582" wp14:editId="253CC8D7">
+            <wp:extent cx="4849978" cy="2501159"/>
+            <wp:effectExtent l="0" t="0" r="8255" b="0"/>
+            <wp:docPr id="474069875" name="Picture 1"/>
+            <wp:cNvGraphicFramePr>
+              <a:graphicFrameLocks xmlns:a="http://schemas.openxmlformats.org/drawingml/2006/main" noChangeAspect="1"/>
+            </wp:cNvGraphicFramePr>
+            <a:graphic xmlns:a="http://schemas.openxmlformats.org/drawingml/2006/main">
+              <a:graphicData uri="http://schemas.openxmlformats.org/drawingml/2006/picture">
+                <pic:pic xmlns:pic="http://schemas.openxmlformats.org/drawingml/2006/picture">
+                  <pic:nvPicPr>
+                    <pic:cNvPr id="474069875" name=""/>
+                    <pic:cNvPicPr/>
+                  </pic:nvPicPr>
+                  <pic:blipFill>
+                    <a:blip r:embed="rId21"/>
+                    <a:stretch>
+                      <a:fillRect/>
+                    </a:stretch>
+                  </pic:blipFill>
+                  <pic:spPr>
+                    <a:xfrm>
+                      <a:off x="0" y="0"/>
+                      <a:ext cx="4854602" cy="2503544"/>
+                    </a:xfrm>
+                    <a:prstGeom prst="rect">
+                      <a:avLst/>
+                    </a:prstGeom>
+                  </pic:spPr>
+                </pic:pic>
+              </a:graphicData>
+            </a:graphic>
+          </wp:inline>
+        </w:drawing>
+      </w:r>
+    </w:p>
+    <w:p>
+      <w:pPr>
+        <w:rPr>
+          <w:rFonts w:ascii="Arial" w:hAnsi="Arial" w:cs="Arial"/>
+        </w:rPr>
+      </w:pPr>
+      <w:r>
+        <w:t xml:space="preserve">With </w:t>
+      </w:r>
+      <w:proofErr w:type="spellStart"/>
+      <w:r>
+        <w:rPr>
+          <w:rFonts w:ascii="Arial" w:hAnsi="Arial" w:cs="Arial"/>
+        </w:rPr>
+        <w:t>جميل</w:t>
+      </w:r>
+      <w:proofErr w:type="spellEnd"/>
+      <w:r>
+        <w:rPr>
+          <w:rFonts w:ascii="Arial" w:hAnsi="Arial" w:cs="Arial"/>
+        </w:rPr>
+        <w:t xml:space="preserve">, </w:t>
+      </w:r>
+      <w:proofErr w:type="spellStart"/>
+      <w:r>
+        <w:rPr>
+          <w:rFonts w:ascii="Arial" w:hAnsi="Arial" w:cs="Arial" w:hint="cs"/>
+        </w:rPr>
+        <w:t>جدا</w:t>
+      </w:r>
+      <w:proofErr w:type="spellEnd"/>
+      <w:r>
+        <w:rPr>
+          <w:rFonts w:ascii="Arial" w:hAnsi="Arial" w:cs="Arial"/>
+        </w:rPr>
+        <w:t xml:space="preserve">, </w:t>
+      </w:r>
+      <w:proofErr w:type="spellStart"/>
+      <w:r>
+        <w:rPr>
+          <w:rFonts w:ascii="Arial" w:hAnsi="Arial" w:cs="Arial" w:hint="cs"/>
+        </w:rPr>
+        <w:t>ممتاز</w:t>
+      </w:r>
+      <w:proofErr w:type="spellEnd"/>
+      <w:r>
+        <w:rPr>
+          <w:rFonts w:ascii="Arial" w:hAnsi="Arial" w:cs="Arial"/>
+        </w:rPr>
+        <w:t xml:space="preserve">, </w:t>
+      </w:r>
+      <w:proofErr w:type="spellStart"/>
+      <w:r>
+        <w:rPr>
+          <w:rFonts w:ascii="Arial" w:hAnsi="Arial" w:cs="Arial" w:hint="cs"/>
+        </w:rPr>
+        <w:t>رائع</w:t>
+      </w:r>
+      <w:proofErr w:type="spellEnd"/>
+      <w:r>
+        <w:rPr>
+          <w:rFonts w:ascii="Arial" w:hAnsi="Arial" w:cs="Arial"/>
+        </w:rPr>
+        <w:t>,</w:t>
+      </w:r>
+      <w:r>
+        <w:rPr>
+          <w:rFonts w:hint="cs"/>
+        </w:rPr>
+        <w:t xml:space="preserve"> </w:t>
+      </w:r>
+      <w:proofErr w:type="spellStart"/>
+      <w:r>
+        <w:rPr>
+          <w:rFonts w:ascii="Arial" w:hAnsi="Arial" w:cs="Arial" w:hint="cs"/>
+        </w:rPr>
+        <w:t>مكان</w:t>
+      </w:r>
+      <w:proofErr w:type="spellEnd"/>
+      <w:r>
+        <w:rPr>
+          <w:rFonts w:ascii="Arial" w:hAnsi="Arial" w:cs="Arial"/>
+        </w:rPr>
+        <w:t xml:space="preserve"> being in top 5</w:t>
+      </w:r>
+    </w:p>
+    <w:p>
+      <w:pPr>
+        <w:rPr>
+          <w:rFonts w:ascii="Arial" w:hAnsi="Arial" w:cs="Arial"/>
+        </w:rPr>
+      </w:pPr>
+    </w:p>
+    <w:p>
+      <w:pPr>
+        <w:rPr>
+          <w:rFonts w:ascii="Arial" w:hAnsi="Arial" w:cs="Arial"/>
+        </w:rPr>
+      </w:pPr>
+      <w:r>
+        <w:rPr>
+          <w:rFonts w:ascii="Arial" w:hAnsi="Arial" w:cs="Arial"/>
+        </w:rPr>
+        <w:drawing>
+          <wp:inline distT="0" distB="0" distL="0" distR="0" wp14:anchorId="7E30180A" wp14:editId="06EF9100">
+            <wp:extent cx="5931399" cy="3542030"/>
+            <wp:effectExtent l="0" t="0" r="0" b="1270"/>
+            <wp:docPr id="875192100" name="Picture 1"/>
+            <wp:cNvGraphicFramePr>
+              <a:graphicFrameLocks xmlns:a="http://schemas.openxmlformats.org/drawingml/2006/main" noChangeAspect="1"/>
+            </wp:cNvGraphicFramePr>
+            <a:graphic xmlns:a="http://schemas.openxmlformats.org/drawingml/2006/main">
+              <a:graphicData uri="http://schemas.openxmlformats.org/drawingml/2006/picture">
+                <pic:pic xmlns:pic="http://schemas.openxmlformats.org/drawingml/2006/picture">
+                  <pic:nvPicPr>
+                    <pic:cNvPr id="875192100" name="Picture 1"/>
+                    <pic:cNvPicPr/>
+                  </pic:nvPicPr>
+                  <pic:blipFill>
+                    <a:blip r:embed="rId22">
+                      <a:extLst>
+                        <a:ext uri="{28A0092B-C50C-407E-A947-70E740481C1C}">
+                          <a14:useLocalDpi xmlns:a14="http://schemas.microsoft.com/office/drawing/2010/main" val="0"/>
+                        </a:ext>
+                      </a:extLst>
+                    </a:blip>
+                    <a:stretch>
+                      <a:fillRect/>
+                    </a:stretch>
+                  </pic:blipFill>
+                  <pic:spPr>
+                    <a:xfrm>
+                      <a:off x="0" y="0"/>
+                      <a:ext cx="5931399" cy="3542030"/>
+                    </a:xfrm>
+                    <a:prstGeom prst="rect">
+                      <a:avLst/>
+                    </a:prstGeom>
+                  </pic:spPr>
+                </pic:pic>
+              </a:graphicData>
+            </a:graphic>
+          </wp:inline>
+        </w:drawing>
+      </w:r>
+    </w:p>
+    <w:p>
+      <w:pPr>
+        <w:rPr>
+          <w:rFonts w:ascii="Arial" w:hAnsi="Arial" w:cs="Arial"/>
+        </w:rPr>
+      </w:pPr>
+      <w:r>
+        <w:rPr>
+          <w:rFonts w:ascii="Arial" w:hAnsi="Arial" w:cs="Arial"/>
+        </w:rPr>
+        <w:lastRenderedPageBreak/>
+        <w:drawing>
+          <wp:inline distT="0" distB="0" distL="0" distR="0" wp14:anchorId="56CFB826" wp14:editId="24BBEEFE">
+            <wp:extent cx="5942974" cy="2941320"/>
+            <wp:effectExtent l="0" t="0" r="635" b="0"/>
+            <wp:docPr id="768734953" name="Picture 1"/>
+            <wp:cNvGraphicFramePr>
+              <a:graphicFrameLocks xmlns:a="http://schemas.openxmlformats.org/drawingml/2006/main" noChangeAspect="1"/>
+            </wp:cNvGraphicFramePr>
+            <a:graphic xmlns:a="http://schemas.openxmlformats.org/drawingml/2006/main">
+              <a:graphicData uri="http://schemas.openxmlformats.org/drawingml/2006/picture">
+                <pic:pic xmlns:pic="http://schemas.openxmlformats.org/drawingml/2006/picture">
+                  <pic:nvPicPr>
+                    <pic:cNvPr id="768734953" name="Picture 1"/>
+                    <pic:cNvPicPr/>
+                  </pic:nvPicPr>
+                  <pic:blipFill>
+                    <a:blip r:embed="rId23">
+                      <a:extLst>
+                        <a:ext uri="{28A0092B-C50C-407E-A947-70E740481C1C}">
+                          <a14:useLocalDpi xmlns:a14="http://schemas.microsoft.com/office/drawing/2010/main" val="0"/>
+                        </a:ext>
+                      </a:extLst>
+                    </a:blip>
+                    <a:stretch>
+                      <a:fillRect/>
+                    </a:stretch>
+                  </pic:blipFill>
+                  <pic:spPr>
+                    <a:xfrm>
+                      <a:off x="0" y="0"/>
+                      <a:ext cx="5942974" cy="2941320"/>
+                    </a:xfrm>
+                    <a:prstGeom prst="rect">
+                      <a:avLst/>
+                    </a:prstGeom>
+                  </pic:spPr>
+                </pic:pic>
+              </a:graphicData>
+            </a:graphic>
+          </wp:inline>
+        </w:drawing>
+      </w:r>
+    </w:p>
+    <w:p>
+      <w:pPr>
+        <w:rPr>
+          <w:rFonts w:ascii="Arial" w:hAnsi="Arial" w:cs="Arial"/>
+        </w:rPr>
+      </w:pPr>
+    </w:p>
+    <w:p>
+      <w:pPr>
+        <w:rPr>
+          <w:rFonts w:ascii="Arial" w:hAnsi="Arial" w:cs="Arial"/>
+        </w:rPr>
+      </w:pPr>
+      <w:r>
+        <w:rPr>
+          <w:rFonts w:ascii="Arial" w:hAnsi="Arial" w:cs="Arial"/>
+        </w:rPr>
+        <w:drawing>
+          <wp:inline distT="0" distB="0" distL="0" distR="0" wp14:anchorId="0763BCBC" wp14:editId="60292CA3">
+            <wp:extent cx="4835347" cy="2914123"/>
+            <wp:effectExtent l="0" t="0" r="3810" b="635"/>
+            <wp:docPr id="1257093841" name="Picture 1"/>
+            <wp:cNvGraphicFramePr>
+              <a:graphicFrameLocks xmlns:a="http://schemas.openxmlformats.org/drawingml/2006/main" noChangeAspect="1"/>
+            </wp:cNvGraphicFramePr>
+            <a:graphic xmlns:a="http://schemas.openxmlformats.org/drawingml/2006/main">
+              <a:graphicData uri="http://schemas.openxmlformats.org/drawingml/2006/picture">
+                <pic:pic xmlns:pic="http://schemas.openxmlformats.org/drawingml/2006/picture">
+                  <pic:nvPicPr>
+                    <pic:cNvPr id="1257093841" name=""/>
+                    <pic:cNvPicPr/>
+                  </pic:nvPicPr>
+                  <pic:blipFill>
+                    <a:blip r:embed="rId24"/>
+                    <a:stretch>
+                      <a:fillRect/>
+                    </a:stretch>
+                  </pic:blipFill>
+                  <pic:spPr>
+                    <a:xfrm>
+                      <a:off x="0" y="0"/>
+                      <a:ext cx="4840875" cy="2917454"/>
+                    </a:xfrm>
+                    <a:prstGeom prst="rect">
+                      <a:avLst/>
+                    </a:prstGeom>
+                  </pic:spPr>
+                </pic:pic>
+              </a:graphicData>
+            </a:graphic>
+          </wp:inline>
+        </w:drawing>
+      </w:r>
+    </w:p>
+    <w:p>
+      <w:pPr>
+        <w:rPr>
+          <w:rFonts w:ascii="Arial" w:hAnsi="Arial" w:cs="Arial"/>
+        </w:rPr>
+      </w:pPr>
+    </w:p>
+    <w:p/>
     <w:p>
       <w:pPr>
         <w:pStyle w:val="ListParagraph"/>
@@ -937,12 +2523,156 @@
         </w:numPr>
       </w:pPr>
       <w:r>
-        <w:t>Insights from Common Keywords and Themes</w:t>
+        <w:t>Insights from Sentiment Analysis</w:t>
       </w:r>
       <w:r>
         <w:t>:</w:t>
       </w:r>
     </w:p>
+    <w:p>
+      <w:pPr>
+        <w:ind w:left="360"/>
+      </w:pPr>
+    </w:p>
+    <w:p>
+      <w:r>
+        <w:lastRenderedPageBreak/>
+        <w:drawing>
+          <wp:anchor distT="0" distB="0" distL="114300" distR="114300" simplePos="0" relativeHeight="251663361" behindDoc="0" locked="0" layoutInCell="1" allowOverlap="1" wp14:anchorId="3470D4EF" wp14:editId="668580B0">
+            <wp:simplePos x="0" y="0"/>
+            <wp:positionH relativeFrom="column">
+              <wp:posOffset>2523744</wp:posOffset>
+            </wp:positionH>
+            <wp:positionV relativeFrom="paragraph">
+              <wp:posOffset>9221</wp:posOffset>
+            </wp:positionV>
+            <wp:extent cx="3299155" cy="2055336"/>
+            <wp:effectExtent l="0" t="0" r="0" b="2540"/>
+            <wp:wrapSquare wrapText="bothSides"/>
+            <wp:docPr id="1628308541" name="Picture 1"/>
+            <wp:cNvGraphicFramePr>
+              <a:graphicFrameLocks xmlns:a="http://schemas.openxmlformats.org/drawingml/2006/main" noChangeAspect="1"/>
+            </wp:cNvGraphicFramePr>
+            <a:graphic xmlns:a="http://schemas.openxmlformats.org/drawingml/2006/main">
+              <a:graphicData uri="http://schemas.openxmlformats.org/drawingml/2006/picture">
+                <pic:pic xmlns:pic="http://schemas.openxmlformats.org/drawingml/2006/picture">
+                  <pic:nvPicPr>
+                    <pic:cNvPr id="1628308541" name=""/>
+                    <pic:cNvPicPr/>
+                  </pic:nvPicPr>
+                  <pic:blipFill>
+                    <a:blip r:embed="rId25">
+                      <a:extLst>
+                        <a:ext uri="{28A0092B-C50C-407E-A947-70E740481C1C}">
+                          <a14:useLocalDpi xmlns:a14="http://schemas.microsoft.com/office/drawing/2010/main" val="0"/>
+                        </a:ext>
+                      </a:extLst>
+                    </a:blip>
+                    <a:stretch>
+                      <a:fillRect/>
+                    </a:stretch>
+                  </pic:blipFill>
+                  <pic:spPr>
+                    <a:xfrm>
+                      <a:off x="0" y="0"/>
+                      <a:ext cx="3299155" cy="2055336"/>
+                    </a:xfrm>
+                    <a:prstGeom prst="rect">
+                      <a:avLst/>
+                    </a:prstGeom>
+                  </pic:spPr>
+                </pic:pic>
+              </a:graphicData>
+            </a:graphic>
+          </wp:anchor>
+        </w:drawing>
+      </w:r>
+    </w:p>
+    <w:p>
+      <w:r>
+        <w:drawing>
+          <wp:inline distT="0" distB="0" distL="0" distR="0" wp14:anchorId="1D9C5CAD" wp14:editId="7D4BE17B">
+            <wp:extent cx="4557370" cy="2830341"/>
+            <wp:effectExtent l="0" t="0" r="0" b="8255"/>
+            <wp:docPr id="1769242086" name="Picture 1"/>
+            <wp:cNvGraphicFramePr>
+              <a:graphicFrameLocks xmlns:a="http://schemas.openxmlformats.org/drawingml/2006/main" noChangeAspect="1"/>
+            </wp:cNvGraphicFramePr>
+            <a:graphic xmlns:a="http://schemas.openxmlformats.org/drawingml/2006/main">
+              <a:graphicData uri="http://schemas.openxmlformats.org/drawingml/2006/picture">
+                <pic:pic xmlns:pic="http://schemas.openxmlformats.org/drawingml/2006/picture">
+                  <pic:nvPicPr>
+                    <pic:cNvPr id="1769242086" name=""/>
+                    <pic:cNvPicPr/>
+                  </pic:nvPicPr>
+                  <pic:blipFill>
+                    <a:blip r:embed="rId26"/>
+                    <a:stretch>
+                      <a:fillRect/>
+                    </a:stretch>
+                  </pic:blipFill>
+                  <pic:spPr>
+                    <a:xfrm>
+                      <a:off x="0" y="0"/>
+                      <a:ext cx="4561384" cy="2832834"/>
+                    </a:xfrm>
+                    <a:prstGeom prst="rect">
+                      <a:avLst/>
+                    </a:prstGeom>
+                  </pic:spPr>
+                </pic:pic>
+              </a:graphicData>
+            </a:graphic>
+          </wp:inline>
+        </w:drawing>
+      </w:r>
+    </w:p>
+    <w:p>
+      <w:r>
+        <w:lastRenderedPageBreak/>
+        <w:drawing>
+          <wp:inline distT="0" distB="0" distL="0" distR="0" wp14:anchorId="22ACD5F9" wp14:editId="0FFD59B4">
+            <wp:extent cx="5943600" cy="5206365"/>
+            <wp:effectExtent l="0" t="0" r="0" b="0"/>
+            <wp:docPr id="1102542003" name="Picture 1"/>
+            <wp:cNvGraphicFramePr>
+              <a:graphicFrameLocks xmlns:a="http://schemas.openxmlformats.org/drawingml/2006/main" noChangeAspect="1"/>
+            </wp:cNvGraphicFramePr>
+            <a:graphic xmlns:a="http://schemas.openxmlformats.org/drawingml/2006/main">
+              <a:graphicData uri="http://schemas.openxmlformats.org/drawingml/2006/picture">
+                <pic:pic xmlns:pic="http://schemas.openxmlformats.org/drawingml/2006/picture">
+                  <pic:nvPicPr>
+                    <pic:cNvPr id="1102542003" name=""/>
+                    <pic:cNvPicPr/>
+                  </pic:nvPicPr>
+                  <pic:blipFill>
+                    <a:blip r:embed="rId27"/>
+                    <a:stretch>
+                      <a:fillRect/>
+                    </a:stretch>
+                  </pic:blipFill>
+                  <pic:spPr>
+                    <a:xfrm>
+                      <a:off x="0" y="0"/>
+                      <a:ext cx="5943600" cy="5206365"/>
+                    </a:xfrm>
+                    <a:prstGeom prst="rect">
+                      <a:avLst/>
+                    </a:prstGeom>
+                  </pic:spPr>
+                </pic:pic>
+              </a:graphicData>
+            </a:graphic>
+          </wp:inline>
+        </w:drawing>
+      </w:r>
+    </w:p>
+    <w:p/>
+    <w:p/>
+    <w:p/>
+    <w:p/>
+    <w:p/>
+    <w:p/>
     <w:p>
       <w:pPr>
         <w:pStyle w:val="ListParagraph"/>
@@ -1169,9 +2899,9 @@
     <w:p/>
     <w:p/>
     <w:sectPr>
-      <w:footerReference w:type="even" r:id="rId12"/>
-      <w:footerReference w:type="default" r:id="rId13"/>
-      <w:footerReference w:type="first" r:id="rId14"/>
+      <w:footerReference w:type="even" r:id="rId28"/>
+      <w:footerReference w:type="default" r:id="rId29"/>
+      <w:footerReference w:type="first" r:id="rId30"/>
       <w:pgSz w:w="12240" w:h="15840"/>
       <w:pgMar w:top="1440" w:right="1440" w:bottom="1440" w:left="1440" w:header="720" w:footer="720" w:gutter="0"/>
       <w:cols w:space="720"/>
@@ -1219,7 +2949,7 @@
       <mc:AlternateContent>
         <mc:Choice Requires="wps">
           <w:drawing>
-            <wp:anchor distT="0" distB="0" distL="0" distR="0" simplePos="0" relativeHeight="251659264" behindDoc="0" locked="0" layoutInCell="1" allowOverlap="1" wp14:anchorId="25C6F5B0" wp14:editId="1B0DD01C">
+            <wp:anchor distT="0" distB="0" distL="0" distR="0" simplePos="0" relativeHeight="251658241" behindDoc="0" locked="0" layoutInCell="1" allowOverlap="1" wp14:anchorId="25C6F5B0" wp14:editId="1B0DD01C">
               <wp:simplePos x="635" y="635"/>
               <wp:positionH relativeFrom="page">
                 <wp:align>left</wp:align>
@@ -1299,7 +3029,7 @@
               <v:stroke joinstyle="miter"/>
               <v:path gradientshapeok="t" o:connecttype="rect"/>
             </v:shapetype>
-            <v:shape id="Text Box 4" o:spid="_x0000_s1026" type="#_x0000_t202" alt="Internal" style="position:absolute;margin-left:0;margin-top:0;width:53.35pt;height:29.15pt;z-index:251659264;visibility:visible;mso-wrap-style:none;mso-wrap-distance-left:0;mso-wrap-distance-top:0;mso-wrap-distance-right:0;mso-wrap-distance-bottom:0;mso-position-horizontal:left;mso-position-horizontal-relative:page;mso-position-vertical:bottom;mso-position-vertical-relative:page;v-text-anchor:bottom" o:gfxdata="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" filled="f" stroked="f">
+            <v:shape id="Text Box 4" o:spid="_x0000_s1026" type="#_x0000_t202" alt="Internal" style="position:absolute;margin-left:0;margin-top:0;width:53.35pt;height:29.15pt;z-index:251658241;visibility:visible;mso-wrap-style:none;mso-wrap-distance-left:0;mso-wrap-distance-top:0;mso-wrap-distance-right:0;mso-wrap-distance-bottom:0;mso-position-horizontal:left;mso-position-horizontal-relative:page;mso-position-vertical:bottom;mso-position-vertical-relative:page;v-text-anchor:bottom" o:gfxdata="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" filled="f" stroked="f">
               <v:textbox style="mso-fit-shape-to-text:t" inset="20pt,0,0,15pt">
                 <w:txbxContent>
                   <w:p>
@@ -1349,7 +3079,7 @@
       <mc:AlternateContent>
         <mc:Choice Requires="wps">
           <w:drawing>
-            <wp:anchor distT="0" distB="0" distL="0" distR="0" simplePos="0" relativeHeight="251660288" behindDoc="0" locked="0" layoutInCell="1" allowOverlap="1" wp14:anchorId="700428BE" wp14:editId="7DDE97A7">
+            <wp:anchor distT="0" distB="0" distL="0" distR="0" simplePos="0" relativeHeight="251658242" behindDoc="0" locked="0" layoutInCell="1" allowOverlap="1" wp14:anchorId="700428BE" wp14:editId="7DDE97A7">
               <wp:simplePos x="914400" y="9414510"/>
               <wp:positionH relativeFrom="page">
                 <wp:align>left</wp:align>
@@ -1429,7 +3159,7 @@
               <v:stroke joinstyle="miter"/>
               <v:path gradientshapeok="t" o:connecttype="rect"/>
             </v:shapetype>
-            <v:shape id="Text Box 5" o:spid="_x0000_s1027" type="#_x0000_t202" alt="Internal" style="position:absolute;margin-left:0;margin-top:0;width:53.35pt;height:29.15pt;z-index:251660288;visibility:visible;mso-wrap-style:none;mso-wrap-distance-left:0;mso-wrap-distance-top:0;mso-wrap-distance-right:0;mso-wrap-distance-bottom:0;mso-position-horizontal:left;mso-position-horizontal-relative:page;mso-position-vertical:bottom;mso-position-vertical-relative:page;v-text-anchor:bottom" o:gfxdata="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" filled="f" stroked="f">
+            <v:shape id="Text Box 5" o:spid="_x0000_s1027" type="#_x0000_t202" alt="Internal" style="position:absolute;margin-left:0;margin-top:0;width:53.35pt;height:29.15pt;z-index:251658242;visibility:visible;mso-wrap-style:none;mso-wrap-distance-left:0;mso-wrap-distance-top:0;mso-wrap-distance-right:0;mso-wrap-distance-bottom:0;mso-position-horizontal:left;mso-position-horizontal-relative:page;mso-position-vertical:bottom;mso-position-vertical-relative:page;v-text-anchor:bottom" o:gfxdata="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" filled="f" stroked="f">
               <v:textbox style="mso-fit-shape-to-text:t" inset="20pt,0,0,15pt">
                 <w:txbxContent>
                   <w:p>
@@ -1853,6 +3583,119 @@
     </w:lvl>
   </w:abstractNum>
   <w:abstractNum w:abstractNumId="2" w15:restartNumberingAfterBreak="0">
+    <w:nsid w:val="3CE86359"/>
+    <w:multiLevelType w:val="hybridMultilevel"/>
+    <w:tmpl w:val="0D6AD954"/>
+    <w:lvl w:ilvl="0" w:tplc="04090001">
+      <w:start w:val="1"/>
+      <w:numFmt w:val="bullet"/>
+      <w:lvlText w:val=""/>
+      <w:lvlJc w:val="left"/>
+      <w:pPr>
+        <w:ind w:left="360" w:hanging="360"/>
+      </w:pPr>
+      <w:rPr>
+        <w:rFonts w:ascii="Symbol" w:hAnsi="Symbol" w:hint="default"/>
+      </w:rPr>
+    </w:lvl>
+    <w:lvl w:ilvl="1" w:tplc="04090003" w:tentative="1">
+      <w:start w:val="1"/>
+      <w:numFmt w:val="bullet"/>
+      <w:lvlText w:val="o"/>
+      <w:lvlJc w:val="left"/>
+      <w:pPr>
+        <w:ind w:left="1080" w:hanging="360"/>
+      </w:pPr>
+      <w:rPr>
+        <w:rFonts w:ascii="Courier New" w:hAnsi="Courier New" w:cs="Courier New" w:hint="default"/>
+      </w:rPr>
+    </w:lvl>
+    <w:lvl w:ilvl="2" w:tplc="04090005" w:tentative="1">
+      <w:start w:val="1"/>
+      <w:numFmt w:val="bullet"/>
+      <w:lvlText w:val=""/>
+      <w:lvlJc w:val="left"/>
+      <w:pPr>
+        <w:ind w:left="1800" w:hanging="360"/>
+      </w:pPr>
+      <w:rPr>
+        <w:rFonts w:ascii="Wingdings" w:hAnsi="Wingdings" w:hint="default"/>
+      </w:rPr>
+    </w:lvl>
+    <w:lvl w:ilvl="3" w:tplc="04090001" w:tentative="1">
+      <w:start w:val="1"/>
+      <w:numFmt w:val="bullet"/>
+      <w:lvlText w:val=""/>
+      <w:lvlJc w:val="left"/>
+      <w:pPr>
+        <w:ind w:left="2520" w:hanging="360"/>
+      </w:pPr>
+      <w:rPr>
+        <w:rFonts w:ascii="Symbol" w:hAnsi="Symbol" w:hint="default"/>
+      </w:rPr>
+    </w:lvl>
+    <w:lvl w:ilvl="4" w:tplc="04090003" w:tentative="1">
+      <w:start w:val="1"/>
+      <w:numFmt w:val="bullet"/>
+      <w:lvlText w:val="o"/>
+      <w:lvlJc w:val="left"/>
+      <w:pPr>
+        <w:ind w:left="3240" w:hanging="360"/>
+      </w:pPr>
+      <w:rPr>
+        <w:rFonts w:ascii="Courier New" w:hAnsi="Courier New" w:cs="Courier New" w:hint="default"/>
+      </w:rPr>
+    </w:lvl>
+    <w:lvl w:ilvl="5" w:tplc="04090005" w:tentative="1">
+      <w:start w:val="1"/>
+      <w:numFmt w:val="bullet"/>
+      <w:lvlText w:val=""/>
+      <w:lvlJc w:val="left"/>
+      <w:pPr>
+        <w:ind w:left="3960" w:hanging="360"/>
+      </w:pPr>
+      <w:rPr>
+        <w:rFonts w:ascii="Wingdings" w:hAnsi="Wingdings" w:hint="default"/>
+      </w:rPr>
+    </w:lvl>
+    <w:lvl w:ilvl="6" w:tplc="04090001" w:tentative="1">
+      <w:start w:val="1"/>
+      <w:numFmt w:val="bullet"/>
+      <w:lvlText w:val=""/>
+      <w:lvlJc w:val="left"/>
+      <w:pPr>
+        <w:ind w:left="4680" w:hanging="360"/>
+      </w:pPr>
+      <w:rPr>
+        <w:rFonts w:ascii="Symbol" w:hAnsi="Symbol" w:hint="default"/>
+      </w:rPr>
+    </w:lvl>
+    <w:lvl w:ilvl="7" w:tplc="04090003" w:tentative="1">
+      <w:start w:val="1"/>
+      <w:numFmt w:val="bullet"/>
+      <w:lvlText w:val="o"/>
+      <w:lvlJc w:val="left"/>
+      <w:pPr>
+        <w:ind w:left="5400" w:hanging="360"/>
+      </w:pPr>
+      <w:rPr>
+        <w:rFonts w:ascii="Courier New" w:hAnsi="Courier New" w:cs="Courier New" w:hint="default"/>
+      </w:rPr>
+    </w:lvl>
+    <w:lvl w:ilvl="8" w:tplc="04090005" w:tentative="1">
+      <w:start w:val="1"/>
+      <w:numFmt w:val="bullet"/>
+      <w:lvlText w:val=""/>
+      <w:lvlJc w:val="left"/>
+      <w:pPr>
+        <w:ind w:left="6120" w:hanging="360"/>
+      </w:pPr>
+      <w:rPr>
+        <w:rFonts w:ascii="Wingdings" w:hAnsi="Wingdings" w:hint="default"/>
+      </w:rPr>
+    </w:lvl>
+  </w:abstractNum>
+  <w:abstractNum w:abstractNumId="3" w15:restartNumberingAfterBreak="0">
     <w:nsid w:val="4E031B72"/>
     <w:multiLevelType w:val="multilevel"/>
     <w:tmpl w:val="0FBCE688"/>
@@ -1968,7 +3811,96 @@
       </w:pPr>
     </w:lvl>
   </w:abstractNum>
-  <w:abstractNum w:abstractNumId="3" w15:restartNumberingAfterBreak="0">
+  <w:abstractNum w:abstractNumId="4" w15:restartNumberingAfterBreak="0">
+    <w:nsid w:val="591553CB"/>
+    <w:multiLevelType w:val="hybridMultilevel"/>
+    <w:tmpl w:val="EF88DFAA"/>
+    <w:lvl w:ilvl="0" w:tplc="0409000F">
+      <w:start w:val="1"/>
+      <w:numFmt w:val="decimal"/>
+      <w:lvlText w:val="%1."/>
+      <w:lvlJc w:val="left"/>
+      <w:pPr>
+        <w:ind w:left="720" w:hanging="360"/>
+      </w:pPr>
+      <w:rPr>
+        <w:rFonts w:hint="default"/>
+      </w:rPr>
+    </w:lvl>
+    <w:lvl w:ilvl="1" w:tplc="04090019" w:tentative="1">
+      <w:start w:val="1"/>
+      <w:numFmt w:val="lowerLetter"/>
+      <w:lvlText w:val="%2."/>
+      <w:lvlJc w:val="left"/>
+      <w:pPr>
+        <w:ind w:left="1440" w:hanging="360"/>
+      </w:pPr>
+    </w:lvl>
+    <w:lvl w:ilvl="2" w:tplc="0409001B" w:tentative="1">
+      <w:start w:val="1"/>
+      <w:numFmt w:val="lowerRoman"/>
+      <w:lvlText w:val="%3."/>
+      <w:lvlJc w:val="right"/>
+      <w:pPr>
+        <w:ind w:left="2160" w:hanging="180"/>
+      </w:pPr>
+    </w:lvl>
+    <w:lvl w:ilvl="3" w:tplc="0409000F" w:tentative="1">
+      <w:start w:val="1"/>
+      <w:numFmt w:val="decimal"/>
+      <w:lvlText w:val="%4."/>
+      <w:lvlJc w:val="left"/>
+      <w:pPr>
+        <w:ind w:left="2880" w:hanging="360"/>
+      </w:pPr>
+    </w:lvl>
+    <w:lvl w:ilvl="4" w:tplc="04090019" w:tentative="1">
+      <w:start w:val="1"/>
+      <w:numFmt w:val="lowerLetter"/>
+      <w:lvlText w:val="%5."/>
+      <w:lvlJc w:val="left"/>
+      <w:pPr>
+        <w:ind w:left="3600" w:hanging="360"/>
+      </w:pPr>
+    </w:lvl>
+    <w:lvl w:ilvl="5" w:tplc="0409001B" w:tentative="1">
+      <w:start w:val="1"/>
+      <w:numFmt w:val="lowerRoman"/>
+      <w:lvlText w:val="%6."/>
+      <w:lvlJc w:val="right"/>
+      <w:pPr>
+        <w:ind w:left="4320" w:hanging="180"/>
+      </w:pPr>
+    </w:lvl>
+    <w:lvl w:ilvl="6" w:tplc="0409000F" w:tentative="1">
+      <w:start w:val="1"/>
+      <w:numFmt w:val="decimal"/>
+      <w:lvlText w:val="%7."/>
+      <w:lvlJc w:val="left"/>
+      <w:pPr>
+        <w:ind w:left="5040" w:hanging="360"/>
+      </w:pPr>
+    </w:lvl>
+    <w:lvl w:ilvl="7" w:tplc="04090019" w:tentative="1">
+      <w:start w:val="1"/>
+      <w:numFmt w:val="lowerLetter"/>
+      <w:lvlText w:val="%8."/>
+      <w:lvlJc w:val="left"/>
+      <w:pPr>
+        <w:ind w:left="5760" w:hanging="360"/>
+      </w:pPr>
+    </w:lvl>
+    <w:lvl w:ilvl="8" w:tplc="0409001B" w:tentative="1">
+      <w:start w:val="1"/>
+      <w:numFmt w:val="lowerRoman"/>
+      <w:lvlText w:val="%9."/>
+      <w:lvlJc w:val="right"/>
+      <w:pPr>
+        <w:ind w:left="6480" w:hanging="180"/>
+      </w:pPr>
+    </w:lvl>
+  </w:abstractNum>
+  <w:abstractNum w:abstractNumId="5" w15:restartNumberingAfterBreak="0">
     <w:nsid w:val="67DE7099"/>
     <w:multiLevelType w:val="multilevel"/>
     <w:tmpl w:val="C232760C"/>
@@ -2081,7 +4013,7 @@
       </w:pPr>
     </w:lvl>
   </w:abstractNum>
-  <w:abstractNum w:abstractNumId="4" w15:restartNumberingAfterBreak="0">
+  <w:abstractNum w:abstractNumId="6" w15:restartNumberingAfterBreak="0">
     <w:nsid w:val="75CB434C"/>
     <w:multiLevelType w:val="multilevel"/>
     <w:tmpl w:val="0FBCE688"/>
@@ -2197,7 +4129,7 @@
       </w:pPr>
     </w:lvl>
   </w:abstractNum>
-  <w:abstractNum w:abstractNumId="5" w15:restartNumberingAfterBreak="0">
+  <w:abstractNum w:abstractNumId="7" w15:restartNumberingAfterBreak="0">
     <w:nsid w:val="79A4613D"/>
     <w:multiLevelType w:val="multilevel"/>
     <w:tmpl w:val="4596D6AE"/>
@@ -2319,7 +4251,7 @@
     </w:lvl>
   </w:abstractNum>
   <w:num w:numId="1" w16cid:durableId="1353216528">
-    <w:abstractNumId w:val="5"/>
+    <w:abstractNumId w:val="7"/>
   </w:num>
   <w:num w:numId="2" w16cid:durableId="1097872314">
     <w:abstractNumId w:val="0"/>
@@ -2328,12 +4260,18 @@
     <w:abstractNumId w:val="1"/>
   </w:num>
   <w:num w:numId="4" w16cid:durableId="242297841">
+    <w:abstractNumId w:val="5"/>
+  </w:num>
+  <w:num w:numId="5" w16cid:durableId="277762158">
     <w:abstractNumId w:val="3"/>
   </w:num>
-  <w:num w:numId="5" w16cid:durableId="277762158">
+  <w:num w:numId="6" w16cid:durableId="2011981243">
+    <w:abstractNumId w:val="6"/>
+  </w:num>
+  <w:num w:numId="7" w16cid:durableId="1694186003">
     <w:abstractNumId w:val="2"/>
   </w:num>
-  <w:num w:numId="6" w16cid:durableId="2011981243">
+  <w:num w:numId="8" w16cid:durableId="1938637450">
     <w:abstractNumId w:val="4"/>
   </w:num>
 </w:numbering>
@@ -2942,7 +4880,6 @@
   <w:style w:type="character" w:default="1" w:styleId="DefaultParagraphFont">
     <w:name w:val="Default Paragraph Font"/>
     <w:uiPriority w:val="1"/>
-    <w:semiHidden/>
     <w:unhideWhenUsed/>
   </w:style>
   <w:style w:type="table" w:default="1" w:styleId="TableNormal">
@@ -3340,6 +5277,47 @@
       <w:bCs/>
     </w:rPr>
   </w:style>
+  <w:style w:type="paragraph" w:styleId="Header">
+    <w:name w:val="header"/>
+    <w:basedOn w:val="Normal"/>
+    <w:link w:val="HeaderChar"/>
+    <w:uiPriority w:val="99"/>
+    <w:unhideWhenUsed/>
+    <w:rsid w:val="00B413F6"/>
+    <w:pPr>
+      <w:tabs>
+        <w:tab w:val="center" w:pos="4680"/>
+        <w:tab w:val="right" w:pos="9360"/>
+      </w:tabs>
+      <w:spacing w:after="0" w:line="240" w:lineRule="auto"/>
+    </w:pPr>
+  </w:style>
+  <w:style w:type="character" w:customStyle="1" w:styleId="HeaderChar">
+    <w:name w:val="Header Char"/>
+    <w:basedOn w:val="DefaultParagraphFont"/>
+    <w:link w:val="Header"/>
+    <w:uiPriority w:val="99"/>
+    <w:rsid w:val="00B413F6"/>
+  </w:style>
+  <w:style w:type="table" w:styleId="TableGrid">
+    <w:name w:val="Table Grid"/>
+    <w:basedOn w:val="TableNormal"/>
+    <w:uiPriority w:val="39"/>
+    <w:rsid w:val="00DD2825"/>
+    <w:pPr>
+      <w:spacing w:after="0" w:line="240" w:lineRule="auto"/>
+    </w:pPr>
+    <w:tblPr>
+      <w:tblBorders>
+        <w:top w:val="single" w:sz="4" w:space="0" w:color="auto"/>
+        <w:left w:val="single" w:sz="4" w:space="0" w:color="auto"/>
+        <w:bottom w:val="single" w:sz="4" w:space="0" w:color="auto"/>
+        <w:right w:val="single" w:sz="4" w:space="0" w:color="auto"/>
+        <w:insideH w:val="single" w:sz="4" w:space="0" w:color="auto"/>
+        <w:insideV w:val="single" w:sz="4" w:space="0" w:color="auto"/>
+      </w:tblBorders>
+    </w:tblPr>
+  </w:style>
 </w:styles>
 </file>
 

--- a/Artefact Take Home Assignment.docx
+++ b/Artefact Take Home Assignment.docx
@@ -2356,6 +2356,54 @@
           <w:rFonts w:ascii="Arial" w:hAnsi="Arial" w:cs="Arial"/>
         </w:rPr>
         <w:drawing>
+          <wp:inline distT="0" distB="0" distL="0" distR="0" wp14:anchorId="5E71E434" wp14:editId="1D67C71E">
+            <wp:extent cx="5943600" cy="3545840"/>
+            <wp:effectExtent l="0" t="0" r="0" b="0"/>
+            <wp:docPr id="801181255" name="Picture 1"/>
+            <wp:cNvGraphicFramePr>
+              <a:graphicFrameLocks xmlns:a="http://schemas.openxmlformats.org/drawingml/2006/main" noChangeAspect="1"/>
+            </wp:cNvGraphicFramePr>
+            <a:graphic xmlns:a="http://schemas.openxmlformats.org/drawingml/2006/main">
+              <a:graphicData uri="http://schemas.openxmlformats.org/drawingml/2006/picture">
+                <pic:pic xmlns:pic="http://schemas.openxmlformats.org/drawingml/2006/picture">
+                  <pic:nvPicPr>
+                    <pic:cNvPr id="801181255" name=""/>
+                    <pic:cNvPicPr/>
+                  </pic:nvPicPr>
+                  <pic:blipFill>
+                    <a:blip r:embed="rId22"/>
+                    <a:stretch>
+                      <a:fillRect/>
+                    </a:stretch>
+                  </pic:blipFill>
+                  <pic:spPr>
+                    <a:xfrm>
+                      <a:off x="0" y="0"/>
+                      <a:ext cx="5943600" cy="3545840"/>
+                    </a:xfrm>
+                    <a:prstGeom prst="rect">
+                      <a:avLst/>
+                    </a:prstGeom>
+                  </pic:spPr>
+                </pic:pic>
+              </a:graphicData>
+            </a:graphic>
+          </wp:inline>
+        </w:drawing>
+      </w:r>
+    </w:p>
+    <w:p>
+      <w:pPr>
+        <w:rPr>
+          <w:rFonts w:ascii="Arial" w:hAnsi="Arial" w:cs="Arial"/>
+        </w:rPr>
+      </w:pPr>
+      <w:r>
+        <w:rPr>
+          <w:rFonts w:ascii="Arial" w:hAnsi="Arial" w:cs="Arial"/>
+        </w:rPr>
+        <w:lastRenderedPageBreak/>
+        <w:drawing>
           <wp:inline distT="0" distB="0" distL="0" distR="0" wp14:anchorId="7E30180A" wp14:editId="06EF9100">
             <wp:extent cx="5931399" cy="3542030"/>
             <wp:effectExtent l="0" t="0" r="0" b="1270"/>
@@ -2371,7 +2419,7 @@
                     <pic:cNvPicPr/>
                   </pic:nvPicPr>
                   <pic:blipFill>
-                    <a:blip r:embed="rId22">
+                    <a:blip r:embed="rId23">
                       <a:extLst>
                         <a:ext uri="{28A0092B-C50C-407E-A947-70E740481C1C}">
                           <a14:useLocalDpi xmlns:a14="http://schemas.microsoft.com/office/drawing/2010/main" val="0"/>
@@ -2408,9 +2456,8 @@
         <w:rPr>
           <w:rFonts w:ascii="Arial" w:hAnsi="Arial" w:cs="Arial"/>
         </w:rPr>
-        <w:lastRenderedPageBreak/>
         <w:drawing>
-          <wp:inline distT="0" distB="0" distL="0" distR="0" wp14:anchorId="56CFB826" wp14:editId="24BBEEFE">
+          <wp:inline distT="0" distB="0" distL="0" distR="0" wp14:anchorId="56CFB826" wp14:editId="68E2F8DF">
             <wp:extent cx="5942974" cy="2941320"/>
             <wp:effectExtent l="0" t="0" r="635" b="0"/>
             <wp:docPr id="768734953" name="Picture 1"/>
@@ -2425,7 +2472,7 @@
                     <pic:cNvPicPr/>
                   </pic:nvPicPr>
                   <pic:blipFill>
-                    <a:blip r:embed="rId23">
+                    <a:blip r:embed="rId24">
                       <a:extLst>
                         <a:ext uri="{28A0092B-C50C-407E-A947-70E740481C1C}">
                           <a14:useLocalDpi xmlns:a14="http://schemas.microsoft.com/office/drawing/2010/main" val="0"/>
@@ -2465,46 +2512,13 @@
           <w:rFonts w:ascii="Arial" w:hAnsi="Arial" w:cs="Arial"/>
         </w:rPr>
       </w:pPr>
-      <w:r>
+    </w:p>
+    <w:p>
+      <w:pPr>
         <w:rPr>
           <w:rFonts w:ascii="Arial" w:hAnsi="Arial" w:cs="Arial"/>
         </w:rPr>
-        <w:drawing>
-          <wp:inline distT="0" distB="0" distL="0" distR="0" wp14:anchorId="0763BCBC" wp14:editId="60292CA3">
-            <wp:extent cx="4835347" cy="2914123"/>
-            <wp:effectExtent l="0" t="0" r="3810" b="635"/>
-            <wp:docPr id="1257093841" name="Picture 1"/>
-            <wp:cNvGraphicFramePr>
-              <a:graphicFrameLocks xmlns:a="http://schemas.openxmlformats.org/drawingml/2006/main" noChangeAspect="1"/>
-            </wp:cNvGraphicFramePr>
-            <a:graphic xmlns:a="http://schemas.openxmlformats.org/drawingml/2006/main">
-              <a:graphicData uri="http://schemas.openxmlformats.org/drawingml/2006/picture">
-                <pic:pic xmlns:pic="http://schemas.openxmlformats.org/drawingml/2006/picture">
-                  <pic:nvPicPr>
-                    <pic:cNvPr id="1257093841" name=""/>
-                    <pic:cNvPicPr/>
-                  </pic:nvPicPr>
-                  <pic:blipFill>
-                    <a:blip r:embed="rId24"/>
-                    <a:stretch>
-                      <a:fillRect/>
-                    </a:stretch>
-                  </pic:blipFill>
-                  <pic:spPr>
-                    <a:xfrm>
-                      <a:off x="0" y="0"/>
-                      <a:ext cx="4840875" cy="2917454"/>
-                    </a:xfrm>
-                    <a:prstGeom prst="rect">
-                      <a:avLst/>
-                    </a:prstGeom>
-                  </pic:spPr>
-                </pic:pic>
-              </a:graphicData>
-            </a:graphic>
-          </wp:inline>
-        </w:drawing>
-      </w:r>
+      </w:pPr>
     </w:p>
     <w:p>
       <w:pPr>
@@ -2523,6 +2537,7 @@
         </w:numPr>
       </w:pPr>
       <w:r>
+        <w:lastRenderedPageBreak/>
         <w:t>Insights from Sentiment Analysis</w:t>
       </w:r>
       <w:r>
@@ -2536,7 +2551,6 @@
     </w:p>
     <w:p>
       <w:r>
-        <w:lastRenderedPageBreak/>
         <w:drawing>
           <wp:anchor distT="0" distB="0" distL="114300" distR="114300" simplePos="0" relativeHeight="251663361" behindDoc="0" locked="0" layoutInCell="1" allowOverlap="1" wp14:anchorId="3470D4EF" wp14:editId="668580B0">
             <wp:simplePos x="0" y="0"/>
@@ -2591,9 +2605,9 @@
     <w:p>
       <w:r>
         <w:drawing>
-          <wp:inline distT="0" distB="0" distL="0" distR="0" wp14:anchorId="1D9C5CAD" wp14:editId="7D4BE17B">
-            <wp:extent cx="4557370" cy="2830341"/>
-            <wp:effectExtent l="0" t="0" r="0" b="8255"/>
+          <wp:inline distT="0" distB="0" distL="0" distR="0" wp14:anchorId="1D9C5CAD" wp14:editId="08DBE964">
+            <wp:extent cx="3774643" cy="2344231"/>
+            <wp:effectExtent l="0" t="0" r="0" b="0"/>
             <wp:docPr id="1769242086" name="Picture 1"/>
             <wp:cNvGraphicFramePr>
               <a:graphicFrameLocks xmlns:a="http://schemas.openxmlformats.org/drawingml/2006/main" noChangeAspect="1"/>
@@ -2614,7 +2628,46 @@
                   <pic:spPr>
                     <a:xfrm>
                       <a:off x="0" y="0"/>
-                      <a:ext cx="4561384" cy="2832834"/>
+                      <a:ext cx="3787575" cy="2352263"/>
+                    </a:xfrm>
+                    <a:prstGeom prst="rect">
+                      <a:avLst/>
+                    </a:prstGeom>
+                  </pic:spPr>
+                </pic:pic>
+              </a:graphicData>
+            </a:graphic>
+          </wp:inline>
+        </w:drawing>
+      </w:r>
+    </w:p>
+    <w:p>
+      <w:r>
+        <w:drawing>
+          <wp:inline distT="0" distB="0" distL="0" distR="0" wp14:anchorId="337E3DC9" wp14:editId="760E6365">
+            <wp:extent cx="3672230" cy="2435663"/>
+            <wp:effectExtent l="0" t="0" r="4445" b="3175"/>
+            <wp:docPr id="410153877" name="Picture 1"/>
+            <wp:cNvGraphicFramePr>
+              <a:graphicFrameLocks xmlns:a="http://schemas.openxmlformats.org/drawingml/2006/main" noChangeAspect="1"/>
+            </wp:cNvGraphicFramePr>
+            <a:graphic xmlns:a="http://schemas.openxmlformats.org/drawingml/2006/main">
+              <a:graphicData uri="http://schemas.openxmlformats.org/drawingml/2006/picture">
+                <pic:pic xmlns:pic="http://schemas.openxmlformats.org/drawingml/2006/picture">
+                  <pic:nvPicPr>
+                    <pic:cNvPr id="410153877" name=""/>
+                    <pic:cNvPicPr/>
+                  </pic:nvPicPr>
+                  <pic:blipFill>
+                    <a:blip r:embed="rId27"/>
+                    <a:stretch>
+                      <a:fillRect/>
+                    </a:stretch>
+                  </pic:blipFill>
+                  <pic:spPr>
+                    <a:xfrm>
+                      <a:off x="0" y="0"/>
+                      <a:ext cx="3677154" cy="2438929"/>
                     </a:xfrm>
                     <a:prstGeom prst="rect">
                       <a:avLst/>
@@ -2646,7 +2699,7 @@
                     <pic:cNvPicPr/>
                   </pic:nvPicPr>
                   <pic:blipFill>
-                    <a:blip r:embed="rId27"/>
+                    <a:blip r:embed="rId28"/>
                     <a:stretch>
                       <a:fillRect/>
                     </a:stretch>
@@ -2673,6 +2726,9 @@
     <w:p/>
     <w:p/>
     <w:p/>
+    <w:p/>
+    <w:p/>
+    <w:p/>
     <w:p>
       <w:pPr>
         <w:pStyle w:val="ListParagraph"/>
@@ -2682,6 +2738,7 @@
         </w:numPr>
       </w:pPr>
       <w:r>
+        <w:lastRenderedPageBreak/>
         <w:t>Insights from EDA</w:t>
       </w:r>
       <w:r>
@@ -2705,22 +2762,110 @@
           <w:bCs/>
         </w:rPr>
       </w:pPr>
-    </w:p>
-    <w:p>
-      <w:pPr>
-        <w:rPr>
-          <w:b/>
-          <w:bCs/>
-        </w:rPr>
-      </w:pPr>
-    </w:p>
-    <w:p>
-      <w:pPr>
-        <w:rPr>
-          <w:b/>
-          <w:bCs/>
-        </w:rPr>
-      </w:pPr>
+      <w:r>
+        <w:rPr>
+          <w:b/>
+          <w:bCs/>
+        </w:rPr>
+        <w:drawing>
+          <wp:inline distT="0" distB="0" distL="0" distR="0" wp14:anchorId="1A4B62A5" wp14:editId="363EEB6E">
+            <wp:extent cx="5619750" cy="3180990"/>
+            <wp:effectExtent l="0" t="0" r="0" b="635"/>
+            <wp:docPr id="41818873" name="Picture 1"/>
+            <wp:cNvGraphicFramePr>
+              <a:graphicFrameLocks xmlns:a="http://schemas.openxmlformats.org/drawingml/2006/main" noChangeAspect="1"/>
+            </wp:cNvGraphicFramePr>
+            <a:graphic xmlns:a="http://schemas.openxmlformats.org/drawingml/2006/main">
+              <a:graphicData uri="http://schemas.openxmlformats.org/drawingml/2006/picture">
+                <pic:pic xmlns:pic="http://schemas.openxmlformats.org/drawingml/2006/picture">
+                  <pic:nvPicPr>
+                    <pic:cNvPr id="41818873" name="Picture 1"/>
+                    <pic:cNvPicPr/>
+                  </pic:nvPicPr>
+                  <pic:blipFill>
+                    <a:blip r:embed="rId29">
+                      <a:extLst>
+                        <a:ext uri="{28A0092B-C50C-407E-A947-70E740481C1C}">
+                          <a14:useLocalDpi xmlns:a14="http://schemas.microsoft.com/office/drawing/2010/main" val="0"/>
+                        </a:ext>
+                      </a:extLst>
+                    </a:blip>
+                    <a:stretch>
+                      <a:fillRect/>
+                    </a:stretch>
+                  </pic:blipFill>
+                  <pic:spPr>
+                    <a:xfrm>
+                      <a:off x="0" y="0"/>
+                      <a:ext cx="5619750" cy="3180990"/>
+                    </a:xfrm>
+                    <a:prstGeom prst="rect">
+                      <a:avLst/>
+                    </a:prstGeom>
+                  </pic:spPr>
+                </pic:pic>
+              </a:graphicData>
+            </a:graphic>
+          </wp:inline>
+        </w:drawing>
+      </w:r>
+    </w:p>
+    <w:p>
+      <w:pPr>
+        <w:rPr>
+          <w:b/>
+          <w:bCs/>
+        </w:rPr>
+      </w:pPr>
+    </w:p>
+    <w:p>
+      <w:pPr>
+        <w:rPr>
+          <w:b/>
+          <w:bCs/>
+        </w:rPr>
+      </w:pPr>
+      <w:r>
+        <w:rPr>
+          <w:b/>
+          <w:bCs/>
+        </w:rPr>
+        <w:drawing>
+          <wp:inline distT="0" distB="0" distL="0" distR="0" wp14:anchorId="040F2ABD" wp14:editId="1F54B1F7">
+            <wp:extent cx="5943600" cy="3364230"/>
+            <wp:effectExtent l="0" t="0" r="0" b="7620"/>
+            <wp:docPr id="870557249" name="Picture 1"/>
+            <wp:cNvGraphicFramePr>
+              <a:graphicFrameLocks xmlns:a="http://schemas.openxmlformats.org/drawingml/2006/main" noChangeAspect="1"/>
+            </wp:cNvGraphicFramePr>
+            <a:graphic xmlns:a="http://schemas.openxmlformats.org/drawingml/2006/main">
+              <a:graphicData uri="http://schemas.openxmlformats.org/drawingml/2006/picture">
+                <pic:pic xmlns:pic="http://schemas.openxmlformats.org/drawingml/2006/picture">
+                  <pic:nvPicPr>
+                    <pic:cNvPr id="870557249" name=""/>
+                    <pic:cNvPicPr/>
+                  </pic:nvPicPr>
+                  <pic:blipFill>
+                    <a:blip r:embed="rId30"/>
+                    <a:stretch>
+                      <a:fillRect/>
+                    </a:stretch>
+                  </pic:blipFill>
+                  <pic:spPr>
+                    <a:xfrm>
+                      <a:off x="0" y="0"/>
+                      <a:ext cx="5943600" cy="3364230"/>
+                    </a:xfrm>
+                    <a:prstGeom prst="rect">
+                      <a:avLst/>
+                    </a:prstGeom>
+                  </pic:spPr>
+                </pic:pic>
+              </a:graphicData>
+            </a:graphic>
+          </wp:inline>
+        </w:drawing>
+      </w:r>
     </w:p>
     <w:p>
       <w:pPr>
@@ -2899,9 +3044,9 @@
     <w:p/>
     <w:p/>
     <w:sectPr>
-      <w:footerReference w:type="even" r:id="rId28"/>
-      <w:footerReference w:type="default" r:id="rId29"/>
-      <w:footerReference w:type="first" r:id="rId30"/>
+      <w:footerReference w:type="even" r:id="rId31"/>
+      <w:footerReference w:type="default" r:id="rId32"/>
+      <w:footerReference w:type="first" r:id="rId33"/>
       <w:pgSz w:w="12240" w:h="15840"/>
       <w:pgMar w:top="1440" w:right="1440" w:bottom="1440" w:left="1440" w:header="720" w:footer="720" w:gutter="0"/>
       <w:cols w:space="720"/>

--- a/Artefact Take Home Assignment.docx
+++ b/Artefact Take Home Assignment.docx
@@ -2605,9 +2605,17 @@
     <w:p>
       <w:r>
         <w:drawing>
-          <wp:inline distT="0" distB="0" distL="0" distR="0" wp14:anchorId="1D9C5CAD" wp14:editId="08DBE964">
+          <wp:anchor distT="0" distB="0" distL="114300" distR="114300" simplePos="0" relativeHeight="251664385" behindDoc="0" locked="0" layoutInCell="1" allowOverlap="1" wp14:anchorId="1D9C5CAD" wp14:editId="44F9863B">
+            <wp:simplePos x="0" y="0"/>
+            <wp:positionH relativeFrom="margin">
+              <wp:align>right</wp:align>
+            </wp:positionH>
+            <wp:positionV relativeFrom="paragraph">
+              <wp:posOffset>1937716</wp:posOffset>
+            </wp:positionV>
             <wp:extent cx="3774643" cy="2344231"/>
             <wp:effectExtent l="0" t="0" r="0" b="0"/>
+            <wp:wrapSquare wrapText="bothSides"/>
             <wp:docPr id="1769242086" name="Picture 1"/>
             <wp:cNvGraphicFramePr>
               <a:graphicFrameLocks xmlns:a="http://schemas.openxmlformats.org/drawingml/2006/main" noChangeAspect="1"/>
@@ -2620,7 +2628,13 @@
                     <pic:cNvPicPr/>
                   </pic:nvPicPr>
                   <pic:blipFill>
-                    <a:blip r:embed="rId26"/>
+                    <a:blip r:embed="rId26">
+                      <a:extLst>
+                        <a:ext uri="{28A0092B-C50C-407E-A947-70E740481C1C}">
+                          <a14:useLocalDpi xmlns:a14="http://schemas.microsoft.com/office/drawing/2010/main" val="0"/>
+                        </a:ext>
+                      </a:extLst>
+                    </a:blip>
                     <a:stretch>
                       <a:fillRect/>
                     </a:stretch>
@@ -2628,7 +2642,7 @@
                   <pic:spPr>
                     <a:xfrm>
                       <a:off x="0" y="0"/>
-                      <a:ext cx="3787575" cy="2352263"/>
+                      <a:ext cx="3774643" cy="2344231"/>
                     </a:xfrm>
                     <a:prstGeom prst="rect">
                       <a:avLst/>
@@ -2637,16 +2651,24 @@
                 </pic:pic>
               </a:graphicData>
             </a:graphic>
-          </wp:inline>
+          </wp:anchor>
         </w:drawing>
       </w:r>
     </w:p>
     <w:p>
       <w:r>
         <w:drawing>
-          <wp:inline distT="0" distB="0" distL="0" distR="0" wp14:anchorId="337E3DC9" wp14:editId="760E6365">
+          <wp:anchor distT="0" distB="0" distL="114300" distR="114300" simplePos="0" relativeHeight="251665409" behindDoc="0" locked="0" layoutInCell="1" allowOverlap="1" wp14:anchorId="337E3DC9" wp14:editId="6D208939">
+            <wp:simplePos x="0" y="0"/>
+            <wp:positionH relativeFrom="margin">
+              <wp:align>right</wp:align>
+            </wp:positionH>
+            <wp:positionV relativeFrom="paragraph">
+              <wp:posOffset>4239743</wp:posOffset>
+            </wp:positionV>
             <wp:extent cx="3672230" cy="2435663"/>
             <wp:effectExtent l="0" t="0" r="4445" b="3175"/>
+            <wp:wrapSquare wrapText="bothSides"/>
             <wp:docPr id="410153877" name="Picture 1"/>
             <wp:cNvGraphicFramePr>
               <a:graphicFrameLocks xmlns:a="http://schemas.openxmlformats.org/drawingml/2006/main" noChangeAspect="1"/>
@@ -2659,7 +2681,13 @@
                     <pic:cNvPicPr/>
                   </pic:nvPicPr>
                   <pic:blipFill>
-                    <a:blip r:embed="rId27"/>
+                    <a:blip r:embed="rId27">
+                      <a:extLst>
+                        <a:ext uri="{28A0092B-C50C-407E-A947-70E740481C1C}">
+                          <a14:useLocalDpi xmlns:a14="http://schemas.microsoft.com/office/drawing/2010/main" val="0"/>
+                        </a:ext>
+                      </a:extLst>
+                    </a:blip>
                     <a:stretch>
                       <a:fillRect/>
                     </a:stretch>
@@ -2667,7 +2695,7 @@
                   <pic:spPr>
                     <a:xfrm>
                       <a:off x="0" y="0"/>
-                      <a:ext cx="3677154" cy="2438929"/>
+                      <a:ext cx="3672230" cy="2435663"/>
                     </a:xfrm>
                     <a:prstGeom prst="rect">
                       <a:avLst/>
@@ -2676,7 +2704,7 @@
                 </pic:pic>
               </a:graphicData>
             </a:graphic>
-          </wp:inline>
+          </wp:anchor>
         </w:drawing>
       </w:r>
     </w:p>
@@ -2898,6 +2926,47 @@
           <w:bCs/>
         </w:rPr>
       </w:pPr>
+      <w:r>
+        <w:rPr>
+          <w:b/>
+          <w:bCs/>
+        </w:rPr>
+        <w:drawing>
+          <wp:inline distT="0" distB="0" distL="0" distR="0" wp14:anchorId="18CBBC88" wp14:editId="496085E4">
+            <wp:extent cx="5943600" cy="4840605"/>
+            <wp:effectExtent l="0" t="0" r="0" b="0"/>
+            <wp:docPr id="2119339107" name="Picture 1"/>
+            <wp:cNvGraphicFramePr>
+              <a:graphicFrameLocks xmlns:a="http://schemas.openxmlformats.org/drawingml/2006/main" noChangeAspect="1"/>
+            </wp:cNvGraphicFramePr>
+            <a:graphic xmlns:a="http://schemas.openxmlformats.org/drawingml/2006/main">
+              <a:graphicData uri="http://schemas.openxmlformats.org/drawingml/2006/picture">
+                <pic:pic xmlns:pic="http://schemas.openxmlformats.org/drawingml/2006/picture">
+                  <pic:nvPicPr>
+                    <pic:cNvPr id="2119339107" name=""/>
+                    <pic:cNvPicPr/>
+                  </pic:nvPicPr>
+                  <pic:blipFill>
+                    <a:blip r:embed="rId31"/>
+                    <a:stretch>
+                      <a:fillRect/>
+                    </a:stretch>
+                  </pic:blipFill>
+                  <pic:spPr>
+                    <a:xfrm>
+                      <a:off x="0" y="0"/>
+                      <a:ext cx="5943600" cy="4840605"/>
+                    </a:xfrm>
+                    <a:prstGeom prst="rect">
+                      <a:avLst/>
+                    </a:prstGeom>
+                  </pic:spPr>
+                </pic:pic>
+              </a:graphicData>
+            </a:graphic>
+          </wp:inline>
+        </w:drawing>
+      </w:r>
     </w:p>
     <w:p>
       <w:pPr>
@@ -3044,9 +3113,9 @@
     <w:p/>
     <w:p/>
     <w:sectPr>
-      <w:footerReference w:type="even" r:id="rId31"/>
-      <w:footerReference w:type="default" r:id="rId32"/>
-      <w:footerReference w:type="first" r:id="rId33"/>
+      <w:footerReference w:type="even" r:id="rId32"/>
+      <w:footerReference w:type="default" r:id="rId33"/>
+      <w:footerReference w:type="first" r:id="rId34"/>
       <w:pgSz w:w="12240" w:h="15840"/>
       <w:pgMar w:top="1440" w:right="1440" w:bottom="1440" w:left="1440" w:header="720" w:footer="720" w:gutter="0"/>
       <w:cols w:space="720"/>

--- a/Artefact Take Home Assignment.docx
+++ b/Artefact Take Home Assignment.docx
@@ -56,7 +56,7 @@
       <w:r>
         <w:t xml:space="preserve"> </w:t>
       </w:r>
-      <w:hyperlink r:id="rId7" w:history="1">
+      <w:hyperlink r:id="rId8" w:history="1">
         <w:r>
           <w:rPr>
             <w:rStyle w:val="Hyperlink"/>
@@ -446,7 +446,7 @@
                     <pic:cNvPicPr/>
                   </pic:nvPicPr>
                   <pic:blipFill>
-                    <a:blip r:embed="rId8" cstate="print">
+                    <a:blip r:embed="rId9" cstate="print">
                       <a:extLst>
                         <a:ext uri="{28A0092B-C50C-407E-A947-70E740481C1C}">
                           <a14:useLocalDpi xmlns:a14="http://schemas.microsoft.com/office/drawing/2010/main" val="0"/>
@@ -538,7 +538,7 @@
       <w:r>
         <w:t xml:space="preserve"> (</w:t>
       </w:r>
-      <w:hyperlink r:id="rId9" w:history="1">
+      <w:hyperlink r:id="rId10" w:history="1">
         <w:r>
           <w:rPr>
             <w:rStyle w:val="Hyperlink"/>
@@ -580,7 +580,7 @@
       <w:r>
         <w:t xml:space="preserve"> library (</w:t>
       </w:r>
-      <w:hyperlink r:id="rId10" w:history="1">
+      <w:hyperlink r:id="rId11" w:history="1">
         <w:r>
           <w:rPr>
             <w:rStyle w:val="Hyperlink"/>
@@ -613,7 +613,7 @@
                     <pic:cNvPicPr/>
                   </pic:nvPicPr>
                   <pic:blipFill>
-                    <a:blip r:embed="rId11"/>
+                    <a:blip r:embed="rId12"/>
                     <a:stretch>
                       <a:fillRect/>
                     </a:stretch>
@@ -664,7 +664,7 @@
                     <pic:cNvPicPr/>
                   </pic:nvPicPr>
                   <pic:blipFill>
-                    <a:blip r:embed="rId12">
+                    <a:blip r:embed="rId13">
                       <a:extLst>
                         <a:ext uri="{28A0092B-C50C-407E-A947-70E740481C1C}">
                           <a14:useLocalDpi xmlns:a14="http://schemas.microsoft.com/office/drawing/2010/main" val="0"/>
@@ -1664,7 +1664,7 @@
                     <pic:cNvPicPr/>
                   </pic:nvPicPr>
                   <pic:blipFill>
-                    <a:blip r:embed="rId13"/>
+                    <a:blip r:embed="rId14"/>
                     <a:stretch>
                       <a:fillRect/>
                     </a:stretch>
@@ -1695,7 +1695,7 @@
       <w:r>
         <w:t>For method (2). I used an ensemble model /pipeline called “</w:t>
       </w:r>
-      <w:hyperlink r:id="rId14" w:history="1">
+      <w:hyperlink r:id="rId15" w:history="1">
         <w:r>
           <w:rPr>
             <w:rStyle w:val="Hyperlink"/>
@@ -1706,7 +1706,7 @@
       <w:r>
         <w:t>”  (</w:t>
       </w:r>
-      <w:hyperlink r:id="rId15" w:history="1">
+      <w:hyperlink r:id="rId16" w:history="1">
         <w:r>
           <w:rPr>
             <w:rStyle w:val="Hyperlink"/>
@@ -1741,7 +1741,7 @@
       <w:r>
         <w:t xml:space="preserve">) created by </w:t>
       </w:r>
-      <w:hyperlink r:id="rId16" w:history="1">
+      <w:hyperlink r:id="rId17" w:history="1">
         <w:r>
           <w:rPr>
             <w:rStyle w:val="Hyperlink"/>
@@ -1860,7 +1860,7 @@
         <w:lastRenderedPageBreak/>
         <w:t xml:space="preserve">I chose the model to produce 20 themes/topic, below is a snapshot from the code with final topic names and count. Please refer to </w:t>
       </w:r>
-      <w:hyperlink r:id="rId17" w:history="1">
+      <w:hyperlink r:id="rId18" w:history="1">
         <w:r>
           <w:rPr>
             <w:rStyle w:val="Hyperlink"/>
@@ -1901,7 +1901,7 @@
                     <pic:cNvPicPr/>
                   </pic:nvPicPr>
                   <pic:blipFill>
-                    <a:blip r:embed="rId18">
+                    <a:blip r:embed="rId19">
                       <a:extLst>
                         <a:ext uri="{28A0092B-C50C-407E-A947-70E740481C1C}">
                           <a14:useLocalDpi xmlns:a14="http://schemas.microsoft.com/office/drawing/2010/main" val="0"/>
@@ -1960,7 +1960,7 @@
                     <pic:cNvPicPr/>
                   </pic:nvPicPr>
                   <pic:blipFill>
-                    <a:blip r:embed="rId19">
+                    <a:blip r:embed="rId20">
                       <a:extLst>
                         <a:ext uri="{28A0092B-C50C-407E-A947-70E740481C1C}">
                           <a14:useLocalDpi xmlns:a14="http://schemas.microsoft.com/office/drawing/2010/main" val="0"/>
@@ -2022,7 +2022,7 @@
                     </pic:cNvPicPr>
                   </pic:nvPicPr>
                   <pic:blipFill>
-                    <a:blip r:embed="rId20">
+                    <a:blip r:embed="rId21">
                       <a:extLst>
                         <a:ext uri="{28A0092B-C50C-407E-A947-70E740481C1C}">
                           <a14:useLocalDpi xmlns:a14="http://schemas.microsoft.com/office/drawing/2010/main" val="0"/>
@@ -2231,7 +2231,7 @@
                     <pic:cNvPicPr/>
                   </pic:nvPicPr>
                   <pic:blipFill>
-                    <a:blip r:embed="rId21"/>
+                    <a:blip r:embed="rId22"/>
                     <a:stretch>
                       <a:fillRect/>
                     </a:stretch>
@@ -2371,7 +2371,7 @@
                     <pic:cNvPicPr/>
                   </pic:nvPicPr>
                   <pic:blipFill>
-                    <a:blip r:embed="rId22"/>
+                    <a:blip r:embed="rId23"/>
                     <a:stretch>
                       <a:fillRect/>
                     </a:stretch>
@@ -2419,7 +2419,7 @@
                     <pic:cNvPicPr/>
                   </pic:nvPicPr>
                   <pic:blipFill>
-                    <a:blip r:embed="rId23">
+                    <a:blip r:embed="rId24">
                       <a:extLst>
                         <a:ext uri="{28A0092B-C50C-407E-A947-70E740481C1C}">
                           <a14:useLocalDpi xmlns:a14="http://schemas.microsoft.com/office/drawing/2010/main" val="0"/>
@@ -2472,7 +2472,7 @@
                     <pic:cNvPicPr/>
                   </pic:nvPicPr>
                   <pic:blipFill>
-                    <a:blip r:embed="rId24">
+                    <a:blip r:embed="rId25">
                       <a:extLst>
                         <a:ext uri="{28A0092B-C50C-407E-A947-70E740481C1C}">
                           <a14:useLocalDpi xmlns:a14="http://schemas.microsoft.com/office/drawing/2010/main" val="0"/>
@@ -2538,29 +2538,16 @@
       </w:pPr>
       <w:r>
         <w:lastRenderedPageBreak/>
-        <w:t>Insights from Sentiment Analysis</w:t>
-      </w:r>
-      <w:r>
-        <w:t>:</w:t>
-      </w:r>
-    </w:p>
-    <w:p>
-      <w:pPr>
-        <w:ind w:left="360"/>
-      </w:pPr>
-    </w:p>
-    <w:p>
-      <w:r>
         <w:drawing>
-          <wp:anchor distT="0" distB="0" distL="114300" distR="114300" simplePos="0" relativeHeight="251663361" behindDoc="0" locked="0" layoutInCell="1" allowOverlap="1" wp14:anchorId="3470D4EF" wp14:editId="668580B0">
+          <wp:anchor distT="0" distB="0" distL="114300" distR="114300" simplePos="0" relativeHeight="251663361" behindDoc="0" locked="0" layoutInCell="1" allowOverlap="1" wp14:anchorId="3470D4EF" wp14:editId="0B130C1F">
             <wp:simplePos x="0" y="0"/>
-            <wp:positionH relativeFrom="column">
-              <wp:posOffset>2523744</wp:posOffset>
+            <wp:positionH relativeFrom="page">
+              <wp:posOffset>248285</wp:posOffset>
             </wp:positionH>
             <wp:positionV relativeFrom="paragraph">
-              <wp:posOffset>9221</wp:posOffset>
+              <wp:posOffset>460375</wp:posOffset>
             </wp:positionV>
-            <wp:extent cx="3299155" cy="2055336"/>
+            <wp:extent cx="3298825" cy="2054860"/>
             <wp:effectExtent l="0" t="0" r="0" b="2540"/>
             <wp:wrapSquare wrapText="bothSides"/>
             <wp:docPr id="1628308541" name="Picture 1"/>
@@ -2571,60 +2558,7 @@
               <a:graphicData uri="http://schemas.openxmlformats.org/drawingml/2006/picture">
                 <pic:pic xmlns:pic="http://schemas.openxmlformats.org/drawingml/2006/picture">
                   <pic:nvPicPr>
-                    <pic:cNvPr id="1628308541" name=""/>
-                    <pic:cNvPicPr/>
-                  </pic:nvPicPr>
-                  <pic:blipFill>
-                    <a:blip r:embed="rId25">
-                      <a:extLst>
-                        <a:ext uri="{28A0092B-C50C-407E-A947-70E740481C1C}">
-                          <a14:useLocalDpi xmlns:a14="http://schemas.microsoft.com/office/drawing/2010/main" val="0"/>
-                        </a:ext>
-                      </a:extLst>
-                    </a:blip>
-                    <a:stretch>
-                      <a:fillRect/>
-                    </a:stretch>
-                  </pic:blipFill>
-                  <pic:spPr>
-                    <a:xfrm>
-                      <a:off x="0" y="0"/>
-                      <a:ext cx="3299155" cy="2055336"/>
-                    </a:xfrm>
-                    <a:prstGeom prst="rect">
-                      <a:avLst/>
-                    </a:prstGeom>
-                  </pic:spPr>
-                </pic:pic>
-              </a:graphicData>
-            </a:graphic>
-          </wp:anchor>
-        </w:drawing>
-      </w:r>
-    </w:p>
-    <w:p>
-      <w:r>
-        <w:drawing>
-          <wp:anchor distT="0" distB="0" distL="114300" distR="114300" simplePos="0" relativeHeight="251664385" behindDoc="0" locked="0" layoutInCell="1" allowOverlap="1" wp14:anchorId="1D9C5CAD" wp14:editId="44F9863B">
-            <wp:simplePos x="0" y="0"/>
-            <wp:positionH relativeFrom="margin">
-              <wp:align>right</wp:align>
-            </wp:positionH>
-            <wp:positionV relativeFrom="paragraph">
-              <wp:posOffset>1937716</wp:posOffset>
-            </wp:positionV>
-            <wp:extent cx="3774643" cy="2344231"/>
-            <wp:effectExtent l="0" t="0" r="0" b="0"/>
-            <wp:wrapSquare wrapText="bothSides"/>
-            <wp:docPr id="1769242086" name="Picture 1"/>
-            <wp:cNvGraphicFramePr>
-              <a:graphicFrameLocks xmlns:a="http://schemas.openxmlformats.org/drawingml/2006/main" noChangeAspect="1"/>
-            </wp:cNvGraphicFramePr>
-            <a:graphic xmlns:a="http://schemas.openxmlformats.org/drawingml/2006/main">
-              <a:graphicData uri="http://schemas.openxmlformats.org/drawingml/2006/picture">
-                <pic:pic xmlns:pic="http://schemas.openxmlformats.org/drawingml/2006/picture">
-                  <pic:nvPicPr>
-                    <pic:cNvPr id="1769242086" name=""/>
+                    <pic:cNvPr id="1628308541" name="Picture 1"/>
                     <pic:cNvPicPr/>
                   </pic:nvPicPr>
                   <pic:blipFill>
@@ -2642,7 +2576,7 @@
                   <pic:spPr>
                     <a:xfrm>
                       <a:off x="0" y="0"/>
-                      <a:ext cx="3774643" cy="2344231"/>
+                      <a:ext cx="3298825" cy="2054860"/>
                     </a:xfrm>
                     <a:prstGeom prst="rect">
                       <a:avLst/>
@@ -2654,22 +2588,20 @@
           </wp:anchor>
         </w:drawing>
       </w:r>
-    </w:p>
-    <w:p>
       <w:r>
         <w:drawing>
-          <wp:anchor distT="0" distB="0" distL="114300" distR="114300" simplePos="0" relativeHeight="251665409" behindDoc="0" locked="0" layoutInCell="1" allowOverlap="1" wp14:anchorId="337E3DC9" wp14:editId="6D208939">
+          <wp:anchor distT="0" distB="0" distL="114300" distR="114300" simplePos="0" relativeHeight="251664385" behindDoc="0" locked="0" layoutInCell="1" allowOverlap="1" wp14:anchorId="1D9C5CAD" wp14:editId="2D83F45C">
             <wp:simplePos x="0" y="0"/>
-            <wp:positionH relativeFrom="margin">
+            <wp:positionH relativeFrom="page">
               <wp:align>right</wp:align>
             </wp:positionH>
             <wp:positionV relativeFrom="paragraph">
-              <wp:posOffset>4239743</wp:posOffset>
+              <wp:posOffset>299695</wp:posOffset>
             </wp:positionV>
-            <wp:extent cx="3672230" cy="2435663"/>
-            <wp:effectExtent l="0" t="0" r="4445" b="3175"/>
+            <wp:extent cx="4015740" cy="2494280"/>
+            <wp:effectExtent l="0" t="0" r="3810" b="1270"/>
             <wp:wrapSquare wrapText="bothSides"/>
-            <wp:docPr id="410153877" name="Picture 1"/>
+            <wp:docPr id="1769242086" name="Picture 1"/>
             <wp:cNvGraphicFramePr>
               <a:graphicFrameLocks xmlns:a="http://schemas.openxmlformats.org/drawingml/2006/main" noChangeAspect="1"/>
             </wp:cNvGraphicFramePr>
@@ -2677,7 +2609,7 @@
               <a:graphicData uri="http://schemas.openxmlformats.org/drawingml/2006/picture">
                 <pic:pic xmlns:pic="http://schemas.openxmlformats.org/drawingml/2006/picture">
                   <pic:nvPicPr>
-                    <pic:cNvPr id="410153877" name=""/>
+                    <pic:cNvPr id="1769242086" name="Picture 1"/>
                     <pic:cNvPicPr/>
                   </pic:nvPicPr>
                   <pic:blipFill>
@@ -2695,7 +2627,7 @@
                   <pic:spPr>
                     <a:xfrm>
                       <a:off x="0" y="0"/>
-                      <a:ext cx="3672230" cy="2435663"/>
+                      <a:ext cx="4015740" cy="2494280"/>
                     </a:xfrm>
                     <a:prstGeom prst="rect">
                       <a:avLst/>
@@ -2704,17 +2636,44 @@
                 </pic:pic>
               </a:graphicData>
             </a:graphic>
+            <wp14:sizeRelH relativeFrom="margin">
+              <wp14:pctWidth>0</wp14:pctWidth>
+            </wp14:sizeRelH>
+            <wp14:sizeRelV relativeFrom="margin">
+              <wp14:pctHeight>0</wp14:pctHeight>
+            </wp14:sizeRelV>
           </wp:anchor>
         </w:drawing>
       </w:r>
-    </w:p>
-    <w:p>
-      <w:r>
-        <w:lastRenderedPageBreak/>
+      <w:r>
+        <w:t>Insights from Sentiment Analysis</w:t>
+      </w:r>
+      <w:r>
+        <w:t>:</w:t>
+      </w:r>
+    </w:p>
+    <w:p>
+      <w:pPr>
+        <w:ind w:left="360"/>
+      </w:pPr>
+    </w:p>
+    <w:p/>
+    <w:p/>
+    <w:p/>
+    <w:p>
+      <w:r>
         <w:drawing>
-          <wp:inline distT="0" distB="0" distL="0" distR="0" wp14:anchorId="22ACD5F9" wp14:editId="0FFD59B4">
-            <wp:extent cx="5943600" cy="5206365"/>
+          <wp:anchor distT="0" distB="0" distL="114300" distR="114300" simplePos="0" relativeHeight="251665409" behindDoc="0" locked="0" layoutInCell="1" allowOverlap="1" wp14:anchorId="22ACD5F9" wp14:editId="4C154533">
+            <wp:simplePos x="0" y="0"/>
+            <wp:positionH relativeFrom="margin">
+              <wp:posOffset>1931467</wp:posOffset>
+            </wp:positionH>
+            <wp:positionV relativeFrom="paragraph">
+              <wp:posOffset>418389</wp:posOffset>
+            </wp:positionV>
+            <wp:extent cx="4592955" cy="4023360"/>
             <wp:effectExtent l="0" t="0" r="0" b="0"/>
+            <wp:wrapTopAndBottom/>
             <wp:docPr id="1102542003" name="Picture 1"/>
             <wp:cNvGraphicFramePr>
               <a:graphicFrameLocks xmlns:a="http://schemas.openxmlformats.org/drawingml/2006/main" noChangeAspect="1"/>
@@ -2727,7 +2686,13 @@
                     <pic:cNvPicPr/>
                   </pic:nvPicPr>
                   <pic:blipFill>
-                    <a:blip r:embed="rId28"/>
+                    <a:blip r:embed="rId28">
+                      <a:extLst>
+                        <a:ext uri="{28A0092B-C50C-407E-A947-70E740481C1C}">
+                          <a14:useLocalDpi xmlns:a14="http://schemas.microsoft.com/office/drawing/2010/main" val="0"/>
+                        </a:ext>
+                      </a:extLst>
+                    </a:blip>
                     <a:stretch>
                       <a:fillRect/>
                     </a:stretch>
@@ -2735,7 +2700,7 @@
                   <pic:spPr>
                     <a:xfrm>
                       <a:off x="0" y="0"/>
-                      <a:ext cx="5943600" cy="5206365"/>
+                      <a:ext cx="4592955" cy="4023360"/>
                     </a:xfrm>
                     <a:prstGeom prst="rect">
                       <a:avLst/>
@@ -2744,19 +2709,16 @@
                 </pic:pic>
               </a:graphicData>
             </a:graphic>
-          </wp:inline>
+            <wp14:sizeRelH relativeFrom="margin">
+              <wp14:pctWidth>0</wp14:pctWidth>
+            </wp14:sizeRelH>
+            <wp14:sizeRelV relativeFrom="margin">
+              <wp14:pctHeight>0</wp14:pctHeight>
+            </wp14:sizeRelV>
+          </wp:anchor>
         </w:drawing>
       </w:r>
     </w:p>
-    <w:p/>
-    <w:p/>
-    <w:p/>
-    <w:p/>
-    <w:p/>
-    <w:p/>
-    <w:p/>
-    <w:p/>
-    <w:p/>
     <w:p>
       <w:pPr>
         <w:pStyle w:val="ListParagraph"/>
@@ -2767,7 +2729,10 @@
       </w:pPr>
       <w:r>
         <w:lastRenderedPageBreak/>
-        <w:t>Insights from EDA</w:t>
+        <w:t>Other i</w:t>
+      </w:r>
+      <w:r>
+        <w:t>nsights from EDA</w:t>
       </w:r>
       <w:r>
         <w:t>:</w:t>
@@ -2782,24 +2747,24 @@
           <w:bCs/>
         </w:rPr>
       </w:pPr>
-    </w:p>
-    <w:p>
-      <w:pPr>
+      <w:r>
         <w:rPr>
           <w:b/>
           <w:bCs/>
         </w:rPr>
-      </w:pPr>
-      <w:r>
-        <w:rPr>
-          <w:b/>
-          <w:bCs/>
-        </w:rPr>
         <w:drawing>
-          <wp:inline distT="0" distB="0" distL="0" distR="0" wp14:anchorId="1A4B62A5" wp14:editId="363EEB6E">
-            <wp:extent cx="5619750" cy="3180990"/>
-            <wp:effectExtent l="0" t="0" r="0" b="635"/>
-            <wp:docPr id="41818873" name="Picture 1"/>
+          <wp:anchor distT="0" distB="0" distL="114300" distR="114300" simplePos="0" relativeHeight="251667457" behindDoc="0" locked="0" layoutInCell="1" allowOverlap="1" wp14:anchorId="040F2ABD" wp14:editId="3EC8CFFB">
+            <wp:simplePos x="0" y="0"/>
+            <wp:positionH relativeFrom="column">
+              <wp:posOffset>3067685</wp:posOffset>
+            </wp:positionH>
+            <wp:positionV relativeFrom="paragraph">
+              <wp:posOffset>274320</wp:posOffset>
+            </wp:positionV>
+            <wp:extent cx="3543935" cy="2005965"/>
+            <wp:effectExtent l="0" t="0" r="0" b="0"/>
+            <wp:wrapSquare wrapText="bothSides"/>
+            <wp:docPr id="870557249" name="Picture 1"/>
             <wp:cNvGraphicFramePr>
               <a:graphicFrameLocks xmlns:a="http://schemas.openxmlformats.org/drawingml/2006/main" noChangeAspect="1"/>
             </wp:cNvGraphicFramePr>
@@ -2807,7 +2772,7 @@
               <a:graphicData uri="http://schemas.openxmlformats.org/drawingml/2006/picture">
                 <pic:pic xmlns:pic="http://schemas.openxmlformats.org/drawingml/2006/picture">
                   <pic:nvPicPr>
-                    <pic:cNvPr id="41818873" name="Picture 1"/>
+                    <pic:cNvPr id="870557249" name=""/>
                     <pic:cNvPicPr/>
                   </pic:nvPicPr>
                   <pic:blipFill>
@@ -2825,7 +2790,7 @@
                   <pic:spPr>
                     <a:xfrm>
                       <a:off x="0" y="0"/>
-                      <a:ext cx="5619750" cy="3180990"/>
+                      <a:ext cx="3543935" cy="2005965"/>
                     </a:xfrm>
                     <a:prstGeom prst="rect">
                       <a:avLst/>
@@ -2834,35 +2799,33 @@
                 </pic:pic>
               </a:graphicData>
             </a:graphic>
-          </wp:inline>
+            <wp14:sizeRelH relativeFrom="margin">
+              <wp14:pctWidth>0</wp14:pctWidth>
+            </wp14:sizeRelH>
+            <wp14:sizeRelV relativeFrom="margin">
+              <wp14:pctHeight>0</wp14:pctHeight>
+            </wp14:sizeRelV>
+          </wp:anchor>
         </w:drawing>
       </w:r>
-    </w:p>
-    <w:p>
-      <w:pPr>
+      <w:r>
         <w:rPr>
           <w:b/>
           <w:bCs/>
         </w:rPr>
-      </w:pPr>
-    </w:p>
-    <w:p>
-      <w:pPr>
-        <w:rPr>
-          <w:b/>
-          <w:bCs/>
-        </w:rPr>
-      </w:pPr>
-      <w:r>
-        <w:rPr>
-          <w:b/>
-          <w:bCs/>
-        </w:rPr>
         <w:drawing>
-          <wp:inline distT="0" distB="0" distL="0" distR="0" wp14:anchorId="040F2ABD" wp14:editId="1F54B1F7">
-            <wp:extent cx="5943600" cy="3364230"/>
-            <wp:effectExtent l="0" t="0" r="0" b="7620"/>
-            <wp:docPr id="870557249" name="Picture 1"/>
+          <wp:anchor distT="0" distB="0" distL="114300" distR="114300" simplePos="0" relativeHeight="251666433" behindDoc="0" locked="0" layoutInCell="1" allowOverlap="1" wp14:anchorId="1A4B62A5" wp14:editId="5E21157C">
+            <wp:simplePos x="0" y="0"/>
+            <wp:positionH relativeFrom="column">
+              <wp:posOffset>-651053</wp:posOffset>
+            </wp:positionH>
+            <wp:positionV relativeFrom="paragraph">
+              <wp:posOffset>223038</wp:posOffset>
+            </wp:positionV>
+            <wp:extent cx="3631509" cy="2055571"/>
+            <wp:effectExtent l="0" t="0" r="7620" b="1905"/>
+            <wp:wrapSquare wrapText="bothSides"/>
+            <wp:docPr id="41818873" name="Picture 1"/>
             <wp:cNvGraphicFramePr>
               <a:graphicFrameLocks xmlns:a="http://schemas.openxmlformats.org/drawingml/2006/main" noChangeAspect="1"/>
             </wp:cNvGraphicFramePr>
@@ -2870,11 +2833,17 @@
               <a:graphicData uri="http://schemas.openxmlformats.org/drawingml/2006/picture">
                 <pic:pic xmlns:pic="http://schemas.openxmlformats.org/drawingml/2006/picture">
                   <pic:nvPicPr>
-                    <pic:cNvPr id="870557249" name=""/>
+                    <pic:cNvPr id="41818873" name="Picture 1"/>
                     <pic:cNvPicPr/>
                   </pic:nvPicPr>
                   <pic:blipFill>
-                    <a:blip r:embed="rId30"/>
+                    <a:blip r:embed="rId30">
+                      <a:extLst>
+                        <a:ext uri="{28A0092B-C50C-407E-A947-70E740481C1C}">
+                          <a14:useLocalDpi xmlns:a14="http://schemas.microsoft.com/office/drawing/2010/main" val="0"/>
+                        </a:ext>
+                      </a:extLst>
+                    </a:blip>
                     <a:stretch>
                       <a:fillRect/>
                     </a:stretch>
@@ -2882,7 +2851,7 @@
                   <pic:spPr>
                     <a:xfrm>
                       <a:off x="0" y="0"/>
-                      <a:ext cx="5943600" cy="3364230"/>
+                      <a:ext cx="3631509" cy="2055571"/>
                     </a:xfrm>
                     <a:prstGeom prst="rect">
                       <a:avLst/>
@@ -2891,7 +2860,7 @@
                 </pic:pic>
               </a:graphicData>
             </a:graphic>
-          </wp:inline>
+          </wp:anchor>
         </w:drawing>
       </w:r>
     </w:p>
@@ -2918,23 +2887,15 @@
           <w:bCs/>
         </w:rPr>
       </w:pPr>
-    </w:p>
-    <w:p>
-      <w:pPr>
+      <w:r>
         <w:rPr>
           <w:b/>
           <w:bCs/>
         </w:rPr>
-      </w:pPr>
-      <w:r>
-        <w:rPr>
-          <w:b/>
-          <w:bCs/>
-        </w:rPr>
         <w:drawing>
-          <wp:inline distT="0" distB="0" distL="0" distR="0" wp14:anchorId="18CBBC88" wp14:editId="496085E4">
-            <wp:extent cx="5943600" cy="4840605"/>
-            <wp:effectExtent l="0" t="0" r="0" b="0"/>
+          <wp:inline distT="0" distB="0" distL="0" distR="0" wp14:anchorId="18CBBC88" wp14:editId="536415B4">
+            <wp:extent cx="5398618" cy="4396759"/>
+            <wp:effectExtent l="0" t="0" r="0" b="3810"/>
             <wp:docPr id="2119339107" name="Picture 1"/>
             <wp:cNvGraphicFramePr>
               <a:graphicFrameLocks xmlns:a="http://schemas.openxmlformats.org/drawingml/2006/main" noChangeAspect="1"/>
@@ -2955,7 +2916,7 @@
                   <pic:spPr>
                     <a:xfrm>
                       <a:off x="0" y="0"/>
-                      <a:ext cx="5943600" cy="4840605"/>
+                      <a:ext cx="5401017" cy="4398713"/>
                     </a:xfrm>
                     <a:prstGeom prst="rect">
                       <a:avLst/>
@@ -2986,110 +2947,6 @@
     </w:p>
     <w:p>
       <w:pPr>
-        <w:rPr>
-          <w:b/>
-          <w:bCs/>
-        </w:rPr>
-      </w:pPr>
-    </w:p>
-    <w:p>
-      <w:pPr>
-        <w:rPr>
-          <w:b/>
-          <w:bCs/>
-        </w:rPr>
-      </w:pPr>
-    </w:p>
-    <w:p>
-      <w:pPr>
-        <w:rPr>
-          <w:b/>
-          <w:bCs/>
-        </w:rPr>
-      </w:pPr>
-    </w:p>
-    <w:p>
-      <w:pPr>
-        <w:rPr>
-          <w:b/>
-          <w:bCs/>
-        </w:rPr>
-      </w:pPr>
-    </w:p>
-    <w:p>
-      <w:pPr>
-        <w:rPr>
-          <w:b/>
-          <w:bCs/>
-        </w:rPr>
-      </w:pPr>
-    </w:p>
-    <w:p>
-      <w:pPr>
-        <w:rPr>
-          <w:b/>
-          <w:bCs/>
-        </w:rPr>
-      </w:pPr>
-    </w:p>
-    <w:p>
-      <w:pPr>
-        <w:rPr>
-          <w:b/>
-          <w:bCs/>
-        </w:rPr>
-      </w:pPr>
-    </w:p>
-    <w:p>
-      <w:pPr>
-        <w:rPr>
-          <w:b/>
-          <w:bCs/>
-        </w:rPr>
-      </w:pPr>
-    </w:p>
-    <w:p>
-      <w:pPr>
-        <w:rPr>
-          <w:b/>
-          <w:bCs/>
-        </w:rPr>
-      </w:pPr>
-    </w:p>
-    <w:p>
-      <w:pPr>
-        <w:rPr>
-          <w:b/>
-          <w:bCs/>
-        </w:rPr>
-      </w:pPr>
-    </w:p>
-    <w:p>
-      <w:pPr>
-        <w:rPr>
-          <w:b/>
-          <w:bCs/>
-        </w:rPr>
-      </w:pPr>
-    </w:p>
-    <w:p>
-      <w:pPr>
-        <w:rPr>
-          <w:b/>
-          <w:bCs/>
-        </w:rPr>
-      </w:pPr>
-    </w:p>
-    <w:p>
-      <w:pPr>
-        <w:rPr>
-          <w:b/>
-          <w:bCs/>
-        </w:rPr>
-      </w:pPr>
-    </w:p>
-    <w:p>
-      <w:pPr>
         <w:pStyle w:val="ListParagraph"/>
         <w:numPr>
           <w:ilvl w:val="0"/>
@@ -3105,6 +2962,7 @@
           <w:b/>
           <w:bCs/>
         </w:rPr>
+        <w:lastRenderedPageBreak/>
         <w:t>Recommendation:</w:t>
       </w:r>
     </w:p>
@@ -5828,4 +5686,16 @@
     </a:ext>
   </a:extLst>
 </a:theme>
+</file>
+
+<file path=customXml/item1.xml><?xml version="1.0" encoding="utf-8"?>
+<b:Sources xmlns:b="http://schemas.openxmlformats.org/officeDocument/2006/bibliography" xmlns="http://schemas.openxmlformats.org/officeDocument/2006/bibliography" SelectedStyle="\APASixthEditionOfficeOnline.xsl" StyleName="APA" Version="6"/>
+</file>
+
+<file path=customXml/itemProps1.xml><?xml version="1.0" encoding="utf-8"?>
+<ds:datastoreItem xmlns:ds="http://schemas.openxmlformats.org/officeDocument/2006/customXml" ds:itemID="{CE0C346F-E19A-4673-861D-8E61253A502F}">
+  <ds:schemaRefs>
+    <ds:schemaRef ds:uri="http://schemas.openxmlformats.org/officeDocument/2006/bibliography"/>
+  </ds:schemaRefs>
+</ds:datastoreItem>
 </file>
--- a/Artefact Take Home Assignment.docx
+++ b/Artefact Take Home Assignment.docx
@@ -1688,7 +1688,14 @@
     <w:p/>
     <w:p>
       <w:r>
-        <w:t>However, method (1) is very manual to label and limited as it doesn’t consider the contextual meaning of the word (same word could have different meaning in different reviews). So, alternatively I considered a more advanced methodology - BERTopic.</w:t>
+        <w:t xml:space="preserve">However, method (1) is very manual to label and limited as it doesn’t consider the contextual meaning of the word (same word could have different meaning in different reviews). So, </w:t>
+      </w:r>
+      <w:r>
+        <w:rPr>
+          <w:b/>
+          <w:bCs/>
+        </w:rPr>
+        <w:t>alternatively I considered a more advanced methodology - BERTopic.</w:t>
       </w:r>
     </w:p>
     <w:p>
@@ -1858,35 +1865,16 @@
     <w:p>
       <w:r>
         <w:lastRenderedPageBreak/>
-        <w:t xml:space="preserve">I chose the model to produce 20 themes/topic, below is a snapshot from the code with final topic names and count. Please refer to </w:t>
-      </w:r>
-      <w:hyperlink r:id="rId18" w:history="1">
-        <w:r>
-          <w:rPr>
-            <w:rStyle w:val="Hyperlink"/>
-          </w:rPr>
-          <w:t>GitHub repo</w:t>
-        </w:r>
-      </w:hyperlink>
-      <w:r>
-        <w:t xml:space="preserve"> for full detailed code. </w:t>
-      </w:r>
-    </w:p>
-    <w:p>
-      <w:r>
-        <w:t xml:space="preserve"> </w:t>
-      </w:r>
-      <w:r>
         <w:drawing>
-          <wp:anchor distT="0" distB="0" distL="114300" distR="114300" simplePos="0" relativeHeight="251660289" behindDoc="0" locked="0" layoutInCell="1" allowOverlap="1" wp14:anchorId="6A9D1417" wp14:editId="2718A926">
+          <wp:anchor distT="0" distB="0" distL="114300" distR="114300" simplePos="0" relativeHeight="251660289" behindDoc="0" locked="0" layoutInCell="1" allowOverlap="1" wp14:anchorId="6A9D1417" wp14:editId="0F3B836B">
             <wp:simplePos x="0" y="0"/>
-            <wp:positionH relativeFrom="column">
-              <wp:posOffset>0</wp:posOffset>
+            <wp:positionH relativeFrom="margin">
+              <wp:align>center</wp:align>
             </wp:positionH>
             <wp:positionV relativeFrom="paragraph">
-              <wp:posOffset>0</wp:posOffset>
+              <wp:posOffset>694335</wp:posOffset>
             </wp:positionV>
-            <wp:extent cx="4213555" cy="3718372"/>
+            <wp:extent cx="4115435" cy="3717925"/>
             <wp:effectExtent l="0" t="0" r="0" b="0"/>
             <wp:wrapTopAndBottom/>
             <wp:docPr id="1723950064" name="Picture 1"/>
@@ -1897,11 +1885,11 @@
               <a:graphicData uri="http://schemas.openxmlformats.org/drawingml/2006/picture">
                 <pic:pic xmlns:pic="http://schemas.openxmlformats.org/drawingml/2006/picture">
                   <pic:nvPicPr>
-                    <pic:cNvPr id="1723950064" name=""/>
+                    <pic:cNvPr id="1723950064" name="Picture 1"/>
                     <pic:cNvPicPr/>
                   </pic:nvPicPr>
                   <pic:blipFill>
-                    <a:blip r:embed="rId19">
+                    <a:blip r:embed="rId18">
                       <a:extLst>
                         <a:ext uri="{28A0092B-C50C-407E-A947-70E740481C1C}">
                           <a14:useLocalDpi xmlns:a14="http://schemas.microsoft.com/office/drawing/2010/main" val="0"/>
@@ -1915,7 +1903,7 @@
                   <pic:spPr>
                     <a:xfrm>
                       <a:off x="0" y="0"/>
-                      <a:ext cx="4213555" cy="3718372"/>
+                      <a:ext cx="4115435" cy="3717925"/>
                     </a:xfrm>
                     <a:prstGeom prst="rect">
                       <a:avLst/>
@@ -1924,29 +1912,40 @@
                 </pic:pic>
               </a:graphicData>
             </a:graphic>
+            <wp14:sizeRelH relativeFrom="margin">
+              <wp14:pctWidth>0</wp14:pctWidth>
+            </wp14:sizeRelH>
           </wp:anchor>
         </w:drawing>
       </w:r>
-    </w:p>
-    <w:p>
-      <w:pPr>
-        <w:rPr>
-          <w:b/>
-          <w:bCs/>
-        </w:rPr>
-      </w:pPr>
+      <w:r>
+        <w:t xml:space="preserve">I chose the model to produce 20 themes/topic, below is a snapshot from the code with final topic names and count. Please refer to </w:t>
+      </w:r>
+      <w:hyperlink r:id="rId19" w:history="1">
+        <w:r>
+          <w:rPr>
+            <w:rStyle w:val="Hyperlink"/>
+          </w:rPr>
+          <w:t>GitHub repo</w:t>
+        </w:r>
+      </w:hyperlink>
+      <w:r>
+        <w:t xml:space="preserve"> for full detailed code. </w:t>
+      </w:r>
+    </w:p>
+    <w:p>
       <w:r>
         <w:drawing>
-          <wp:anchor distT="0" distB="0" distL="114300" distR="114300" simplePos="0" relativeHeight="251662337" behindDoc="0" locked="0" layoutInCell="1" allowOverlap="1" wp14:anchorId="7E94C747" wp14:editId="2EDB6C99">
+          <wp:anchor distT="0" distB="0" distL="114300" distR="114300" simplePos="0" relativeHeight="251662337" behindDoc="0" locked="0" layoutInCell="1" allowOverlap="1" wp14:anchorId="7E94C747" wp14:editId="41B89595">
             <wp:simplePos x="0" y="0"/>
             <wp:positionH relativeFrom="margin">
-              <wp:posOffset>3056915</wp:posOffset>
+              <wp:posOffset>3057525</wp:posOffset>
             </wp:positionH>
             <wp:positionV relativeFrom="paragraph">
-              <wp:posOffset>1905</wp:posOffset>
+              <wp:posOffset>4170680</wp:posOffset>
             </wp:positionV>
-            <wp:extent cx="2326005" cy="1447165"/>
-            <wp:effectExtent l="0" t="0" r="0" b="635"/>
+            <wp:extent cx="2560320" cy="1563370"/>
+            <wp:effectExtent l="0" t="0" r="0" b="0"/>
             <wp:wrapSquare wrapText="bothSides"/>
             <wp:docPr id="445053464" name="Picture 1"/>
             <wp:cNvGraphicFramePr>
@@ -1956,7 +1955,7 @@
               <a:graphicData uri="http://schemas.openxmlformats.org/drawingml/2006/picture">
                 <pic:pic xmlns:pic="http://schemas.openxmlformats.org/drawingml/2006/picture">
                   <pic:nvPicPr>
-                    <pic:cNvPr id="445053464" name=""/>
+                    <pic:cNvPr id="445053464" name="Picture 1"/>
                     <pic:cNvPicPr/>
                   </pic:nvPicPr>
                   <pic:blipFill>
@@ -1974,7 +1973,7 @@
                   <pic:spPr>
                     <a:xfrm>
                       <a:off x="0" y="0"/>
-                      <a:ext cx="2326005" cy="1447165"/>
+                      <a:ext cx="2560320" cy="1563370"/>
                     </a:xfrm>
                     <a:prstGeom prst="rect">
                       <a:avLst/>
@@ -1993,20 +1992,31 @@
         </w:drawing>
       </w:r>
       <w:r>
+        <w:t xml:space="preserve"> </w:t>
+      </w:r>
+    </w:p>
+    <w:p>
+      <w:pPr>
+        <w:rPr>
+          <w:b/>
+          <w:bCs/>
+        </w:rPr>
+      </w:pPr>
+      <w:r>
         <w:rPr>
           <w:noProof/>
         </w:rPr>
         <w:drawing>
-          <wp:anchor distT="0" distB="0" distL="114300" distR="114300" simplePos="0" relativeHeight="251661313" behindDoc="0" locked="0" layoutInCell="1" allowOverlap="1" wp14:anchorId="29CA4663" wp14:editId="24DCF48A">
+          <wp:anchor distT="0" distB="0" distL="114300" distR="114300" simplePos="0" relativeHeight="251661313" behindDoc="0" locked="0" layoutInCell="1" allowOverlap="1" wp14:anchorId="29CA4663" wp14:editId="017A0AA3">
             <wp:simplePos x="0" y="0"/>
             <wp:positionH relativeFrom="margin">
-              <wp:posOffset>113665</wp:posOffset>
+              <wp:posOffset>372542</wp:posOffset>
             </wp:positionH>
             <wp:positionV relativeFrom="paragraph">
-              <wp:posOffset>2845</wp:posOffset>
+              <wp:posOffset>3810</wp:posOffset>
             </wp:positionV>
-            <wp:extent cx="2325370" cy="1420495"/>
-            <wp:effectExtent l="0" t="0" r="0" b="8255"/>
+            <wp:extent cx="2479675" cy="1525270"/>
+            <wp:effectExtent l="0" t="0" r="0" b="0"/>
             <wp:wrapSquare wrapText="bothSides"/>
             <wp:docPr id="1965761149" name="Picture 4"/>
             <wp:cNvGraphicFramePr>
@@ -2016,7 +2026,7 @@
               <a:graphicData uri="http://schemas.openxmlformats.org/drawingml/2006/picture">
                 <pic:pic xmlns:pic="http://schemas.openxmlformats.org/drawingml/2006/picture">
                   <pic:nvPicPr>
-                    <pic:cNvPr id="0" name="Picture 2"/>
+                    <pic:cNvPr id="1965761149" name="Picture 4"/>
                     <pic:cNvPicPr>
                       <a:picLocks noChangeAspect="1" noChangeArrowheads="1"/>
                     </pic:cNvPicPr>
@@ -2029,7 +2039,6 @@
                         </a:ext>
                       </a:extLst>
                     </a:blip>
-                    <a:srcRect/>
                     <a:stretch>
                       <a:fillRect/>
                     </a:stretch>
@@ -2037,7 +2046,7 @@
                   <pic:spPr bwMode="auto">
                     <a:xfrm>
                       <a:off x="0" y="0"/>
-                      <a:ext cx="2325370" cy="1420495"/>
+                      <a:ext cx="2479675" cy="1525270"/>
                     </a:xfrm>
                     <a:prstGeom prst="rect">
                       <a:avLst/>
@@ -2155,7 +2164,6 @@
           <w:b/>
           <w:bCs/>
         </w:rPr>
-        <w:lastRenderedPageBreak/>
         <w:t>Findings:</w:t>
       </w:r>
     </w:p>
@@ -2216,9 +2224,9 @@
     <w:p>
       <w:r>
         <w:drawing>
-          <wp:inline distT="0" distB="0" distL="0" distR="0" wp14:anchorId="1D0CB582" wp14:editId="253CC8D7">
-            <wp:extent cx="4849978" cy="2501159"/>
-            <wp:effectExtent l="0" t="0" r="8255" b="0"/>
+          <wp:inline distT="0" distB="0" distL="0" distR="0" wp14:anchorId="1D0CB582" wp14:editId="3561C2AE">
+            <wp:extent cx="4854432" cy="2503544"/>
+            <wp:effectExtent l="0" t="0" r="3810" b="0"/>
             <wp:docPr id="474069875" name="Picture 1"/>
             <wp:cNvGraphicFramePr>
               <a:graphicFrameLocks xmlns:a="http://schemas.openxmlformats.org/drawingml/2006/main" noChangeAspect="1"/>
@@ -2227,11 +2235,17 @@
               <a:graphicData uri="http://schemas.openxmlformats.org/drawingml/2006/picture">
                 <pic:pic xmlns:pic="http://schemas.openxmlformats.org/drawingml/2006/picture">
                   <pic:nvPicPr>
-                    <pic:cNvPr id="474069875" name=""/>
+                    <pic:cNvPr id="474069875" name="Picture 1"/>
                     <pic:cNvPicPr/>
                   </pic:nvPicPr>
                   <pic:blipFill>
-                    <a:blip r:embed="rId22"/>
+                    <a:blip r:embed="rId22">
+                      <a:extLst>
+                        <a:ext uri="{28A0092B-C50C-407E-A947-70E740481C1C}">
+                          <a14:useLocalDpi xmlns:a14="http://schemas.microsoft.com/office/drawing/2010/main" val="0"/>
+                        </a:ext>
+                      </a:extLst>
+                    </a:blip>
                     <a:stretch>
                       <a:fillRect/>
                     </a:stretch>
@@ -2239,7 +2253,7 @@
                   <pic:spPr>
                     <a:xfrm>
                       <a:off x="0" y="0"/>
-                      <a:ext cx="4854602" cy="2503544"/>
+                      <a:ext cx="4854432" cy="2503544"/>
                     </a:xfrm>
                     <a:prstGeom prst="rect">
                       <a:avLst/>
@@ -2356,8 +2370,8 @@
           <w:rFonts w:ascii="Arial" w:hAnsi="Arial" w:cs="Arial"/>
         </w:rPr>
         <w:drawing>
-          <wp:inline distT="0" distB="0" distL="0" distR="0" wp14:anchorId="5E71E434" wp14:editId="1D67C71E">
-            <wp:extent cx="5943600" cy="3545840"/>
+          <wp:inline distT="0" distB="0" distL="0" distR="0" wp14:anchorId="5E71E434" wp14:editId="10B2EE0C">
+            <wp:extent cx="5943600" cy="3545726"/>
             <wp:effectExtent l="0" t="0" r="0" b="0"/>
             <wp:docPr id="801181255" name="Picture 1"/>
             <wp:cNvGraphicFramePr>
@@ -2367,11 +2381,17 @@
               <a:graphicData uri="http://schemas.openxmlformats.org/drawingml/2006/picture">
                 <pic:pic xmlns:pic="http://schemas.openxmlformats.org/drawingml/2006/picture">
                   <pic:nvPicPr>
-                    <pic:cNvPr id="801181255" name=""/>
+                    <pic:cNvPr id="801181255" name="Picture 1"/>
                     <pic:cNvPicPr/>
                   </pic:nvPicPr>
                   <pic:blipFill>
-                    <a:blip r:embed="rId23"/>
+                    <a:blip r:embed="rId23">
+                      <a:extLst>
+                        <a:ext uri="{28A0092B-C50C-407E-A947-70E740481C1C}">
+                          <a14:useLocalDpi xmlns:a14="http://schemas.microsoft.com/office/drawing/2010/main" val="0"/>
+                        </a:ext>
+                      </a:extLst>
+                    </a:blip>
                     <a:stretch>
                       <a:fillRect/>
                     </a:stretch>
@@ -2379,7 +2399,7 @@
                   <pic:spPr>
                     <a:xfrm>
                       <a:off x="0" y="0"/>
-                      <a:ext cx="5943600" cy="3545840"/>
+                      <a:ext cx="5943600" cy="3545726"/>
                     </a:xfrm>
                     <a:prstGeom prst="rect">
                       <a:avLst/>
@@ -2404,7 +2424,7 @@
         </w:rPr>
         <w:lastRenderedPageBreak/>
         <w:drawing>
-          <wp:inline distT="0" distB="0" distL="0" distR="0" wp14:anchorId="7E30180A" wp14:editId="06EF9100">
+          <wp:inline distT="0" distB="0" distL="0" distR="0" wp14:anchorId="7E30180A" wp14:editId="640A6599">
             <wp:extent cx="5931399" cy="3542030"/>
             <wp:effectExtent l="0" t="0" r="0" b="1270"/>
             <wp:docPr id="875192100" name="Picture 1"/>
@@ -2457,9 +2477,9 @@
           <w:rFonts w:ascii="Arial" w:hAnsi="Arial" w:cs="Arial"/>
         </w:rPr>
         <w:drawing>
-          <wp:inline distT="0" distB="0" distL="0" distR="0" wp14:anchorId="56CFB826" wp14:editId="68E2F8DF">
-            <wp:extent cx="5942974" cy="2941320"/>
-            <wp:effectExtent l="0" t="0" r="635" b="0"/>
+          <wp:inline distT="0" distB="0" distL="0" distR="0" wp14:anchorId="56CFB826" wp14:editId="773F7EDF">
+            <wp:extent cx="5897723" cy="2941320"/>
+            <wp:effectExtent l="0" t="0" r="8255" b="0"/>
             <wp:docPr id="768734953" name="Picture 1"/>
             <wp:cNvGraphicFramePr>
               <a:graphicFrameLocks xmlns:a="http://schemas.openxmlformats.org/drawingml/2006/main" noChangeAspect="1"/>
@@ -2486,7 +2506,7 @@
                   <pic:spPr>
                     <a:xfrm>
                       <a:off x="0" y="0"/>
-                      <a:ext cx="5942974" cy="2941320"/>
+                      <a:ext cx="5897723" cy="2941320"/>
                     </a:xfrm>
                     <a:prstGeom prst="rect">
                       <a:avLst/>
@@ -2753,74 +2773,13 @@
           <w:bCs/>
         </w:rPr>
         <w:drawing>
-          <wp:anchor distT="0" distB="0" distL="114300" distR="114300" simplePos="0" relativeHeight="251667457" behindDoc="0" locked="0" layoutInCell="1" allowOverlap="1" wp14:anchorId="040F2ABD" wp14:editId="3EC8CFFB">
+          <wp:anchor distT="0" distB="0" distL="114300" distR="114300" simplePos="0" relativeHeight="251666433" behindDoc="0" locked="0" layoutInCell="1" allowOverlap="1" wp14:anchorId="1A4B62A5" wp14:editId="2938D518">
             <wp:simplePos x="0" y="0"/>
-            <wp:positionH relativeFrom="column">
-              <wp:posOffset>3067685</wp:posOffset>
+            <wp:positionH relativeFrom="margin">
+              <wp:posOffset>2612288</wp:posOffset>
             </wp:positionH>
             <wp:positionV relativeFrom="paragraph">
-              <wp:posOffset>274320</wp:posOffset>
-            </wp:positionV>
-            <wp:extent cx="3543935" cy="2005965"/>
-            <wp:effectExtent l="0" t="0" r="0" b="0"/>
-            <wp:wrapSquare wrapText="bothSides"/>
-            <wp:docPr id="870557249" name="Picture 1"/>
-            <wp:cNvGraphicFramePr>
-              <a:graphicFrameLocks xmlns:a="http://schemas.openxmlformats.org/drawingml/2006/main" noChangeAspect="1"/>
-            </wp:cNvGraphicFramePr>
-            <a:graphic xmlns:a="http://schemas.openxmlformats.org/drawingml/2006/main">
-              <a:graphicData uri="http://schemas.openxmlformats.org/drawingml/2006/picture">
-                <pic:pic xmlns:pic="http://schemas.openxmlformats.org/drawingml/2006/picture">
-                  <pic:nvPicPr>
-                    <pic:cNvPr id="870557249" name=""/>
-                    <pic:cNvPicPr/>
-                  </pic:nvPicPr>
-                  <pic:blipFill>
-                    <a:blip r:embed="rId29">
-                      <a:extLst>
-                        <a:ext uri="{28A0092B-C50C-407E-A947-70E740481C1C}">
-                          <a14:useLocalDpi xmlns:a14="http://schemas.microsoft.com/office/drawing/2010/main" val="0"/>
-                        </a:ext>
-                      </a:extLst>
-                    </a:blip>
-                    <a:stretch>
-                      <a:fillRect/>
-                    </a:stretch>
-                  </pic:blipFill>
-                  <pic:spPr>
-                    <a:xfrm>
-                      <a:off x="0" y="0"/>
-                      <a:ext cx="3543935" cy="2005965"/>
-                    </a:xfrm>
-                    <a:prstGeom prst="rect">
-                      <a:avLst/>
-                    </a:prstGeom>
-                  </pic:spPr>
-                </pic:pic>
-              </a:graphicData>
-            </a:graphic>
-            <wp14:sizeRelH relativeFrom="margin">
-              <wp14:pctWidth>0</wp14:pctWidth>
-            </wp14:sizeRelH>
-            <wp14:sizeRelV relativeFrom="margin">
-              <wp14:pctHeight>0</wp14:pctHeight>
-            </wp14:sizeRelV>
-          </wp:anchor>
-        </w:drawing>
-      </w:r>
-      <w:r>
-        <w:rPr>
-          <w:b/>
-          <w:bCs/>
-        </w:rPr>
-        <w:drawing>
-          <wp:anchor distT="0" distB="0" distL="114300" distR="114300" simplePos="0" relativeHeight="251666433" behindDoc="0" locked="0" layoutInCell="1" allowOverlap="1" wp14:anchorId="1A4B62A5" wp14:editId="5E21157C">
-            <wp:simplePos x="0" y="0"/>
-            <wp:positionH relativeFrom="column">
-              <wp:posOffset>-651053</wp:posOffset>
-            </wp:positionH>
-            <wp:positionV relativeFrom="paragraph">
-              <wp:posOffset>223038</wp:posOffset>
+              <wp:posOffset>3175</wp:posOffset>
             </wp:positionV>
             <wp:extent cx="3631509" cy="2055571"/>
             <wp:effectExtent l="0" t="0" r="7620" b="1905"/>
@@ -2837,7 +2796,7 @@
                     <pic:cNvPicPr/>
                   </pic:nvPicPr>
                   <pic:blipFill>
-                    <a:blip r:embed="rId30">
+                    <a:blip r:embed="rId29">
                       <a:extLst>
                         <a:ext uri="{28A0092B-C50C-407E-A947-70E740481C1C}">
                           <a14:useLocalDpi xmlns:a14="http://schemas.microsoft.com/office/drawing/2010/main" val="0"/>
@@ -2867,6 +2826,79 @@
     <w:p>
       <w:pPr>
         <w:rPr>
+          <w:sz w:val="20"/>
+          <w:szCs w:val="20"/>
+        </w:rPr>
+      </w:pPr>
+      <w:r>
+        <w:rPr>
+          <w:sz w:val="20"/>
+          <w:szCs w:val="20"/>
+        </w:rPr>
+        <w:t>T</w:t>
+      </w:r>
+      <w:r>
+        <w:rPr>
+          <w:sz w:val="20"/>
+          <w:szCs w:val="20"/>
+        </w:rPr>
+        <w:t>he distribution of normalized ratings by sentiment shows a clear monotonic relationship:</w:t>
+      </w:r>
+      <w:r>
+        <w:rPr>
+          <w:sz w:val="20"/>
+          <w:szCs w:val="20"/>
+        </w:rPr>
+        <w:t xml:space="preserve"> the higher the rating the </w:t>
+      </w:r>
+      <w:r>
+        <w:rPr>
+          <w:sz w:val="20"/>
+          <w:szCs w:val="20"/>
+        </w:rPr>
+        <w:t xml:space="preserve">more </w:t>
+      </w:r>
+      <w:r>
+        <w:rPr>
+          <w:sz w:val="20"/>
+          <w:szCs w:val="20"/>
+        </w:rPr>
+        <w:t>positive the sentiment.</w:t>
+      </w:r>
+      <w:r>
+        <w:rPr>
+          <w:sz w:val="20"/>
+          <w:szCs w:val="20"/>
+        </w:rPr>
+        <w:t xml:space="preserve"> </w:t>
+      </w:r>
+      <w:r>
+        <w:rPr>
+          <w:sz w:val="20"/>
+          <w:szCs w:val="20"/>
+        </w:rPr>
+        <w:t xml:space="preserve"> </w:t>
+      </w:r>
+    </w:p>
+    <w:p>
+      <w:pPr>
+        <w:rPr>
+          <w:b/>
+          <w:bCs/>
+        </w:rPr>
+      </w:pPr>
+    </w:p>
+    <w:p>
+      <w:pPr>
+        <w:rPr>
+          <w:b/>
+          <w:bCs/>
+        </w:rPr>
+      </w:pPr>
+    </w:p>
+    <w:p>
+      <w:pPr>
+        <w:rPr>
           <w:b/>
           <w:bCs/>
         </w:rPr>
@@ -2893,9 +2925,17 @@
           <w:bCs/>
         </w:rPr>
         <w:drawing>
-          <wp:inline distT="0" distB="0" distL="0" distR="0" wp14:anchorId="18CBBC88" wp14:editId="536415B4">
-            <wp:extent cx="5398618" cy="4396759"/>
+          <wp:anchor distT="0" distB="0" distL="114300" distR="114300" simplePos="0" relativeHeight="251667457" behindDoc="0" locked="0" layoutInCell="1" allowOverlap="1" wp14:anchorId="18CBBC88" wp14:editId="1E649A21">
+            <wp:simplePos x="0" y="0"/>
+            <wp:positionH relativeFrom="column">
+              <wp:posOffset>796595</wp:posOffset>
+            </wp:positionH>
+            <wp:positionV relativeFrom="paragraph">
+              <wp:posOffset>135535</wp:posOffset>
+            </wp:positionV>
+            <wp:extent cx="5398135" cy="4396740"/>
             <wp:effectExtent l="0" t="0" r="0" b="3810"/>
+            <wp:wrapSquare wrapText="bothSides"/>
             <wp:docPr id="2119339107" name="Picture 1"/>
             <wp:cNvGraphicFramePr>
               <a:graphicFrameLocks xmlns:a="http://schemas.openxmlformats.org/drawingml/2006/main" noChangeAspect="1"/>
@@ -2908,7 +2948,13 @@
                     <pic:cNvPicPr/>
                   </pic:nvPicPr>
                   <pic:blipFill>
-                    <a:blip r:embed="rId31"/>
+                    <a:blip r:embed="rId30">
+                      <a:extLst>
+                        <a:ext uri="{28A0092B-C50C-407E-A947-70E740481C1C}">
+                          <a14:useLocalDpi xmlns:a14="http://schemas.microsoft.com/office/drawing/2010/main" val="0"/>
+                        </a:ext>
+                      </a:extLst>
+                    </a:blip>
                     <a:stretch>
                       <a:fillRect/>
                     </a:stretch>
@@ -2916,7 +2962,7 @@
                   <pic:spPr>
                     <a:xfrm>
                       <a:off x="0" y="0"/>
-                      <a:ext cx="5401017" cy="4398713"/>
+                      <a:ext cx="5398135" cy="4396740"/>
                     </a:xfrm>
                     <a:prstGeom prst="rect">
                       <a:avLst/>
@@ -2925,9 +2971,129 @@
                 </pic:pic>
               </a:graphicData>
             </a:graphic>
-          </wp:inline>
+          </wp:anchor>
         </w:drawing>
       </w:r>
+    </w:p>
+    <w:p>
+      <w:pPr>
+        <w:rPr>
+          <w:b/>
+          <w:bCs/>
+        </w:rPr>
+      </w:pPr>
+    </w:p>
+    <w:p>
+      <w:pPr>
+        <w:rPr>
+          <w:b/>
+          <w:bCs/>
+        </w:rPr>
+      </w:pPr>
+    </w:p>
+    <w:p>
+      <w:pPr>
+        <w:rPr>
+          <w:b/>
+          <w:bCs/>
+        </w:rPr>
+      </w:pPr>
+    </w:p>
+    <w:p>
+      <w:pPr>
+        <w:rPr>
+          <w:b/>
+          <w:bCs/>
+        </w:rPr>
+      </w:pPr>
+    </w:p>
+    <w:p>
+      <w:pPr>
+        <w:rPr>
+          <w:b/>
+          <w:bCs/>
+        </w:rPr>
+      </w:pPr>
+    </w:p>
+    <w:p>
+      <w:pPr>
+        <w:rPr>
+          <w:b/>
+          <w:bCs/>
+        </w:rPr>
+      </w:pPr>
+    </w:p>
+    <w:p>
+      <w:pPr>
+        <w:rPr>
+          <w:b/>
+          <w:bCs/>
+        </w:rPr>
+      </w:pPr>
+    </w:p>
+    <w:p>
+      <w:pPr>
+        <w:rPr>
+          <w:b/>
+          <w:bCs/>
+        </w:rPr>
+      </w:pPr>
+    </w:p>
+    <w:p>
+      <w:pPr>
+        <w:rPr>
+          <w:b/>
+          <w:bCs/>
+        </w:rPr>
+      </w:pPr>
+    </w:p>
+    <w:p>
+      <w:pPr>
+        <w:rPr>
+          <w:b/>
+          <w:bCs/>
+        </w:rPr>
+      </w:pPr>
+    </w:p>
+    <w:p>
+      <w:pPr>
+        <w:rPr>
+          <w:b/>
+          <w:bCs/>
+        </w:rPr>
+      </w:pPr>
+    </w:p>
+    <w:p>
+      <w:pPr>
+        <w:rPr>
+          <w:b/>
+          <w:bCs/>
+        </w:rPr>
+      </w:pPr>
+    </w:p>
+    <w:p>
+      <w:pPr>
+        <w:rPr>
+          <w:b/>
+          <w:bCs/>
+        </w:rPr>
+      </w:pPr>
+    </w:p>
+    <w:p>
+      <w:pPr>
+        <w:rPr>
+          <w:b/>
+          <w:bCs/>
+        </w:rPr>
+      </w:pPr>
+    </w:p>
+    <w:p>
+      <w:pPr>
+        <w:rPr>
+          <w:b/>
+          <w:bCs/>
+        </w:rPr>
+      </w:pPr>
     </w:p>
     <w:p>
       <w:pPr>
@@ -2966,14 +3132,22 @@
         <w:t>Recommendation:</w:t>
       </w:r>
     </w:p>
-    <w:p/>
+    <w:p>
+      <w:pPr>
+        <w:pStyle w:val="ListParagraph"/>
+        <w:numPr>
+          <w:ilvl w:val="0"/>
+          <w:numId w:val="10"/>
+        </w:numPr>
+      </w:pPr>
+    </w:p>
     <w:p/>
     <w:p/>
     <w:p/>
     <w:sectPr>
-      <w:footerReference w:type="even" r:id="rId32"/>
-      <w:footerReference w:type="default" r:id="rId33"/>
-      <w:footerReference w:type="first" r:id="rId34"/>
+      <w:footerReference w:type="even" r:id="rId31"/>
+      <w:footerReference w:type="default" r:id="rId32"/>
+      <w:footerReference w:type="first" r:id="rId33"/>
       <w:pgSz w:w="12240" w:h="15840"/>
       <w:pgMar w:top="1440" w:right="1440" w:bottom="1440" w:left="1440" w:header="720" w:footer="720" w:gutter="0"/>
       <w:cols w:space="720"/>
@@ -3884,6 +4058,155 @@
     </w:lvl>
   </w:abstractNum>
   <w:abstractNum w:abstractNumId="4" w15:restartNumberingAfterBreak="0">
+    <w:nsid w:val="563908E4"/>
+    <w:multiLevelType w:val="multilevel"/>
+    <w:tmpl w:val="7514EE80"/>
+    <w:lvl w:ilvl="0">
+      <w:start w:val="1"/>
+      <w:numFmt w:val="bullet"/>
+      <w:lvlText w:val=""/>
+      <w:lvlJc w:val="left"/>
+      <w:pPr>
+        <w:tabs>
+          <w:tab w:val="num" w:pos="720"/>
+        </w:tabs>
+        <w:ind w:left="720" w:hanging="360"/>
+      </w:pPr>
+      <w:rPr>
+        <w:rFonts w:ascii="Symbol" w:hAnsi="Symbol" w:hint="default"/>
+        <w:sz w:val="20"/>
+      </w:rPr>
+    </w:lvl>
+    <w:lvl w:ilvl="1" w:tentative="1">
+      <w:start w:val="1"/>
+      <w:numFmt w:val="bullet"/>
+      <w:lvlText w:val="o"/>
+      <w:lvlJc w:val="left"/>
+      <w:pPr>
+        <w:tabs>
+          <w:tab w:val="num" w:pos="1440"/>
+        </w:tabs>
+        <w:ind w:left="1440" w:hanging="360"/>
+      </w:pPr>
+      <w:rPr>
+        <w:rFonts w:ascii="Courier New" w:hAnsi="Courier New" w:hint="default"/>
+        <w:sz w:val="20"/>
+      </w:rPr>
+    </w:lvl>
+    <w:lvl w:ilvl="2" w:tentative="1">
+      <w:start w:val="1"/>
+      <w:numFmt w:val="bullet"/>
+      <w:lvlText w:val=""/>
+      <w:lvlJc w:val="left"/>
+      <w:pPr>
+        <w:tabs>
+          <w:tab w:val="num" w:pos="2160"/>
+        </w:tabs>
+        <w:ind w:left="2160" w:hanging="360"/>
+      </w:pPr>
+      <w:rPr>
+        <w:rFonts w:ascii="Wingdings" w:hAnsi="Wingdings" w:hint="default"/>
+        <w:sz w:val="20"/>
+      </w:rPr>
+    </w:lvl>
+    <w:lvl w:ilvl="3" w:tentative="1">
+      <w:start w:val="1"/>
+      <w:numFmt w:val="bullet"/>
+      <w:lvlText w:val=""/>
+      <w:lvlJc w:val="left"/>
+      <w:pPr>
+        <w:tabs>
+          <w:tab w:val="num" w:pos="2880"/>
+        </w:tabs>
+        <w:ind w:left="2880" w:hanging="360"/>
+      </w:pPr>
+      <w:rPr>
+        <w:rFonts w:ascii="Wingdings" w:hAnsi="Wingdings" w:hint="default"/>
+        <w:sz w:val="20"/>
+      </w:rPr>
+    </w:lvl>
+    <w:lvl w:ilvl="4" w:tentative="1">
+      <w:start w:val="1"/>
+      <w:numFmt w:val="bullet"/>
+      <w:lvlText w:val=""/>
+      <w:lvlJc w:val="left"/>
+      <w:pPr>
+        <w:tabs>
+          <w:tab w:val="num" w:pos="3600"/>
+        </w:tabs>
+        <w:ind w:left="3600" w:hanging="360"/>
+      </w:pPr>
+      <w:rPr>
+        <w:rFonts w:ascii="Wingdings" w:hAnsi="Wingdings" w:hint="default"/>
+        <w:sz w:val="20"/>
+      </w:rPr>
+    </w:lvl>
+    <w:lvl w:ilvl="5" w:tentative="1">
+      <w:start w:val="1"/>
+      <w:numFmt w:val="bullet"/>
+      <w:lvlText w:val=""/>
+      <w:lvlJc w:val="left"/>
+      <w:pPr>
+        <w:tabs>
+          <w:tab w:val="num" w:pos="4320"/>
+        </w:tabs>
+        <w:ind w:left="4320" w:hanging="360"/>
+      </w:pPr>
+      <w:rPr>
+        <w:rFonts w:ascii="Wingdings" w:hAnsi="Wingdings" w:hint="default"/>
+        <w:sz w:val="20"/>
+      </w:rPr>
+    </w:lvl>
+    <w:lvl w:ilvl="6" w:tentative="1">
+      <w:start w:val="1"/>
+      <w:numFmt w:val="bullet"/>
+      <w:lvlText w:val=""/>
+      <w:lvlJc w:val="left"/>
+      <w:pPr>
+        <w:tabs>
+          <w:tab w:val="num" w:pos="5040"/>
+        </w:tabs>
+        <w:ind w:left="5040" w:hanging="360"/>
+      </w:pPr>
+      <w:rPr>
+        <w:rFonts w:ascii="Wingdings" w:hAnsi="Wingdings" w:hint="default"/>
+        <w:sz w:val="20"/>
+      </w:rPr>
+    </w:lvl>
+    <w:lvl w:ilvl="7" w:tentative="1">
+      <w:start w:val="1"/>
+      <w:numFmt w:val="bullet"/>
+      <w:lvlText w:val=""/>
+      <w:lvlJc w:val="left"/>
+      <w:pPr>
+        <w:tabs>
+          <w:tab w:val="num" w:pos="5760"/>
+        </w:tabs>
+        <w:ind w:left="5760" w:hanging="360"/>
+      </w:pPr>
+      <w:rPr>
+        <w:rFonts w:ascii="Wingdings" w:hAnsi="Wingdings" w:hint="default"/>
+        <w:sz w:val="20"/>
+      </w:rPr>
+    </w:lvl>
+    <w:lvl w:ilvl="8" w:tentative="1">
+      <w:start w:val="1"/>
+      <w:numFmt w:val="bullet"/>
+      <w:lvlText w:val=""/>
+      <w:lvlJc w:val="left"/>
+      <w:pPr>
+        <w:tabs>
+          <w:tab w:val="num" w:pos="6480"/>
+        </w:tabs>
+        <w:ind w:left="6480" w:hanging="360"/>
+      </w:pPr>
+      <w:rPr>
+        <w:rFonts w:ascii="Wingdings" w:hAnsi="Wingdings" w:hint="default"/>
+        <w:sz w:val="20"/>
+      </w:rPr>
+    </w:lvl>
+  </w:abstractNum>
+  <w:abstractNum w:abstractNumId="5" w15:restartNumberingAfterBreak="0">
     <w:nsid w:val="591553CB"/>
     <w:multiLevelType w:val="hybridMultilevel"/>
     <w:tmpl w:val="EF88DFAA"/>
@@ -3972,7 +4295,7 @@
       </w:pPr>
     </w:lvl>
   </w:abstractNum>
-  <w:abstractNum w:abstractNumId="5" w15:restartNumberingAfterBreak="0">
+  <w:abstractNum w:abstractNumId="6" w15:restartNumberingAfterBreak="0">
     <w:nsid w:val="67DE7099"/>
     <w:multiLevelType w:val="multilevel"/>
     <w:tmpl w:val="C232760C"/>
@@ -4085,7 +4408,120 @@
       </w:pPr>
     </w:lvl>
   </w:abstractNum>
-  <w:abstractNum w:abstractNumId="6" w15:restartNumberingAfterBreak="0">
+  <w:abstractNum w:abstractNumId="7" w15:restartNumberingAfterBreak="0">
+    <w:nsid w:val="6EB01728"/>
+    <w:multiLevelType w:val="hybridMultilevel"/>
+    <w:tmpl w:val="235CEE72"/>
+    <w:lvl w:ilvl="0" w:tplc="04090001">
+      <w:start w:val="1"/>
+      <w:numFmt w:val="bullet"/>
+      <w:lvlText w:val=""/>
+      <w:lvlJc w:val="left"/>
+      <w:pPr>
+        <w:ind w:left="720" w:hanging="360"/>
+      </w:pPr>
+      <w:rPr>
+        <w:rFonts w:ascii="Symbol" w:hAnsi="Symbol" w:hint="default"/>
+      </w:rPr>
+    </w:lvl>
+    <w:lvl w:ilvl="1" w:tplc="04090003" w:tentative="1">
+      <w:start w:val="1"/>
+      <w:numFmt w:val="bullet"/>
+      <w:lvlText w:val="o"/>
+      <w:lvlJc w:val="left"/>
+      <w:pPr>
+        <w:ind w:left="1440" w:hanging="360"/>
+      </w:pPr>
+      <w:rPr>
+        <w:rFonts w:ascii="Courier New" w:hAnsi="Courier New" w:cs="Courier New" w:hint="default"/>
+      </w:rPr>
+    </w:lvl>
+    <w:lvl w:ilvl="2" w:tplc="04090005" w:tentative="1">
+      <w:start w:val="1"/>
+      <w:numFmt w:val="bullet"/>
+      <w:lvlText w:val=""/>
+      <w:lvlJc w:val="left"/>
+      <w:pPr>
+        <w:ind w:left="2160" w:hanging="360"/>
+      </w:pPr>
+      <w:rPr>
+        <w:rFonts w:ascii="Wingdings" w:hAnsi="Wingdings" w:hint="default"/>
+      </w:rPr>
+    </w:lvl>
+    <w:lvl w:ilvl="3" w:tplc="04090001" w:tentative="1">
+      <w:start w:val="1"/>
+      <w:numFmt w:val="bullet"/>
+      <w:lvlText w:val=""/>
+      <w:lvlJc w:val="left"/>
+      <w:pPr>
+        <w:ind w:left="2880" w:hanging="360"/>
+      </w:pPr>
+      <w:rPr>
+        <w:rFonts w:ascii="Symbol" w:hAnsi="Symbol" w:hint="default"/>
+      </w:rPr>
+    </w:lvl>
+    <w:lvl w:ilvl="4" w:tplc="04090003" w:tentative="1">
+      <w:start w:val="1"/>
+      <w:numFmt w:val="bullet"/>
+      <w:lvlText w:val="o"/>
+      <w:lvlJc w:val="left"/>
+      <w:pPr>
+        <w:ind w:left="3600" w:hanging="360"/>
+      </w:pPr>
+      <w:rPr>
+        <w:rFonts w:ascii="Courier New" w:hAnsi="Courier New" w:cs="Courier New" w:hint="default"/>
+      </w:rPr>
+    </w:lvl>
+    <w:lvl w:ilvl="5" w:tplc="04090005" w:tentative="1">
+      <w:start w:val="1"/>
+      <w:numFmt w:val="bullet"/>
+      <w:lvlText w:val=""/>
+      <w:lvlJc w:val="left"/>
+      <w:pPr>
+        <w:ind w:left="4320" w:hanging="360"/>
+      </w:pPr>
+      <w:rPr>
+        <w:rFonts w:ascii="Wingdings" w:hAnsi="Wingdings" w:hint="default"/>
+      </w:rPr>
+    </w:lvl>
+    <w:lvl w:ilvl="6" w:tplc="04090001" w:tentative="1">
+      <w:start w:val="1"/>
+      <w:numFmt w:val="bullet"/>
+      <w:lvlText w:val=""/>
+      <w:lvlJc w:val="left"/>
+      <w:pPr>
+        <w:ind w:left="5040" w:hanging="360"/>
+      </w:pPr>
+      <w:rPr>
+        <w:rFonts w:ascii="Symbol" w:hAnsi="Symbol" w:hint="default"/>
+      </w:rPr>
+    </w:lvl>
+    <w:lvl w:ilvl="7" w:tplc="04090003" w:tentative="1">
+      <w:start w:val="1"/>
+      <w:numFmt w:val="bullet"/>
+      <w:lvlText w:val="o"/>
+      <w:lvlJc w:val="left"/>
+      <w:pPr>
+        <w:ind w:left="5760" w:hanging="360"/>
+      </w:pPr>
+      <w:rPr>
+        <w:rFonts w:ascii="Courier New" w:hAnsi="Courier New" w:cs="Courier New" w:hint="default"/>
+      </w:rPr>
+    </w:lvl>
+    <w:lvl w:ilvl="8" w:tplc="04090005" w:tentative="1">
+      <w:start w:val="1"/>
+      <w:numFmt w:val="bullet"/>
+      <w:lvlText w:val=""/>
+      <w:lvlJc w:val="left"/>
+      <w:pPr>
+        <w:ind w:left="6480" w:hanging="360"/>
+      </w:pPr>
+      <w:rPr>
+        <w:rFonts w:ascii="Wingdings" w:hAnsi="Wingdings" w:hint="default"/>
+      </w:rPr>
+    </w:lvl>
+  </w:abstractNum>
+  <w:abstractNum w:abstractNumId="8" w15:restartNumberingAfterBreak="0">
     <w:nsid w:val="75CB434C"/>
     <w:multiLevelType w:val="multilevel"/>
     <w:tmpl w:val="0FBCE688"/>
@@ -4201,7 +4637,7 @@
       </w:pPr>
     </w:lvl>
   </w:abstractNum>
-  <w:abstractNum w:abstractNumId="7" w15:restartNumberingAfterBreak="0">
+  <w:abstractNum w:abstractNumId="9" w15:restartNumberingAfterBreak="0">
     <w:nsid w:val="79A4613D"/>
     <w:multiLevelType w:val="multilevel"/>
     <w:tmpl w:val="4596D6AE"/>
@@ -4323,7 +4759,7 @@
     </w:lvl>
   </w:abstractNum>
   <w:num w:numId="1" w16cid:durableId="1353216528">
-    <w:abstractNumId w:val="7"/>
+    <w:abstractNumId w:val="9"/>
   </w:num>
   <w:num w:numId="2" w16cid:durableId="1097872314">
     <w:abstractNumId w:val="0"/>
@@ -4332,19 +4768,25 @@
     <w:abstractNumId w:val="1"/>
   </w:num>
   <w:num w:numId="4" w16cid:durableId="242297841">
-    <w:abstractNumId w:val="5"/>
+    <w:abstractNumId w:val="6"/>
   </w:num>
   <w:num w:numId="5" w16cid:durableId="277762158">
     <w:abstractNumId w:val="3"/>
   </w:num>
   <w:num w:numId="6" w16cid:durableId="2011981243">
-    <w:abstractNumId w:val="6"/>
+    <w:abstractNumId w:val="8"/>
   </w:num>
   <w:num w:numId="7" w16cid:durableId="1694186003">
     <w:abstractNumId w:val="2"/>
   </w:num>
   <w:num w:numId="8" w16cid:durableId="1938637450">
+    <w:abstractNumId w:val="5"/>
+  </w:num>
+  <w:num w:numId="9" w16cid:durableId="345443363">
     <w:abstractNumId w:val="4"/>
+  </w:num>
+  <w:num w:numId="10" w16cid:durableId="1843004531">
+    <w:abstractNumId w:val="7"/>
   </w:num>
 </w:numbering>
 </file>

--- a/Artefact Take Home Assignment.docx
+++ b/Artefact Take Home Assignment.docx
@@ -46,7 +46,21 @@
           <w:sz w:val="20"/>
           <w:szCs w:val="20"/>
         </w:rPr>
-        <w:t>This report summarizes the steps taken to clean and transform the "Customer Reviews" data set, extract sentiment and themes from each review, build EDA charts, and provide recommendations for the top 20 businesses by review count.</w:t>
+        <w:t xml:space="preserve">This report summarizes the steps taken to clean and transform the "Customer Reviews" data set, extract sentiment and themes from each review, build EDA charts, and provide </w:t>
+      </w:r>
+      <w:r>
+        <w:rPr>
+          <w:sz w:val="20"/>
+          <w:szCs w:val="20"/>
+        </w:rPr>
+        <w:t xml:space="preserve">high level </w:t>
+      </w:r>
+      <w:r>
+        <w:rPr>
+          <w:sz w:val="20"/>
+          <w:szCs w:val="20"/>
+        </w:rPr>
+        <w:t xml:space="preserve">recommendations </w:t>
       </w:r>
     </w:p>
     <w:p>
@@ -63,6 +77,14 @@
         </w:rPr>
         <w:t>The complete analysis, including code, visualizations, and intermediate outputs, is documented in a Jupyter Notebook available on GitHub:</w:t>
       </w:r>
+    </w:p>
+    <w:p>
+      <w:pPr>
+        <w:rPr>
+          <w:sz w:val="20"/>
+          <w:szCs w:val="20"/>
+        </w:rPr>
+      </w:pPr>
       <w:r>
         <w:rPr>
           <w:sz w:val="20"/>
@@ -307,39 +329,7 @@
           <w:sz w:val="20"/>
           <w:szCs w:val="20"/>
         </w:rPr>
-        <w:t xml:space="preserve"> — split each rating dictionary into </w:t>
-      </w:r>
-      <w:proofErr w:type="spellStart"/>
-      <w:r>
-        <w:rPr>
-          <w:sz w:val="20"/>
-          <w:szCs w:val="20"/>
-        </w:rPr>
-        <w:t>normalized_rating</w:t>
-      </w:r>
-      <w:proofErr w:type="spellEnd"/>
-      <w:r>
-        <w:rPr>
-          <w:sz w:val="20"/>
-          <w:szCs w:val="20"/>
-        </w:rPr>
-        <w:t xml:space="preserve"> and </w:t>
-      </w:r>
-      <w:proofErr w:type="spellStart"/>
-      <w:r>
-        <w:rPr>
-          <w:sz w:val="20"/>
-          <w:szCs w:val="20"/>
-        </w:rPr>
-        <w:t>actual_rating</w:t>
-      </w:r>
-      <w:proofErr w:type="spellEnd"/>
-      <w:r>
-        <w:rPr>
-          <w:sz w:val="20"/>
-          <w:szCs w:val="20"/>
-        </w:rPr>
-        <w:t xml:space="preserve"> columns.</w:t>
+        <w:t xml:space="preserve"> — split each rating dictionary into normalized_rating and actual_rating columns.</w:t>
       </w:r>
     </w:p>
     <w:p>
@@ -428,15 +418,6 @@
         </w:rPr>
         <w:t xml:space="preserve"> — applied a simple rule: multiply the actual rating by 20 (so 1→20, 2→40, …, 5→100), and cap anything above 5 at 100. This ensures a consistent 0–100 normalized scale regardless of the original rating system.</w:t>
       </w:r>
-    </w:p>
-    <w:p>
-      <w:pPr>
-        <w:pStyle w:val="ListParagraph"/>
-        <w:rPr>
-          <w:sz w:val="20"/>
-          <w:szCs w:val="20"/>
-        </w:rPr>
-      </w:pPr>
     </w:p>
     <w:p>
       <w:pPr>
@@ -566,15 +547,15 @@
         </w:rPr>
         <w:t xml:space="preserve">For the lexicon-based method, I employed the </w:t>
       </w:r>
-      <w:proofErr w:type="spellStart"/>
-      <w:r>
-        <w:rPr>
+      <w:r>
+        <w:rPr>
+          <w:b/>
+          <w:bCs/>
           <w:sz w:val="20"/>
           <w:szCs w:val="20"/>
         </w:rPr>
         <w:t>TextBlob</w:t>
       </w:r>
-      <w:proofErr w:type="spellEnd"/>
       <w:r>
         <w:rPr>
           <w:sz w:val="20"/>
@@ -604,19 +585,8 @@
           <w:sz w:val="20"/>
           <w:szCs w:val="20"/>
         </w:rPr>
-        <w:t>twitter-XLM-</w:t>
-      </w:r>
-      <w:proofErr w:type="spellStart"/>
-      <w:r>
-        <w:rPr>
-          <w:b/>
-          <w:bCs/>
-          <w:sz w:val="20"/>
-          <w:szCs w:val="20"/>
-        </w:rPr>
-        <w:t>roBERTa</w:t>
-      </w:r>
-      <w:proofErr w:type="spellEnd"/>
+        <w:t>twitter-XLM-roBERTa</w:t>
+      </w:r>
       <w:r>
         <w:rPr>
           <w:sz w:val="20"/>
@@ -639,23 +609,7 @@
           <w:sz w:val="20"/>
           <w:szCs w:val="20"/>
         </w:rPr>
-        <w:t>), which is designed for multilingual sentiment analysis. This model consists of two main components: the XLM-</w:t>
-      </w:r>
-      <w:proofErr w:type="spellStart"/>
-      <w:r>
-        <w:rPr>
-          <w:sz w:val="20"/>
-          <w:szCs w:val="20"/>
-        </w:rPr>
-        <w:t>RoBERTa</w:t>
-      </w:r>
-      <w:proofErr w:type="spellEnd"/>
-      <w:r>
-        <w:rPr>
-          <w:sz w:val="20"/>
-          <w:szCs w:val="20"/>
-        </w:rPr>
-        <w:t xml:space="preserve"> pre-trained LLM that generates contextual word </w:t>
+        <w:t xml:space="preserve">), which is designed for multilingual sentiment analysis. This model consists of two main components: the XLM-RoBERTa pre-trained LLM that generates contextual word </w:t>
       </w:r>
       <w:r>
         <w:rPr>
@@ -686,7 +640,6 @@
         </w:rPr>
         <w:t xml:space="preserve">The model is integrated via the </w:t>
       </w:r>
-      <w:proofErr w:type="spellStart"/>
       <w:r>
         <w:rPr>
           <w:b/>
@@ -696,7 +649,6 @@
         </w:rPr>
         <w:t>tweetnlp</w:t>
       </w:r>
-      <w:proofErr w:type="spellEnd"/>
       <w:r>
         <w:rPr>
           <w:sz w:val="20"/>
@@ -949,15 +901,13 @@
         </w:rPr>
         <w:t xml:space="preserve"> steps </w:t>
       </w:r>
-      <w:proofErr w:type="gramStart"/>
-      <w:r>
-        <w:rPr>
-          <w:sz w:val="20"/>
-          <w:szCs w:val="20"/>
-        </w:rPr>
-        <w:t>were  taken</w:t>
-      </w:r>
-      <w:proofErr w:type="gramEnd"/>
+      <w:r>
+        <w:rPr>
+          <w:sz w:val="20"/>
+          <w:szCs w:val="20"/>
+        </w:rPr>
+        <w:t>were taken</w:t>
+      </w:r>
       <w:r>
         <w:rPr>
           <w:sz w:val="20"/>
@@ -965,7 +915,6 @@
         </w:rPr>
         <w:t xml:space="preserve"> to </w:t>
       </w:r>
-      <w:proofErr w:type="gramStart"/>
       <w:r>
         <w:rPr>
           <w:sz w:val="20"/>
@@ -973,7 +922,6 @@
         </w:rPr>
         <w:t>clean</w:t>
       </w:r>
-      <w:proofErr w:type="gramEnd"/>
       <w:r>
         <w:rPr>
           <w:sz w:val="20"/>
@@ -1284,7 +1232,6 @@
                 <w:szCs w:val="20"/>
               </w:rPr>
             </w:pPr>
-            <w:proofErr w:type="spellStart"/>
             <w:r>
               <w:rPr>
                 <w:rFonts w:ascii="Arial" w:hAnsi="Arial" w:cs="Arial"/>
@@ -1293,7 +1240,6 @@
               </w:rPr>
               <w:t>جدا</w:t>
             </w:r>
-            <w:proofErr w:type="spellEnd"/>
             <w:r>
               <w:rPr>
                 <w:sz w:val="20"/>
@@ -1301,7 +1247,6 @@
               </w:rPr>
               <w:t xml:space="preserve">, </w:t>
             </w:r>
-            <w:proofErr w:type="spellStart"/>
             <w:r>
               <w:rPr>
                 <w:rFonts w:ascii="Arial" w:hAnsi="Arial" w:cs="Arial"/>
@@ -1310,7 +1255,6 @@
               </w:rPr>
               <w:t>جميل</w:t>
             </w:r>
-            <w:proofErr w:type="spellEnd"/>
             <w:r>
               <w:rPr>
                 <w:sz w:val="20"/>
@@ -1318,7 +1262,6 @@
               </w:rPr>
               <w:t xml:space="preserve">, </w:t>
             </w:r>
-            <w:proofErr w:type="spellStart"/>
             <w:r>
               <w:rPr>
                 <w:rFonts w:ascii="Arial" w:hAnsi="Arial" w:cs="Arial"/>
@@ -1327,7 +1270,6 @@
               </w:rPr>
               <w:t>مكان</w:t>
             </w:r>
-            <w:proofErr w:type="spellEnd"/>
             <w:r>
               <w:rPr>
                 <w:sz w:val="20"/>
@@ -1335,7 +1277,6 @@
               </w:rPr>
               <w:t xml:space="preserve">, </w:t>
             </w:r>
-            <w:proofErr w:type="spellStart"/>
             <w:r>
               <w:rPr>
                 <w:rFonts w:ascii="Arial" w:hAnsi="Arial" w:cs="Arial"/>
@@ -1344,7 +1285,6 @@
               </w:rPr>
               <w:t>الله</w:t>
             </w:r>
-            <w:proofErr w:type="spellEnd"/>
             <w:r>
               <w:rPr>
                 <w:sz w:val="20"/>
@@ -1352,7 +1292,6 @@
               </w:rPr>
               <w:t xml:space="preserve">, </w:t>
             </w:r>
-            <w:proofErr w:type="spellStart"/>
             <w:r>
               <w:rPr>
                 <w:rFonts w:ascii="Arial" w:hAnsi="Arial" w:cs="Arial"/>
@@ -1361,7 +1300,6 @@
               </w:rPr>
               <w:t>ممتاز</w:t>
             </w:r>
-            <w:proofErr w:type="spellEnd"/>
             <w:r>
               <w:rPr>
                 <w:sz w:val="20"/>
@@ -1369,7 +1307,6 @@
               </w:rPr>
               <w:t xml:space="preserve">, </w:t>
             </w:r>
-            <w:proofErr w:type="spellStart"/>
             <w:r>
               <w:rPr>
                 <w:rFonts w:ascii="Arial" w:hAnsi="Arial" w:cs="Arial"/>
@@ -1378,7 +1315,6 @@
               </w:rPr>
               <w:t>فندق</w:t>
             </w:r>
-            <w:proofErr w:type="spellEnd"/>
             <w:r>
               <w:rPr>
                 <w:sz w:val="20"/>
@@ -1386,7 +1322,6 @@
               </w:rPr>
               <w:t xml:space="preserve">, </w:t>
             </w:r>
-            <w:proofErr w:type="spellStart"/>
             <w:r>
               <w:rPr>
                 <w:rFonts w:ascii="Arial" w:hAnsi="Arial" w:cs="Arial"/>
@@ -1395,7 +1330,6 @@
               </w:rPr>
               <w:t>المكان</w:t>
             </w:r>
-            <w:proofErr w:type="spellEnd"/>
             <w:r>
               <w:rPr>
                 <w:sz w:val="20"/>
@@ -1403,7 +1337,6 @@
               </w:rPr>
               <w:t xml:space="preserve">, </w:t>
             </w:r>
-            <w:proofErr w:type="spellStart"/>
             <w:r>
               <w:rPr>
                 <w:rFonts w:ascii="Arial" w:hAnsi="Arial" w:cs="Arial"/>
@@ -1412,7 +1345,6 @@
               </w:rPr>
               <w:t>الفندق</w:t>
             </w:r>
-            <w:proofErr w:type="spellEnd"/>
             <w:r>
               <w:rPr>
                 <w:sz w:val="20"/>
@@ -1420,7 +1352,6 @@
               </w:rPr>
               <w:t xml:space="preserve">, </w:t>
             </w:r>
-            <w:proofErr w:type="spellStart"/>
             <w:r>
               <w:rPr>
                 <w:rFonts w:ascii="Arial" w:hAnsi="Arial" w:cs="Arial"/>
@@ -1429,7 +1360,6 @@
               </w:rPr>
               <w:t>رائع</w:t>
             </w:r>
-            <w:proofErr w:type="spellEnd"/>
             <w:r>
               <w:rPr>
                 <w:sz w:val="20"/>
@@ -1437,7 +1367,6 @@
               </w:rPr>
               <w:t xml:space="preserve">, </w:t>
             </w:r>
-            <w:proofErr w:type="spellStart"/>
             <w:r>
               <w:rPr>
                 <w:rFonts w:ascii="Arial" w:hAnsi="Arial" w:cs="Arial"/>
@@ -1446,7 +1375,6 @@
               </w:rPr>
               <w:t>جيد</w:t>
             </w:r>
-            <w:proofErr w:type="spellEnd"/>
             <w:r>
               <w:rPr>
                 <w:sz w:val="20"/>
@@ -1454,7 +1382,6 @@
               </w:rPr>
               <w:t xml:space="preserve">, </w:t>
             </w:r>
-            <w:proofErr w:type="spellStart"/>
             <w:r>
               <w:rPr>
                 <w:rFonts w:ascii="Arial" w:hAnsi="Arial" w:cs="Arial"/>
@@ -1463,7 +1390,6 @@
               </w:rPr>
               <w:t>نظيف</w:t>
             </w:r>
-            <w:proofErr w:type="spellEnd"/>
             <w:r>
               <w:rPr>
                 <w:sz w:val="20"/>
@@ -1471,7 +1397,6 @@
               </w:rPr>
               <w:t xml:space="preserve">, </w:t>
             </w:r>
-            <w:proofErr w:type="spellStart"/>
             <w:r>
               <w:rPr>
                 <w:rFonts w:ascii="Arial" w:hAnsi="Arial" w:cs="Arial"/>
@@ -1480,7 +1405,6 @@
               </w:rPr>
               <w:t>الاستقبال</w:t>
             </w:r>
-            <w:proofErr w:type="spellEnd"/>
             <w:r>
               <w:rPr>
                 <w:sz w:val="20"/>
@@ -1488,7 +1412,6 @@
               </w:rPr>
               <w:t xml:space="preserve">, </w:t>
             </w:r>
-            <w:proofErr w:type="spellStart"/>
             <w:r>
               <w:rPr>
                 <w:rFonts w:ascii="Arial" w:hAnsi="Arial" w:cs="Arial"/>
@@ -1497,7 +1420,6 @@
               </w:rPr>
               <w:t>يوجد</w:t>
             </w:r>
-            <w:proofErr w:type="spellEnd"/>
             <w:r>
               <w:rPr>
                 <w:sz w:val="20"/>
@@ -1505,7 +1427,6 @@
               </w:rPr>
               <w:t xml:space="preserve">, </w:t>
             </w:r>
-            <w:proofErr w:type="spellStart"/>
             <w:r>
               <w:rPr>
                 <w:rFonts w:ascii="Arial" w:hAnsi="Arial" w:cs="Arial"/>
@@ -1514,7 +1435,6 @@
               </w:rPr>
               <w:t>ونظيف</w:t>
             </w:r>
-            <w:proofErr w:type="spellEnd"/>
           </w:p>
         </w:tc>
         <w:tc>
@@ -1576,23 +1496,7 @@
                 <w:sz w:val="20"/>
                 <w:szCs w:val="20"/>
               </w:rPr>
-              <w:t xml:space="preserve">place, good, nice, beautiful, one, best, restaurant, food, great, visit, service, </w:t>
-            </w:r>
-            <w:proofErr w:type="gramStart"/>
-            <w:r>
-              <w:rPr>
-                <w:sz w:val="20"/>
-                <w:szCs w:val="20"/>
-              </w:rPr>
-              <w:t>family</w:t>
-            </w:r>
-            <w:proofErr w:type="gramEnd"/>
-            <w:r>
-              <w:rPr>
-                <w:sz w:val="20"/>
-                <w:szCs w:val="20"/>
-              </w:rPr>
-              <w:t>, excellent, park</w:t>
+              <w:t>place, good, nice, beautiful, one, best, restaurant, food, great, visit, service, family, excellent, park</w:t>
             </w:r>
           </w:p>
         </w:tc>
@@ -1649,7 +1553,6 @@
                 <w:szCs w:val="20"/>
               </w:rPr>
             </w:pPr>
-            <w:proofErr w:type="spellStart"/>
             <w:r>
               <w:rPr>
                 <w:rFonts w:ascii="Arial" w:hAnsi="Arial" w:cs="Arial"/>
@@ -1658,7 +1561,6 @@
               </w:rPr>
               <w:t>ممتاز</w:t>
             </w:r>
-            <w:proofErr w:type="spellEnd"/>
             <w:r>
               <w:rPr>
                 <w:sz w:val="20"/>
@@ -1666,7 +1568,6 @@
               </w:rPr>
               <w:t xml:space="preserve">, </w:t>
             </w:r>
-            <w:proofErr w:type="spellStart"/>
             <w:r>
               <w:rPr>
                 <w:rFonts w:ascii="Arial" w:hAnsi="Arial" w:cs="Arial"/>
@@ -1675,7 +1576,51 @@
               </w:rPr>
               <w:t>رائع</w:t>
             </w:r>
-            <w:proofErr w:type="spellEnd"/>
+            <w:r>
+              <w:rPr>
+                <w:sz w:val="20"/>
+                <w:szCs w:val="20"/>
+              </w:rPr>
+              <w:t xml:space="preserve">, god, mosque, </w:t>
+            </w:r>
+            <w:r>
+              <w:rPr>
+                <w:rFonts w:ascii="Arial" w:hAnsi="Arial" w:cs="Arial"/>
+                <w:sz w:val="20"/>
+                <w:szCs w:val="20"/>
+              </w:rPr>
+              <w:t>جميلة</w:t>
+            </w:r>
+            <w:r>
+              <w:rPr>
+                <w:sz w:val="20"/>
+                <w:szCs w:val="20"/>
+              </w:rPr>
+              <w:t xml:space="preserve">, may, prayer, </w:t>
+            </w:r>
+            <w:r>
+              <w:rPr>
+                <w:rFonts w:ascii="Arial" w:hAnsi="Arial" w:cs="Arial"/>
+                <w:sz w:val="20"/>
+                <w:szCs w:val="20"/>
+              </w:rPr>
+              <w:t>حديقة</w:t>
+            </w:r>
+            <w:r>
+              <w:rPr>
+                <w:sz w:val="20"/>
+                <w:szCs w:val="20"/>
+              </w:rPr>
+              <w:t xml:space="preserve">, peace, </w:t>
+            </w:r>
+            <w:r>
+              <w:rPr>
+                <w:rFonts w:ascii="Arial" w:hAnsi="Arial" w:cs="Arial"/>
+                <w:sz w:val="20"/>
+                <w:szCs w:val="20"/>
+              </w:rPr>
+              <w:t>جدا</w:t>
+            </w:r>
             <w:r>
               <w:rPr>
                 <w:sz w:val="20"/>
@@ -1683,66 +1628,14 @@
               </w:rPr>
               <w:t xml:space="preserve">, </w:t>
             </w:r>
-            <w:proofErr w:type="gramStart"/>
             <w:r>
               <w:rPr>
-                <w:sz w:val="20"/>
-                <w:szCs w:val="20"/>
-              </w:rPr>
-              <w:t>god</w:t>
+                <w:rFonts w:ascii="Arial" w:hAnsi="Arial" w:cs="Arial"/>
+                <w:sz w:val="20"/>
+                <w:szCs w:val="20"/>
+              </w:rPr>
+              <w:t>تحتاج</w:t>
             </w:r>
-            <w:proofErr w:type="gramEnd"/>
-            <w:r>
-              <w:rPr>
-                <w:sz w:val="20"/>
-                <w:szCs w:val="20"/>
-              </w:rPr>
-              <w:t xml:space="preserve">, mosque, </w:t>
-            </w:r>
-            <w:proofErr w:type="spellStart"/>
-            <w:r>
-              <w:rPr>
-                <w:rFonts w:ascii="Arial" w:hAnsi="Arial" w:cs="Arial"/>
-                <w:sz w:val="20"/>
-                <w:szCs w:val="20"/>
-              </w:rPr>
-              <w:t>جميلة</w:t>
-            </w:r>
-            <w:proofErr w:type="spellEnd"/>
-            <w:r>
-              <w:rPr>
-                <w:sz w:val="20"/>
-                <w:szCs w:val="20"/>
-              </w:rPr>
-              <w:t xml:space="preserve">, may, prayer, </w:t>
-            </w:r>
-            <w:proofErr w:type="spellStart"/>
-            <w:r>
-              <w:rPr>
-                <w:rFonts w:ascii="Arial" w:hAnsi="Arial" w:cs="Arial"/>
-                <w:sz w:val="20"/>
-                <w:szCs w:val="20"/>
-              </w:rPr>
-              <w:t>حديقة</w:t>
-            </w:r>
-            <w:proofErr w:type="spellEnd"/>
-            <w:r>
-              <w:rPr>
-                <w:sz w:val="20"/>
-                <w:szCs w:val="20"/>
-              </w:rPr>
-              <w:t xml:space="preserve">, peace, </w:t>
-            </w:r>
-            <w:proofErr w:type="spellStart"/>
-            <w:r>
-              <w:rPr>
-                <w:rFonts w:ascii="Arial" w:hAnsi="Arial" w:cs="Arial"/>
-                <w:sz w:val="20"/>
-                <w:szCs w:val="20"/>
-              </w:rPr>
-              <w:t>جدا</w:t>
-            </w:r>
-            <w:proofErr w:type="spellEnd"/>
             <w:r>
               <w:rPr>
                 <w:sz w:val="20"/>
@@ -1750,24 +1643,6 @@
               </w:rPr>
               <w:t xml:space="preserve">, </w:t>
             </w:r>
-            <w:proofErr w:type="spellStart"/>
-            <w:r>
-              <w:rPr>
-                <w:rFonts w:ascii="Arial" w:hAnsi="Arial" w:cs="Arial"/>
-                <w:sz w:val="20"/>
-                <w:szCs w:val="20"/>
-              </w:rPr>
-              <w:t>تحتاج</w:t>
-            </w:r>
-            <w:proofErr w:type="spellEnd"/>
-            <w:r>
-              <w:rPr>
-                <w:sz w:val="20"/>
-                <w:szCs w:val="20"/>
-              </w:rPr>
-              <w:t xml:space="preserve">, </w:t>
-            </w:r>
-            <w:proofErr w:type="spellStart"/>
             <w:r>
               <w:rPr>
                 <w:rFonts w:ascii="Arial" w:hAnsi="Arial" w:cs="Arial"/>
@@ -1776,7 +1651,6 @@
               </w:rPr>
               <w:t>جميله</w:t>
             </w:r>
-            <w:proofErr w:type="spellEnd"/>
             <w:r>
               <w:rPr>
                 <w:sz w:val="20"/>
@@ -1839,7 +1713,6 @@
                 <w:szCs w:val="20"/>
               </w:rPr>
             </w:pPr>
-            <w:proofErr w:type="spellStart"/>
             <w:r>
               <w:rPr>
                 <w:rFonts w:ascii="Arial" w:hAnsi="Arial" w:cs="Arial"/>
@@ -1848,7 +1721,6 @@
               </w:rPr>
               <w:t>افضل</w:t>
             </w:r>
-            <w:proofErr w:type="spellEnd"/>
             <w:r>
               <w:rPr>
                 <w:sz w:val="20"/>
@@ -1856,7 +1728,6 @@
               </w:rPr>
               <w:t xml:space="preserve">, </w:t>
             </w:r>
-            <w:proofErr w:type="spellStart"/>
             <w:r>
               <w:rPr>
                 <w:rFonts w:ascii="Arial" w:hAnsi="Arial" w:cs="Arial"/>
@@ -1865,7 +1736,6 @@
               </w:rPr>
               <w:t>الرياض</w:t>
             </w:r>
-            <w:proofErr w:type="spellEnd"/>
             <w:r>
               <w:rPr>
                 <w:sz w:val="20"/>
@@ -1873,7 +1743,6 @@
               </w:rPr>
               <w:t xml:space="preserve">, </w:t>
             </w:r>
-            <w:proofErr w:type="spellStart"/>
             <w:r>
               <w:rPr>
                 <w:rFonts w:ascii="Arial" w:hAnsi="Arial" w:cs="Arial"/>
@@ -1882,7 +1751,6 @@
               </w:rPr>
               <w:t>سوق</w:t>
             </w:r>
-            <w:proofErr w:type="spellEnd"/>
             <w:r>
               <w:rPr>
                 <w:sz w:val="20"/>
@@ -1890,7 +1758,6 @@
               </w:rPr>
               <w:t xml:space="preserve">, </w:t>
             </w:r>
-            <w:proofErr w:type="spellStart"/>
             <w:r>
               <w:rPr>
                 <w:rFonts w:ascii="Arial" w:hAnsi="Arial" w:cs="Arial"/>
@@ -1899,7 +1766,6 @@
               </w:rPr>
               <w:t>يوجد</w:t>
             </w:r>
-            <w:proofErr w:type="spellEnd"/>
             <w:r>
               <w:rPr>
                 <w:sz w:val="20"/>
@@ -1907,7 +1773,6 @@
               </w:rPr>
               <w:t xml:space="preserve">, </w:t>
             </w:r>
-            <w:proofErr w:type="spellStart"/>
             <w:r>
               <w:rPr>
                 <w:rFonts w:ascii="Arial" w:hAnsi="Arial" w:cs="Arial"/>
@@ -1916,7 +1781,6 @@
               </w:rPr>
               <w:t>مكان</w:t>
             </w:r>
-            <w:proofErr w:type="spellEnd"/>
             <w:r>
               <w:rPr>
                 <w:sz w:val="20"/>
@@ -1924,7 +1788,6 @@
               </w:rPr>
               <w:t xml:space="preserve">, </w:t>
             </w:r>
-            <w:proofErr w:type="spellStart"/>
             <w:r>
               <w:rPr>
                 <w:rFonts w:ascii="Arial" w:hAnsi="Arial" w:cs="Arial"/>
@@ -1933,7 +1796,6 @@
               </w:rPr>
               <w:t>مول</w:t>
             </w:r>
-            <w:proofErr w:type="spellEnd"/>
             <w:r>
               <w:rPr>
                 <w:sz w:val="20"/>
@@ -1941,7 +1803,6 @@
               </w:rPr>
               <w:t xml:space="preserve">, </w:t>
             </w:r>
-            <w:proofErr w:type="spellStart"/>
             <w:r>
               <w:rPr>
                 <w:rFonts w:ascii="Arial" w:hAnsi="Arial" w:cs="Arial"/>
@@ -1950,7 +1811,6 @@
               </w:rPr>
               <w:t>يحتاج</w:t>
             </w:r>
-            <w:proofErr w:type="spellEnd"/>
             <w:r>
               <w:rPr>
                 <w:sz w:val="20"/>
@@ -1958,7 +1818,6 @@
               </w:rPr>
               <w:t xml:space="preserve">, </w:t>
             </w:r>
-            <w:proofErr w:type="spellStart"/>
             <w:r>
               <w:rPr>
                 <w:rFonts w:ascii="Arial" w:hAnsi="Arial" w:cs="Arial"/>
@@ -1967,7 +1826,6 @@
               </w:rPr>
               <w:t>أجمل</w:t>
             </w:r>
-            <w:proofErr w:type="spellEnd"/>
             <w:r>
               <w:rPr>
                 <w:sz w:val="20"/>
@@ -1975,7 +1833,6 @@
               </w:rPr>
               <w:t xml:space="preserve">, </w:t>
             </w:r>
-            <w:proofErr w:type="spellStart"/>
             <w:r>
               <w:rPr>
                 <w:rFonts w:ascii="Arial" w:hAnsi="Arial" w:cs="Arial"/>
@@ -1984,7 +1841,6 @@
               </w:rPr>
               <w:t>جميلة</w:t>
             </w:r>
-            <w:proofErr w:type="spellEnd"/>
             <w:r>
               <w:rPr>
                 <w:sz w:val="20"/>
@@ -1992,7 +1848,6 @@
               </w:rPr>
               <w:t xml:space="preserve">, </w:t>
             </w:r>
-            <w:proofErr w:type="spellStart"/>
             <w:r>
               <w:rPr>
                 <w:rFonts w:ascii="Arial" w:hAnsi="Arial" w:cs="Arial"/>
@@ -2001,7 +1856,6 @@
               </w:rPr>
               <w:t>او</w:t>
             </w:r>
-            <w:proofErr w:type="spellEnd"/>
             <w:r>
               <w:rPr>
                 <w:sz w:val="20"/>
@@ -2009,7 +1863,6 @@
               </w:rPr>
               <w:t xml:space="preserve">, </w:t>
             </w:r>
-            <w:proofErr w:type="spellStart"/>
             <w:r>
               <w:rPr>
                 <w:rFonts w:ascii="Arial" w:hAnsi="Arial" w:cs="Arial"/>
@@ -2018,7 +1871,6 @@
               </w:rPr>
               <w:t>جيده</w:t>
             </w:r>
-            <w:proofErr w:type="spellEnd"/>
             <w:r>
               <w:rPr>
                 <w:sz w:val="20"/>
@@ -2026,7 +1878,6 @@
               </w:rPr>
               <w:t xml:space="preserve">, </w:t>
             </w:r>
-            <w:proofErr w:type="spellStart"/>
             <w:r>
               <w:rPr>
                 <w:rFonts w:ascii="Arial" w:hAnsi="Arial" w:cs="Arial"/>
@@ -2035,7 +1886,6 @@
               </w:rPr>
               <w:t>حديقة</w:t>
             </w:r>
-            <w:proofErr w:type="spellEnd"/>
             <w:r>
               <w:rPr>
                 <w:sz w:val="20"/>
@@ -2043,7 +1893,6 @@
               </w:rPr>
               <w:t xml:space="preserve">, </w:t>
             </w:r>
-            <w:proofErr w:type="spellStart"/>
             <w:r>
               <w:rPr>
                 <w:rFonts w:ascii="Arial" w:hAnsi="Arial" w:cs="Arial"/>
@@ -2052,7 +1901,6 @@
               </w:rPr>
               <w:t>المملكة</w:t>
             </w:r>
-            <w:proofErr w:type="spellEnd"/>
             <w:r>
               <w:rPr>
                 <w:sz w:val="20"/>
@@ -2060,7 +1908,6 @@
               </w:rPr>
               <w:t xml:space="preserve">, </w:t>
             </w:r>
-            <w:proofErr w:type="spellStart"/>
             <w:r>
               <w:rPr>
                 <w:rFonts w:ascii="Arial" w:hAnsi="Arial" w:cs="Arial"/>
@@ -2069,7 +1916,6 @@
               </w:rPr>
               <w:t>شي</w:t>
             </w:r>
-            <w:proofErr w:type="spellEnd"/>
           </w:p>
         </w:tc>
         <w:tc>
@@ -2125,7 +1971,6 @@
                 <w:szCs w:val="20"/>
               </w:rPr>
             </w:pPr>
-            <w:proofErr w:type="spellStart"/>
             <w:r>
               <w:rPr>
                 <w:rFonts w:ascii="Arial" w:hAnsi="Arial" w:cs="Arial"/>
@@ -2134,7 +1979,6 @@
               </w:rPr>
               <w:t>جميله</w:t>
             </w:r>
-            <w:proofErr w:type="spellEnd"/>
             <w:r>
               <w:rPr>
                 <w:sz w:val="20"/>
@@ -2142,7 +1986,6 @@
               </w:rPr>
               <w:t xml:space="preserve">, </w:t>
             </w:r>
-            <w:proofErr w:type="spellStart"/>
             <w:r>
               <w:rPr>
                 <w:rFonts w:ascii="Arial" w:hAnsi="Arial" w:cs="Arial"/>
@@ -2151,7 +1994,6 @@
               </w:rPr>
               <w:t>شي</w:t>
             </w:r>
-            <w:proofErr w:type="spellEnd"/>
             <w:r>
               <w:rPr>
                 <w:sz w:val="20"/>
@@ -2159,7 +2001,6 @@
               </w:rPr>
               <w:t xml:space="preserve">, </w:t>
             </w:r>
-            <w:proofErr w:type="spellStart"/>
             <w:r>
               <w:rPr>
                 <w:rFonts w:ascii="Arial" w:hAnsi="Arial" w:cs="Arial"/>
@@ -2168,7 +2009,6 @@
               </w:rPr>
               <w:t>المكان</w:t>
             </w:r>
-            <w:proofErr w:type="spellEnd"/>
             <w:r>
               <w:rPr>
                 <w:sz w:val="20"/>
@@ -2176,7 +2016,6 @@
               </w:rPr>
               <w:t xml:space="preserve">, </w:t>
             </w:r>
-            <w:proofErr w:type="spellStart"/>
             <w:r>
               <w:rPr>
                 <w:rFonts w:ascii="Arial" w:hAnsi="Arial" w:cs="Arial"/>
@@ -2185,7 +2024,6 @@
               </w:rPr>
               <w:t>قلعة</w:t>
             </w:r>
-            <w:proofErr w:type="spellEnd"/>
             <w:r>
               <w:rPr>
                 <w:sz w:val="20"/>
@@ -2193,7 +2031,6 @@
               </w:rPr>
               <w:t xml:space="preserve">, </w:t>
             </w:r>
-            <w:proofErr w:type="spellStart"/>
             <w:r>
               <w:rPr>
                 <w:rFonts w:ascii="Arial" w:hAnsi="Arial" w:cs="Arial"/>
@@ -2202,7 +2039,6 @@
               </w:rPr>
               <w:t>اللي</w:t>
             </w:r>
-            <w:proofErr w:type="spellEnd"/>
             <w:r>
               <w:rPr>
                 <w:sz w:val="20"/>
@@ -2210,7 +2046,6 @@
               </w:rPr>
               <w:t xml:space="preserve">, </w:t>
             </w:r>
-            <w:proofErr w:type="spellStart"/>
             <w:r>
               <w:rPr>
                 <w:rFonts w:ascii="Arial" w:hAnsi="Arial" w:cs="Arial"/>
@@ -2219,7 +2054,6 @@
               </w:rPr>
               <w:t>اجمل</w:t>
             </w:r>
-            <w:proofErr w:type="spellEnd"/>
             <w:r>
               <w:rPr>
                 <w:sz w:val="20"/>
@@ -2227,7 +2061,6 @@
               </w:rPr>
               <w:t xml:space="preserve">, </w:t>
             </w:r>
-            <w:proofErr w:type="spellStart"/>
             <w:r>
               <w:rPr>
                 <w:rFonts w:ascii="Arial" w:hAnsi="Arial" w:cs="Arial"/>
@@ -2236,7 +2069,6 @@
               </w:rPr>
               <w:t>مارد</w:t>
             </w:r>
-            <w:proofErr w:type="spellEnd"/>
             <w:r>
               <w:rPr>
                 <w:sz w:val="20"/>
@@ -2244,7 +2076,6 @@
               </w:rPr>
               <w:t xml:space="preserve">, </w:t>
             </w:r>
-            <w:proofErr w:type="spellStart"/>
             <w:r>
               <w:rPr>
                 <w:rFonts w:ascii="Arial" w:hAnsi="Arial" w:cs="Arial"/>
@@ -2253,7 +2084,6 @@
               </w:rPr>
               <w:t>الفندق</w:t>
             </w:r>
-            <w:proofErr w:type="spellEnd"/>
             <w:r>
               <w:rPr>
                 <w:sz w:val="20"/>
@@ -2261,7 +2091,6 @@
               </w:rPr>
               <w:t xml:space="preserve">, </w:t>
             </w:r>
-            <w:proofErr w:type="spellStart"/>
             <w:r>
               <w:rPr>
                 <w:rFonts w:ascii="Arial" w:hAnsi="Arial" w:cs="Arial"/>
@@ -2270,7 +2099,6 @@
               </w:rPr>
               <w:t>علي</w:t>
             </w:r>
-            <w:proofErr w:type="spellEnd"/>
             <w:r>
               <w:rPr>
                 <w:sz w:val="20"/>
@@ -2278,7 +2106,6 @@
               </w:rPr>
               <w:t xml:space="preserve">, </w:t>
             </w:r>
-            <w:proofErr w:type="spellStart"/>
             <w:r>
               <w:rPr>
                 <w:rFonts w:ascii="Arial" w:hAnsi="Arial" w:cs="Arial"/>
@@ -2287,7 +2114,6 @@
               </w:rPr>
               <w:t>القلعة</w:t>
             </w:r>
-            <w:proofErr w:type="spellEnd"/>
             <w:r>
               <w:rPr>
                 <w:sz w:val="20"/>
@@ -2295,7 +2121,6 @@
               </w:rPr>
               <w:t xml:space="preserve">, </w:t>
             </w:r>
-            <w:proofErr w:type="spellStart"/>
             <w:r>
               <w:rPr>
                 <w:rFonts w:ascii="Arial" w:hAnsi="Arial" w:cs="Arial"/>
@@ -2304,7 +2129,6 @@
               </w:rPr>
               <w:t>بقاع</w:t>
             </w:r>
-            <w:proofErr w:type="spellEnd"/>
             <w:r>
               <w:rPr>
                 <w:sz w:val="20"/>
@@ -2312,7 +2136,6 @@
               </w:rPr>
               <w:t xml:space="preserve">, </w:t>
             </w:r>
-            <w:proofErr w:type="spellStart"/>
             <w:r>
               <w:rPr>
                 <w:rFonts w:ascii="Arial" w:hAnsi="Arial" w:cs="Arial"/>
@@ -2321,7 +2144,6 @@
               </w:rPr>
               <w:t>الأرض</w:t>
             </w:r>
-            <w:proofErr w:type="spellEnd"/>
             <w:r>
               <w:rPr>
                 <w:sz w:val="20"/>
@@ -2329,7 +2151,6 @@
               </w:rPr>
               <w:t xml:space="preserve">, </w:t>
             </w:r>
-            <w:proofErr w:type="spellStart"/>
             <w:r>
               <w:rPr>
                 <w:rFonts w:ascii="Arial" w:hAnsi="Arial" w:cs="Arial"/>
@@ -2338,7 +2159,6 @@
               </w:rPr>
               <w:t>نصيف</w:t>
             </w:r>
-            <w:proofErr w:type="spellEnd"/>
             <w:r>
               <w:rPr>
                 <w:sz w:val="20"/>
@@ -2346,7 +2166,6 @@
               </w:rPr>
               <w:t xml:space="preserve">, </w:t>
             </w:r>
-            <w:proofErr w:type="spellStart"/>
             <w:r>
               <w:rPr>
                 <w:rFonts w:ascii="Arial" w:hAnsi="Arial" w:cs="Arial"/>
@@ -2355,7 +2174,6 @@
               </w:rPr>
               <w:t>الملك</w:t>
             </w:r>
-            <w:proofErr w:type="spellEnd"/>
           </w:p>
         </w:tc>
         <w:tc>
@@ -2403,6 +2221,227 @@
         <w:t>Review count per theme:</w:t>
       </w:r>
     </w:p>
+    <w:tbl>
+      <w:tblPr>
+        <w:tblStyle w:val="TableGrid"/>
+        <w:tblW w:w="0" w:type="auto"/>
+        <w:tblLook w:val="04A0" w:firstRow="1" w:lastRow="0" w:firstColumn="1" w:lastColumn="0" w:noHBand="0" w:noVBand="1"/>
+      </w:tblPr>
+      <w:tblGrid>
+        <w:gridCol w:w="4675"/>
+        <w:gridCol w:w="4675"/>
+      </w:tblGrid>
+      <w:tr>
+        <w:tc>
+          <w:tcPr>
+            <w:tcW w:w="4675" w:type="dxa"/>
+          </w:tcPr>
+          <w:p>
+            <w:pPr>
+              <w:rPr>
+                <w:sz w:val="20"/>
+                <w:szCs w:val="20"/>
+              </w:rPr>
+            </w:pPr>
+            <w:r>
+              <w:rPr>
+                <w:sz w:val="20"/>
+                <w:szCs w:val="20"/>
+              </w:rPr>
+              <w:t>Accommodation &amp; Positive Venue Experience</w:t>
+            </w:r>
+          </w:p>
+        </w:tc>
+        <w:tc>
+          <w:tcPr>
+            <w:tcW w:w="4675" w:type="dxa"/>
+          </w:tcPr>
+          <w:p>
+            <w:pPr>
+              <w:rPr>
+                <w:sz w:val="20"/>
+                <w:szCs w:val="20"/>
+              </w:rPr>
+            </w:pPr>
+            <w:r>
+              <w:rPr>
+                <w:sz w:val="20"/>
+                <w:szCs w:val="20"/>
+              </w:rPr>
+              <w:t>4596</w:t>
+            </w:r>
+          </w:p>
+        </w:tc>
+      </w:tr>
+      <w:tr>
+        <w:tc>
+          <w:tcPr>
+            <w:tcW w:w="4675" w:type="dxa"/>
+          </w:tcPr>
+          <w:p>
+            <w:pPr>
+              <w:rPr>
+                <w:sz w:val="20"/>
+                <w:szCs w:val="20"/>
+              </w:rPr>
+            </w:pPr>
+            <w:r>
+              <w:rPr>
+                <w:sz w:val="20"/>
+                <w:szCs w:val="20"/>
+              </w:rPr>
+              <w:t>Food &amp; Dining / Restaurants</w:t>
+            </w:r>
+          </w:p>
+        </w:tc>
+        <w:tc>
+          <w:tcPr>
+            <w:tcW w:w="4675" w:type="dxa"/>
+          </w:tcPr>
+          <w:p>
+            <w:pPr>
+              <w:rPr>
+                <w:sz w:val="20"/>
+                <w:szCs w:val="20"/>
+              </w:rPr>
+            </w:pPr>
+            <w:r>
+              <w:rPr>
+                <w:sz w:val="20"/>
+                <w:szCs w:val="20"/>
+              </w:rPr>
+              <w:t>2550</w:t>
+            </w:r>
+          </w:p>
+        </w:tc>
+      </w:tr>
+      <w:tr>
+        <w:tc>
+          <w:tcPr>
+            <w:tcW w:w="4675" w:type="dxa"/>
+          </w:tcPr>
+          <w:p>
+            <w:pPr>
+              <w:rPr>
+                <w:sz w:val="20"/>
+                <w:szCs w:val="20"/>
+              </w:rPr>
+            </w:pPr>
+            <w:r>
+              <w:rPr>
+                <w:sz w:val="20"/>
+                <w:szCs w:val="20"/>
+              </w:rPr>
+              <w:t>Religious / Spiritual &amp; Tranquil Sites</w:t>
+            </w:r>
+          </w:p>
+        </w:tc>
+        <w:tc>
+          <w:tcPr>
+            <w:tcW w:w="4675" w:type="dxa"/>
+          </w:tcPr>
+          <w:p>
+            <w:pPr>
+              <w:rPr>
+                <w:sz w:val="20"/>
+                <w:szCs w:val="20"/>
+              </w:rPr>
+            </w:pPr>
+            <w:r>
+              <w:rPr>
+                <w:sz w:val="20"/>
+                <w:szCs w:val="20"/>
+              </w:rPr>
+              <w:t>1106</w:t>
+            </w:r>
+          </w:p>
+        </w:tc>
+      </w:tr>
+      <w:tr>
+        <w:tc>
+          <w:tcPr>
+            <w:tcW w:w="4675" w:type="dxa"/>
+          </w:tcPr>
+          <w:p>
+            <w:pPr>
+              <w:rPr>
+                <w:sz w:val="20"/>
+                <w:szCs w:val="20"/>
+              </w:rPr>
+            </w:pPr>
+            <w:r>
+              <w:rPr>
+                <w:sz w:val="20"/>
+                <w:szCs w:val="20"/>
+              </w:rPr>
+              <w:t>City Amenities &amp; Shopping (Riyadh-focused)</w:t>
+            </w:r>
+          </w:p>
+        </w:tc>
+        <w:tc>
+          <w:tcPr>
+            <w:tcW w:w="4675" w:type="dxa"/>
+          </w:tcPr>
+          <w:p>
+            <w:pPr>
+              <w:rPr>
+                <w:sz w:val="20"/>
+                <w:szCs w:val="20"/>
+              </w:rPr>
+            </w:pPr>
+            <w:r>
+              <w:rPr>
+                <w:sz w:val="20"/>
+                <w:szCs w:val="20"/>
+              </w:rPr>
+              <w:t>985</w:t>
+            </w:r>
+          </w:p>
+        </w:tc>
+      </w:tr>
+      <w:tr>
+        <w:tc>
+          <w:tcPr>
+            <w:tcW w:w="4675" w:type="dxa"/>
+          </w:tcPr>
+          <w:p>
+            <w:pPr>
+              <w:rPr>
+                <w:sz w:val="20"/>
+                <w:szCs w:val="20"/>
+              </w:rPr>
+            </w:pPr>
+            <w:r>
+              <w:rPr>
+                <w:sz w:val="20"/>
+                <w:szCs w:val="20"/>
+              </w:rPr>
+              <w:t>Attractions &amp; Scenic / Heritage Sites</w:t>
+            </w:r>
+          </w:p>
+        </w:tc>
+        <w:tc>
+          <w:tcPr>
+            <w:tcW w:w="4675" w:type="dxa"/>
+          </w:tcPr>
+          <w:p>
+            <w:pPr>
+              <w:rPr>
+                <w:sz w:val="20"/>
+                <w:szCs w:val="20"/>
+              </w:rPr>
+            </w:pPr>
+            <w:r>
+              <w:rPr>
+                <w:sz w:val="20"/>
+                <w:szCs w:val="20"/>
+              </w:rPr>
+              <w:t>714</w:t>
+            </w:r>
+          </w:p>
+        </w:tc>
+      </w:tr>
+    </w:tbl>
     <w:p>
       <w:pPr>
         <w:rPr>
@@ -2410,47 +2449,6 @@
           <w:szCs w:val="20"/>
         </w:rPr>
       </w:pPr>
-      <w:r>
-        <w:rPr>
-          <w:sz w:val="20"/>
-          <w:szCs w:val="20"/>
-        </w:rPr>
-        <w:drawing>
-          <wp:inline distT="0" distB="0" distL="0" distR="0" wp14:anchorId="237B5C31" wp14:editId="4E8C7C99">
-            <wp:extent cx="4391638" cy="1257475"/>
-            <wp:effectExtent l="0" t="0" r="9525" b="0"/>
-            <wp:docPr id="1647725081" name="Picture 1"/>
-            <wp:cNvGraphicFramePr>
-              <a:graphicFrameLocks xmlns:a="http://schemas.openxmlformats.org/drawingml/2006/main" noChangeAspect="1"/>
-            </wp:cNvGraphicFramePr>
-            <a:graphic xmlns:a="http://schemas.openxmlformats.org/drawingml/2006/main">
-              <a:graphicData uri="http://schemas.openxmlformats.org/drawingml/2006/picture">
-                <pic:pic xmlns:pic="http://schemas.openxmlformats.org/drawingml/2006/picture">
-                  <pic:nvPicPr>
-                    <pic:cNvPr id="1647725081" name=""/>
-                    <pic:cNvPicPr/>
-                  </pic:nvPicPr>
-                  <pic:blipFill>
-                    <a:blip r:embed="rId14"/>
-                    <a:stretch>
-                      <a:fillRect/>
-                    </a:stretch>
-                  </pic:blipFill>
-                  <pic:spPr>
-                    <a:xfrm>
-                      <a:off x="0" y="0"/>
-                      <a:ext cx="4391638" cy="1257475"/>
-                    </a:xfrm>
-                    <a:prstGeom prst="rect">
-                      <a:avLst/>
-                    </a:prstGeom>
-                  </pic:spPr>
-                </pic:pic>
-              </a:graphicData>
-            </a:graphic>
-          </wp:inline>
-        </w:drawing>
-      </w:r>
     </w:p>
     <w:p>
       <w:pPr>
@@ -2491,7 +2489,7 @@
         </w:rPr>
         <w:t>For method (2). I used an ensemble model /pipeline called “</w:t>
       </w:r>
-      <w:hyperlink r:id="rId15" w:history="1">
+      <w:hyperlink r:id="rId14" w:history="1">
         <w:r>
           <w:rPr>
             <w:rStyle w:val="Hyperlink"/>
@@ -2508,7 +2506,7 @@
         </w:rPr>
         <w:t>”  (</w:t>
       </w:r>
-      <w:hyperlink r:id="rId16" w:history="1">
+      <w:hyperlink r:id="rId15" w:history="1">
         <w:r>
           <w:rPr>
             <w:rStyle w:val="Hyperlink"/>
@@ -2557,7 +2555,7 @@
         </w:rPr>
         <w:t xml:space="preserve">) created by </w:t>
       </w:r>
-      <w:hyperlink r:id="rId17" w:history="1">
+      <w:hyperlink r:id="rId16" w:history="1">
         <w:r>
           <w:rPr>
             <w:rStyle w:val="Hyperlink"/>
@@ -2718,7 +2716,7 @@
         </w:rPr>
         <w:t xml:space="preserve">I chose the model to produce 20 themes/topic, below is a snapshot from the code with final topic names and count. Please refer to </w:t>
       </w:r>
-      <w:hyperlink r:id="rId18" w:history="1">
+      <w:hyperlink r:id="rId17" w:history="1">
         <w:r>
           <w:rPr>
             <w:rStyle w:val="Hyperlink"/>
@@ -2799,7 +2797,7 @@
                     <pic:cNvPicPr/>
                   </pic:nvPicPr>
                   <pic:blipFill>
-                    <a:blip r:embed="rId19">
+                    <a:blip r:embed="rId18">
                       <a:extLst>
                         <a:ext uri="{28A0092B-C50C-407E-A947-70E740481C1C}">
                           <a14:useLocalDpi xmlns:a14="http://schemas.microsoft.com/office/drawing/2010/main" val="0"/>
@@ -2863,7 +2861,7 @@
                     </pic:cNvPicPr>
                   </pic:nvPicPr>
                   <pic:blipFill>
-                    <a:blip r:embed="rId20">
+                    <a:blip r:embed="rId19">
                       <a:extLst>
                         <a:ext uri="{28A0092B-C50C-407E-A947-70E740481C1C}">
                           <a14:useLocalDpi xmlns:a14="http://schemas.microsoft.com/office/drawing/2010/main" val="0"/>
@@ -2925,7 +2923,7 @@
                     <pic:cNvPicPr/>
                   </pic:nvPicPr>
                   <pic:blipFill>
-                    <a:blip r:embed="rId21">
+                    <a:blip r:embed="rId20">
                       <a:extLst>
                         <a:ext uri="{28A0092B-C50C-407E-A947-70E740481C1C}">
                           <a14:useLocalDpi xmlns:a14="http://schemas.microsoft.com/office/drawing/2010/main" val="0"/>
@@ -3123,7 +3121,7 @@
                     <pic:cNvPicPr/>
                   </pic:nvPicPr>
                   <pic:blipFill>
-                    <a:blip r:embed="rId22">
+                    <a:blip r:embed="rId21">
                       <a:extLst>
                         <a:ext uri="{28A0092B-C50C-407E-A947-70E740481C1C}">
                           <a14:useLocalDpi xmlns:a14="http://schemas.microsoft.com/office/drawing/2010/main" val="0"/>
@@ -3165,7 +3163,6 @@
         </w:rPr>
         <w:t xml:space="preserve">With </w:t>
       </w:r>
-      <w:proofErr w:type="spellStart"/>
       <w:r>
         <w:rPr>
           <w:rFonts w:ascii="Arial" w:hAnsi="Arial" w:cs="Arial"/>
@@ -3174,7 +3171,6 @@
         </w:rPr>
         <w:t>جميل</w:t>
       </w:r>
-      <w:proofErr w:type="spellEnd"/>
       <w:r>
         <w:rPr>
           <w:rFonts w:ascii="Arial" w:hAnsi="Arial" w:cs="Arial"/>
@@ -3183,7 +3179,6 @@
         </w:rPr>
         <w:t xml:space="preserve">, </w:t>
       </w:r>
-      <w:proofErr w:type="spellStart"/>
       <w:r>
         <w:rPr>
           <w:rFonts w:ascii="Arial" w:hAnsi="Arial" w:cs="Arial" w:hint="cs"/>
@@ -3192,7 +3187,6 @@
         </w:rPr>
         <w:t>جدا</w:t>
       </w:r>
-      <w:proofErr w:type="spellEnd"/>
       <w:r>
         <w:rPr>
           <w:rFonts w:ascii="Arial" w:hAnsi="Arial" w:cs="Arial"/>
@@ -3201,7 +3195,6 @@
         </w:rPr>
         <w:t xml:space="preserve">, </w:t>
       </w:r>
-      <w:proofErr w:type="spellStart"/>
       <w:r>
         <w:rPr>
           <w:rFonts w:ascii="Arial" w:hAnsi="Arial" w:cs="Arial" w:hint="cs"/>
@@ -3210,7 +3203,6 @@
         </w:rPr>
         <w:t>ممتاز</w:t>
       </w:r>
-      <w:proofErr w:type="spellEnd"/>
       <w:r>
         <w:rPr>
           <w:rFonts w:ascii="Arial" w:hAnsi="Arial" w:cs="Arial"/>
@@ -3219,7 +3211,6 @@
         </w:rPr>
         <w:t xml:space="preserve">, </w:t>
       </w:r>
-      <w:proofErr w:type="spellStart"/>
       <w:r>
         <w:rPr>
           <w:rFonts w:ascii="Arial" w:hAnsi="Arial" w:cs="Arial" w:hint="cs"/>
@@ -3228,7 +3219,6 @@
         </w:rPr>
         <w:t>رائع</w:t>
       </w:r>
-      <w:proofErr w:type="spellEnd"/>
       <w:r>
         <w:rPr>
           <w:rFonts w:ascii="Arial" w:hAnsi="Arial" w:cs="Arial"/>
@@ -3245,7 +3235,6 @@
         </w:rPr>
         <w:t xml:space="preserve"> </w:t>
       </w:r>
-      <w:proofErr w:type="spellStart"/>
       <w:r>
         <w:rPr>
           <w:rFonts w:ascii="Arial" w:hAnsi="Arial" w:cs="Arial" w:hint="cs"/>
@@ -3254,7 +3243,6 @@
         </w:rPr>
         <w:t>مكان</w:t>
       </w:r>
-      <w:proofErr w:type="spellEnd"/>
       <w:r>
         <w:rPr>
           <w:rFonts w:ascii="Arial" w:hAnsi="Arial" w:cs="Arial"/>
@@ -3294,7 +3282,7 @@
                     <pic:cNvPicPr/>
                   </pic:nvPicPr>
                   <pic:blipFill>
-                    <a:blip r:embed="rId23">
+                    <a:blip r:embed="rId22">
                       <a:extLst>
                         <a:ext uri="{28A0092B-C50C-407E-A947-70E740481C1C}">
                           <a14:useLocalDpi xmlns:a14="http://schemas.microsoft.com/office/drawing/2010/main" val="0"/>
@@ -3343,25 +3331,23 @@
           <w:sz w:val="20"/>
           <w:szCs w:val="20"/>
         </w:rPr>
-        <w:t xml:space="preserve">eview volume is concentrated </w:t>
-      </w:r>
-      <w:proofErr w:type="gramStart"/>
+        <w:t>eview volume is concentrated in a small number of themes</w:t>
+      </w:r>
       <w:r>
         <w:rPr>
           <w:rFonts w:ascii="Arial" w:hAnsi="Arial" w:cs="Arial"/>
           <w:sz w:val="20"/>
           <w:szCs w:val="20"/>
         </w:rPr>
-        <w:t>in</w:t>
-      </w:r>
-      <w:proofErr w:type="gramEnd"/>
+        <w:t>:</w:t>
+      </w:r>
       <w:r>
         <w:rPr>
           <w:rFonts w:ascii="Arial" w:hAnsi="Arial" w:cs="Arial"/>
           <w:sz w:val="20"/>
           <w:szCs w:val="20"/>
         </w:rPr>
-        <w:t xml:space="preserve"> a small number of themes</w:t>
+        <w:t xml:space="preserve"> </w:t>
       </w:r>
       <w:r>
         <w:rPr>
@@ -3369,7 +3355,7 @@
           <w:sz w:val="20"/>
           <w:szCs w:val="20"/>
         </w:rPr>
-        <w:t>:</w:t>
+        <w:t>Beautiful places, Positive Customer Feedback, Religious Expression</w:t>
       </w:r>
       <w:r>
         <w:rPr>
@@ -3377,7 +3363,7 @@
           <w:sz w:val="20"/>
           <w:szCs w:val="20"/>
         </w:rPr>
-        <w:t xml:space="preserve"> </w:t>
+        <w:t xml:space="preserve">s, </w:t>
       </w:r>
       <w:r>
         <w:rPr>
@@ -3385,26 +3371,8 @@
           <w:sz w:val="20"/>
           <w:szCs w:val="20"/>
         </w:rPr>
-        <w:t>Beautiful places, Positive Customer Feedback, Religious Expression</w:t>
-      </w:r>
-      <w:r>
-        <w:rPr>
-          <w:rFonts w:ascii="Arial" w:hAnsi="Arial" w:cs="Arial"/>
-          <w:sz w:val="20"/>
-          <w:szCs w:val="20"/>
-        </w:rPr>
-        <w:t xml:space="preserve">s, </w:t>
-      </w:r>
-      <w:proofErr w:type="gramStart"/>
-      <w:r>
-        <w:rPr>
-          <w:rFonts w:ascii="Arial" w:hAnsi="Arial" w:cs="Arial"/>
-          <w:sz w:val="20"/>
-          <w:szCs w:val="20"/>
-        </w:rPr>
-        <w:t>Hotel  cleanliness</w:t>
-      </w:r>
-      <w:proofErr w:type="gramEnd"/>
+        <w:t>Hotel cleanliness</w:t>
+      </w:r>
       <w:r>
         <w:rPr>
           <w:rFonts w:ascii="Arial" w:hAnsi="Arial" w:cs="Arial"/>
@@ -3453,7 +3421,7 @@
                     <pic:cNvPicPr/>
                   </pic:nvPicPr>
                   <pic:blipFill>
-                    <a:blip r:embed="rId24">
+                    <a:blip r:embed="rId23">
                       <a:extLst>
                         <a:ext uri="{28A0092B-C50C-407E-A947-70E740481C1C}">
                           <a14:useLocalDpi xmlns:a14="http://schemas.microsoft.com/office/drawing/2010/main" val="0"/>
@@ -3620,7 +3588,7 @@
                     <pic:cNvPicPr/>
                   </pic:nvPicPr>
                   <pic:blipFill>
-                    <a:blip r:embed="rId25">
+                    <a:blip r:embed="rId24">
                       <a:extLst>
                         <a:ext uri="{28A0092B-C50C-407E-A947-70E740481C1C}">
                           <a14:useLocalDpi xmlns:a14="http://schemas.microsoft.com/office/drawing/2010/main" val="0"/>
@@ -3716,7 +3684,6 @@
         </w:rPr>
         <w:t xml:space="preserve">, </w:t>
       </w:r>
-      <w:proofErr w:type="gramStart"/>
       <w:r>
         <w:rPr>
           <w:rFonts w:ascii="Arial" w:hAnsi="Arial" w:cs="Arial"/>
@@ -3745,18 +3712,7 @@
           <w:sz w:val="20"/>
           <w:szCs w:val="20"/>
         </w:rPr>
-        <w:t>time</w:t>
-      </w:r>
-      <w:proofErr w:type="gramEnd"/>
-      <w:r>
-        <w:rPr>
-          <w:rFonts w:ascii="Arial" w:hAnsi="Arial" w:cs="Arial"/>
-          <w:b/>
-          <w:bCs/>
-          <w:sz w:val="20"/>
-          <w:szCs w:val="20"/>
-        </w:rPr>
-        <w:t xml:space="preserve"> park experiences</w:t>
+        <w:t>time park experiences</w:t>
       </w:r>
       <w:r>
         <w:rPr>
@@ -3827,7 +3783,7 @@
                     <pic:cNvPicPr/>
                   </pic:nvPicPr>
                   <pic:blipFill>
-                    <a:blip r:embed="rId26">
+                    <a:blip r:embed="rId25">
                       <a:extLst>
                         <a:ext uri="{28A0092B-C50C-407E-A947-70E740481C1C}">
                           <a14:useLocalDpi xmlns:a14="http://schemas.microsoft.com/office/drawing/2010/main" val="0"/>
@@ -3903,7 +3859,7 @@
                     <pic:cNvPicPr/>
                   </pic:nvPicPr>
                   <pic:blipFill>
-                    <a:blip r:embed="rId27">
+                    <a:blip r:embed="rId26">
                       <a:extLst>
                         <a:ext uri="{28A0092B-C50C-407E-A947-70E740481C1C}">
                           <a14:useLocalDpi xmlns:a14="http://schemas.microsoft.com/office/drawing/2010/main" val="0"/>
@@ -3947,6 +3903,13 @@
           <w:sz w:val="20"/>
           <w:szCs w:val="20"/>
         </w:rPr>
+        <w:t xml:space="preserve"> (72%)</w:t>
+      </w:r>
+      <w:r>
+        <w:rPr>
+          <w:sz w:val="20"/>
+          <w:szCs w:val="20"/>
+        </w:rPr>
         <w:t>.</w:t>
       </w:r>
       <w:r>
@@ -3955,6 +3918,13 @@
           <w:szCs w:val="20"/>
         </w:rPr>
         <w:t xml:space="preserve"> However, looking into the negative review</w:t>
+      </w:r>
+      <w:r>
+        <w:rPr>
+          <w:sz w:val="20"/>
+          <w:szCs w:val="20"/>
+        </w:rPr>
+        <w:t>s only</w:t>
       </w:r>
       <w:r>
         <w:rPr>
@@ -4046,7 +4016,7 @@
                     <pic:cNvPicPr/>
                   </pic:nvPicPr>
                   <pic:blipFill>
-                    <a:blip r:embed="rId28">
+                    <a:blip r:embed="rId27">
                       <a:extLst>
                         <a:ext uri="{28A0092B-C50C-407E-A947-70E740481C1C}">
                           <a14:useLocalDpi xmlns:a14="http://schemas.microsoft.com/office/drawing/2010/main" val="0"/>
@@ -4163,9 +4133,8 @@
           <w:sz w:val="20"/>
           <w:szCs w:val="20"/>
         </w:rPr>
-        <w:t xml:space="preserve"> (22%</w:t>
-      </w:r>
-      <w:proofErr w:type="gramStart"/>
+        <w:t xml:space="preserve"> (22%)</w:t>
+      </w:r>
       <w:r>
         <w:rPr>
           <w:b/>
@@ -4173,7 +4142,7 @@
           <w:sz w:val="20"/>
           <w:szCs w:val="20"/>
         </w:rPr>
-        <w:t>)</w:t>
+        <w:t>,</w:t>
       </w:r>
       <w:r>
         <w:rPr>
@@ -4182,7 +4151,7 @@
           <w:sz w:val="20"/>
           <w:szCs w:val="20"/>
         </w:rPr>
-        <w:t>,</w:t>
+        <w:t xml:space="preserve"> </w:t>
       </w:r>
       <w:r>
         <w:rPr>
@@ -4191,26 +4160,7 @@
           <w:sz w:val="20"/>
           <w:szCs w:val="20"/>
         </w:rPr>
-        <w:t xml:space="preserve"> </w:t>
-      </w:r>
-      <w:r>
-        <w:rPr>
-          <w:b/>
-          <w:bCs/>
-          <w:sz w:val="20"/>
-          <w:szCs w:val="20"/>
-        </w:rPr>
-        <w:t xml:space="preserve"> Al</w:t>
-      </w:r>
-      <w:proofErr w:type="gramEnd"/>
-      <w:r>
-        <w:rPr>
-          <w:b/>
-          <w:bCs/>
-          <w:sz w:val="20"/>
-          <w:szCs w:val="20"/>
-        </w:rPr>
-        <w:t xml:space="preserve"> Diriyha</w:t>
+        <w:t xml:space="preserve"> Al Diriyha</w:t>
       </w:r>
       <w:r>
         <w:rPr>
@@ -4511,7 +4461,7 @@
                     <pic:cNvPicPr/>
                   </pic:nvPicPr>
                   <pic:blipFill>
-                    <a:blip r:embed="rId29">
+                    <a:blip r:embed="rId28">
                       <a:extLst>
                         <a:ext uri="{28A0092B-C50C-407E-A947-70E740481C1C}">
                           <a14:useLocalDpi xmlns:a14="http://schemas.microsoft.com/office/drawing/2010/main" val="0"/>
@@ -4691,7 +4641,7 @@
                     <pic:cNvPicPr/>
                   </pic:nvPicPr>
                   <pic:blipFill>
-                    <a:blip r:embed="rId30">
+                    <a:blip r:embed="rId29">
                       <a:extLst>
                         <a:ext uri="{28A0092B-C50C-407E-A947-70E740481C1C}">
                           <a14:useLocalDpi xmlns:a14="http://schemas.microsoft.com/office/drawing/2010/main" val="0"/>
@@ -5003,7 +4953,7 @@
                     <pic:cNvPicPr/>
                   </pic:nvPicPr>
                   <pic:blipFill>
-                    <a:blip r:embed="rId31">
+                    <a:blip r:embed="rId30">
                       <a:extLst>
                         <a:ext uri="{28A0092B-C50C-407E-A947-70E740481C1C}">
                           <a14:useLocalDpi xmlns:a14="http://schemas.microsoft.com/office/drawing/2010/main" val="0"/>
@@ -5125,9 +5075,9 @@
         <w:tblLook w:val="04A0" w:firstRow="1" w:lastRow="0" w:firstColumn="1" w:lastColumn="0" w:noHBand="0" w:noVBand="1"/>
       </w:tblPr>
       <w:tblGrid>
-        <w:gridCol w:w="4356"/>
-        <w:gridCol w:w="2860"/>
-        <w:gridCol w:w="2128"/>
+        <w:gridCol w:w="4390"/>
+        <w:gridCol w:w="2817"/>
+        <w:gridCol w:w="2137"/>
       </w:tblGrid>
       <w:tr>
         <w:tc>
@@ -5499,37 +5449,12 @@
                 <w:szCs w:val="20"/>
               </w:rPr>
             </w:pPr>
-            <w:proofErr w:type="gramStart"/>
             <w:r>
               <w:rPr>
                 <w:sz w:val="20"/>
                 <w:szCs w:val="20"/>
               </w:rPr>
-              <w:t>Drives</w:t>
-            </w:r>
-            <w:proofErr w:type="gramEnd"/>
-            <w:r>
-              <w:rPr>
-                <w:sz w:val="20"/>
-                <w:szCs w:val="20"/>
-              </w:rPr>
-              <w:t xml:space="preserve"> strong ratings and </w:t>
-            </w:r>
-            <w:proofErr w:type="gramStart"/>
-            <w:r>
-              <w:rPr>
-                <w:sz w:val="20"/>
-                <w:szCs w:val="20"/>
-              </w:rPr>
-              <w:t>attracts</w:t>
-            </w:r>
-            <w:proofErr w:type="gramEnd"/>
-            <w:r>
-              <w:rPr>
-                <w:sz w:val="20"/>
-                <w:szCs w:val="20"/>
-              </w:rPr>
-              <w:t xml:space="preserve"> more visitors.</w:t>
+              <w:t>Drives strong ratings and attracts more visitors.</w:t>
             </w:r>
           </w:p>
         </w:tc>
@@ -5691,7 +5616,7 @@
                 <w:sz w:val="20"/>
                 <w:szCs w:val="20"/>
               </w:rPr>
-              <w:t>Fix where problems concentrate Avoid overcorrection</w:t>
+              <w:t>Fix where problems concentrate</w:t>
             </w:r>
           </w:p>
         </w:tc>
@@ -5846,9 +5771,9 @@
       </w:pPr>
     </w:p>
     <w:sectPr>
-      <w:footerReference w:type="even" r:id="rId32"/>
-      <w:footerReference w:type="default" r:id="rId33"/>
-      <w:footerReference w:type="first" r:id="rId34"/>
+      <w:footerReference w:type="even" r:id="rId31"/>
+      <w:footerReference w:type="default" r:id="rId32"/>
+      <w:footerReference w:type="first" r:id="rId33"/>
       <w:pgSz w:w="12240" w:h="15840"/>
       <w:pgMar w:top="1440" w:right="1440" w:bottom="1440" w:left="1440" w:header="720" w:footer="720" w:gutter="0"/>
       <w:cols w:space="720"/>

--- a/Artefact Take Home Assignment.docx
+++ b/Artefact Take Home Assignment.docx
@@ -329,7 +329,39 @@
           <w:sz w:val="20"/>
           <w:szCs w:val="20"/>
         </w:rPr>
-        <w:t xml:space="preserve"> — split each rating dictionary into normalized_rating and actual_rating columns.</w:t>
+        <w:t xml:space="preserve"> — split each rating dictionary into </w:t>
+      </w:r>
+      <w:proofErr w:type="spellStart"/>
+      <w:r>
+        <w:rPr>
+          <w:sz w:val="20"/>
+          <w:szCs w:val="20"/>
+        </w:rPr>
+        <w:t>normalized_rating</w:t>
+      </w:r>
+      <w:proofErr w:type="spellEnd"/>
+      <w:r>
+        <w:rPr>
+          <w:sz w:val="20"/>
+          <w:szCs w:val="20"/>
+        </w:rPr>
+        <w:t xml:space="preserve"> and </w:t>
+      </w:r>
+      <w:proofErr w:type="spellStart"/>
+      <w:r>
+        <w:rPr>
+          <w:sz w:val="20"/>
+          <w:szCs w:val="20"/>
+        </w:rPr>
+        <w:t>actual_rating</w:t>
+      </w:r>
+      <w:proofErr w:type="spellEnd"/>
+      <w:r>
+        <w:rPr>
+          <w:sz w:val="20"/>
+          <w:szCs w:val="20"/>
+        </w:rPr>
+        <w:t xml:space="preserve"> columns.</w:t>
       </w:r>
     </w:p>
     <w:p>
@@ -547,6 +579,7 @@
         </w:rPr>
         <w:t xml:space="preserve">For the lexicon-based method, I employed the </w:t>
       </w:r>
+      <w:proofErr w:type="spellStart"/>
       <w:r>
         <w:rPr>
           <w:b/>
@@ -556,6 +589,7 @@
         </w:rPr>
         <w:t>TextBlob</w:t>
       </w:r>
+      <w:proofErr w:type="spellEnd"/>
       <w:r>
         <w:rPr>
           <w:sz w:val="20"/>
@@ -585,8 +619,19 @@
           <w:sz w:val="20"/>
           <w:szCs w:val="20"/>
         </w:rPr>
-        <w:t>twitter-XLM-roBERTa</w:t>
-      </w:r>
+        <w:t>twitter-XLM-</w:t>
+      </w:r>
+      <w:proofErr w:type="spellStart"/>
+      <w:r>
+        <w:rPr>
+          <w:b/>
+          <w:bCs/>
+          <w:sz w:val="20"/>
+          <w:szCs w:val="20"/>
+        </w:rPr>
+        <w:t>roBERTa</w:t>
+      </w:r>
+      <w:proofErr w:type="spellEnd"/>
       <w:r>
         <w:rPr>
           <w:sz w:val="20"/>
@@ -609,7 +654,23 @@
           <w:sz w:val="20"/>
           <w:szCs w:val="20"/>
         </w:rPr>
-        <w:t xml:space="preserve">), which is designed for multilingual sentiment analysis. This model consists of two main components: the XLM-RoBERTa pre-trained LLM that generates contextual word </w:t>
+        <w:t>), which is designed for multilingual sentiment analysis. This model consists of two main components: the XLM-</w:t>
+      </w:r>
+      <w:proofErr w:type="spellStart"/>
+      <w:r>
+        <w:rPr>
+          <w:sz w:val="20"/>
+          <w:szCs w:val="20"/>
+        </w:rPr>
+        <w:t>RoBERTa</w:t>
+      </w:r>
+      <w:proofErr w:type="spellEnd"/>
+      <w:r>
+        <w:rPr>
+          <w:sz w:val="20"/>
+          <w:szCs w:val="20"/>
+        </w:rPr>
+        <w:t xml:space="preserve"> pre-trained LLM that generates contextual word </w:t>
       </w:r>
       <w:r>
         <w:rPr>
@@ -640,6 +701,7 @@
         </w:rPr>
         <w:t xml:space="preserve">The model is integrated via the </w:t>
       </w:r>
+      <w:proofErr w:type="spellStart"/>
       <w:r>
         <w:rPr>
           <w:b/>
@@ -649,6 +711,7 @@
         </w:rPr>
         <w:t>tweetnlp</w:t>
       </w:r>
+      <w:proofErr w:type="spellEnd"/>
       <w:r>
         <w:rPr>
           <w:sz w:val="20"/>
@@ -915,6 +978,7 @@
         </w:rPr>
         <w:t xml:space="preserve"> to </w:t>
       </w:r>
+      <w:proofErr w:type="gramStart"/>
       <w:r>
         <w:rPr>
           <w:sz w:val="20"/>
@@ -922,6 +986,7 @@
         </w:rPr>
         <w:t>clean</w:t>
       </w:r>
+      <w:proofErr w:type="gramEnd"/>
       <w:r>
         <w:rPr>
           <w:sz w:val="20"/>
@@ -1232,6 +1297,7 @@
                 <w:szCs w:val="20"/>
               </w:rPr>
             </w:pPr>
+            <w:proofErr w:type="spellStart"/>
             <w:r>
               <w:rPr>
                 <w:rFonts w:ascii="Arial" w:hAnsi="Arial" w:cs="Arial"/>
@@ -1240,6 +1306,7 @@
               </w:rPr>
               <w:t>جدا</w:t>
             </w:r>
+            <w:proofErr w:type="spellEnd"/>
             <w:r>
               <w:rPr>
                 <w:sz w:val="20"/>
@@ -1247,6 +1314,7 @@
               </w:rPr>
               <w:t xml:space="preserve">, </w:t>
             </w:r>
+            <w:proofErr w:type="spellStart"/>
             <w:r>
               <w:rPr>
                 <w:rFonts w:ascii="Arial" w:hAnsi="Arial" w:cs="Arial"/>
@@ -1255,6 +1323,7 @@
               </w:rPr>
               <w:t>جميل</w:t>
             </w:r>
+            <w:proofErr w:type="spellEnd"/>
             <w:r>
               <w:rPr>
                 <w:sz w:val="20"/>
@@ -1262,6 +1331,7 @@
               </w:rPr>
               <w:t xml:space="preserve">, </w:t>
             </w:r>
+            <w:proofErr w:type="spellStart"/>
             <w:r>
               <w:rPr>
                 <w:rFonts w:ascii="Arial" w:hAnsi="Arial" w:cs="Arial"/>
@@ -1270,6 +1340,7 @@
               </w:rPr>
               <w:t>مكان</w:t>
             </w:r>
+            <w:proofErr w:type="spellEnd"/>
             <w:r>
               <w:rPr>
                 <w:sz w:val="20"/>
@@ -1277,6 +1348,7 @@
               </w:rPr>
               <w:t xml:space="preserve">, </w:t>
             </w:r>
+            <w:proofErr w:type="spellStart"/>
             <w:r>
               <w:rPr>
                 <w:rFonts w:ascii="Arial" w:hAnsi="Arial" w:cs="Arial"/>
@@ -1285,6 +1357,7 @@
               </w:rPr>
               <w:t>الله</w:t>
             </w:r>
+            <w:proofErr w:type="spellEnd"/>
             <w:r>
               <w:rPr>
                 <w:sz w:val="20"/>
@@ -1292,6 +1365,7 @@
               </w:rPr>
               <w:t xml:space="preserve">, </w:t>
             </w:r>
+            <w:proofErr w:type="spellStart"/>
             <w:r>
               <w:rPr>
                 <w:rFonts w:ascii="Arial" w:hAnsi="Arial" w:cs="Arial"/>
@@ -1300,6 +1374,7 @@
               </w:rPr>
               <w:t>ممتاز</w:t>
             </w:r>
+            <w:proofErr w:type="spellEnd"/>
             <w:r>
               <w:rPr>
                 <w:sz w:val="20"/>
@@ -1307,6 +1382,7 @@
               </w:rPr>
               <w:t xml:space="preserve">, </w:t>
             </w:r>
+            <w:proofErr w:type="spellStart"/>
             <w:r>
               <w:rPr>
                 <w:rFonts w:ascii="Arial" w:hAnsi="Arial" w:cs="Arial"/>
@@ -1315,6 +1391,7 @@
               </w:rPr>
               <w:t>فندق</w:t>
             </w:r>
+            <w:proofErr w:type="spellEnd"/>
             <w:r>
               <w:rPr>
                 <w:sz w:val="20"/>
@@ -1322,6 +1399,7 @@
               </w:rPr>
               <w:t xml:space="preserve">, </w:t>
             </w:r>
+            <w:proofErr w:type="spellStart"/>
             <w:r>
               <w:rPr>
                 <w:rFonts w:ascii="Arial" w:hAnsi="Arial" w:cs="Arial"/>
@@ -1330,6 +1408,7 @@
               </w:rPr>
               <w:t>المكان</w:t>
             </w:r>
+            <w:proofErr w:type="spellEnd"/>
             <w:r>
               <w:rPr>
                 <w:sz w:val="20"/>
@@ -1337,6 +1416,7 @@
               </w:rPr>
               <w:t xml:space="preserve">, </w:t>
             </w:r>
+            <w:proofErr w:type="spellStart"/>
             <w:r>
               <w:rPr>
                 <w:rFonts w:ascii="Arial" w:hAnsi="Arial" w:cs="Arial"/>
@@ -1345,6 +1425,7 @@
               </w:rPr>
               <w:t>الفندق</w:t>
             </w:r>
+            <w:proofErr w:type="spellEnd"/>
             <w:r>
               <w:rPr>
                 <w:sz w:val="20"/>
@@ -1352,6 +1433,7 @@
               </w:rPr>
               <w:t xml:space="preserve">, </w:t>
             </w:r>
+            <w:proofErr w:type="spellStart"/>
             <w:r>
               <w:rPr>
                 <w:rFonts w:ascii="Arial" w:hAnsi="Arial" w:cs="Arial"/>
@@ -1360,6 +1442,7 @@
               </w:rPr>
               <w:t>رائع</w:t>
             </w:r>
+            <w:proofErr w:type="spellEnd"/>
             <w:r>
               <w:rPr>
                 <w:sz w:val="20"/>
@@ -1367,6 +1450,7 @@
               </w:rPr>
               <w:t xml:space="preserve">, </w:t>
             </w:r>
+            <w:proofErr w:type="spellStart"/>
             <w:r>
               <w:rPr>
                 <w:rFonts w:ascii="Arial" w:hAnsi="Arial" w:cs="Arial"/>
@@ -1375,6 +1459,7 @@
               </w:rPr>
               <w:t>جيد</w:t>
             </w:r>
+            <w:proofErr w:type="spellEnd"/>
             <w:r>
               <w:rPr>
                 <w:sz w:val="20"/>
@@ -1382,6 +1467,7 @@
               </w:rPr>
               <w:t xml:space="preserve">, </w:t>
             </w:r>
+            <w:proofErr w:type="spellStart"/>
             <w:r>
               <w:rPr>
                 <w:rFonts w:ascii="Arial" w:hAnsi="Arial" w:cs="Arial"/>
@@ -1390,6 +1476,7 @@
               </w:rPr>
               <w:t>نظيف</w:t>
             </w:r>
+            <w:proofErr w:type="spellEnd"/>
             <w:r>
               <w:rPr>
                 <w:sz w:val="20"/>
@@ -1397,6 +1484,7 @@
               </w:rPr>
               <w:t xml:space="preserve">, </w:t>
             </w:r>
+            <w:proofErr w:type="spellStart"/>
             <w:r>
               <w:rPr>
                 <w:rFonts w:ascii="Arial" w:hAnsi="Arial" w:cs="Arial"/>
@@ -1405,6 +1493,7 @@
               </w:rPr>
               <w:t>الاستقبال</w:t>
             </w:r>
+            <w:proofErr w:type="spellEnd"/>
             <w:r>
               <w:rPr>
                 <w:sz w:val="20"/>
@@ -1412,6 +1501,7 @@
               </w:rPr>
               <w:t xml:space="preserve">, </w:t>
             </w:r>
+            <w:proofErr w:type="spellStart"/>
             <w:r>
               <w:rPr>
                 <w:rFonts w:ascii="Arial" w:hAnsi="Arial" w:cs="Arial"/>
@@ -1420,6 +1510,7 @@
               </w:rPr>
               <w:t>يوجد</w:t>
             </w:r>
+            <w:proofErr w:type="spellEnd"/>
             <w:r>
               <w:rPr>
                 <w:sz w:val="20"/>
@@ -1427,6 +1518,7 @@
               </w:rPr>
               <w:t xml:space="preserve">, </w:t>
             </w:r>
+            <w:proofErr w:type="spellStart"/>
             <w:r>
               <w:rPr>
                 <w:rFonts w:ascii="Arial" w:hAnsi="Arial" w:cs="Arial"/>
@@ -1435,6 +1527,7 @@
               </w:rPr>
               <w:t>ونظيف</w:t>
             </w:r>
+            <w:proofErr w:type="spellEnd"/>
           </w:p>
         </w:tc>
         <w:tc>
@@ -1496,7 +1589,23 @@
                 <w:sz w:val="20"/>
                 <w:szCs w:val="20"/>
               </w:rPr>
-              <w:t>place, good, nice, beautiful, one, best, restaurant, food, great, visit, service, family, excellent, park</w:t>
+              <w:t xml:space="preserve">place, good, nice, beautiful, one, best, restaurant, food, great, visit, service, </w:t>
+            </w:r>
+            <w:proofErr w:type="gramStart"/>
+            <w:r>
+              <w:rPr>
+                <w:sz w:val="20"/>
+                <w:szCs w:val="20"/>
+              </w:rPr>
+              <w:t>family</w:t>
+            </w:r>
+            <w:proofErr w:type="gramEnd"/>
+            <w:r>
+              <w:rPr>
+                <w:sz w:val="20"/>
+                <w:szCs w:val="20"/>
+              </w:rPr>
+              <w:t>, excellent, park</w:t>
             </w:r>
           </w:p>
         </w:tc>
@@ -1553,6 +1662,7 @@
                 <w:szCs w:val="20"/>
               </w:rPr>
             </w:pPr>
+            <w:proofErr w:type="spellStart"/>
             <w:r>
               <w:rPr>
                 <w:rFonts w:ascii="Arial" w:hAnsi="Arial" w:cs="Arial"/>
@@ -1561,6 +1671,7 @@
               </w:rPr>
               <w:t>ممتاز</w:t>
             </w:r>
+            <w:proofErr w:type="spellEnd"/>
             <w:r>
               <w:rPr>
                 <w:sz w:val="20"/>
@@ -1568,6 +1679,7 @@
               </w:rPr>
               <w:t xml:space="preserve">, </w:t>
             </w:r>
+            <w:proofErr w:type="spellStart"/>
             <w:r>
               <w:rPr>
                 <w:rFonts w:ascii="Arial" w:hAnsi="Arial" w:cs="Arial"/>
@@ -1576,13 +1688,31 @@
               </w:rPr>
               <w:t>رائع</w:t>
             </w:r>
+            <w:proofErr w:type="spellEnd"/>
             <w:r>
               <w:rPr>
                 <w:sz w:val="20"/>
                 <w:szCs w:val="20"/>
               </w:rPr>
-              <w:t xml:space="preserve">, god, mosque, </w:t>
+              <w:t xml:space="preserve">, </w:t>
             </w:r>
+            <w:proofErr w:type="gramStart"/>
+            <w:r>
+              <w:rPr>
+                <w:sz w:val="20"/>
+                <w:szCs w:val="20"/>
+              </w:rPr>
+              <w:t>god</w:t>
+            </w:r>
+            <w:proofErr w:type="gramEnd"/>
+            <w:r>
+              <w:rPr>
+                <w:sz w:val="20"/>
+                <w:szCs w:val="20"/>
+              </w:rPr>
+              <w:t xml:space="preserve">, mosque, </w:t>
+            </w:r>
+            <w:proofErr w:type="spellStart"/>
             <w:r>
               <w:rPr>
                 <w:rFonts w:ascii="Arial" w:hAnsi="Arial" w:cs="Arial"/>
@@ -1591,6 +1721,7 @@
               </w:rPr>
               <w:t>جميلة</w:t>
             </w:r>
+            <w:proofErr w:type="spellEnd"/>
             <w:r>
               <w:rPr>
                 <w:sz w:val="20"/>
@@ -1598,6 +1729,7 @@
               </w:rPr>
               <w:t xml:space="preserve">, may, prayer, </w:t>
             </w:r>
+            <w:proofErr w:type="spellStart"/>
             <w:r>
               <w:rPr>
                 <w:rFonts w:ascii="Arial" w:hAnsi="Arial" w:cs="Arial"/>
@@ -1606,6 +1738,7 @@
               </w:rPr>
               <w:t>حديقة</w:t>
             </w:r>
+            <w:proofErr w:type="spellEnd"/>
             <w:r>
               <w:rPr>
                 <w:sz w:val="20"/>
@@ -1613,6 +1746,7 @@
               </w:rPr>
               <w:t xml:space="preserve">, peace, </w:t>
             </w:r>
+            <w:proofErr w:type="spellStart"/>
             <w:r>
               <w:rPr>
                 <w:rFonts w:ascii="Arial" w:hAnsi="Arial" w:cs="Arial"/>
@@ -1621,6 +1755,7 @@
               </w:rPr>
               <w:t>جدا</w:t>
             </w:r>
+            <w:proofErr w:type="spellEnd"/>
             <w:r>
               <w:rPr>
                 <w:sz w:val="20"/>
@@ -1628,6 +1763,7 @@
               </w:rPr>
               <w:t xml:space="preserve">, </w:t>
             </w:r>
+            <w:proofErr w:type="spellStart"/>
             <w:r>
               <w:rPr>
                 <w:rFonts w:ascii="Arial" w:hAnsi="Arial" w:cs="Arial"/>
@@ -1636,6 +1772,7 @@
               </w:rPr>
               <w:t>تحتاج</w:t>
             </w:r>
+            <w:proofErr w:type="spellEnd"/>
             <w:r>
               <w:rPr>
                 <w:sz w:val="20"/>
@@ -1643,6 +1780,7 @@
               </w:rPr>
               <w:t xml:space="preserve">, </w:t>
             </w:r>
+            <w:proofErr w:type="spellStart"/>
             <w:r>
               <w:rPr>
                 <w:rFonts w:ascii="Arial" w:hAnsi="Arial" w:cs="Arial"/>
@@ -1651,6 +1789,7 @@
               </w:rPr>
               <w:t>جميله</w:t>
             </w:r>
+            <w:proofErr w:type="spellEnd"/>
             <w:r>
               <w:rPr>
                 <w:sz w:val="20"/>
@@ -1713,6 +1852,7 @@
                 <w:szCs w:val="20"/>
               </w:rPr>
             </w:pPr>
+            <w:proofErr w:type="spellStart"/>
             <w:r>
               <w:rPr>
                 <w:rFonts w:ascii="Arial" w:hAnsi="Arial" w:cs="Arial"/>
@@ -1721,6 +1861,7 @@
               </w:rPr>
               <w:t>افضل</w:t>
             </w:r>
+            <w:proofErr w:type="spellEnd"/>
             <w:r>
               <w:rPr>
                 <w:sz w:val="20"/>
@@ -1728,6 +1869,7 @@
               </w:rPr>
               <w:t xml:space="preserve">, </w:t>
             </w:r>
+            <w:proofErr w:type="spellStart"/>
             <w:r>
               <w:rPr>
                 <w:rFonts w:ascii="Arial" w:hAnsi="Arial" w:cs="Arial"/>
@@ -1736,6 +1878,7 @@
               </w:rPr>
               <w:t>الرياض</w:t>
             </w:r>
+            <w:proofErr w:type="spellEnd"/>
             <w:r>
               <w:rPr>
                 <w:sz w:val="20"/>
@@ -1743,6 +1886,7 @@
               </w:rPr>
               <w:t xml:space="preserve">, </w:t>
             </w:r>
+            <w:proofErr w:type="spellStart"/>
             <w:r>
               <w:rPr>
                 <w:rFonts w:ascii="Arial" w:hAnsi="Arial" w:cs="Arial"/>
@@ -1751,6 +1895,7 @@
               </w:rPr>
               <w:t>سوق</w:t>
             </w:r>
+            <w:proofErr w:type="spellEnd"/>
             <w:r>
               <w:rPr>
                 <w:sz w:val="20"/>
@@ -1758,6 +1903,7 @@
               </w:rPr>
               <w:t xml:space="preserve">, </w:t>
             </w:r>
+            <w:proofErr w:type="spellStart"/>
             <w:r>
               <w:rPr>
                 <w:rFonts w:ascii="Arial" w:hAnsi="Arial" w:cs="Arial"/>
@@ -1766,6 +1912,7 @@
               </w:rPr>
               <w:t>يوجد</w:t>
             </w:r>
+            <w:proofErr w:type="spellEnd"/>
             <w:r>
               <w:rPr>
                 <w:sz w:val="20"/>
@@ -1773,6 +1920,7 @@
               </w:rPr>
               <w:t xml:space="preserve">, </w:t>
             </w:r>
+            <w:proofErr w:type="spellStart"/>
             <w:r>
               <w:rPr>
                 <w:rFonts w:ascii="Arial" w:hAnsi="Arial" w:cs="Arial"/>
@@ -1781,6 +1929,7 @@
               </w:rPr>
               <w:t>مكان</w:t>
             </w:r>
+            <w:proofErr w:type="spellEnd"/>
             <w:r>
               <w:rPr>
                 <w:sz w:val="20"/>
@@ -1788,6 +1937,7 @@
               </w:rPr>
               <w:t xml:space="preserve">, </w:t>
             </w:r>
+            <w:proofErr w:type="spellStart"/>
             <w:r>
               <w:rPr>
                 <w:rFonts w:ascii="Arial" w:hAnsi="Arial" w:cs="Arial"/>
@@ -1796,6 +1946,7 @@
               </w:rPr>
               <w:t>مول</w:t>
             </w:r>
+            <w:proofErr w:type="spellEnd"/>
             <w:r>
               <w:rPr>
                 <w:sz w:val="20"/>
@@ -1803,6 +1954,7 @@
               </w:rPr>
               <w:t xml:space="preserve">, </w:t>
             </w:r>
+            <w:proofErr w:type="spellStart"/>
             <w:r>
               <w:rPr>
                 <w:rFonts w:ascii="Arial" w:hAnsi="Arial" w:cs="Arial"/>
@@ -1811,6 +1963,7 @@
               </w:rPr>
               <w:t>يحتاج</w:t>
             </w:r>
+            <w:proofErr w:type="spellEnd"/>
             <w:r>
               <w:rPr>
                 <w:sz w:val="20"/>
@@ -1818,6 +1971,7 @@
               </w:rPr>
               <w:t xml:space="preserve">, </w:t>
             </w:r>
+            <w:proofErr w:type="spellStart"/>
             <w:r>
               <w:rPr>
                 <w:rFonts w:ascii="Arial" w:hAnsi="Arial" w:cs="Arial"/>
@@ -1826,6 +1980,7 @@
               </w:rPr>
               <w:t>أجمل</w:t>
             </w:r>
+            <w:proofErr w:type="spellEnd"/>
             <w:r>
               <w:rPr>
                 <w:sz w:val="20"/>
@@ -1833,6 +1988,7 @@
               </w:rPr>
               <w:t xml:space="preserve">, </w:t>
             </w:r>
+            <w:proofErr w:type="spellStart"/>
             <w:r>
               <w:rPr>
                 <w:rFonts w:ascii="Arial" w:hAnsi="Arial" w:cs="Arial"/>
@@ -1841,6 +1997,7 @@
               </w:rPr>
               <w:t>جميلة</w:t>
             </w:r>
+            <w:proofErr w:type="spellEnd"/>
             <w:r>
               <w:rPr>
                 <w:sz w:val="20"/>
@@ -1848,6 +2005,7 @@
               </w:rPr>
               <w:t xml:space="preserve">, </w:t>
             </w:r>
+            <w:proofErr w:type="spellStart"/>
             <w:r>
               <w:rPr>
                 <w:rFonts w:ascii="Arial" w:hAnsi="Arial" w:cs="Arial"/>
@@ -1856,6 +2014,7 @@
               </w:rPr>
               <w:t>او</w:t>
             </w:r>
+            <w:proofErr w:type="spellEnd"/>
             <w:r>
               <w:rPr>
                 <w:sz w:val="20"/>
@@ -1863,6 +2022,7 @@
               </w:rPr>
               <w:t xml:space="preserve">, </w:t>
             </w:r>
+            <w:proofErr w:type="spellStart"/>
             <w:r>
               <w:rPr>
                 <w:rFonts w:ascii="Arial" w:hAnsi="Arial" w:cs="Arial"/>
@@ -1871,6 +2031,7 @@
               </w:rPr>
               <w:t>جيده</w:t>
             </w:r>
+            <w:proofErr w:type="spellEnd"/>
             <w:r>
               <w:rPr>
                 <w:sz w:val="20"/>
@@ -1878,6 +2039,7 @@
               </w:rPr>
               <w:t xml:space="preserve">, </w:t>
             </w:r>
+            <w:proofErr w:type="spellStart"/>
             <w:r>
               <w:rPr>
                 <w:rFonts w:ascii="Arial" w:hAnsi="Arial" w:cs="Arial"/>
@@ -1886,6 +2048,7 @@
               </w:rPr>
               <w:t>حديقة</w:t>
             </w:r>
+            <w:proofErr w:type="spellEnd"/>
             <w:r>
               <w:rPr>
                 <w:sz w:val="20"/>
@@ -1893,6 +2056,7 @@
               </w:rPr>
               <w:t xml:space="preserve">, </w:t>
             </w:r>
+            <w:proofErr w:type="spellStart"/>
             <w:r>
               <w:rPr>
                 <w:rFonts w:ascii="Arial" w:hAnsi="Arial" w:cs="Arial"/>
@@ -1901,6 +2065,7 @@
               </w:rPr>
               <w:t>المملكة</w:t>
             </w:r>
+            <w:proofErr w:type="spellEnd"/>
             <w:r>
               <w:rPr>
                 <w:sz w:val="20"/>
@@ -1908,6 +2073,7 @@
               </w:rPr>
               <w:t xml:space="preserve">, </w:t>
             </w:r>
+            <w:proofErr w:type="spellStart"/>
             <w:r>
               <w:rPr>
                 <w:rFonts w:ascii="Arial" w:hAnsi="Arial" w:cs="Arial"/>
@@ -1916,6 +2082,7 @@
               </w:rPr>
               <w:t>شي</w:t>
             </w:r>
+            <w:proofErr w:type="spellEnd"/>
           </w:p>
         </w:tc>
         <w:tc>
@@ -1971,6 +2138,7 @@
                 <w:szCs w:val="20"/>
               </w:rPr>
             </w:pPr>
+            <w:proofErr w:type="spellStart"/>
             <w:r>
               <w:rPr>
                 <w:rFonts w:ascii="Arial" w:hAnsi="Arial" w:cs="Arial"/>
@@ -1979,6 +2147,7 @@
               </w:rPr>
               <w:t>جميله</w:t>
             </w:r>
+            <w:proofErr w:type="spellEnd"/>
             <w:r>
               <w:rPr>
                 <w:sz w:val="20"/>
@@ -1986,6 +2155,7 @@
               </w:rPr>
               <w:t xml:space="preserve">, </w:t>
             </w:r>
+            <w:proofErr w:type="spellStart"/>
             <w:r>
               <w:rPr>
                 <w:rFonts w:ascii="Arial" w:hAnsi="Arial" w:cs="Arial"/>
@@ -1994,6 +2164,7 @@
               </w:rPr>
               <w:t>شي</w:t>
             </w:r>
+            <w:proofErr w:type="spellEnd"/>
             <w:r>
               <w:rPr>
                 <w:sz w:val="20"/>
@@ -2001,6 +2172,7 @@
               </w:rPr>
               <w:t xml:space="preserve">, </w:t>
             </w:r>
+            <w:proofErr w:type="spellStart"/>
             <w:r>
               <w:rPr>
                 <w:rFonts w:ascii="Arial" w:hAnsi="Arial" w:cs="Arial"/>
@@ -2009,6 +2181,7 @@
               </w:rPr>
               <w:t>المكان</w:t>
             </w:r>
+            <w:proofErr w:type="spellEnd"/>
             <w:r>
               <w:rPr>
                 <w:sz w:val="20"/>
@@ -2016,6 +2189,7 @@
               </w:rPr>
               <w:t xml:space="preserve">, </w:t>
             </w:r>
+            <w:proofErr w:type="spellStart"/>
             <w:r>
               <w:rPr>
                 <w:rFonts w:ascii="Arial" w:hAnsi="Arial" w:cs="Arial"/>
@@ -2024,6 +2198,7 @@
               </w:rPr>
               <w:t>قلعة</w:t>
             </w:r>
+            <w:proofErr w:type="spellEnd"/>
             <w:r>
               <w:rPr>
                 <w:sz w:val="20"/>
@@ -2031,6 +2206,7 @@
               </w:rPr>
               <w:t xml:space="preserve">, </w:t>
             </w:r>
+            <w:proofErr w:type="spellStart"/>
             <w:r>
               <w:rPr>
                 <w:rFonts w:ascii="Arial" w:hAnsi="Arial" w:cs="Arial"/>
@@ -2039,6 +2215,7 @@
               </w:rPr>
               <w:t>اللي</w:t>
             </w:r>
+            <w:proofErr w:type="spellEnd"/>
             <w:r>
               <w:rPr>
                 <w:sz w:val="20"/>
@@ -2046,6 +2223,7 @@
               </w:rPr>
               <w:t xml:space="preserve">, </w:t>
             </w:r>
+            <w:proofErr w:type="spellStart"/>
             <w:r>
               <w:rPr>
                 <w:rFonts w:ascii="Arial" w:hAnsi="Arial" w:cs="Arial"/>
@@ -2054,6 +2232,7 @@
               </w:rPr>
               <w:t>اجمل</w:t>
             </w:r>
+            <w:proofErr w:type="spellEnd"/>
             <w:r>
               <w:rPr>
                 <w:sz w:val="20"/>
@@ -2061,6 +2240,7 @@
               </w:rPr>
               <w:t xml:space="preserve">, </w:t>
             </w:r>
+            <w:proofErr w:type="spellStart"/>
             <w:r>
               <w:rPr>
                 <w:rFonts w:ascii="Arial" w:hAnsi="Arial" w:cs="Arial"/>
@@ -2069,6 +2249,7 @@
               </w:rPr>
               <w:t>مارد</w:t>
             </w:r>
+            <w:proofErr w:type="spellEnd"/>
             <w:r>
               <w:rPr>
                 <w:sz w:val="20"/>
@@ -2076,6 +2257,7 @@
               </w:rPr>
               <w:t xml:space="preserve">, </w:t>
             </w:r>
+            <w:proofErr w:type="spellStart"/>
             <w:r>
               <w:rPr>
                 <w:rFonts w:ascii="Arial" w:hAnsi="Arial" w:cs="Arial"/>
@@ -2084,6 +2266,7 @@
               </w:rPr>
               <w:t>الفندق</w:t>
             </w:r>
+            <w:proofErr w:type="spellEnd"/>
             <w:r>
               <w:rPr>
                 <w:sz w:val="20"/>
@@ -2091,6 +2274,7 @@
               </w:rPr>
               <w:t xml:space="preserve">, </w:t>
             </w:r>
+            <w:proofErr w:type="spellStart"/>
             <w:r>
               <w:rPr>
                 <w:rFonts w:ascii="Arial" w:hAnsi="Arial" w:cs="Arial"/>
@@ -2099,6 +2283,7 @@
               </w:rPr>
               <w:t>علي</w:t>
             </w:r>
+            <w:proofErr w:type="spellEnd"/>
             <w:r>
               <w:rPr>
                 <w:sz w:val="20"/>
@@ -2106,6 +2291,7 @@
               </w:rPr>
               <w:t xml:space="preserve">, </w:t>
             </w:r>
+            <w:proofErr w:type="spellStart"/>
             <w:r>
               <w:rPr>
                 <w:rFonts w:ascii="Arial" w:hAnsi="Arial" w:cs="Arial"/>
@@ -2114,6 +2300,7 @@
               </w:rPr>
               <w:t>القلعة</w:t>
             </w:r>
+            <w:proofErr w:type="spellEnd"/>
             <w:r>
               <w:rPr>
                 <w:sz w:val="20"/>
@@ -2121,6 +2308,7 @@
               </w:rPr>
               <w:t xml:space="preserve">, </w:t>
             </w:r>
+            <w:proofErr w:type="spellStart"/>
             <w:r>
               <w:rPr>
                 <w:rFonts w:ascii="Arial" w:hAnsi="Arial" w:cs="Arial"/>
@@ -2129,6 +2317,7 @@
               </w:rPr>
               <w:t>بقاع</w:t>
             </w:r>
+            <w:proofErr w:type="spellEnd"/>
             <w:r>
               <w:rPr>
                 <w:sz w:val="20"/>
@@ -2136,6 +2325,7 @@
               </w:rPr>
               <w:t xml:space="preserve">, </w:t>
             </w:r>
+            <w:proofErr w:type="spellStart"/>
             <w:r>
               <w:rPr>
                 <w:rFonts w:ascii="Arial" w:hAnsi="Arial" w:cs="Arial"/>
@@ -2144,6 +2334,7 @@
               </w:rPr>
               <w:t>الأرض</w:t>
             </w:r>
+            <w:proofErr w:type="spellEnd"/>
             <w:r>
               <w:rPr>
                 <w:sz w:val="20"/>
@@ -2151,6 +2342,7 @@
               </w:rPr>
               <w:t xml:space="preserve">, </w:t>
             </w:r>
+            <w:proofErr w:type="spellStart"/>
             <w:r>
               <w:rPr>
                 <w:rFonts w:ascii="Arial" w:hAnsi="Arial" w:cs="Arial"/>
@@ -2159,6 +2351,7 @@
               </w:rPr>
               <w:t>نصيف</w:t>
             </w:r>
+            <w:proofErr w:type="spellEnd"/>
             <w:r>
               <w:rPr>
                 <w:sz w:val="20"/>
@@ -2166,6 +2359,7 @@
               </w:rPr>
               <w:t xml:space="preserve">, </w:t>
             </w:r>
+            <w:proofErr w:type="spellStart"/>
             <w:r>
               <w:rPr>
                 <w:rFonts w:ascii="Arial" w:hAnsi="Arial" w:cs="Arial"/>
@@ -2174,6 +2368,7 @@
               </w:rPr>
               <w:t>الملك</w:t>
             </w:r>
+            <w:proofErr w:type="spellEnd"/>
           </w:p>
         </w:tc>
         <w:tc>
@@ -3163,6 +3358,7 @@
         </w:rPr>
         <w:t xml:space="preserve">With </w:t>
       </w:r>
+      <w:proofErr w:type="spellStart"/>
       <w:r>
         <w:rPr>
           <w:rFonts w:ascii="Arial" w:hAnsi="Arial" w:cs="Arial"/>
@@ -3171,6 +3367,7 @@
         </w:rPr>
         <w:t>جميل</w:t>
       </w:r>
+      <w:proofErr w:type="spellEnd"/>
       <w:r>
         <w:rPr>
           <w:rFonts w:ascii="Arial" w:hAnsi="Arial" w:cs="Arial"/>
@@ -3179,6 +3376,7 @@
         </w:rPr>
         <w:t xml:space="preserve">, </w:t>
       </w:r>
+      <w:proofErr w:type="spellStart"/>
       <w:r>
         <w:rPr>
           <w:rFonts w:ascii="Arial" w:hAnsi="Arial" w:cs="Arial" w:hint="cs"/>
@@ -3187,6 +3385,7 @@
         </w:rPr>
         <w:t>جدا</w:t>
       </w:r>
+      <w:proofErr w:type="spellEnd"/>
       <w:r>
         <w:rPr>
           <w:rFonts w:ascii="Arial" w:hAnsi="Arial" w:cs="Arial"/>
@@ -3195,6 +3394,7 @@
         </w:rPr>
         <w:t xml:space="preserve">, </w:t>
       </w:r>
+      <w:proofErr w:type="spellStart"/>
       <w:r>
         <w:rPr>
           <w:rFonts w:ascii="Arial" w:hAnsi="Arial" w:cs="Arial" w:hint="cs"/>
@@ -3203,6 +3403,7 @@
         </w:rPr>
         <w:t>ممتاز</w:t>
       </w:r>
+      <w:proofErr w:type="spellEnd"/>
       <w:r>
         <w:rPr>
           <w:rFonts w:ascii="Arial" w:hAnsi="Arial" w:cs="Arial"/>
@@ -3211,6 +3412,7 @@
         </w:rPr>
         <w:t xml:space="preserve">, </w:t>
       </w:r>
+      <w:proofErr w:type="spellStart"/>
       <w:r>
         <w:rPr>
           <w:rFonts w:ascii="Arial" w:hAnsi="Arial" w:cs="Arial" w:hint="cs"/>
@@ -3219,6 +3421,7 @@
         </w:rPr>
         <w:t>رائع</w:t>
       </w:r>
+      <w:proofErr w:type="spellEnd"/>
       <w:r>
         <w:rPr>
           <w:rFonts w:ascii="Arial" w:hAnsi="Arial" w:cs="Arial"/>
@@ -3235,6 +3438,7 @@
         </w:rPr>
         <w:t xml:space="preserve"> </w:t>
       </w:r>
+      <w:proofErr w:type="spellStart"/>
       <w:r>
         <w:rPr>
           <w:rFonts w:ascii="Arial" w:hAnsi="Arial" w:cs="Arial" w:hint="cs"/>
@@ -3243,6 +3447,7 @@
         </w:rPr>
         <w:t>مكان</w:t>
       </w:r>
+      <w:proofErr w:type="spellEnd"/>
       <w:r>
         <w:rPr>
           <w:rFonts w:ascii="Arial" w:hAnsi="Arial" w:cs="Arial"/>
@@ -3331,7 +3536,25 @@
           <w:sz w:val="20"/>
           <w:szCs w:val="20"/>
         </w:rPr>
-        <w:t>eview volume is concentrated in a small number of themes</w:t>
+        <w:t xml:space="preserve">eview volume is concentrated </w:t>
+      </w:r>
+      <w:proofErr w:type="gramStart"/>
+      <w:r>
+        <w:rPr>
+          <w:rFonts w:ascii="Arial" w:hAnsi="Arial" w:cs="Arial"/>
+          <w:sz w:val="20"/>
+          <w:szCs w:val="20"/>
+        </w:rPr>
+        <w:t>in</w:t>
+      </w:r>
+      <w:proofErr w:type="gramEnd"/>
+      <w:r>
+        <w:rPr>
+          <w:rFonts w:ascii="Arial" w:hAnsi="Arial" w:cs="Arial"/>
+          <w:sz w:val="20"/>
+          <w:szCs w:val="20"/>
+        </w:rPr>
+        <w:t xml:space="preserve"> a small number of themes</w:t>
       </w:r>
       <w:r>
         <w:rPr>
@@ -3684,6 +3907,7 @@
         </w:rPr>
         <w:t xml:space="preserve">, </w:t>
       </w:r>
+      <w:proofErr w:type="gramStart"/>
       <w:r>
         <w:rPr>
           <w:rFonts w:ascii="Arial" w:hAnsi="Arial" w:cs="Arial"/>
@@ -3712,7 +3936,18 @@
           <w:sz w:val="20"/>
           <w:szCs w:val="20"/>
         </w:rPr>
-        <w:t>time park experiences</w:t>
+        <w:t>time</w:t>
+      </w:r>
+      <w:proofErr w:type="gramEnd"/>
+      <w:r>
+        <w:rPr>
+          <w:rFonts w:ascii="Arial" w:hAnsi="Arial" w:cs="Arial"/>
+          <w:b/>
+          <w:bCs/>
+          <w:sz w:val="20"/>
+          <w:szCs w:val="20"/>
+        </w:rPr>
+        <w:t xml:space="preserve"> park experiences</w:t>
       </w:r>
       <w:r>
         <w:rPr>
@@ -4133,8 +4368,9 @@
           <w:sz w:val="20"/>
           <w:szCs w:val="20"/>
         </w:rPr>
-        <w:t xml:space="preserve"> (22%)</w:t>
-      </w:r>
+        <w:t xml:space="preserve"> (22%</w:t>
+      </w:r>
+      <w:proofErr w:type="gramStart"/>
       <w:r>
         <w:rPr>
           <w:b/>
@@ -4142,7 +4378,7 @@
           <w:sz w:val="20"/>
           <w:szCs w:val="20"/>
         </w:rPr>
-        <w:t>,</w:t>
+        <w:t>)</w:t>
       </w:r>
       <w:r>
         <w:rPr>
@@ -4151,7 +4387,7 @@
           <w:sz w:val="20"/>
           <w:szCs w:val="20"/>
         </w:rPr>
-        <w:t xml:space="preserve"> </w:t>
+        <w:t>,</w:t>
       </w:r>
       <w:r>
         <w:rPr>
@@ -4160,7 +4396,26 @@
           <w:sz w:val="20"/>
           <w:szCs w:val="20"/>
         </w:rPr>
-        <w:t xml:space="preserve"> Al Diriyha</w:t>
+        <w:t xml:space="preserve"> </w:t>
+      </w:r>
+      <w:r>
+        <w:rPr>
+          <w:b/>
+          <w:bCs/>
+          <w:sz w:val="20"/>
+          <w:szCs w:val="20"/>
+        </w:rPr>
+        <w:t xml:space="preserve"> Al</w:t>
+      </w:r>
+      <w:proofErr w:type="gramEnd"/>
+      <w:r>
+        <w:rPr>
+          <w:b/>
+          <w:bCs/>
+          <w:sz w:val="20"/>
+          <w:szCs w:val="20"/>
+        </w:rPr>
+        <w:t xml:space="preserve"> Diriyha</w:t>
       </w:r>
       <w:r>
         <w:rPr>
@@ -5449,12 +5704,37 @@
                 <w:szCs w:val="20"/>
               </w:rPr>
             </w:pPr>
+            <w:proofErr w:type="gramStart"/>
             <w:r>
               <w:rPr>
                 <w:sz w:val="20"/>
                 <w:szCs w:val="20"/>
               </w:rPr>
-              <w:t>Drives strong ratings and attracts more visitors.</w:t>
+              <w:t>Drives</w:t>
+            </w:r>
+            <w:proofErr w:type="gramEnd"/>
+            <w:r>
+              <w:rPr>
+                <w:sz w:val="20"/>
+                <w:szCs w:val="20"/>
+              </w:rPr>
+              <w:t xml:space="preserve"> strong ratings and </w:t>
+            </w:r>
+            <w:proofErr w:type="gramStart"/>
+            <w:r>
+              <w:rPr>
+                <w:sz w:val="20"/>
+                <w:szCs w:val="20"/>
+              </w:rPr>
+              <w:t>attracts</w:t>
+            </w:r>
+            <w:proofErr w:type="gramEnd"/>
+            <w:r>
+              <w:rPr>
+                <w:sz w:val="20"/>
+                <w:szCs w:val="20"/>
+              </w:rPr>
+              <w:t xml:space="preserve"> more visitors.</w:t>
             </w:r>
           </w:p>
         </w:tc>
@@ -5737,31 +6017,6 @@
         </w:tc>
       </w:tr>
     </w:tbl>
-    <w:p>
-      <w:pPr>
-        <w:rPr>
-          <w:kern w:val="0"/>
-          <w14:ligatures w14:val="none"/>
-        </w:rPr>
-      </w:pPr>
-    </w:p>
-    <w:p/>
-    <w:p>
-      <w:pPr>
-        <w:rPr>
-          <w:sz w:val="20"/>
-          <w:szCs w:val="20"/>
-        </w:rPr>
-      </w:pPr>
-    </w:p>
-    <w:p>
-      <w:pPr>
-        <w:rPr>
-          <w:sz w:val="20"/>
-          <w:szCs w:val="20"/>
-        </w:rPr>
-      </w:pPr>
-    </w:p>
     <w:p>
       <w:pPr>
         <w:rPr>

--- a/Artefact Take Home Assignment.docx
+++ b/Artefact Take Home Assignment.docx
@@ -329,39 +329,7 @@
           <w:sz w:val="20"/>
           <w:szCs w:val="20"/>
         </w:rPr>
-        <w:t xml:space="preserve"> — split each rating dictionary into </w:t>
-      </w:r>
-      <w:proofErr w:type="spellStart"/>
-      <w:r>
-        <w:rPr>
-          <w:sz w:val="20"/>
-          <w:szCs w:val="20"/>
-        </w:rPr>
-        <w:t>normalized_rating</w:t>
-      </w:r>
-      <w:proofErr w:type="spellEnd"/>
-      <w:r>
-        <w:rPr>
-          <w:sz w:val="20"/>
-          <w:szCs w:val="20"/>
-        </w:rPr>
-        <w:t xml:space="preserve"> and </w:t>
-      </w:r>
-      <w:proofErr w:type="spellStart"/>
-      <w:r>
-        <w:rPr>
-          <w:sz w:val="20"/>
-          <w:szCs w:val="20"/>
-        </w:rPr>
-        <w:t>actual_rating</w:t>
-      </w:r>
-      <w:proofErr w:type="spellEnd"/>
-      <w:r>
-        <w:rPr>
-          <w:sz w:val="20"/>
-          <w:szCs w:val="20"/>
-        </w:rPr>
-        <w:t xml:space="preserve"> columns.</w:t>
+        <w:t xml:space="preserve"> — split each rating dictionary into normalized_rating and actual_rating columns.</w:t>
       </w:r>
     </w:p>
     <w:p>
@@ -579,7 +547,6 @@
         </w:rPr>
         <w:t xml:space="preserve">For the lexicon-based method, I employed the </w:t>
       </w:r>
-      <w:proofErr w:type="spellStart"/>
       <w:r>
         <w:rPr>
           <w:b/>
@@ -589,7 +556,6 @@
         </w:rPr>
         <w:t>TextBlob</w:t>
       </w:r>
-      <w:proofErr w:type="spellEnd"/>
       <w:r>
         <w:rPr>
           <w:sz w:val="20"/>
@@ -619,19 +585,8 @@
           <w:sz w:val="20"/>
           <w:szCs w:val="20"/>
         </w:rPr>
-        <w:t>twitter-XLM-</w:t>
-      </w:r>
-      <w:proofErr w:type="spellStart"/>
-      <w:r>
-        <w:rPr>
-          <w:b/>
-          <w:bCs/>
-          <w:sz w:val="20"/>
-          <w:szCs w:val="20"/>
-        </w:rPr>
-        <w:t>roBERTa</w:t>
-      </w:r>
-      <w:proofErr w:type="spellEnd"/>
+        <w:t>twitter-XLM-roBERTa</w:t>
+      </w:r>
       <w:r>
         <w:rPr>
           <w:sz w:val="20"/>
@@ -654,23 +609,7 @@
           <w:sz w:val="20"/>
           <w:szCs w:val="20"/>
         </w:rPr>
-        <w:t>), which is designed for multilingual sentiment analysis. This model consists of two main components: the XLM-</w:t>
-      </w:r>
-      <w:proofErr w:type="spellStart"/>
-      <w:r>
-        <w:rPr>
-          <w:sz w:val="20"/>
-          <w:szCs w:val="20"/>
-        </w:rPr>
-        <w:t>RoBERTa</w:t>
-      </w:r>
-      <w:proofErr w:type="spellEnd"/>
-      <w:r>
-        <w:rPr>
-          <w:sz w:val="20"/>
-          <w:szCs w:val="20"/>
-        </w:rPr>
-        <w:t xml:space="preserve"> pre-trained LLM that generates contextual word </w:t>
+        <w:t xml:space="preserve">), which is designed for multilingual sentiment analysis. This model consists of two main components: the XLM-RoBERTa pre-trained LLM that generates contextual word </w:t>
       </w:r>
       <w:r>
         <w:rPr>
@@ -701,7 +640,6 @@
         </w:rPr>
         <w:t xml:space="preserve">The model is integrated via the </w:t>
       </w:r>
-      <w:proofErr w:type="spellStart"/>
       <w:r>
         <w:rPr>
           <w:b/>
@@ -711,7 +649,6 @@
         </w:rPr>
         <w:t>tweetnlp</w:t>
       </w:r>
-      <w:proofErr w:type="spellEnd"/>
       <w:r>
         <w:rPr>
           <w:sz w:val="20"/>
@@ -978,15 +915,13 @@
         </w:rPr>
         <w:t xml:space="preserve"> to </w:t>
       </w:r>
-      <w:proofErr w:type="gramStart"/>
-      <w:r>
-        <w:rPr>
-          <w:sz w:val="20"/>
-          <w:szCs w:val="20"/>
-        </w:rPr>
-        <w:t>clean</w:t>
-      </w:r>
-      <w:proofErr w:type="gramEnd"/>
+      <w:r>
+        <w:rPr>
+          <w:sz w:val="20"/>
+          <w:szCs w:val="20"/>
+        </w:rPr>
+        <w:t>clean up</w:t>
+      </w:r>
       <w:r>
         <w:rPr>
           <w:sz w:val="20"/>
@@ -1297,7 +1232,6 @@
                 <w:szCs w:val="20"/>
               </w:rPr>
             </w:pPr>
-            <w:proofErr w:type="spellStart"/>
             <w:r>
               <w:rPr>
                 <w:rFonts w:ascii="Arial" w:hAnsi="Arial" w:cs="Arial"/>
@@ -1306,7 +1240,6 @@
               </w:rPr>
               <w:t>جدا</w:t>
             </w:r>
-            <w:proofErr w:type="spellEnd"/>
             <w:r>
               <w:rPr>
                 <w:sz w:val="20"/>
@@ -1314,7 +1247,6 @@
               </w:rPr>
               <w:t xml:space="preserve">, </w:t>
             </w:r>
-            <w:proofErr w:type="spellStart"/>
             <w:r>
               <w:rPr>
                 <w:rFonts w:ascii="Arial" w:hAnsi="Arial" w:cs="Arial"/>
@@ -1323,7 +1255,6 @@
               </w:rPr>
               <w:t>جميل</w:t>
             </w:r>
-            <w:proofErr w:type="spellEnd"/>
             <w:r>
               <w:rPr>
                 <w:sz w:val="20"/>
@@ -1331,7 +1262,6 @@
               </w:rPr>
               <w:t xml:space="preserve">, </w:t>
             </w:r>
-            <w:proofErr w:type="spellStart"/>
             <w:r>
               <w:rPr>
                 <w:rFonts w:ascii="Arial" w:hAnsi="Arial" w:cs="Arial"/>
@@ -1340,7 +1270,6 @@
               </w:rPr>
               <w:t>مكان</w:t>
             </w:r>
-            <w:proofErr w:type="spellEnd"/>
             <w:r>
               <w:rPr>
                 <w:sz w:val="20"/>
@@ -1348,7 +1277,6 @@
               </w:rPr>
               <w:t xml:space="preserve">, </w:t>
             </w:r>
-            <w:proofErr w:type="spellStart"/>
             <w:r>
               <w:rPr>
                 <w:rFonts w:ascii="Arial" w:hAnsi="Arial" w:cs="Arial"/>
@@ -1357,7 +1285,6 @@
               </w:rPr>
               <w:t>الله</w:t>
             </w:r>
-            <w:proofErr w:type="spellEnd"/>
             <w:r>
               <w:rPr>
                 <w:sz w:val="20"/>
@@ -1365,7 +1292,6 @@
               </w:rPr>
               <w:t xml:space="preserve">, </w:t>
             </w:r>
-            <w:proofErr w:type="spellStart"/>
             <w:r>
               <w:rPr>
                 <w:rFonts w:ascii="Arial" w:hAnsi="Arial" w:cs="Arial"/>
@@ -1374,7 +1300,6 @@
               </w:rPr>
               <w:t>ممتاز</w:t>
             </w:r>
-            <w:proofErr w:type="spellEnd"/>
             <w:r>
               <w:rPr>
                 <w:sz w:val="20"/>
@@ -1382,7 +1307,6 @@
               </w:rPr>
               <w:t xml:space="preserve">, </w:t>
             </w:r>
-            <w:proofErr w:type="spellStart"/>
             <w:r>
               <w:rPr>
                 <w:rFonts w:ascii="Arial" w:hAnsi="Arial" w:cs="Arial"/>
@@ -1391,7 +1315,6 @@
               </w:rPr>
               <w:t>فندق</w:t>
             </w:r>
-            <w:proofErr w:type="spellEnd"/>
             <w:r>
               <w:rPr>
                 <w:sz w:val="20"/>
@@ -1399,7 +1322,6 @@
               </w:rPr>
               <w:t xml:space="preserve">, </w:t>
             </w:r>
-            <w:proofErr w:type="spellStart"/>
             <w:r>
               <w:rPr>
                 <w:rFonts w:ascii="Arial" w:hAnsi="Arial" w:cs="Arial"/>
@@ -1408,7 +1330,6 @@
               </w:rPr>
               <w:t>المكان</w:t>
             </w:r>
-            <w:proofErr w:type="spellEnd"/>
             <w:r>
               <w:rPr>
                 <w:sz w:val="20"/>
@@ -1416,7 +1337,6 @@
               </w:rPr>
               <w:t xml:space="preserve">, </w:t>
             </w:r>
-            <w:proofErr w:type="spellStart"/>
             <w:r>
               <w:rPr>
                 <w:rFonts w:ascii="Arial" w:hAnsi="Arial" w:cs="Arial"/>
@@ -1425,7 +1345,6 @@
               </w:rPr>
               <w:t>الفندق</w:t>
             </w:r>
-            <w:proofErr w:type="spellEnd"/>
             <w:r>
               <w:rPr>
                 <w:sz w:val="20"/>
@@ -1433,7 +1352,6 @@
               </w:rPr>
               <w:t xml:space="preserve">, </w:t>
             </w:r>
-            <w:proofErr w:type="spellStart"/>
             <w:r>
               <w:rPr>
                 <w:rFonts w:ascii="Arial" w:hAnsi="Arial" w:cs="Arial"/>
@@ -1442,7 +1360,6 @@
               </w:rPr>
               <w:t>رائع</w:t>
             </w:r>
-            <w:proofErr w:type="spellEnd"/>
             <w:r>
               <w:rPr>
                 <w:sz w:val="20"/>
@@ -1450,7 +1367,6 @@
               </w:rPr>
               <w:t xml:space="preserve">, </w:t>
             </w:r>
-            <w:proofErr w:type="spellStart"/>
             <w:r>
               <w:rPr>
                 <w:rFonts w:ascii="Arial" w:hAnsi="Arial" w:cs="Arial"/>
@@ -1459,7 +1375,6 @@
               </w:rPr>
               <w:t>جيد</w:t>
             </w:r>
-            <w:proofErr w:type="spellEnd"/>
             <w:r>
               <w:rPr>
                 <w:sz w:val="20"/>
@@ -1467,7 +1382,6 @@
               </w:rPr>
               <w:t xml:space="preserve">, </w:t>
             </w:r>
-            <w:proofErr w:type="spellStart"/>
             <w:r>
               <w:rPr>
                 <w:rFonts w:ascii="Arial" w:hAnsi="Arial" w:cs="Arial"/>
@@ -1476,7 +1390,6 @@
               </w:rPr>
               <w:t>نظيف</w:t>
             </w:r>
-            <w:proofErr w:type="spellEnd"/>
             <w:r>
               <w:rPr>
                 <w:sz w:val="20"/>
@@ -1484,7 +1397,6 @@
               </w:rPr>
               <w:t xml:space="preserve">, </w:t>
             </w:r>
-            <w:proofErr w:type="spellStart"/>
             <w:r>
               <w:rPr>
                 <w:rFonts w:ascii="Arial" w:hAnsi="Arial" w:cs="Arial"/>
@@ -1493,7 +1405,6 @@
               </w:rPr>
               <w:t>الاستقبال</w:t>
             </w:r>
-            <w:proofErr w:type="spellEnd"/>
             <w:r>
               <w:rPr>
                 <w:sz w:val="20"/>
@@ -1501,7 +1412,6 @@
               </w:rPr>
               <w:t xml:space="preserve">, </w:t>
             </w:r>
-            <w:proofErr w:type="spellStart"/>
             <w:r>
               <w:rPr>
                 <w:rFonts w:ascii="Arial" w:hAnsi="Arial" w:cs="Arial"/>
@@ -1510,7 +1420,6 @@
               </w:rPr>
               <w:t>يوجد</w:t>
             </w:r>
-            <w:proofErr w:type="spellEnd"/>
             <w:r>
               <w:rPr>
                 <w:sz w:val="20"/>
@@ -1518,7 +1427,6 @@
               </w:rPr>
               <w:t xml:space="preserve">, </w:t>
             </w:r>
-            <w:proofErr w:type="spellStart"/>
             <w:r>
               <w:rPr>
                 <w:rFonts w:ascii="Arial" w:hAnsi="Arial" w:cs="Arial"/>
@@ -1527,7 +1435,6 @@
               </w:rPr>
               <w:t>ونظيف</w:t>
             </w:r>
-            <w:proofErr w:type="spellEnd"/>
           </w:p>
         </w:tc>
         <w:tc>
@@ -1589,23 +1496,7 @@
                 <w:sz w:val="20"/>
                 <w:szCs w:val="20"/>
               </w:rPr>
-              <w:t xml:space="preserve">place, good, nice, beautiful, one, best, restaurant, food, great, visit, service, </w:t>
-            </w:r>
-            <w:proofErr w:type="gramStart"/>
-            <w:r>
-              <w:rPr>
-                <w:sz w:val="20"/>
-                <w:szCs w:val="20"/>
-              </w:rPr>
-              <w:t>family</w:t>
-            </w:r>
-            <w:proofErr w:type="gramEnd"/>
-            <w:r>
-              <w:rPr>
-                <w:sz w:val="20"/>
-                <w:szCs w:val="20"/>
-              </w:rPr>
-              <w:t>, excellent, park</w:t>
+              <w:t>place, good, nice, beautiful, one, best, restaurant, food, great, visit, service, family, excellent, park</w:t>
             </w:r>
           </w:p>
         </w:tc>
@@ -1662,7 +1553,6 @@
                 <w:szCs w:val="20"/>
               </w:rPr>
             </w:pPr>
-            <w:proofErr w:type="spellStart"/>
             <w:r>
               <w:rPr>
                 <w:rFonts w:ascii="Arial" w:hAnsi="Arial" w:cs="Arial"/>
@@ -1671,7 +1561,6 @@
               </w:rPr>
               <w:t>ممتاز</w:t>
             </w:r>
-            <w:proofErr w:type="spellEnd"/>
             <w:r>
               <w:rPr>
                 <w:sz w:val="20"/>
@@ -1679,7 +1568,6 @@
               </w:rPr>
               <w:t xml:space="preserve">, </w:t>
             </w:r>
-            <w:proofErr w:type="spellStart"/>
             <w:r>
               <w:rPr>
                 <w:rFonts w:ascii="Arial" w:hAnsi="Arial" w:cs="Arial"/>
@@ -1688,7 +1576,51 @@
               </w:rPr>
               <w:t>رائع</w:t>
             </w:r>
-            <w:proofErr w:type="spellEnd"/>
+            <w:r>
+              <w:rPr>
+                <w:sz w:val="20"/>
+                <w:szCs w:val="20"/>
+              </w:rPr>
+              <w:t xml:space="preserve">, god, mosque, </w:t>
+            </w:r>
+            <w:r>
+              <w:rPr>
+                <w:rFonts w:ascii="Arial" w:hAnsi="Arial" w:cs="Arial"/>
+                <w:sz w:val="20"/>
+                <w:szCs w:val="20"/>
+              </w:rPr>
+              <w:t>جميلة</w:t>
+            </w:r>
+            <w:r>
+              <w:rPr>
+                <w:sz w:val="20"/>
+                <w:szCs w:val="20"/>
+              </w:rPr>
+              <w:t xml:space="preserve">, may, prayer, </w:t>
+            </w:r>
+            <w:r>
+              <w:rPr>
+                <w:rFonts w:ascii="Arial" w:hAnsi="Arial" w:cs="Arial"/>
+                <w:sz w:val="20"/>
+                <w:szCs w:val="20"/>
+              </w:rPr>
+              <w:t>حديقة</w:t>
+            </w:r>
+            <w:r>
+              <w:rPr>
+                <w:sz w:val="20"/>
+                <w:szCs w:val="20"/>
+              </w:rPr>
+              <w:t xml:space="preserve">, peace, </w:t>
+            </w:r>
+            <w:r>
+              <w:rPr>
+                <w:rFonts w:ascii="Arial" w:hAnsi="Arial" w:cs="Arial"/>
+                <w:sz w:val="20"/>
+                <w:szCs w:val="20"/>
+              </w:rPr>
+              <w:t>جدا</w:t>
+            </w:r>
             <w:r>
               <w:rPr>
                 <w:sz w:val="20"/>
@@ -1696,66 +1628,14 @@
               </w:rPr>
               <w:t xml:space="preserve">, </w:t>
             </w:r>
-            <w:proofErr w:type="gramStart"/>
             <w:r>
               <w:rPr>
-                <w:sz w:val="20"/>
-                <w:szCs w:val="20"/>
-              </w:rPr>
-              <w:t>god</w:t>
+                <w:rFonts w:ascii="Arial" w:hAnsi="Arial" w:cs="Arial"/>
+                <w:sz w:val="20"/>
+                <w:szCs w:val="20"/>
+              </w:rPr>
+              <w:t>تحتاج</w:t>
             </w:r>
-            <w:proofErr w:type="gramEnd"/>
-            <w:r>
-              <w:rPr>
-                <w:sz w:val="20"/>
-                <w:szCs w:val="20"/>
-              </w:rPr>
-              <w:t xml:space="preserve">, mosque, </w:t>
-            </w:r>
-            <w:proofErr w:type="spellStart"/>
-            <w:r>
-              <w:rPr>
-                <w:rFonts w:ascii="Arial" w:hAnsi="Arial" w:cs="Arial"/>
-                <w:sz w:val="20"/>
-                <w:szCs w:val="20"/>
-              </w:rPr>
-              <w:t>جميلة</w:t>
-            </w:r>
-            <w:proofErr w:type="spellEnd"/>
-            <w:r>
-              <w:rPr>
-                <w:sz w:val="20"/>
-                <w:szCs w:val="20"/>
-              </w:rPr>
-              <w:t xml:space="preserve">, may, prayer, </w:t>
-            </w:r>
-            <w:proofErr w:type="spellStart"/>
-            <w:r>
-              <w:rPr>
-                <w:rFonts w:ascii="Arial" w:hAnsi="Arial" w:cs="Arial"/>
-                <w:sz w:val="20"/>
-                <w:szCs w:val="20"/>
-              </w:rPr>
-              <w:t>حديقة</w:t>
-            </w:r>
-            <w:proofErr w:type="spellEnd"/>
-            <w:r>
-              <w:rPr>
-                <w:sz w:val="20"/>
-                <w:szCs w:val="20"/>
-              </w:rPr>
-              <w:t xml:space="preserve">, peace, </w:t>
-            </w:r>
-            <w:proofErr w:type="spellStart"/>
-            <w:r>
-              <w:rPr>
-                <w:rFonts w:ascii="Arial" w:hAnsi="Arial" w:cs="Arial"/>
-                <w:sz w:val="20"/>
-                <w:szCs w:val="20"/>
-              </w:rPr>
-              <w:t>جدا</w:t>
-            </w:r>
-            <w:proofErr w:type="spellEnd"/>
             <w:r>
               <w:rPr>
                 <w:sz w:val="20"/>
@@ -1763,24 +1643,6 @@
               </w:rPr>
               <w:t xml:space="preserve">, </w:t>
             </w:r>
-            <w:proofErr w:type="spellStart"/>
-            <w:r>
-              <w:rPr>
-                <w:rFonts w:ascii="Arial" w:hAnsi="Arial" w:cs="Arial"/>
-                <w:sz w:val="20"/>
-                <w:szCs w:val="20"/>
-              </w:rPr>
-              <w:t>تحتاج</w:t>
-            </w:r>
-            <w:proofErr w:type="spellEnd"/>
-            <w:r>
-              <w:rPr>
-                <w:sz w:val="20"/>
-                <w:szCs w:val="20"/>
-              </w:rPr>
-              <w:t xml:space="preserve">, </w:t>
-            </w:r>
-            <w:proofErr w:type="spellStart"/>
             <w:r>
               <w:rPr>
                 <w:rFonts w:ascii="Arial" w:hAnsi="Arial" w:cs="Arial"/>
@@ -1789,7 +1651,6 @@
               </w:rPr>
               <w:t>جميله</w:t>
             </w:r>
-            <w:proofErr w:type="spellEnd"/>
             <w:r>
               <w:rPr>
                 <w:sz w:val="20"/>
@@ -1852,7 +1713,6 @@
                 <w:szCs w:val="20"/>
               </w:rPr>
             </w:pPr>
-            <w:proofErr w:type="spellStart"/>
             <w:r>
               <w:rPr>
                 <w:rFonts w:ascii="Arial" w:hAnsi="Arial" w:cs="Arial"/>
@@ -1861,7 +1721,6 @@
               </w:rPr>
               <w:t>افضل</w:t>
             </w:r>
-            <w:proofErr w:type="spellEnd"/>
             <w:r>
               <w:rPr>
                 <w:sz w:val="20"/>
@@ -1869,7 +1728,6 @@
               </w:rPr>
               <w:t xml:space="preserve">, </w:t>
             </w:r>
-            <w:proofErr w:type="spellStart"/>
             <w:r>
               <w:rPr>
                 <w:rFonts w:ascii="Arial" w:hAnsi="Arial" w:cs="Arial"/>
@@ -1878,7 +1736,6 @@
               </w:rPr>
               <w:t>الرياض</w:t>
             </w:r>
-            <w:proofErr w:type="spellEnd"/>
             <w:r>
               <w:rPr>
                 <w:sz w:val="20"/>
@@ -1886,7 +1743,6 @@
               </w:rPr>
               <w:t xml:space="preserve">, </w:t>
             </w:r>
-            <w:proofErr w:type="spellStart"/>
             <w:r>
               <w:rPr>
                 <w:rFonts w:ascii="Arial" w:hAnsi="Arial" w:cs="Arial"/>
@@ -1895,7 +1751,6 @@
               </w:rPr>
               <w:t>سوق</w:t>
             </w:r>
-            <w:proofErr w:type="spellEnd"/>
             <w:r>
               <w:rPr>
                 <w:sz w:val="20"/>
@@ -1903,7 +1758,6 @@
               </w:rPr>
               <w:t xml:space="preserve">, </w:t>
             </w:r>
-            <w:proofErr w:type="spellStart"/>
             <w:r>
               <w:rPr>
                 <w:rFonts w:ascii="Arial" w:hAnsi="Arial" w:cs="Arial"/>
@@ -1912,7 +1766,6 @@
               </w:rPr>
               <w:t>يوجد</w:t>
             </w:r>
-            <w:proofErr w:type="spellEnd"/>
             <w:r>
               <w:rPr>
                 <w:sz w:val="20"/>
@@ -1920,7 +1773,6 @@
               </w:rPr>
               <w:t xml:space="preserve">, </w:t>
             </w:r>
-            <w:proofErr w:type="spellStart"/>
             <w:r>
               <w:rPr>
                 <w:rFonts w:ascii="Arial" w:hAnsi="Arial" w:cs="Arial"/>
@@ -1929,7 +1781,6 @@
               </w:rPr>
               <w:t>مكان</w:t>
             </w:r>
-            <w:proofErr w:type="spellEnd"/>
             <w:r>
               <w:rPr>
                 <w:sz w:val="20"/>
@@ -1937,7 +1788,6 @@
               </w:rPr>
               <w:t xml:space="preserve">, </w:t>
             </w:r>
-            <w:proofErr w:type="spellStart"/>
             <w:r>
               <w:rPr>
                 <w:rFonts w:ascii="Arial" w:hAnsi="Arial" w:cs="Arial"/>
@@ -1946,7 +1796,6 @@
               </w:rPr>
               <w:t>مول</w:t>
             </w:r>
-            <w:proofErr w:type="spellEnd"/>
             <w:r>
               <w:rPr>
                 <w:sz w:val="20"/>
@@ -1954,7 +1803,6 @@
               </w:rPr>
               <w:t xml:space="preserve">, </w:t>
             </w:r>
-            <w:proofErr w:type="spellStart"/>
             <w:r>
               <w:rPr>
                 <w:rFonts w:ascii="Arial" w:hAnsi="Arial" w:cs="Arial"/>
@@ -1963,7 +1811,6 @@
               </w:rPr>
               <w:t>يحتاج</w:t>
             </w:r>
-            <w:proofErr w:type="spellEnd"/>
             <w:r>
               <w:rPr>
                 <w:sz w:val="20"/>
@@ -1971,7 +1818,6 @@
               </w:rPr>
               <w:t xml:space="preserve">, </w:t>
             </w:r>
-            <w:proofErr w:type="spellStart"/>
             <w:r>
               <w:rPr>
                 <w:rFonts w:ascii="Arial" w:hAnsi="Arial" w:cs="Arial"/>
@@ -1980,7 +1826,6 @@
               </w:rPr>
               <w:t>أجمل</w:t>
             </w:r>
-            <w:proofErr w:type="spellEnd"/>
             <w:r>
               <w:rPr>
                 <w:sz w:val="20"/>
@@ -1988,7 +1833,6 @@
               </w:rPr>
               <w:t xml:space="preserve">, </w:t>
             </w:r>
-            <w:proofErr w:type="spellStart"/>
             <w:r>
               <w:rPr>
                 <w:rFonts w:ascii="Arial" w:hAnsi="Arial" w:cs="Arial"/>
@@ -1997,7 +1841,6 @@
               </w:rPr>
               <w:t>جميلة</w:t>
             </w:r>
-            <w:proofErr w:type="spellEnd"/>
             <w:r>
               <w:rPr>
                 <w:sz w:val="20"/>
@@ -2005,7 +1848,6 @@
               </w:rPr>
               <w:t xml:space="preserve">, </w:t>
             </w:r>
-            <w:proofErr w:type="spellStart"/>
             <w:r>
               <w:rPr>
                 <w:rFonts w:ascii="Arial" w:hAnsi="Arial" w:cs="Arial"/>
@@ -2014,7 +1856,6 @@
               </w:rPr>
               <w:t>او</w:t>
             </w:r>
-            <w:proofErr w:type="spellEnd"/>
             <w:r>
               <w:rPr>
                 <w:sz w:val="20"/>
@@ -2022,7 +1863,6 @@
               </w:rPr>
               <w:t xml:space="preserve">, </w:t>
             </w:r>
-            <w:proofErr w:type="spellStart"/>
             <w:r>
               <w:rPr>
                 <w:rFonts w:ascii="Arial" w:hAnsi="Arial" w:cs="Arial"/>
@@ -2031,7 +1871,6 @@
               </w:rPr>
               <w:t>جيده</w:t>
             </w:r>
-            <w:proofErr w:type="spellEnd"/>
             <w:r>
               <w:rPr>
                 <w:sz w:val="20"/>
@@ -2039,7 +1878,6 @@
               </w:rPr>
               <w:t xml:space="preserve">, </w:t>
             </w:r>
-            <w:proofErr w:type="spellStart"/>
             <w:r>
               <w:rPr>
                 <w:rFonts w:ascii="Arial" w:hAnsi="Arial" w:cs="Arial"/>
@@ -2048,7 +1886,6 @@
               </w:rPr>
               <w:t>حديقة</w:t>
             </w:r>
-            <w:proofErr w:type="spellEnd"/>
             <w:r>
               <w:rPr>
                 <w:sz w:val="20"/>
@@ -2056,7 +1893,6 @@
               </w:rPr>
               <w:t xml:space="preserve">, </w:t>
             </w:r>
-            <w:proofErr w:type="spellStart"/>
             <w:r>
               <w:rPr>
                 <w:rFonts w:ascii="Arial" w:hAnsi="Arial" w:cs="Arial"/>
@@ -2065,7 +1901,6 @@
               </w:rPr>
               <w:t>المملكة</w:t>
             </w:r>
-            <w:proofErr w:type="spellEnd"/>
             <w:r>
               <w:rPr>
                 <w:sz w:val="20"/>
@@ -2073,7 +1908,6 @@
               </w:rPr>
               <w:t xml:space="preserve">, </w:t>
             </w:r>
-            <w:proofErr w:type="spellStart"/>
             <w:r>
               <w:rPr>
                 <w:rFonts w:ascii="Arial" w:hAnsi="Arial" w:cs="Arial"/>
@@ -2082,7 +1916,6 @@
               </w:rPr>
               <w:t>شي</w:t>
             </w:r>
-            <w:proofErr w:type="spellEnd"/>
           </w:p>
         </w:tc>
         <w:tc>
@@ -2138,7 +1971,6 @@
                 <w:szCs w:val="20"/>
               </w:rPr>
             </w:pPr>
-            <w:proofErr w:type="spellStart"/>
             <w:r>
               <w:rPr>
                 <w:rFonts w:ascii="Arial" w:hAnsi="Arial" w:cs="Arial"/>
@@ -2147,7 +1979,6 @@
               </w:rPr>
               <w:t>جميله</w:t>
             </w:r>
-            <w:proofErr w:type="spellEnd"/>
             <w:r>
               <w:rPr>
                 <w:sz w:val="20"/>
@@ -2155,7 +1986,6 @@
               </w:rPr>
               <w:t xml:space="preserve">, </w:t>
             </w:r>
-            <w:proofErr w:type="spellStart"/>
             <w:r>
               <w:rPr>
                 <w:rFonts w:ascii="Arial" w:hAnsi="Arial" w:cs="Arial"/>
@@ -2164,7 +1994,6 @@
               </w:rPr>
               <w:t>شي</w:t>
             </w:r>
-            <w:proofErr w:type="spellEnd"/>
             <w:r>
               <w:rPr>
                 <w:sz w:val="20"/>
@@ -2172,7 +2001,6 @@
               </w:rPr>
               <w:t xml:space="preserve">, </w:t>
             </w:r>
-            <w:proofErr w:type="spellStart"/>
             <w:r>
               <w:rPr>
                 <w:rFonts w:ascii="Arial" w:hAnsi="Arial" w:cs="Arial"/>
@@ -2181,7 +2009,6 @@
               </w:rPr>
               <w:t>المكان</w:t>
             </w:r>
-            <w:proofErr w:type="spellEnd"/>
             <w:r>
               <w:rPr>
                 <w:sz w:val="20"/>
@@ -2189,7 +2016,6 @@
               </w:rPr>
               <w:t xml:space="preserve">, </w:t>
             </w:r>
-            <w:proofErr w:type="spellStart"/>
             <w:r>
               <w:rPr>
                 <w:rFonts w:ascii="Arial" w:hAnsi="Arial" w:cs="Arial"/>
@@ -2198,7 +2024,6 @@
               </w:rPr>
               <w:t>قلعة</w:t>
             </w:r>
-            <w:proofErr w:type="spellEnd"/>
             <w:r>
               <w:rPr>
                 <w:sz w:val="20"/>
@@ -2206,7 +2031,6 @@
               </w:rPr>
               <w:t xml:space="preserve">, </w:t>
             </w:r>
-            <w:proofErr w:type="spellStart"/>
             <w:r>
               <w:rPr>
                 <w:rFonts w:ascii="Arial" w:hAnsi="Arial" w:cs="Arial"/>
@@ -2215,7 +2039,6 @@
               </w:rPr>
               <w:t>اللي</w:t>
             </w:r>
-            <w:proofErr w:type="spellEnd"/>
             <w:r>
               <w:rPr>
                 <w:sz w:val="20"/>
@@ -2223,7 +2046,6 @@
               </w:rPr>
               <w:t xml:space="preserve">, </w:t>
             </w:r>
-            <w:proofErr w:type="spellStart"/>
             <w:r>
               <w:rPr>
                 <w:rFonts w:ascii="Arial" w:hAnsi="Arial" w:cs="Arial"/>
@@ -2232,7 +2054,6 @@
               </w:rPr>
               <w:t>اجمل</w:t>
             </w:r>
-            <w:proofErr w:type="spellEnd"/>
             <w:r>
               <w:rPr>
                 <w:sz w:val="20"/>
@@ -2240,7 +2061,6 @@
               </w:rPr>
               <w:t xml:space="preserve">, </w:t>
             </w:r>
-            <w:proofErr w:type="spellStart"/>
             <w:r>
               <w:rPr>
                 <w:rFonts w:ascii="Arial" w:hAnsi="Arial" w:cs="Arial"/>
@@ -2249,7 +2069,6 @@
               </w:rPr>
               <w:t>مارد</w:t>
             </w:r>
-            <w:proofErr w:type="spellEnd"/>
             <w:r>
               <w:rPr>
                 <w:sz w:val="20"/>
@@ -2257,7 +2076,6 @@
               </w:rPr>
               <w:t xml:space="preserve">, </w:t>
             </w:r>
-            <w:proofErr w:type="spellStart"/>
             <w:r>
               <w:rPr>
                 <w:rFonts w:ascii="Arial" w:hAnsi="Arial" w:cs="Arial"/>
@@ -2266,7 +2084,6 @@
               </w:rPr>
               <w:t>الفندق</w:t>
             </w:r>
-            <w:proofErr w:type="spellEnd"/>
             <w:r>
               <w:rPr>
                 <w:sz w:val="20"/>
@@ -2274,7 +2091,6 @@
               </w:rPr>
               <w:t xml:space="preserve">, </w:t>
             </w:r>
-            <w:proofErr w:type="spellStart"/>
             <w:r>
               <w:rPr>
                 <w:rFonts w:ascii="Arial" w:hAnsi="Arial" w:cs="Arial"/>
@@ -2283,7 +2099,6 @@
               </w:rPr>
               <w:t>علي</w:t>
             </w:r>
-            <w:proofErr w:type="spellEnd"/>
             <w:r>
               <w:rPr>
                 <w:sz w:val="20"/>
@@ -2291,7 +2106,6 @@
               </w:rPr>
               <w:t xml:space="preserve">, </w:t>
             </w:r>
-            <w:proofErr w:type="spellStart"/>
             <w:r>
               <w:rPr>
                 <w:rFonts w:ascii="Arial" w:hAnsi="Arial" w:cs="Arial"/>
@@ -2300,7 +2114,6 @@
               </w:rPr>
               <w:t>القلعة</w:t>
             </w:r>
-            <w:proofErr w:type="spellEnd"/>
             <w:r>
               <w:rPr>
                 <w:sz w:val="20"/>
@@ -2308,7 +2121,6 @@
               </w:rPr>
               <w:t xml:space="preserve">, </w:t>
             </w:r>
-            <w:proofErr w:type="spellStart"/>
             <w:r>
               <w:rPr>
                 <w:rFonts w:ascii="Arial" w:hAnsi="Arial" w:cs="Arial"/>
@@ -2317,7 +2129,6 @@
               </w:rPr>
               <w:t>بقاع</w:t>
             </w:r>
-            <w:proofErr w:type="spellEnd"/>
             <w:r>
               <w:rPr>
                 <w:sz w:val="20"/>
@@ -2325,7 +2136,6 @@
               </w:rPr>
               <w:t xml:space="preserve">, </w:t>
             </w:r>
-            <w:proofErr w:type="spellStart"/>
             <w:r>
               <w:rPr>
                 <w:rFonts w:ascii="Arial" w:hAnsi="Arial" w:cs="Arial"/>
@@ -2334,7 +2144,6 @@
               </w:rPr>
               <w:t>الأرض</w:t>
             </w:r>
-            <w:proofErr w:type="spellEnd"/>
             <w:r>
               <w:rPr>
                 <w:sz w:val="20"/>
@@ -2342,7 +2151,6 @@
               </w:rPr>
               <w:t xml:space="preserve">, </w:t>
             </w:r>
-            <w:proofErr w:type="spellStart"/>
             <w:r>
               <w:rPr>
                 <w:rFonts w:ascii="Arial" w:hAnsi="Arial" w:cs="Arial"/>
@@ -2351,7 +2159,6 @@
               </w:rPr>
               <w:t>نصيف</w:t>
             </w:r>
-            <w:proofErr w:type="spellEnd"/>
             <w:r>
               <w:rPr>
                 <w:sz w:val="20"/>
@@ -2359,7 +2166,6 @@
               </w:rPr>
               <w:t xml:space="preserve">, </w:t>
             </w:r>
-            <w:proofErr w:type="spellStart"/>
             <w:r>
               <w:rPr>
                 <w:rFonts w:ascii="Arial" w:hAnsi="Arial" w:cs="Arial"/>
@@ -2368,7 +2174,6 @@
               </w:rPr>
               <w:t>الملك</w:t>
             </w:r>
-            <w:proofErr w:type="spellEnd"/>
           </w:p>
         </w:tc>
         <w:tc>
@@ -3358,7 +3163,6 @@
         </w:rPr>
         <w:t xml:space="preserve">With </w:t>
       </w:r>
-      <w:proofErr w:type="spellStart"/>
       <w:r>
         <w:rPr>
           <w:rFonts w:ascii="Arial" w:hAnsi="Arial" w:cs="Arial"/>
@@ -3367,7 +3171,6 @@
         </w:rPr>
         <w:t>جميل</w:t>
       </w:r>
-      <w:proofErr w:type="spellEnd"/>
       <w:r>
         <w:rPr>
           <w:rFonts w:ascii="Arial" w:hAnsi="Arial" w:cs="Arial"/>
@@ -3376,7 +3179,6 @@
         </w:rPr>
         <w:t xml:space="preserve">, </w:t>
       </w:r>
-      <w:proofErr w:type="spellStart"/>
       <w:r>
         <w:rPr>
           <w:rFonts w:ascii="Arial" w:hAnsi="Arial" w:cs="Arial" w:hint="cs"/>
@@ -3385,7 +3187,6 @@
         </w:rPr>
         <w:t>جدا</w:t>
       </w:r>
-      <w:proofErr w:type="spellEnd"/>
       <w:r>
         <w:rPr>
           <w:rFonts w:ascii="Arial" w:hAnsi="Arial" w:cs="Arial"/>
@@ -3394,7 +3195,6 @@
         </w:rPr>
         <w:t xml:space="preserve">, </w:t>
       </w:r>
-      <w:proofErr w:type="spellStart"/>
       <w:r>
         <w:rPr>
           <w:rFonts w:ascii="Arial" w:hAnsi="Arial" w:cs="Arial" w:hint="cs"/>
@@ -3403,7 +3203,6 @@
         </w:rPr>
         <w:t>ممتاز</w:t>
       </w:r>
-      <w:proofErr w:type="spellEnd"/>
       <w:r>
         <w:rPr>
           <w:rFonts w:ascii="Arial" w:hAnsi="Arial" w:cs="Arial"/>
@@ -3412,7 +3211,6 @@
         </w:rPr>
         <w:t xml:space="preserve">, </w:t>
       </w:r>
-      <w:proofErr w:type="spellStart"/>
       <w:r>
         <w:rPr>
           <w:rFonts w:ascii="Arial" w:hAnsi="Arial" w:cs="Arial" w:hint="cs"/>
@@ -3421,7 +3219,6 @@
         </w:rPr>
         <w:t>رائع</w:t>
       </w:r>
-      <w:proofErr w:type="spellEnd"/>
       <w:r>
         <w:rPr>
           <w:rFonts w:ascii="Arial" w:hAnsi="Arial" w:cs="Arial"/>
@@ -3438,7 +3235,6 @@
         </w:rPr>
         <w:t xml:space="preserve"> </w:t>
       </w:r>
-      <w:proofErr w:type="spellStart"/>
       <w:r>
         <w:rPr>
           <w:rFonts w:ascii="Arial" w:hAnsi="Arial" w:cs="Arial" w:hint="cs"/>
@@ -3447,7 +3243,6 @@
         </w:rPr>
         <w:t>مكان</w:t>
       </w:r>
-      <w:proofErr w:type="spellEnd"/>
       <w:r>
         <w:rPr>
           <w:rFonts w:ascii="Arial" w:hAnsi="Arial" w:cs="Arial"/>
@@ -3538,16 +3333,14 @@
         </w:rPr>
         <w:t xml:space="preserve">eview volume is concentrated </w:t>
       </w:r>
-      <w:proofErr w:type="gramStart"/>
       <w:r>
         <w:rPr>
           <w:rFonts w:ascii="Arial" w:hAnsi="Arial" w:cs="Arial"/>
           <w:sz w:val="20"/>
           <w:szCs w:val="20"/>
         </w:rPr>
-        <w:t>in</w:t>
-      </w:r>
-      <w:proofErr w:type="gramEnd"/>
+        <w:t>on</w:t>
+      </w:r>
       <w:r>
         <w:rPr>
           <w:rFonts w:ascii="Arial" w:hAnsi="Arial" w:cs="Arial"/>
@@ -3851,7 +3644,23 @@
           <w:sz w:val="20"/>
           <w:szCs w:val="20"/>
         </w:rPr>
-        <w:t xml:space="preserve">Negative reviews are most common for </w:t>
+        <w:t>Negative reviews are most common for</w:t>
+      </w:r>
+      <w:r>
+        <w:rPr>
+          <w:rFonts w:ascii="Arial" w:hAnsi="Arial" w:cs="Arial"/>
+          <w:sz w:val="20"/>
+          <w:szCs w:val="20"/>
+        </w:rPr>
+        <w:t xml:space="preserve"> themes:</w:t>
+      </w:r>
+      <w:r>
+        <w:rPr>
+          <w:rFonts w:ascii="Arial" w:hAnsi="Arial" w:cs="Arial"/>
+          <w:sz w:val="20"/>
+          <w:szCs w:val="20"/>
+        </w:rPr>
+        <w:t xml:space="preserve"> </w:t>
       </w:r>
       <w:r>
         <w:rPr>
@@ -3973,7 +3782,7 @@
           <w:sz w:val="20"/>
           <w:szCs w:val="20"/>
         </w:rPr>
-        <w:t>. These results match earlier ratings, showing consistent areas of customer dissatisfaction.</w:t>
+        <w:t>.</w:t>
       </w:r>
     </w:p>
     <w:p>
@@ -4131,7 +3940,21 @@
           <w:sz w:val="20"/>
           <w:szCs w:val="20"/>
         </w:rPr>
-        <w:t>Customer feedback is mainly positive</w:t>
+        <w:t xml:space="preserve">Customer feedback is </w:t>
+      </w:r>
+      <w:r>
+        <w:rPr>
+          <w:sz w:val="20"/>
+          <w:szCs w:val="20"/>
+        </w:rPr>
+        <w:t>mostly</w:t>
+      </w:r>
+      <w:r>
+        <w:rPr>
+          <w:sz w:val="20"/>
+          <w:szCs w:val="20"/>
+        </w:rPr>
+        <w:t xml:space="preserve"> positive</w:t>
       </w:r>
       <w:r>
         <w:rPr>
@@ -4159,7 +3982,14 @@
           <w:sz w:val="20"/>
           <w:szCs w:val="20"/>
         </w:rPr>
-        <w:t>s only</w:t>
+        <w:t xml:space="preserve">s </w:t>
+      </w:r>
+      <w:r>
+        <w:rPr>
+          <w:sz w:val="20"/>
+          <w:szCs w:val="20"/>
+        </w:rPr>
+        <w:t>alone</w:t>
       </w:r>
       <w:r>
         <w:rPr>
@@ -4167,6 +3997,13 @@
           <w:szCs w:val="20"/>
         </w:rPr>
         <w:t xml:space="preserve">, </w:t>
+      </w:r>
+      <w:r>
+        <w:rPr>
+          <w:sz w:val="20"/>
+          <w:szCs w:val="20"/>
+        </w:rPr>
+        <w:t xml:space="preserve">places with offering </w:t>
       </w:r>
       <w:r>
         <w:rPr>
@@ -4189,7 +4026,23 @@
           <w:sz w:val="20"/>
           <w:szCs w:val="20"/>
         </w:rPr>
-        <w:t xml:space="preserve">in term of % of negative reviews </w:t>
+        <w:t xml:space="preserve">in </w:t>
+      </w:r>
+      <w:proofErr w:type="gramStart"/>
+      <w:r>
+        <w:rPr>
+          <w:sz w:val="20"/>
+          <w:szCs w:val="20"/>
+        </w:rPr>
+        <w:t>term</w:t>
+      </w:r>
+      <w:proofErr w:type="gramEnd"/>
+      <w:r>
+        <w:rPr>
+          <w:sz w:val="20"/>
+          <w:szCs w:val="20"/>
+        </w:rPr>
+        <w:t xml:space="preserve"> of % of negative reviews </w:t>
       </w:r>
       <w:r>
         <w:rPr>
@@ -4368,9 +4221,8 @@
           <w:sz w:val="20"/>
           <w:szCs w:val="20"/>
         </w:rPr>
-        <w:t xml:space="preserve"> (22%</w:t>
-      </w:r>
-      <w:proofErr w:type="gramStart"/>
+        <w:t xml:space="preserve"> (22%)</w:t>
+      </w:r>
       <w:r>
         <w:rPr>
           <w:b/>
@@ -4378,7 +4230,7 @@
           <w:sz w:val="20"/>
           <w:szCs w:val="20"/>
         </w:rPr>
-        <w:t>)</w:t>
+        <w:t>,</w:t>
       </w:r>
       <w:r>
         <w:rPr>
@@ -4387,7 +4239,7 @@
           <w:sz w:val="20"/>
           <w:szCs w:val="20"/>
         </w:rPr>
-        <w:t>,</w:t>
+        <w:t xml:space="preserve"> </w:t>
       </w:r>
       <w:r>
         <w:rPr>
@@ -4396,7 +4248,7 @@
           <w:sz w:val="20"/>
           <w:szCs w:val="20"/>
         </w:rPr>
-        <w:t xml:space="preserve"> </w:t>
+        <w:t xml:space="preserve"> Al Diriyha</w:t>
       </w:r>
       <w:r>
         <w:rPr>
@@ -4405,9 +4257,8 @@
           <w:sz w:val="20"/>
           <w:szCs w:val="20"/>
         </w:rPr>
-        <w:t xml:space="preserve"> Al</w:t>
-      </w:r>
-      <w:proofErr w:type="gramEnd"/>
+        <w:t xml:space="preserve"> (</w:t>
+      </w:r>
       <w:r>
         <w:rPr>
           <w:b/>
@@ -4415,7 +4266,7 @@
           <w:sz w:val="20"/>
           <w:szCs w:val="20"/>
         </w:rPr>
-        <w:t xml:space="preserve"> Diriyha</w:t>
+        <w:t>20%</w:t>
       </w:r>
       <w:r>
         <w:rPr>
@@ -4424,7 +4275,7 @@
           <w:sz w:val="20"/>
           <w:szCs w:val="20"/>
         </w:rPr>
-        <w:t xml:space="preserve"> (</w:t>
+        <w:t>)</w:t>
       </w:r>
       <w:r>
         <w:rPr>
@@ -4433,7 +4284,7 @@
           <w:sz w:val="20"/>
           <w:szCs w:val="20"/>
         </w:rPr>
-        <w:t>20%</w:t>
+        <w:t>, Al Namas</w:t>
       </w:r>
       <w:r>
         <w:rPr>
@@ -4442,7 +4293,7 @@
           <w:sz w:val="20"/>
           <w:szCs w:val="20"/>
         </w:rPr>
-        <w:t>)</w:t>
+        <w:t xml:space="preserve"> (30%)</w:t>
       </w:r>
       <w:r>
         <w:rPr>
@@ -4451,7 +4302,7 @@
           <w:sz w:val="20"/>
           <w:szCs w:val="20"/>
         </w:rPr>
-        <w:t>, Al Namas</w:t>
+        <w:t xml:space="preserve">, </w:t>
       </w:r>
       <w:r>
         <w:rPr>
@@ -4460,7 +4311,7 @@
           <w:sz w:val="20"/>
           <w:szCs w:val="20"/>
         </w:rPr>
-        <w:t xml:space="preserve"> (30%)</w:t>
+        <w:t>Hail</w:t>
       </w:r>
       <w:r>
         <w:rPr>
@@ -4469,7 +4320,7 @@
           <w:sz w:val="20"/>
           <w:szCs w:val="20"/>
         </w:rPr>
-        <w:t xml:space="preserve">, </w:t>
+        <w:t xml:space="preserve"> (</w:t>
       </w:r>
       <w:r>
         <w:rPr>
@@ -4478,7 +4329,7 @@
           <w:sz w:val="20"/>
           <w:szCs w:val="20"/>
         </w:rPr>
-        <w:t>Hail</w:t>
+        <w:t>23%</w:t>
       </w:r>
       <w:r>
         <w:rPr>
@@ -4487,7 +4338,7 @@
           <w:sz w:val="20"/>
           <w:szCs w:val="20"/>
         </w:rPr>
-        <w:t xml:space="preserve"> (</w:t>
+        <w:t>)</w:t>
       </w:r>
       <w:r>
         <w:rPr>
@@ -4496,7 +4347,7 @@
           <w:sz w:val="20"/>
           <w:szCs w:val="20"/>
         </w:rPr>
-        <w:t>23%</w:t>
+        <w:t xml:space="preserve">, </w:t>
       </w:r>
       <w:r>
         <w:rPr>
@@ -4505,7 +4356,7 @@
           <w:sz w:val="20"/>
           <w:szCs w:val="20"/>
         </w:rPr>
-        <w:t>)</w:t>
+        <w:t>and KAEC</w:t>
       </w:r>
       <w:r>
         <w:rPr>
@@ -4514,17 +4365,76 @@
           <w:sz w:val="20"/>
           <w:szCs w:val="20"/>
         </w:rPr>
-        <w:t xml:space="preserve">, </w:t>
-      </w:r>
-      <w:r>
+        <w:t xml:space="preserve"> (26%)</w:t>
+      </w:r>
+    </w:p>
+    <w:p>
+      <w:pPr>
+        <w:rPr>
+          <w:sz w:val="20"/>
+          <w:szCs w:val="20"/>
+        </w:rPr>
+      </w:pPr>
+    </w:p>
+    <w:p>
+      <w:pPr>
+        <w:rPr>
+          <w:sz w:val="20"/>
+          <w:szCs w:val="20"/>
+        </w:rPr>
+      </w:pPr>
+      <w:r>
+        <w:rPr>
+          <w:sz w:val="20"/>
+          <w:szCs w:val="20"/>
+        </w:rPr>
+        <w:t>The destination</w:t>
+      </w:r>
+      <w:r>
+        <w:rPr>
+          <w:sz w:val="20"/>
+          <w:szCs w:val="20"/>
+        </w:rPr>
+        <w:t>s</w:t>
+      </w:r>
+      <w:r>
+        <w:rPr>
+          <w:sz w:val="20"/>
+          <w:szCs w:val="20"/>
+        </w:rPr>
+        <w:t xml:space="preserve"> with the most reviews</w:t>
+      </w:r>
+      <w:r>
+        <w:rPr>
+          <w:sz w:val="20"/>
+          <w:szCs w:val="20"/>
+        </w:rPr>
+        <w:t xml:space="preserve"> </w:t>
+      </w:r>
+      <w:r>
+        <w:rPr>
+          <w:sz w:val="20"/>
+          <w:szCs w:val="20"/>
+        </w:rPr>
+        <w:t>are</w:t>
+      </w:r>
+      <w:r>
+        <w:rPr>
+          <w:sz w:val="20"/>
+          <w:szCs w:val="20"/>
+        </w:rPr>
+        <w:t>:</w:t>
+      </w:r>
+    </w:p>
+    <w:p>
+      <w:pPr>
         <w:rPr>
           <w:b/>
           <w:bCs/>
           <w:sz w:val="20"/>
           <w:szCs w:val="20"/>
         </w:rPr>
-        <w:t>and KAEC</w:t>
-      </w:r>
+      </w:pPr>
       <w:r>
         <w:rPr>
           <w:b/>
@@ -4532,62 +4442,17 @@
           <w:sz w:val="20"/>
           <w:szCs w:val="20"/>
         </w:rPr>
-        <w:t xml:space="preserve"> (26%)</w:t>
-      </w:r>
-    </w:p>
-    <w:p>
-      <w:pPr>
-        <w:rPr>
-          <w:sz w:val="20"/>
-          <w:szCs w:val="20"/>
-        </w:rPr>
-      </w:pPr>
-    </w:p>
-    <w:p>
-      <w:pPr>
-        <w:rPr>
-          <w:sz w:val="20"/>
-          <w:szCs w:val="20"/>
-        </w:rPr>
-      </w:pPr>
-      <w:r>
-        <w:rPr>
-          <w:sz w:val="20"/>
-          <w:szCs w:val="20"/>
-        </w:rPr>
-        <w:t>The destination with the most reviews</w:t>
-      </w:r>
-      <w:r>
-        <w:rPr>
-          <w:sz w:val="20"/>
-          <w:szCs w:val="20"/>
-        </w:rPr>
-        <w:t xml:space="preserve"> </w:t>
-      </w:r>
-      <w:r>
-        <w:rPr>
-          <w:sz w:val="20"/>
-          <w:szCs w:val="20"/>
-        </w:rPr>
-        <w:t>is</w:t>
-      </w:r>
-      <w:r>
-        <w:rPr>
-          <w:sz w:val="20"/>
-          <w:szCs w:val="20"/>
-        </w:rPr>
-        <w:t>:</w:t>
-      </w:r>
-    </w:p>
-    <w:p>
-      <w:pPr>
+        <w:t>Taif (728), Riyadh (1560), Makkah (1</w:t>
+      </w:r>
+      <w:r>
         <w:rPr>
           <w:b/>
           <w:bCs/>
           <w:sz w:val="20"/>
           <w:szCs w:val="20"/>
         </w:rPr>
-      </w:pPr>
+        <w:t>267</w:t>
+      </w:r>
       <w:r>
         <w:rPr>
           <w:b/>
@@ -4595,7 +4460,7 @@
           <w:sz w:val="20"/>
           <w:szCs w:val="20"/>
         </w:rPr>
-        <w:t>Taif (728), Riyadh (1560), Makkah (1</w:t>
+        <w:t>)</w:t>
       </w:r>
       <w:r>
         <w:rPr>
@@ -4604,42 +4469,8 @@
           <w:sz w:val="20"/>
           <w:szCs w:val="20"/>
         </w:rPr>
-        <w:t>267</w:t>
-      </w:r>
-      <w:r>
-        <w:rPr>
-          <w:b/>
-          <w:bCs/>
-          <w:sz w:val="20"/>
-          <w:szCs w:val="20"/>
-        </w:rPr>
-        <w:t>)</w:t>
-      </w:r>
-      <w:r>
-        <w:rPr>
-          <w:b/>
-          <w:bCs/>
-          <w:sz w:val="20"/>
-          <w:szCs w:val="20"/>
-        </w:rPr>
         <w:t>, Jeddah (1244), Madinah (1547)</w:t>
       </w:r>
-    </w:p>
-    <w:p>
-      <w:pPr>
-        <w:rPr>
-          <w:sz w:val="20"/>
-          <w:szCs w:val="20"/>
-        </w:rPr>
-      </w:pPr>
-    </w:p>
-    <w:p>
-      <w:pPr>
-        <w:rPr>
-          <w:sz w:val="20"/>
-          <w:szCs w:val="20"/>
-        </w:rPr>
-      </w:pPr>
     </w:p>
     <w:p>
       <w:pPr>
@@ -4692,6 +4523,7 @@
           <w:sz w:val="20"/>
           <w:szCs w:val="20"/>
         </w:rPr>
+        <w:lastRenderedPageBreak/>
         <w:drawing>
           <wp:anchor distT="0" distB="0" distL="114300" distR="114300" simplePos="0" relativeHeight="251666433" behindDoc="0" locked="0" layoutInCell="1" allowOverlap="1" wp14:anchorId="1A4B62A5" wp14:editId="3E74EED0">
             <wp:simplePos x="0" y="0"/>
@@ -5309,53 +5141,47 @@
         <w:t>Recommendation:</w:t>
       </w:r>
     </w:p>
-    <w:p>
-      <w:pPr>
-        <w:pStyle w:val="ListParagraph"/>
-        <w:spacing w:line="300" w:lineRule="atLeast"/>
-        <w:rPr>
-          <w:rFonts w:ascii="Segoe UI" w:hAnsi="Segoe UI" w:cs="Segoe UI"/>
-          <w:sz w:val="20"/>
-          <w:szCs w:val="20"/>
-        </w:rPr>
-      </w:pPr>
-    </w:p>
     <w:tbl>
       <w:tblPr>
-        <w:tblW w:w="5000" w:type="pct"/>
+        <w:tblW w:w="0" w:type="auto"/>
+        <w:tblCellSpacing w:w="15" w:type="dxa"/>
         <w:tblCellMar>
-          <w:left w:w="0" w:type="dxa"/>
-          <w:right w:w="0" w:type="dxa"/>
+          <w:top w:w="15" w:type="dxa"/>
+          <w:left w:w="15" w:type="dxa"/>
+          <w:bottom w:w="15" w:type="dxa"/>
+          <w:right w:w="15" w:type="dxa"/>
         </w:tblCellMar>
         <w:tblLook w:val="04A0" w:firstRow="1" w:lastRow="0" w:firstColumn="1" w:lastColumn="0" w:noHBand="0" w:noVBand="1"/>
       </w:tblPr>
       <w:tblGrid>
-        <w:gridCol w:w="4390"/>
-        <w:gridCol w:w="2817"/>
-        <w:gridCol w:w="2137"/>
+        <w:gridCol w:w="3576"/>
+        <w:gridCol w:w="2938"/>
+        <w:gridCol w:w="2830"/>
       </w:tblGrid>
       <w:tr>
+        <w:trPr>
+          <w:tblCellSpacing w:w="15" w:type="dxa"/>
+        </w:trPr>
         <w:tc>
           <w:tcPr>
             <w:tcW w:w="0" w:type="auto"/>
             <w:tcBorders>
-              <w:top w:val="outset" w:sz="6" w:space="0" w:color="auto"/>
-              <w:left w:val="outset" w:sz="6" w:space="0" w:color="auto"/>
-              <w:bottom w:val="outset" w:sz="6" w:space="0" w:color="auto"/>
-              <w:right w:val="outset" w:sz="6" w:space="0" w:color="auto"/>
+              <w:top w:val="single" w:sz="6" w:space="0" w:color="E6E6E6"/>
+              <w:left w:val="single" w:sz="6" w:space="0" w:color="E6E6E6"/>
+              <w:bottom w:val="single" w:sz="6" w:space="0" w:color="E6E6E6"/>
+              <w:right w:val="single" w:sz="6" w:space="0" w:color="E6E6E6"/>
             </w:tcBorders>
+            <w:shd w:val="clear" w:color="auto" w:fill="F5F5F5"/>
+            <w:vAlign w:val="center"/>
             <w:hideMark/>
           </w:tcPr>
           <w:p>
             <w:pPr>
-              <w:spacing w:before="100" w:beforeAutospacing="1"/>
               <w:rPr>
                 <w:b/>
                 <w:bCs/>
-                <w:kern w:val="0"/>
-                <w:sz w:val="20"/>
-                <w:szCs w:val="20"/>
-                <w14:ligatures w14:val="none"/>
+                <w:sz w:val="20"/>
+                <w:szCs w:val="20"/>
               </w:rPr>
             </w:pPr>
             <w:r>
@@ -5373,16 +5199,17 @@
           <w:tcPr>
             <w:tcW w:w="0" w:type="auto"/>
             <w:tcBorders>
-              <w:top w:val="outset" w:sz="6" w:space="0" w:color="auto"/>
-              <w:left w:val="outset" w:sz="6" w:space="0" w:color="auto"/>
-              <w:bottom w:val="outset" w:sz="6" w:space="0" w:color="auto"/>
-              <w:right w:val="outset" w:sz="6" w:space="0" w:color="auto"/>
+              <w:top w:val="single" w:sz="6" w:space="0" w:color="E6E6E6"/>
+              <w:left w:val="single" w:sz="6" w:space="0" w:color="E6E6E6"/>
+              <w:bottom w:val="single" w:sz="6" w:space="0" w:color="E6E6E6"/>
+              <w:right w:val="single" w:sz="6" w:space="0" w:color="E6E6E6"/>
             </w:tcBorders>
+            <w:shd w:val="clear" w:color="auto" w:fill="F5F5F5"/>
+            <w:vAlign w:val="center"/>
             <w:hideMark/>
           </w:tcPr>
           <w:p>
             <w:pPr>
-              <w:spacing w:before="100" w:beforeAutospacing="1"/>
               <w:rPr>
                 <w:b/>
                 <w:bCs/>
@@ -5405,16 +5232,17 @@
           <w:tcPr>
             <w:tcW w:w="0" w:type="auto"/>
             <w:tcBorders>
-              <w:top w:val="outset" w:sz="6" w:space="0" w:color="auto"/>
-              <w:left w:val="outset" w:sz="6" w:space="0" w:color="auto"/>
-              <w:bottom w:val="outset" w:sz="6" w:space="0" w:color="auto"/>
-              <w:right w:val="outset" w:sz="6" w:space="0" w:color="auto"/>
+              <w:top w:val="single" w:sz="6" w:space="0" w:color="E6E6E6"/>
+              <w:left w:val="single" w:sz="6" w:space="0" w:color="E6E6E6"/>
+              <w:bottom w:val="single" w:sz="6" w:space="0" w:color="E6E6E6"/>
+              <w:right w:val="single" w:sz="6" w:space="0" w:color="E6E6E6"/>
             </w:tcBorders>
+            <w:shd w:val="clear" w:color="auto" w:fill="F5F5F5"/>
+            <w:vAlign w:val="center"/>
             <w:hideMark/>
           </w:tcPr>
           <w:p>
             <w:pPr>
-              <w:spacing w:before="100" w:beforeAutospacing="1"/>
               <w:rPr>
                 <w:b/>
                 <w:bCs/>
@@ -5435,21 +5263,23 @@
         </w:tc>
       </w:tr>
       <w:tr>
+        <w:trPr>
+          <w:tblCellSpacing w:w="15" w:type="dxa"/>
+        </w:trPr>
         <w:tc>
           <w:tcPr>
             <w:tcW w:w="0" w:type="auto"/>
             <w:tcBorders>
-              <w:top w:val="outset" w:sz="6" w:space="0" w:color="auto"/>
-              <w:left w:val="outset" w:sz="6" w:space="0" w:color="auto"/>
-              <w:bottom w:val="outset" w:sz="6" w:space="0" w:color="auto"/>
-              <w:right w:val="outset" w:sz="6" w:space="0" w:color="auto"/>
+              <w:top w:val="single" w:sz="6" w:space="0" w:color="E6E6E6"/>
+              <w:left w:val="single" w:sz="6" w:space="0" w:color="E6E6E6"/>
+              <w:bottom w:val="single" w:sz="6" w:space="0" w:color="E6E6E6"/>
+              <w:right w:val="single" w:sz="6" w:space="0" w:color="E6E6E6"/>
             </w:tcBorders>
-            <w:shd w:val="clear" w:color="auto" w:fill="F2F2F2"/>
+            <w:vAlign w:val="center"/>
             <w:hideMark/>
           </w:tcPr>
           <w:p>
             <w:pPr>
-              <w:spacing w:before="100" w:beforeAutospacing="1"/>
               <w:rPr>
                 <w:sz w:val="20"/>
                 <w:szCs w:val="20"/>
@@ -5460,7 +5290,15 @@
                 <w:sz w:val="20"/>
                 <w:szCs w:val="20"/>
               </w:rPr>
-              <w:t>High-impact negative themes (temporarily closed businesses, bathroom cleanliness issues, parking/access, nighttime park experience, fresh fish quality)</w:t>
+              <w:t>High</w:t>
+            </w:r>
+            <w:r>
+              <w:rPr>
+                <w:sz w:val="20"/>
+                <w:szCs w:val="20"/>
+              </w:rPr>
+              <w:noBreakHyphen/>
+              <w:t>impact negative themes</w:t>
             </w:r>
           </w:p>
         </w:tc>
@@ -5468,17 +5306,16 @@
           <w:tcPr>
             <w:tcW w:w="0" w:type="auto"/>
             <w:tcBorders>
-              <w:top w:val="outset" w:sz="6" w:space="0" w:color="auto"/>
-              <w:left w:val="outset" w:sz="6" w:space="0" w:color="auto"/>
-              <w:bottom w:val="outset" w:sz="6" w:space="0" w:color="auto"/>
-              <w:right w:val="outset" w:sz="6" w:space="0" w:color="auto"/>
+              <w:top w:val="single" w:sz="6" w:space="0" w:color="E6E6E6"/>
+              <w:left w:val="single" w:sz="6" w:space="0" w:color="E6E6E6"/>
+              <w:bottom w:val="single" w:sz="6" w:space="0" w:color="E6E6E6"/>
+              <w:right w:val="single" w:sz="6" w:space="0" w:color="E6E6E6"/>
             </w:tcBorders>
-            <w:shd w:val="clear" w:color="auto" w:fill="F2F2F2"/>
+            <w:vAlign w:val="center"/>
             <w:hideMark/>
           </w:tcPr>
           <w:p>
             <w:pPr>
-              <w:spacing w:before="100" w:beforeAutospacing="1"/>
               <w:rPr>
                 <w:sz w:val="20"/>
                 <w:szCs w:val="20"/>
@@ -5489,7 +5326,7 @@
                 <w:sz w:val="20"/>
                 <w:szCs w:val="20"/>
               </w:rPr>
-              <w:t>Validate operational status Standardize hygiene audits Improve infrastructure and access</w:t>
+              <w:t>Verify status, enforce hygiene standards, improve access</w:t>
             </w:r>
           </w:p>
         </w:tc>
@@ -5497,17 +5334,16 @@
           <w:tcPr>
             <w:tcW w:w="0" w:type="auto"/>
             <w:tcBorders>
-              <w:top w:val="outset" w:sz="6" w:space="0" w:color="auto"/>
-              <w:left w:val="outset" w:sz="6" w:space="0" w:color="auto"/>
-              <w:bottom w:val="outset" w:sz="6" w:space="0" w:color="auto"/>
-              <w:right w:val="outset" w:sz="6" w:space="0" w:color="auto"/>
+              <w:top w:val="single" w:sz="6" w:space="0" w:color="E6E6E6"/>
+              <w:left w:val="single" w:sz="6" w:space="0" w:color="E6E6E6"/>
+              <w:bottom w:val="single" w:sz="6" w:space="0" w:color="E6E6E6"/>
+              <w:right w:val="single" w:sz="6" w:space="0" w:color="E6E6E6"/>
             </w:tcBorders>
-            <w:shd w:val="clear" w:color="auto" w:fill="F2F2F2"/>
+            <w:vAlign w:val="center"/>
             <w:hideMark/>
           </w:tcPr>
           <w:p>
             <w:pPr>
-              <w:spacing w:before="100" w:beforeAutospacing="1"/>
               <w:rPr>
                 <w:sz w:val="20"/>
                 <w:szCs w:val="20"/>
@@ -5518,26 +5354,29 @@
                 <w:sz w:val="20"/>
                 <w:szCs w:val="20"/>
               </w:rPr>
-              <w:t>Tackles top pain points directly.</w:t>
+              <w:t>Resolves key customer pain points.</w:t>
             </w:r>
           </w:p>
         </w:tc>
       </w:tr>
       <w:tr>
+        <w:trPr>
+          <w:tblCellSpacing w:w="15" w:type="dxa"/>
+        </w:trPr>
         <w:tc>
           <w:tcPr>
             <w:tcW w:w="0" w:type="auto"/>
             <w:tcBorders>
-              <w:top w:val="outset" w:sz="6" w:space="0" w:color="auto"/>
-              <w:left w:val="outset" w:sz="6" w:space="0" w:color="auto"/>
-              <w:bottom w:val="outset" w:sz="6" w:space="0" w:color="auto"/>
-              <w:right w:val="outset" w:sz="6" w:space="0" w:color="auto"/>
+              <w:top w:val="single" w:sz="6" w:space="0" w:color="E6E6E6"/>
+              <w:left w:val="single" w:sz="6" w:space="0" w:color="E6E6E6"/>
+              <w:bottom w:val="single" w:sz="6" w:space="0" w:color="E6E6E6"/>
+              <w:right w:val="single" w:sz="6" w:space="0" w:color="E6E6E6"/>
             </w:tcBorders>
+            <w:vAlign w:val="center"/>
             <w:hideMark/>
           </w:tcPr>
           <w:p>
             <w:pPr>
-              <w:spacing w:before="100" w:beforeAutospacing="1"/>
               <w:rPr>
                 <w:sz w:val="20"/>
                 <w:szCs w:val="20"/>
@@ -5548,7 +5387,42 @@
                 <w:sz w:val="20"/>
                 <w:szCs w:val="20"/>
               </w:rPr>
-              <w:t>Negative sentiment in Accommodation and Food &amp; Beverage offerings</w:t>
+              <w:t xml:space="preserve">Negative sentiment in Accommodation </w:t>
+            </w:r>
+            <w:r>
+              <w:rPr>
+                <w:sz w:val="20"/>
+                <w:szCs w:val="20"/>
+              </w:rPr>
+              <w:t>and</w:t>
+            </w:r>
+            <w:r>
+              <w:rPr>
+                <w:sz w:val="20"/>
+                <w:szCs w:val="20"/>
+              </w:rPr>
+              <w:t xml:space="preserve"> F</w:t>
+            </w:r>
+            <w:r>
+              <w:rPr>
+                <w:sz w:val="20"/>
+                <w:szCs w:val="20"/>
+              </w:rPr>
+              <w:t xml:space="preserve">ood </w:t>
+            </w:r>
+            <w:r>
+              <w:rPr>
+                <w:sz w:val="20"/>
+                <w:szCs w:val="20"/>
+              </w:rPr>
+              <w:t>&amp;</w:t>
+            </w:r>
+            <w:r>
+              <w:rPr>
+                <w:sz w:val="20"/>
+                <w:szCs w:val="20"/>
+              </w:rPr>
+              <w:t xml:space="preserve"> Beverages</w:t>
             </w:r>
           </w:p>
         </w:tc>
@@ -5556,16 +5430,16 @@
           <w:tcPr>
             <w:tcW w:w="0" w:type="auto"/>
             <w:tcBorders>
-              <w:top w:val="outset" w:sz="6" w:space="0" w:color="auto"/>
-              <w:left w:val="outset" w:sz="6" w:space="0" w:color="auto"/>
-              <w:bottom w:val="outset" w:sz="6" w:space="0" w:color="auto"/>
-              <w:right w:val="outset" w:sz="6" w:space="0" w:color="auto"/>
+              <w:top w:val="single" w:sz="6" w:space="0" w:color="E6E6E6"/>
+              <w:left w:val="single" w:sz="6" w:space="0" w:color="E6E6E6"/>
+              <w:bottom w:val="single" w:sz="6" w:space="0" w:color="E6E6E6"/>
+              <w:right w:val="single" w:sz="6" w:space="0" w:color="E6E6E6"/>
             </w:tcBorders>
+            <w:vAlign w:val="center"/>
             <w:hideMark/>
           </w:tcPr>
           <w:p>
             <w:pPr>
-              <w:spacing w:before="100" w:beforeAutospacing="1"/>
               <w:rPr>
                 <w:sz w:val="20"/>
                 <w:szCs w:val="20"/>
@@ -5576,7 +5450,7 @@
                 <w:sz w:val="20"/>
                 <w:szCs w:val="20"/>
               </w:rPr>
-              <w:t>Raise service standards Encourage positive reviews Targeted staff training</w:t>
+              <w:t>Improve service quality and staff training</w:t>
             </w:r>
           </w:p>
         </w:tc>
@@ -5584,16 +5458,16 @@
           <w:tcPr>
             <w:tcW w:w="0" w:type="auto"/>
             <w:tcBorders>
-              <w:top w:val="outset" w:sz="6" w:space="0" w:color="auto"/>
-              <w:left w:val="outset" w:sz="6" w:space="0" w:color="auto"/>
-              <w:bottom w:val="outset" w:sz="6" w:space="0" w:color="auto"/>
-              <w:right w:val="outset" w:sz="6" w:space="0" w:color="auto"/>
+              <w:top w:val="single" w:sz="6" w:space="0" w:color="E6E6E6"/>
+              <w:left w:val="single" w:sz="6" w:space="0" w:color="E6E6E6"/>
+              <w:bottom w:val="single" w:sz="6" w:space="0" w:color="E6E6E6"/>
+              <w:right w:val="single" w:sz="6" w:space="0" w:color="E6E6E6"/>
             </w:tcBorders>
+            <w:vAlign w:val="center"/>
             <w:hideMark/>
           </w:tcPr>
           <w:p>
             <w:pPr>
-              <w:spacing w:before="100" w:beforeAutospacing="1"/>
               <w:rPr>
                 <w:sz w:val="20"/>
                 <w:szCs w:val="20"/>
@@ -5604,27 +5478,29 @@
                 <w:sz w:val="20"/>
                 <w:szCs w:val="20"/>
               </w:rPr>
-              <w:t>Improves reputation and reduces negative feedback.</w:t>
+              <w:t>Reduces negative reviews and boosts reputation.</w:t>
             </w:r>
           </w:p>
         </w:tc>
       </w:tr>
       <w:tr>
+        <w:trPr>
+          <w:tblCellSpacing w:w="15" w:type="dxa"/>
+        </w:trPr>
         <w:tc>
           <w:tcPr>
             <w:tcW w:w="0" w:type="auto"/>
             <w:tcBorders>
-              <w:top w:val="outset" w:sz="6" w:space="0" w:color="auto"/>
-              <w:left w:val="outset" w:sz="6" w:space="0" w:color="auto"/>
-              <w:bottom w:val="outset" w:sz="6" w:space="0" w:color="auto"/>
-              <w:right w:val="outset" w:sz="6" w:space="0" w:color="auto"/>
+              <w:top w:val="single" w:sz="6" w:space="0" w:color="E6E6E6"/>
+              <w:left w:val="single" w:sz="6" w:space="0" w:color="E6E6E6"/>
+              <w:bottom w:val="single" w:sz="6" w:space="0" w:color="E6E6E6"/>
+              <w:right w:val="single" w:sz="6" w:space="0" w:color="E6E6E6"/>
             </w:tcBorders>
-            <w:shd w:val="clear" w:color="auto" w:fill="F2F2F2"/>
+            <w:vAlign w:val="center"/>
             <w:hideMark/>
           </w:tcPr>
           <w:p>
             <w:pPr>
-              <w:spacing w:before="100" w:beforeAutospacing="1"/>
               <w:rPr>
                 <w:sz w:val="20"/>
                 <w:szCs w:val="20"/>
@@ -5635,7 +5511,7 @@
                 <w:sz w:val="20"/>
                 <w:szCs w:val="20"/>
               </w:rPr>
-              <w:t>High-performing positive themes (e.g., beautiful places, positive feedback, religious expressions)</w:t>
+              <w:t>Strong positive themes</w:t>
             </w:r>
           </w:p>
         </w:tc>
@@ -5643,17 +5519,16 @@
           <w:tcPr>
             <w:tcW w:w="0" w:type="auto"/>
             <w:tcBorders>
-              <w:top w:val="outset" w:sz="6" w:space="0" w:color="auto"/>
-              <w:left w:val="outset" w:sz="6" w:space="0" w:color="auto"/>
-              <w:bottom w:val="outset" w:sz="6" w:space="0" w:color="auto"/>
-              <w:right w:val="outset" w:sz="6" w:space="0" w:color="auto"/>
+              <w:top w:val="single" w:sz="6" w:space="0" w:color="E6E6E6"/>
+              <w:left w:val="single" w:sz="6" w:space="0" w:color="E6E6E6"/>
+              <w:bottom w:val="single" w:sz="6" w:space="0" w:color="E6E6E6"/>
+              <w:right w:val="single" w:sz="6" w:space="0" w:color="E6E6E6"/>
             </w:tcBorders>
-            <w:shd w:val="clear" w:color="auto" w:fill="F2F2F2"/>
+            <w:vAlign w:val="center"/>
             <w:hideMark/>
           </w:tcPr>
           <w:p>
             <w:pPr>
-              <w:spacing w:before="100" w:beforeAutospacing="1"/>
               <w:rPr>
                 <w:sz w:val="20"/>
                 <w:szCs w:val="20"/>
@@ -5664,23 +5539,7 @@
                 <w:sz w:val="20"/>
                 <w:szCs w:val="20"/>
               </w:rPr>
-              <w:t xml:space="preserve">Use in marketing </w:t>
-            </w:r>
-          </w:p>
-          <w:p>
-            <w:pPr>
-              <w:spacing w:before="100" w:beforeAutospacing="1"/>
-              <w:rPr>
-                <w:sz w:val="20"/>
-                <w:szCs w:val="20"/>
-              </w:rPr>
-            </w:pPr>
-            <w:r>
-              <w:rPr>
-                <w:sz w:val="20"/>
-                <w:szCs w:val="20"/>
-              </w:rPr>
-              <w:t>Create bundles Feature user content</w:t>
+              <w:t>Promote in marketing and bundles</w:t>
             </w:r>
           </w:p>
         </w:tc>
@@ -5688,72 +5547,49 @@
           <w:tcPr>
             <w:tcW w:w="0" w:type="auto"/>
             <w:tcBorders>
-              <w:top w:val="outset" w:sz="6" w:space="0" w:color="auto"/>
-              <w:left w:val="outset" w:sz="6" w:space="0" w:color="auto"/>
-              <w:bottom w:val="outset" w:sz="6" w:space="0" w:color="auto"/>
-              <w:right w:val="outset" w:sz="6" w:space="0" w:color="auto"/>
+              <w:top w:val="single" w:sz="6" w:space="0" w:color="E6E6E6"/>
+              <w:left w:val="single" w:sz="6" w:space="0" w:color="E6E6E6"/>
+              <w:bottom w:val="single" w:sz="6" w:space="0" w:color="E6E6E6"/>
+              <w:right w:val="single" w:sz="6" w:space="0" w:color="E6E6E6"/>
             </w:tcBorders>
-            <w:shd w:val="clear" w:color="auto" w:fill="F2F2F2"/>
+            <w:vAlign w:val="center"/>
             <w:hideMark/>
           </w:tcPr>
           <w:p>
             <w:pPr>
-              <w:spacing w:before="100" w:beforeAutospacing="1"/>
               <w:rPr>
                 <w:sz w:val="20"/>
                 <w:szCs w:val="20"/>
               </w:rPr>
             </w:pPr>
-            <w:proofErr w:type="gramStart"/>
             <w:r>
               <w:rPr>
                 <w:sz w:val="20"/>
                 <w:szCs w:val="20"/>
               </w:rPr>
-              <w:t>Drives</w:t>
-            </w:r>
-            <w:proofErr w:type="gramEnd"/>
-            <w:r>
-              <w:rPr>
-                <w:sz w:val="20"/>
-                <w:szCs w:val="20"/>
-              </w:rPr>
-              <w:t xml:space="preserve"> strong ratings and </w:t>
-            </w:r>
-            <w:proofErr w:type="gramStart"/>
-            <w:r>
-              <w:rPr>
-                <w:sz w:val="20"/>
-                <w:szCs w:val="20"/>
-              </w:rPr>
-              <w:t>attracts</w:t>
-            </w:r>
-            <w:proofErr w:type="gramEnd"/>
-            <w:r>
-              <w:rPr>
-                <w:sz w:val="20"/>
-                <w:szCs w:val="20"/>
-              </w:rPr>
-              <w:t xml:space="preserve"> more visitors.</w:t>
+              <w:t>Attracts visitors and reinforces strengths.</w:t>
             </w:r>
           </w:p>
         </w:tc>
       </w:tr>
       <w:tr>
+        <w:trPr>
+          <w:tblCellSpacing w:w="15" w:type="dxa"/>
+        </w:trPr>
         <w:tc>
           <w:tcPr>
             <w:tcW w:w="0" w:type="auto"/>
             <w:tcBorders>
-              <w:top w:val="outset" w:sz="6" w:space="0" w:color="auto"/>
-              <w:left w:val="outset" w:sz="6" w:space="0" w:color="auto"/>
-              <w:bottom w:val="outset" w:sz="6" w:space="0" w:color="auto"/>
-              <w:right w:val="outset" w:sz="6" w:space="0" w:color="auto"/>
+              <w:top w:val="single" w:sz="6" w:space="0" w:color="E6E6E6"/>
+              <w:left w:val="single" w:sz="6" w:space="0" w:color="E6E6E6"/>
+              <w:bottom w:val="single" w:sz="6" w:space="0" w:color="E6E6E6"/>
+              <w:right w:val="single" w:sz="6" w:space="0" w:color="E6E6E6"/>
             </w:tcBorders>
+            <w:vAlign w:val="center"/>
             <w:hideMark/>
           </w:tcPr>
           <w:p>
             <w:pPr>
-              <w:spacing w:before="100" w:beforeAutospacing="1"/>
               <w:rPr>
                 <w:sz w:val="20"/>
                 <w:szCs w:val="20"/>
@@ -5764,7 +5600,15 @@
                 <w:sz w:val="20"/>
                 <w:szCs w:val="20"/>
               </w:rPr>
-              <w:t>Negative reviews concentrated by destination</w:t>
+              <w:t>Destination</w:t>
+            </w:r>
+            <w:r>
+              <w:rPr>
+                <w:sz w:val="20"/>
+                <w:szCs w:val="20"/>
+              </w:rPr>
+              <w:noBreakHyphen/>
+              <w:t>specific negativity</w:t>
             </w:r>
           </w:p>
         </w:tc>
@@ -5772,16 +5616,16 @@
           <w:tcPr>
             <w:tcW w:w="0" w:type="auto"/>
             <w:tcBorders>
-              <w:top w:val="outset" w:sz="6" w:space="0" w:color="auto"/>
-              <w:left w:val="outset" w:sz="6" w:space="0" w:color="auto"/>
-              <w:bottom w:val="outset" w:sz="6" w:space="0" w:color="auto"/>
-              <w:right w:val="outset" w:sz="6" w:space="0" w:color="auto"/>
+              <w:top w:val="single" w:sz="6" w:space="0" w:color="E6E6E6"/>
+              <w:left w:val="single" w:sz="6" w:space="0" w:color="E6E6E6"/>
+              <w:bottom w:val="single" w:sz="6" w:space="0" w:color="E6E6E6"/>
+              <w:right w:val="single" w:sz="6" w:space="0" w:color="E6E6E6"/>
             </w:tcBorders>
+            <w:vAlign w:val="center"/>
             <w:hideMark/>
           </w:tcPr>
           <w:p>
             <w:pPr>
-              <w:spacing w:before="100" w:beforeAutospacing="1"/>
               <w:rPr>
                 <w:sz w:val="20"/>
                 <w:szCs w:val="20"/>
@@ -5792,23 +5636,7 @@
                 <w:sz w:val="20"/>
                 <w:szCs w:val="20"/>
               </w:rPr>
-              <w:t xml:space="preserve">Localized audits </w:t>
-            </w:r>
-          </w:p>
-          <w:p>
-            <w:pPr>
-              <w:spacing w:before="100" w:beforeAutospacing="1"/>
-              <w:rPr>
-                <w:sz w:val="20"/>
-                <w:szCs w:val="20"/>
-              </w:rPr>
-            </w:pPr>
-            <w:r>
-              <w:rPr>
-                <w:sz w:val="20"/>
-                <w:szCs w:val="20"/>
-              </w:rPr>
-              <w:t>Avoid blanket policies Pilot fixes</w:t>
+              <w:t>Run localized audits</w:t>
             </w:r>
           </w:p>
         </w:tc>
@@ -5816,16 +5644,16 @@
           <w:tcPr>
             <w:tcW w:w="0" w:type="auto"/>
             <w:tcBorders>
-              <w:top w:val="outset" w:sz="6" w:space="0" w:color="auto"/>
-              <w:left w:val="outset" w:sz="6" w:space="0" w:color="auto"/>
-              <w:bottom w:val="outset" w:sz="6" w:space="0" w:color="auto"/>
-              <w:right w:val="outset" w:sz="6" w:space="0" w:color="auto"/>
+              <w:top w:val="single" w:sz="6" w:space="0" w:color="E6E6E6"/>
+              <w:left w:val="single" w:sz="6" w:space="0" w:color="E6E6E6"/>
+              <w:bottom w:val="single" w:sz="6" w:space="0" w:color="E6E6E6"/>
+              <w:right w:val="single" w:sz="6" w:space="0" w:color="E6E6E6"/>
             </w:tcBorders>
+            <w:vAlign w:val="center"/>
             <w:hideMark/>
           </w:tcPr>
           <w:p>
             <w:pPr>
-              <w:spacing w:before="100" w:beforeAutospacing="1"/>
               <w:rPr>
                 <w:sz w:val="20"/>
                 <w:szCs w:val="20"/>
@@ -5836,27 +5664,29 @@
                 <w:sz w:val="20"/>
                 <w:szCs w:val="20"/>
               </w:rPr>
-              <w:t>Targets interventions for maximum impact.</w:t>
+              <w:t>Maximizes impact with targeted fixes.</w:t>
             </w:r>
           </w:p>
         </w:tc>
       </w:tr>
       <w:tr>
+        <w:trPr>
+          <w:tblCellSpacing w:w="15" w:type="dxa"/>
+        </w:trPr>
         <w:tc>
           <w:tcPr>
             <w:tcW w:w="0" w:type="auto"/>
             <w:tcBorders>
-              <w:top w:val="outset" w:sz="6" w:space="0" w:color="auto"/>
-              <w:left w:val="outset" w:sz="6" w:space="0" w:color="auto"/>
-              <w:bottom w:val="outset" w:sz="6" w:space="0" w:color="auto"/>
-              <w:right w:val="outset" w:sz="6" w:space="0" w:color="auto"/>
+              <w:top w:val="single" w:sz="6" w:space="0" w:color="E6E6E6"/>
+              <w:left w:val="single" w:sz="6" w:space="0" w:color="E6E6E6"/>
+              <w:bottom w:val="single" w:sz="6" w:space="0" w:color="E6E6E6"/>
+              <w:right w:val="single" w:sz="6" w:space="0" w:color="E6E6E6"/>
             </w:tcBorders>
-            <w:shd w:val="clear" w:color="auto" w:fill="F2F2F2"/>
+            <w:vAlign w:val="center"/>
             <w:hideMark/>
           </w:tcPr>
           <w:p>
             <w:pPr>
-              <w:spacing w:before="100" w:beforeAutospacing="1"/>
               <w:rPr>
                 <w:sz w:val="20"/>
                 <w:szCs w:val="20"/>
@@ -5867,7 +5697,7 @@
                 <w:sz w:val="20"/>
                 <w:szCs w:val="20"/>
               </w:rPr>
-              <w:t>Themes cluster in specific offerings</w:t>
+              <w:t>Themes concentrated by offering</w:t>
             </w:r>
           </w:p>
         </w:tc>
@@ -5875,17 +5705,16 @@
           <w:tcPr>
             <w:tcW w:w="0" w:type="auto"/>
             <w:tcBorders>
-              <w:top w:val="outset" w:sz="6" w:space="0" w:color="auto"/>
-              <w:left w:val="outset" w:sz="6" w:space="0" w:color="auto"/>
-              <w:bottom w:val="outset" w:sz="6" w:space="0" w:color="auto"/>
-              <w:right w:val="outset" w:sz="6" w:space="0" w:color="auto"/>
+              <w:top w:val="single" w:sz="6" w:space="0" w:color="E6E6E6"/>
+              <w:left w:val="single" w:sz="6" w:space="0" w:color="E6E6E6"/>
+              <w:bottom w:val="single" w:sz="6" w:space="0" w:color="E6E6E6"/>
+              <w:right w:val="single" w:sz="6" w:space="0" w:color="E6E6E6"/>
             </w:tcBorders>
-            <w:shd w:val="clear" w:color="auto" w:fill="F2F2F2"/>
+            <w:vAlign w:val="center"/>
             <w:hideMark/>
           </w:tcPr>
           <w:p>
             <w:pPr>
-              <w:spacing w:before="100" w:beforeAutospacing="1"/>
               <w:rPr>
                 <w:sz w:val="20"/>
                 <w:szCs w:val="20"/>
@@ -5896,7 +5725,7 @@
                 <w:sz w:val="20"/>
                 <w:szCs w:val="20"/>
               </w:rPr>
-              <w:t>Fix where problems concentrate</w:t>
+              <w:t>Fix issues where they cluster</w:t>
             </w:r>
           </w:p>
         </w:tc>
@@ -5904,17 +5733,16 @@
           <w:tcPr>
             <w:tcW w:w="0" w:type="auto"/>
             <w:tcBorders>
-              <w:top w:val="outset" w:sz="6" w:space="0" w:color="auto"/>
-              <w:left w:val="outset" w:sz="6" w:space="0" w:color="auto"/>
-              <w:bottom w:val="outset" w:sz="6" w:space="0" w:color="auto"/>
-              <w:right w:val="outset" w:sz="6" w:space="0" w:color="auto"/>
+              <w:top w:val="single" w:sz="6" w:space="0" w:color="E6E6E6"/>
+              <w:left w:val="single" w:sz="6" w:space="0" w:color="E6E6E6"/>
+              <w:bottom w:val="single" w:sz="6" w:space="0" w:color="E6E6E6"/>
+              <w:right w:val="single" w:sz="6" w:space="0" w:color="E6E6E6"/>
             </w:tcBorders>
-            <w:shd w:val="clear" w:color="auto" w:fill="F2F2F2"/>
+            <w:vAlign w:val="center"/>
             <w:hideMark/>
           </w:tcPr>
           <w:p>
             <w:pPr>
-              <w:spacing w:before="100" w:beforeAutospacing="1"/>
               <w:rPr>
                 <w:sz w:val="20"/>
                 <w:szCs w:val="20"/>
@@ -5925,26 +5753,29 @@
                 <w:sz w:val="20"/>
                 <w:szCs w:val="20"/>
               </w:rPr>
-              <w:t>Enables precise, efficient improvements.</w:t>
+              <w:t>Enables focused, efficient improvements.</w:t>
             </w:r>
           </w:p>
         </w:tc>
       </w:tr>
       <w:tr>
+        <w:trPr>
+          <w:tblCellSpacing w:w="15" w:type="dxa"/>
+        </w:trPr>
         <w:tc>
           <w:tcPr>
             <w:tcW w:w="0" w:type="auto"/>
             <w:tcBorders>
-              <w:top w:val="outset" w:sz="6" w:space="0" w:color="auto"/>
-              <w:left w:val="outset" w:sz="6" w:space="0" w:color="auto"/>
-              <w:bottom w:val="outset" w:sz="6" w:space="0" w:color="auto"/>
-              <w:right w:val="outset" w:sz="6" w:space="0" w:color="auto"/>
+              <w:top w:val="single" w:sz="6" w:space="0" w:color="E6E6E6"/>
+              <w:left w:val="single" w:sz="6" w:space="0" w:color="E6E6E6"/>
+              <w:bottom w:val="single" w:sz="6" w:space="0" w:color="E6E6E6"/>
+              <w:right w:val="single" w:sz="6" w:space="0" w:color="E6E6E6"/>
             </w:tcBorders>
+            <w:vAlign w:val="center"/>
             <w:hideMark/>
           </w:tcPr>
           <w:p>
             <w:pPr>
-              <w:spacing w:before="100" w:beforeAutospacing="1"/>
               <w:rPr>
                 <w:sz w:val="20"/>
                 <w:szCs w:val="20"/>
@@ -5955,7 +5786,7 @@
                 <w:sz w:val="20"/>
                 <w:szCs w:val="20"/>
               </w:rPr>
-              <w:t>Long negative reviews (review length as warning signal)</w:t>
+              <w:t>Long negative reviews</w:t>
             </w:r>
           </w:p>
         </w:tc>
@@ -5963,16 +5794,16 @@
           <w:tcPr>
             <w:tcW w:w="0" w:type="auto"/>
             <w:tcBorders>
-              <w:top w:val="outset" w:sz="6" w:space="0" w:color="auto"/>
-              <w:left w:val="outset" w:sz="6" w:space="0" w:color="auto"/>
-              <w:bottom w:val="outset" w:sz="6" w:space="0" w:color="auto"/>
-              <w:right w:val="outset" w:sz="6" w:space="0" w:color="auto"/>
+              <w:top w:val="single" w:sz="6" w:space="0" w:color="E6E6E6"/>
+              <w:left w:val="single" w:sz="6" w:space="0" w:color="E6E6E6"/>
+              <w:bottom w:val="single" w:sz="6" w:space="0" w:color="E6E6E6"/>
+              <w:right w:val="single" w:sz="6" w:space="0" w:color="E6E6E6"/>
             </w:tcBorders>
+            <w:vAlign w:val="center"/>
             <w:hideMark/>
           </w:tcPr>
           <w:p>
             <w:pPr>
-              <w:spacing w:before="100" w:beforeAutospacing="1"/>
               <w:rPr>
                 <w:sz w:val="20"/>
                 <w:szCs w:val="20"/>
@@ -5983,7 +5814,15 @@
                 <w:sz w:val="20"/>
                 <w:szCs w:val="20"/>
               </w:rPr>
-              <w:t>Flag lengthy reviews for inspection Use length + sentiment for risk assessment</w:t>
+              <w:t>Flag for review and follow</w:t>
+            </w:r>
+            <w:r>
+              <w:rPr>
+                <w:sz w:val="20"/>
+                <w:szCs w:val="20"/>
+              </w:rPr>
+              <w:noBreakHyphen/>
+              <w:t>up</w:t>
             </w:r>
           </w:p>
         </w:tc>
@@ -5991,16 +5830,16 @@
           <w:tcPr>
             <w:tcW w:w="0" w:type="auto"/>
             <w:tcBorders>
-              <w:top w:val="outset" w:sz="6" w:space="0" w:color="auto"/>
-              <w:left w:val="outset" w:sz="6" w:space="0" w:color="auto"/>
-              <w:bottom w:val="outset" w:sz="6" w:space="0" w:color="auto"/>
-              <w:right w:val="outset" w:sz="6" w:space="0" w:color="auto"/>
+              <w:top w:val="single" w:sz="6" w:space="0" w:color="E6E6E6"/>
+              <w:left w:val="single" w:sz="6" w:space="0" w:color="E6E6E6"/>
+              <w:bottom w:val="single" w:sz="6" w:space="0" w:color="E6E6E6"/>
+              <w:right w:val="single" w:sz="6" w:space="0" w:color="E6E6E6"/>
             </w:tcBorders>
+            <w:vAlign w:val="center"/>
             <w:hideMark/>
           </w:tcPr>
           <w:p>
             <w:pPr>
-              <w:spacing w:before="100" w:beforeAutospacing="1"/>
               <w:rPr>
                 <w:sz w:val="20"/>
                 <w:szCs w:val="20"/>
@@ -6011,7 +5850,7 @@
                 <w:sz w:val="20"/>
                 <w:szCs w:val="20"/>
               </w:rPr>
-              <w:t>Early detection of customer dissatisfaction.</w:t>
+              <w:t>Early detection of dissatisfaction.</w:t>
             </w:r>
           </w:p>
         </w:tc>
@@ -6024,6 +5863,237 @@
           <w:szCs w:val="20"/>
         </w:rPr>
       </w:pPr>
+    </w:p>
+    <w:p>
+      <w:pPr>
+        <w:rPr>
+          <w:sz w:val="20"/>
+          <w:szCs w:val="20"/>
+        </w:rPr>
+      </w:pPr>
+    </w:p>
+    <w:p>
+      <w:pPr>
+        <w:rPr>
+          <w:sz w:val="20"/>
+          <w:szCs w:val="20"/>
+        </w:rPr>
+      </w:pPr>
+    </w:p>
+    <w:p>
+      <w:pPr>
+        <w:rPr>
+          <w:sz w:val="20"/>
+          <w:szCs w:val="20"/>
+        </w:rPr>
+      </w:pPr>
+    </w:p>
+    <w:p>
+      <w:pPr>
+        <w:rPr>
+          <w:sz w:val="20"/>
+          <w:szCs w:val="20"/>
+        </w:rPr>
+      </w:pPr>
+    </w:p>
+    <w:p>
+      <w:pPr>
+        <w:pStyle w:val="ListParagraph"/>
+        <w:numPr>
+          <w:ilvl w:val="0"/>
+          <w:numId w:val="1"/>
+        </w:numPr>
+        <w:rPr>
+          <w:b/>
+          <w:bCs/>
+          <w:sz w:val="20"/>
+          <w:szCs w:val="20"/>
+        </w:rPr>
+      </w:pPr>
+      <w:r>
+        <w:rPr>
+          <w:b/>
+          <w:bCs/>
+          <w:sz w:val="20"/>
+          <w:szCs w:val="20"/>
+        </w:rPr>
+        <w:lastRenderedPageBreak/>
+        <w:t>Future Scope:</w:t>
+      </w:r>
+    </w:p>
+    <w:p>
+      <w:pPr>
+        <w:pStyle w:val="ListParagraph"/>
+        <w:rPr>
+          <w:b/>
+          <w:bCs/>
+          <w:sz w:val="20"/>
+          <w:szCs w:val="20"/>
+        </w:rPr>
+      </w:pPr>
+    </w:p>
+    <w:p>
+      <w:pPr>
+        <w:pStyle w:val="ListParagraph"/>
+        <w:rPr>
+          <w:sz w:val="20"/>
+          <w:szCs w:val="20"/>
+        </w:rPr>
+      </w:pPr>
+      <w:r>
+        <w:rPr>
+          <w:sz w:val="20"/>
+          <w:szCs w:val="20"/>
+        </w:rPr>
+        <w:t xml:space="preserve">Develop an NLP classification model for sensitivity analysis that categorizes reviews as positive, neutral, or negative. </w:t>
+      </w:r>
+    </w:p>
+    <w:p>
+      <w:pPr>
+        <w:pStyle w:val="ListParagraph"/>
+        <w:rPr>
+          <w:kern w:val="0"/>
+          <w14:ligatures w14:val="none"/>
+        </w:rPr>
+      </w:pPr>
+      <w:r>
+        <w:rPr>
+          <w:sz w:val="20"/>
+          <w:szCs w:val="20"/>
+        </w:rPr>
+        <w:t xml:space="preserve">The classification will be based on key aspects compiled so far, including destination, offering, theme, </w:t>
+      </w:r>
+      <w:r>
+        <w:rPr>
+          <w:sz w:val="20"/>
+          <w:szCs w:val="20"/>
+        </w:rPr>
+        <w:t xml:space="preserve">and </w:t>
+      </w:r>
+      <w:r>
+        <w:rPr>
+          <w:sz w:val="20"/>
+          <w:szCs w:val="20"/>
+        </w:rPr>
+        <w:t>normaliz</w:t>
+      </w:r>
+      <w:r>
+        <w:rPr>
+          <w:sz w:val="20"/>
+          <w:szCs w:val="20"/>
+        </w:rPr>
+        <w:t>ed</w:t>
+      </w:r>
+      <w:r>
+        <w:rPr>
+          <w:sz w:val="20"/>
+          <w:szCs w:val="20"/>
+        </w:rPr>
+        <w:t xml:space="preserve"> rating. This targeted approach will help capture nuanced </w:t>
+      </w:r>
+      <w:r>
+        <w:rPr>
+          <w:sz w:val="20"/>
+          <w:szCs w:val="20"/>
+        </w:rPr>
+        <w:t>sentiments</w:t>
+      </w:r>
+      <w:r>
+        <w:rPr>
+          <w:sz w:val="20"/>
+          <w:szCs w:val="20"/>
+        </w:rPr>
+        <w:t xml:space="preserve"> across different dimensions.</w:t>
+      </w:r>
+    </w:p>
+    <w:p>
+      <w:pPr>
+        <w:pStyle w:val="ListParagraph"/>
+      </w:pPr>
+      <w:r>
+        <w:rPr>
+          <w:sz w:val="20"/>
+          <w:szCs w:val="20"/>
+        </w:rPr>
+        <w:t>To evaluate model performance, implement both multi-class logistic regression and random forest algorithms, then compare their accuracy and weighted F1 scores. Because the dataset is imbalanced, with a majority of positive reviews, it is crucial to:</w:t>
+      </w:r>
+    </w:p>
+    <w:p>
+      <w:pPr>
+        <w:pStyle w:val="ListParagraph"/>
+        <w:numPr>
+          <w:ilvl w:val="0"/>
+          <w:numId w:val="74"/>
+        </w:numPr>
+        <w:spacing w:line="276" w:lineRule="auto"/>
+        <w:ind w:left="1440"/>
+        <w:contextualSpacing w:val="0"/>
+        <w:rPr>
+          <w:rFonts w:eastAsia="Times New Roman"/>
+        </w:rPr>
+      </w:pPr>
+      <w:r>
+        <w:rPr>
+          <w:rFonts w:eastAsia="Times New Roman"/>
+          <w:sz w:val="20"/>
+          <w:szCs w:val="20"/>
+        </w:rPr>
+        <w:t>Stratify the target variable when splitting the data, ensuring that minority classes are equally represented in both the training and testing datasets.</w:t>
+      </w:r>
+    </w:p>
+    <w:p>
+      <w:pPr>
+        <w:pStyle w:val="ListParagraph"/>
+        <w:numPr>
+          <w:ilvl w:val="0"/>
+          <w:numId w:val="74"/>
+        </w:numPr>
+        <w:spacing w:line="276" w:lineRule="auto"/>
+        <w:ind w:left="1440"/>
+        <w:contextualSpacing w:val="0"/>
+        <w:rPr>
+          <w:rFonts w:eastAsia="Times New Roman"/>
+        </w:rPr>
+      </w:pPr>
+      <w:r>
+        <w:rPr>
+          <w:rFonts w:eastAsia="Times New Roman"/>
+          <w:sz w:val="20"/>
+          <w:szCs w:val="20"/>
+        </w:rPr>
+        <w:t>Use macro F1 score and recall as primary evaluation metrics, prioritizing the detection of negative reviews since false negatives are particularly costly.</w:t>
+      </w:r>
+    </w:p>
+    <w:p>
+      <w:pPr>
+        <w:pStyle w:val="ListParagraph"/>
+        <w:numPr>
+          <w:ilvl w:val="0"/>
+          <w:numId w:val="74"/>
+        </w:numPr>
+        <w:spacing w:line="276" w:lineRule="auto"/>
+        <w:ind w:left="1440"/>
+        <w:contextualSpacing w:val="0"/>
+        <w:rPr>
+          <w:rFonts w:eastAsia="Times New Roman"/>
+        </w:rPr>
+      </w:pPr>
+      <w:r>
+        <w:rPr>
+          <w:rFonts w:eastAsia="Times New Roman"/>
+          <w:sz w:val="20"/>
+          <w:szCs w:val="20"/>
+        </w:rPr>
+        <w:t>Apply higher penalties to misclassifications of minority classes, preventing the model from defaulting to majority class predictions</w:t>
+      </w:r>
+      <w:r>
+        <w:rPr>
+          <w:rFonts w:eastAsia="Times New Roman"/>
+          <w:sz w:val="20"/>
+          <w:szCs w:val="20"/>
+        </w:rPr>
+        <w:t>.</w:t>
+      </w:r>
     </w:p>
     <w:sectPr>
       <w:footerReference w:type="even" r:id="rId31"/>
@@ -10959,6 +11029,155 @@
     </w:lvl>
   </w:abstractNum>
   <w:abstractNum w:abstractNumId="31" w15:restartNumberingAfterBreak="0">
+    <w:nsid w:val="37C41F88"/>
+    <w:multiLevelType w:val="multilevel"/>
+    <w:tmpl w:val="D3A2AAF2"/>
+    <w:lvl w:ilvl="0">
+      <w:start w:val="1"/>
+      <w:numFmt w:val="bullet"/>
+      <w:lvlText w:val=""/>
+      <w:lvlJc w:val="left"/>
+      <w:pPr>
+        <w:tabs>
+          <w:tab w:val="num" w:pos="720"/>
+        </w:tabs>
+        <w:ind w:left="720" w:hanging="360"/>
+      </w:pPr>
+      <w:rPr>
+        <w:rFonts w:ascii="Symbol" w:hAnsi="Symbol" w:hint="default"/>
+        <w:sz w:val="20"/>
+      </w:rPr>
+    </w:lvl>
+    <w:lvl w:ilvl="1" w:tentative="1">
+      <w:start w:val="1"/>
+      <w:numFmt w:val="bullet"/>
+      <w:lvlText w:val="o"/>
+      <w:lvlJc w:val="left"/>
+      <w:pPr>
+        <w:tabs>
+          <w:tab w:val="num" w:pos="1440"/>
+        </w:tabs>
+        <w:ind w:left="1440" w:hanging="360"/>
+      </w:pPr>
+      <w:rPr>
+        <w:rFonts w:ascii="Courier New" w:hAnsi="Courier New" w:hint="default"/>
+        <w:sz w:val="20"/>
+      </w:rPr>
+    </w:lvl>
+    <w:lvl w:ilvl="2" w:tentative="1">
+      <w:start w:val="1"/>
+      <w:numFmt w:val="bullet"/>
+      <w:lvlText w:val=""/>
+      <w:lvlJc w:val="left"/>
+      <w:pPr>
+        <w:tabs>
+          <w:tab w:val="num" w:pos="2160"/>
+        </w:tabs>
+        <w:ind w:left="2160" w:hanging="360"/>
+      </w:pPr>
+      <w:rPr>
+        <w:rFonts w:ascii="Wingdings" w:hAnsi="Wingdings" w:hint="default"/>
+        <w:sz w:val="20"/>
+      </w:rPr>
+    </w:lvl>
+    <w:lvl w:ilvl="3" w:tentative="1">
+      <w:start w:val="1"/>
+      <w:numFmt w:val="bullet"/>
+      <w:lvlText w:val=""/>
+      <w:lvlJc w:val="left"/>
+      <w:pPr>
+        <w:tabs>
+          <w:tab w:val="num" w:pos="2880"/>
+        </w:tabs>
+        <w:ind w:left="2880" w:hanging="360"/>
+      </w:pPr>
+      <w:rPr>
+        <w:rFonts w:ascii="Wingdings" w:hAnsi="Wingdings" w:hint="default"/>
+        <w:sz w:val="20"/>
+      </w:rPr>
+    </w:lvl>
+    <w:lvl w:ilvl="4" w:tentative="1">
+      <w:start w:val="1"/>
+      <w:numFmt w:val="bullet"/>
+      <w:lvlText w:val=""/>
+      <w:lvlJc w:val="left"/>
+      <w:pPr>
+        <w:tabs>
+          <w:tab w:val="num" w:pos="3600"/>
+        </w:tabs>
+        <w:ind w:left="3600" w:hanging="360"/>
+      </w:pPr>
+      <w:rPr>
+        <w:rFonts w:ascii="Wingdings" w:hAnsi="Wingdings" w:hint="default"/>
+        <w:sz w:val="20"/>
+      </w:rPr>
+    </w:lvl>
+    <w:lvl w:ilvl="5" w:tentative="1">
+      <w:start w:val="1"/>
+      <w:numFmt w:val="bullet"/>
+      <w:lvlText w:val=""/>
+      <w:lvlJc w:val="left"/>
+      <w:pPr>
+        <w:tabs>
+          <w:tab w:val="num" w:pos="4320"/>
+        </w:tabs>
+        <w:ind w:left="4320" w:hanging="360"/>
+      </w:pPr>
+      <w:rPr>
+        <w:rFonts w:ascii="Wingdings" w:hAnsi="Wingdings" w:hint="default"/>
+        <w:sz w:val="20"/>
+      </w:rPr>
+    </w:lvl>
+    <w:lvl w:ilvl="6" w:tentative="1">
+      <w:start w:val="1"/>
+      <w:numFmt w:val="bullet"/>
+      <w:lvlText w:val=""/>
+      <w:lvlJc w:val="left"/>
+      <w:pPr>
+        <w:tabs>
+          <w:tab w:val="num" w:pos="5040"/>
+        </w:tabs>
+        <w:ind w:left="5040" w:hanging="360"/>
+      </w:pPr>
+      <w:rPr>
+        <w:rFonts w:ascii="Wingdings" w:hAnsi="Wingdings" w:hint="default"/>
+        <w:sz w:val="20"/>
+      </w:rPr>
+    </w:lvl>
+    <w:lvl w:ilvl="7" w:tentative="1">
+      <w:start w:val="1"/>
+      <w:numFmt w:val="bullet"/>
+      <w:lvlText w:val=""/>
+      <w:lvlJc w:val="left"/>
+      <w:pPr>
+        <w:tabs>
+          <w:tab w:val="num" w:pos="5760"/>
+        </w:tabs>
+        <w:ind w:left="5760" w:hanging="360"/>
+      </w:pPr>
+      <w:rPr>
+        <w:rFonts w:ascii="Wingdings" w:hAnsi="Wingdings" w:hint="default"/>
+        <w:sz w:val="20"/>
+      </w:rPr>
+    </w:lvl>
+    <w:lvl w:ilvl="8" w:tentative="1">
+      <w:start w:val="1"/>
+      <w:numFmt w:val="bullet"/>
+      <w:lvlText w:val=""/>
+      <w:lvlJc w:val="left"/>
+      <w:pPr>
+        <w:tabs>
+          <w:tab w:val="num" w:pos="6480"/>
+        </w:tabs>
+        <w:ind w:left="6480" w:hanging="360"/>
+      </w:pPr>
+      <w:rPr>
+        <w:rFonts w:ascii="Wingdings" w:hAnsi="Wingdings" w:hint="default"/>
+        <w:sz w:val="20"/>
+      </w:rPr>
+    </w:lvl>
+  </w:abstractNum>
+  <w:abstractNum w:abstractNumId="32" w15:restartNumberingAfterBreak="0">
     <w:nsid w:val="38943E9C"/>
     <w:multiLevelType w:val="multilevel"/>
     <w:tmpl w:val="3C9CA8A0"/>
@@ -11107,7 +11326,7 @@
       </w:rPr>
     </w:lvl>
   </w:abstractNum>
-  <w:abstractNum w:abstractNumId="32" w15:restartNumberingAfterBreak="0">
+  <w:abstractNum w:abstractNumId="33" w15:restartNumberingAfterBreak="0">
     <w:nsid w:val="3A464E43"/>
     <w:multiLevelType w:val="multilevel"/>
     <w:tmpl w:val="53A0800C"/>
@@ -11256,7 +11475,7 @@
       </w:rPr>
     </w:lvl>
   </w:abstractNum>
-  <w:abstractNum w:abstractNumId="33" w15:restartNumberingAfterBreak="0">
+  <w:abstractNum w:abstractNumId="34" w15:restartNumberingAfterBreak="0">
     <w:nsid w:val="3A934798"/>
     <w:multiLevelType w:val="multilevel"/>
     <w:tmpl w:val="9DCACF1E"/>
@@ -11405,7 +11624,156 @@
       </w:rPr>
     </w:lvl>
   </w:abstractNum>
-  <w:abstractNum w:abstractNumId="34" w15:restartNumberingAfterBreak="0">
+  <w:abstractNum w:abstractNumId="35" w15:restartNumberingAfterBreak="0">
+    <w:nsid w:val="3CB370EF"/>
+    <w:multiLevelType w:val="multilevel"/>
+    <w:tmpl w:val="BF56D55E"/>
+    <w:lvl w:ilvl="0">
+      <w:start w:val="1"/>
+      <w:numFmt w:val="bullet"/>
+      <w:lvlText w:val=""/>
+      <w:lvlJc w:val="left"/>
+      <w:pPr>
+        <w:tabs>
+          <w:tab w:val="num" w:pos="720"/>
+        </w:tabs>
+        <w:ind w:left="720" w:hanging="360"/>
+      </w:pPr>
+      <w:rPr>
+        <w:rFonts w:ascii="Symbol" w:hAnsi="Symbol" w:hint="default"/>
+        <w:sz w:val="20"/>
+      </w:rPr>
+    </w:lvl>
+    <w:lvl w:ilvl="1" w:tentative="1">
+      <w:start w:val="1"/>
+      <w:numFmt w:val="bullet"/>
+      <w:lvlText w:val="o"/>
+      <w:lvlJc w:val="left"/>
+      <w:pPr>
+        <w:tabs>
+          <w:tab w:val="num" w:pos="1440"/>
+        </w:tabs>
+        <w:ind w:left="1440" w:hanging="360"/>
+      </w:pPr>
+      <w:rPr>
+        <w:rFonts w:ascii="Courier New" w:hAnsi="Courier New" w:hint="default"/>
+        <w:sz w:val="20"/>
+      </w:rPr>
+    </w:lvl>
+    <w:lvl w:ilvl="2" w:tentative="1">
+      <w:start w:val="1"/>
+      <w:numFmt w:val="bullet"/>
+      <w:lvlText w:val=""/>
+      <w:lvlJc w:val="left"/>
+      <w:pPr>
+        <w:tabs>
+          <w:tab w:val="num" w:pos="2160"/>
+        </w:tabs>
+        <w:ind w:left="2160" w:hanging="360"/>
+      </w:pPr>
+      <w:rPr>
+        <w:rFonts w:ascii="Wingdings" w:hAnsi="Wingdings" w:hint="default"/>
+        <w:sz w:val="20"/>
+      </w:rPr>
+    </w:lvl>
+    <w:lvl w:ilvl="3" w:tentative="1">
+      <w:start w:val="1"/>
+      <w:numFmt w:val="bullet"/>
+      <w:lvlText w:val=""/>
+      <w:lvlJc w:val="left"/>
+      <w:pPr>
+        <w:tabs>
+          <w:tab w:val="num" w:pos="2880"/>
+        </w:tabs>
+        <w:ind w:left="2880" w:hanging="360"/>
+      </w:pPr>
+      <w:rPr>
+        <w:rFonts w:ascii="Wingdings" w:hAnsi="Wingdings" w:hint="default"/>
+        <w:sz w:val="20"/>
+      </w:rPr>
+    </w:lvl>
+    <w:lvl w:ilvl="4" w:tentative="1">
+      <w:start w:val="1"/>
+      <w:numFmt w:val="bullet"/>
+      <w:lvlText w:val=""/>
+      <w:lvlJc w:val="left"/>
+      <w:pPr>
+        <w:tabs>
+          <w:tab w:val="num" w:pos="3600"/>
+        </w:tabs>
+        <w:ind w:left="3600" w:hanging="360"/>
+      </w:pPr>
+      <w:rPr>
+        <w:rFonts w:ascii="Wingdings" w:hAnsi="Wingdings" w:hint="default"/>
+        <w:sz w:val="20"/>
+      </w:rPr>
+    </w:lvl>
+    <w:lvl w:ilvl="5" w:tentative="1">
+      <w:start w:val="1"/>
+      <w:numFmt w:val="bullet"/>
+      <w:lvlText w:val=""/>
+      <w:lvlJc w:val="left"/>
+      <w:pPr>
+        <w:tabs>
+          <w:tab w:val="num" w:pos="4320"/>
+        </w:tabs>
+        <w:ind w:left="4320" w:hanging="360"/>
+      </w:pPr>
+      <w:rPr>
+        <w:rFonts w:ascii="Wingdings" w:hAnsi="Wingdings" w:hint="default"/>
+        <w:sz w:val="20"/>
+      </w:rPr>
+    </w:lvl>
+    <w:lvl w:ilvl="6" w:tentative="1">
+      <w:start w:val="1"/>
+      <w:numFmt w:val="bullet"/>
+      <w:lvlText w:val=""/>
+      <w:lvlJc w:val="left"/>
+      <w:pPr>
+        <w:tabs>
+          <w:tab w:val="num" w:pos="5040"/>
+        </w:tabs>
+        <w:ind w:left="5040" w:hanging="360"/>
+      </w:pPr>
+      <w:rPr>
+        <w:rFonts w:ascii="Wingdings" w:hAnsi="Wingdings" w:hint="default"/>
+        <w:sz w:val="20"/>
+      </w:rPr>
+    </w:lvl>
+    <w:lvl w:ilvl="7" w:tentative="1">
+      <w:start w:val="1"/>
+      <w:numFmt w:val="bullet"/>
+      <w:lvlText w:val=""/>
+      <w:lvlJc w:val="left"/>
+      <w:pPr>
+        <w:tabs>
+          <w:tab w:val="num" w:pos="5760"/>
+        </w:tabs>
+        <w:ind w:left="5760" w:hanging="360"/>
+      </w:pPr>
+      <w:rPr>
+        <w:rFonts w:ascii="Wingdings" w:hAnsi="Wingdings" w:hint="default"/>
+        <w:sz w:val="20"/>
+      </w:rPr>
+    </w:lvl>
+    <w:lvl w:ilvl="8" w:tentative="1">
+      <w:start w:val="1"/>
+      <w:numFmt w:val="bullet"/>
+      <w:lvlText w:val=""/>
+      <w:lvlJc w:val="left"/>
+      <w:pPr>
+        <w:tabs>
+          <w:tab w:val="num" w:pos="6480"/>
+        </w:tabs>
+        <w:ind w:left="6480" w:hanging="360"/>
+      </w:pPr>
+      <w:rPr>
+        <w:rFonts w:ascii="Wingdings" w:hAnsi="Wingdings" w:hint="default"/>
+        <w:sz w:val="20"/>
+      </w:rPr>
+    </w:lvl>
+  </w:abstractNum>
+  <w:abstractNum w:abstractNumId="36" w15:restartNumberingAfterBreak="0">
     <w:nsid w:val="3CE86359"/>
     <w:multiLevelType w:val="hybridMultilevel"/>
     <w:tmpl w:val="0D6AD954"/>
@@ -11518,7 +11886,305 @@
       </w:rPr>
     </w:lvl>
   </w:abstractNum>
-  <w:abstractNum w:abstractNumId="35" w15:restartNumberingAfterBreak="0">
+  <w:abstractNum w:abstractNumId="37" w15:restartNumberingAfterBreak="0">
+    <w:nsid w:val="435E2A86"/>
+    <w:multiLevelType w:val="multilevel"/>
+    <w:tmpl w:val="073264B6"/>
+    <w:lvl w:ilvl="0">
+      <w:start w:val="1"/>
+      <w:numFmt w:val="bullet"/>
+      <w:lvlText w:val=""/>
+      <w:lvlJc w:val="left"/>
+      <w:pPr>
+        <w:tabs>
+          <w:tab w:val="num" w:pos="720"/>
+        </w:tabs>
+        <w:ind w:left="720" w:hanging="360"/>
+      </w:pPr>
+      <w:rPr>
+        <w:rFonts w:ascii="Symbol" w:hAnsi="Symbol" w:hint="default"/>
+        <w:sz w:val="20"/>
+      </w:rPr>
+    </w:lvl>
+    <w:lvl w:ilvl="1" w:tentative="1">
+      <w:start w:val="1"/>
+      <w:numFmt w:val="bullet"/>
+      <w:lvlText w:val="o"/>
+      <w:lvlJc w:val="left"/>
+      <w:pPr>
+        <w:tabs>
+          <w:tab w:val="num" w:pos="1440"/>
+        </w:tabs>
+        <w:ind w:left="1440" w:hanging="360"/>
+      </w:pPr>
+      <w:rPr>
+        <w:rFonts w:ascii="Courier New" w:hAnsi="Courier New" w:hint="default"/>
+        <w:sz w:val="20"/>
+      </w:rPr>
+    </w:lvl>
+    <w:lvl w:ilvl="2" w:tentative="1">
+      <w:start w:val="1"/>
+      <w:numFmt w:val="bullet"/>
+      <w:lvlText w:val=""/>
+      <w:lvlJc w:val="left"/>
+      <w:pPr>
+        <w:tabs>
+          <w:tab w:val="num" w:pos="2160"/>
+        </w:tabs>
+        <w:ind w:left="2160" w:hanging="360"/>
+      </w:pPr>
+      <w:rPr>
+        <w:rFonts w:ascii="Wingdings" w:hAnsi="Wingdings" w:hint="default"/>
+        <w:sz w:val="20"/>
+      </w:rPr>
+    </w:lvl>
+    <w:lvl w:ilvl="3" w:tentative="1">
+      <w:start w:val="1"/>
+      <w:numFmt w:val="bullet"/>
+      <w:lvlText w:val=""/>
+      <w:lvlJc w:val="left"/>
+      <w:pPr>
+        <w:tabs>
+          <w:tab w:val="num" w:pos="2880"/>
+        </w:tabs>
+        <w:ind w:left="2880" w:hanging="360"/>
+      </w:pPr>
+      <w:rPr>
+        <w:rFonts w:ascii="Wingdings" w:hAnsi="Wingdings" w:hint="default"/>
+        <w:sz w:val="20"/>
+      </w:rPr>
+    </w:lvl>
+    <w:lvl w:ilvl="4" w:tentative="1">
+      <w:start w:val="1"/>
+      <w:numFmt w:val="bullet"/>
+      <w:lvlText w:val=""/>
+      <w:lvlJc w:val="left"/>
+      <w:pPr>
+        <w:tabs>
+          <w:tab w:val="num" w:pos="3600"/>
+        </w:tabs>
+        <w:ind w:left="3600" w:hanging="360"/>
+      </w:pPr>
+      <w:rPr>
+        <w:rFonts w:ascii="Wingdings" w:hAnsi="Wingdings" w:hint="default"/>
+        <w:sz w:val="20"/>
+      </w:rPr>
+    </w:lvl>
+    <w:lvl w:ilvl="5" w:tentative="1">
+      <w:start w:val="1"/>
+      <w:numFmt w:val="bullet"/>
+      <w:lvlText w:val=""/>
+      <w:lvlJc w:val="left"/>
+      <w:pPr>
+        <w:tabs>
+          <w:tab w:val="num" w:pos="4320"/>
+        </w:tabs>
+        <w:ind w:left="4320" w:hanging="360"/>
+      </w:pPr>
+      <w:rPr>
+        <w:rFonts w:ascii="Wingdings" w:hAnsi="Wingdings" w:hint="default"/>
+        <w:sz w:val="20"/>
+      </w:rPr>
+    </w:lvl>
+    <w:lvl w:ilvl="6" w:tentative="1">
+      <w:start w:val="1"/>
+      <w:numFmt w:val="bullet"/>
+      <w:lvlText w:val=""/>
+      <w:lvlJc w:val="left"/>
+      <w:pPr>
+        <w:tabs>
+          <w:tab w:val="num" w:pos="5040"/>
+        </w:tabs>
+        <w:ind w:left="5040" w:hanging="360"/>
+      </w:pPr>
+      <w:rPr>
+        <w:rFonts w:ascii="Wingdings" w:hAnsi="Wingdings" w:hint="default"/>
+        <w:sz w:val="20"/>
+      </w:rPr>
+    </w:lvl>
+    <w:lvl w:ilvl="7" w:tentative="1">
+      <w:start w:val="1"/>
+      <w:numFmt w:val="bullet"/>
+      <w:lvlText w:val=""/>
+      <w:lvlJc w:val="left"/>
+      <w:pPr>
+        <w:tabs>
+          <w:tab w:val="num" w:pos="5760"/>
+        </w:tabs>
+        <w:ind w:left="5760" w:hanging="360"/>
+      </w:pPr>
+      <w:rPr>
+        <w:rFonts w:ascii="Wingdings" w:hAnsi="Wingdings" w:hint="default"/>
+        <w:sz w:val="20"/>
+      </w:rPr>
+    </w:lvl>
+    <w:lvl w:ilvl="8" w:tentative="1">
+      <w:start w:val="1"/>
+      <w:numFmt w:val="bullet"/>
+      <w:lvlText w:val=""/>
+      <w:lvlJc w:val="left"/>
+      <w:pPr>
+        <w:tabs>
+          <w:tab w:val="num" w:pos="6480"/>
+        </w:tabs>
+        <w:ind w:left="6480" w:hanging="360"/>
+      </w:pPr>
+      <w:rPr>
+        <w:rFonts w:ascii="Wingdings" w:hAnsi="Wingdings" w:hint="default"/>
+        <w:sz w:val="20"/>
+      </w:rPr>
+    </w:lvl>
+  </w:abstractNum>
+  <w:abstractNum w:abstractNumId="38" w15:restartNumberingAfterBreak="0">
+    <w:nsid w:val="44775EB4"/>
+    <w:multiLevelType w:val="multilevel"/>
+    <w:tmpl w:val="D980989A"/>
+    <w:lvl w:ilvl="0">
+      <w:start w:val="1"/>
+      <w:numFmt w:val="bullet"/>
+      <w:lvlText w:val=""/>
+      <w:lvlJc w:val="left"/>
+      <w:pPr>
+        <w:tabs>
+          <w:tab w:val="num" w:pos="720"/>
+        </w:tabs>
+        <w:ind w:left="720" w:hanging="360"/>
+      </w:pPr>
+      <w:rPr>
+        <w:rFonts w:ascii="Symbol" w:hAnsi="Symbol" w:hint="default"/>
+        <w:sz w:val="20"/>
+      </w:rPr>
+    </w:lvl>
+    <w:lvl w:ilvl="1" w:tentative="1">
+      <w:start w:val="1"/>
+      <w:numFmt w:val="bullet"/>
+      <w:lvlText w:val="o"/>
+      <w:lvlJc w:val="left"/>
+      <w:pPr>
+        <w:tabs>
+          <w:tab w:val="num" w:pos="1440"/>
+        </w:tabs>
+        <w:ind w:left="1440" w:hanging="360"/>
+      </w:pPr>
+      <w:rPr>
+        <w:rFonts w:ascii="Courier New" w:hAnsi="Courier New" w:hint="default"/>
+        <w:sz w:val="20"/>
+      </w:rPr>
+    </w:lvl>
+    <w:lvl w:ilvl="2" w:tentative="1">
+      <w:start w:val="1"/>
+      <w:numFmt w:val="bullet"/>
+      <w:lvlText w:val=""/>
+      <w:lvlJc w:val="left"/>
+      <w:pPr>
+        <w:tabs>
+          <w:tab w:val="num" w:pos="2160"/>
+        </w:tabs>
+        <w:ind w:left="2160" w:hanging="360"/>
+      </w:pPr>
+      <w:rPr>
+        <w:rFonts w:ascii="Wingdings" w:hAnsi="Wingdings" w:hint="default"/>
+        <w:sz w:val="20"/>
+      </w:rPr>
+    </w:lvl>
+    <w:lvl w:ilvl="3" w:tentative="1">
+      <w:start w:val="1"/>
+      <w:numFmt w:val="bullet"/>
+      <w:lvlText w:val=""/>
+      <w:lvlJc w:val="left"/>
+      <w:pPr>
+        <w:tabs>
+          <w:tab w:val="num" w:pos="2880"/>
+        </w:tabs>
+        <w:ind w:left="2880" w:hanging="360"/>
+      </w:pPr>
+      <w:rPr>
+        <w:rFonts w:ascii="Wingdings" w:hAnsi="Wingdings" w:hint="default"/>
+        <w:sz w:val="20"/>
+      </w:rPr>
+    </w:lvl>
+    <w:lvl w:ilvl="4" w:tentative="1">
+      <w:start w:val="1"/>
+      <w:numFmt w:val="bullet"/>
+      <w:lvlText w:val=""/>
+      <w:lvlJc w:val="left"/>
+      <w:pPr>
+        <w:tabs>
+          <w:tab w:val="num" w:pos="3600"/>
+        </w:tabs>
+        <w:ind w:left="3600" w:hanging="360"/>
+      </w:pPr>
+      <w:rPr>
+        <w:rFonts w:ascii="Wingdings" w:hAnsi="Wingdings" w:hint="default"/>
+        <w:sz w:val="20"/>
+      </w:rPr>
+    </w:lvl>
+    <w:lvl w:ilvl="5" w:tentative="1">
+      <w:start w:val="1"/>
+      <w:numFmt w:val="bullet"/>
+      <w:lvlText w:val=""/>
+      <w:lvlJc w:val="left"/>
+      <w:pPr>
+        <w:tabs>
+          <w:tab w:val="num" w:pos="4320"/>
+        </w:tabs>
+        <w:ind w:left="4320" w:hanging="360"/>
+      </w:pPr>
+      <w:rPr>
+        <w:rFonts w:ascii="Wingdings" w:hAnsi="Wingdings" w:hint="default"/>
+        <w:sz w:val="20"/>
+      </w:rPr>
+    </w:lvl>
+    <w:lvl w:ilvl="6" w:tentative="1">
+      <w:start w:val="1"/>
+      <w:numFmt w:val="bullet"/>
+      <w:lvlText w:val=""/>
+      <w:lvlJc w:val="left"/>
+      <w:pPr>
+        <w:tabs>
+          <w:tab w:val="num" w:pos="5040"/>
+        </w:tabs>
+        <w:ind w:left="5040" w:hanging="360"/>
+      </w:pPr>
+      <w:rPr>
+        <w:rFonts w:ascii="Wingdings" w:hAnsi="Wingdings" w:hint="default"/>
+        <w:sz w:val="20"/>
+      </w:rPr>
+    </w:lvl>
+    <w:lvl w:ilvl="7" w:tentative="1">
+      <w:start w:val="1"/>
+      <w:numFmt w:val="bullet"/>
+      <w:lvlText w:val=""/>
+      <w:lvlJc w:val="left"/>
+      <w:pPr>
+        <w:tabs>
+          <w:tab w:val="num" w:pos="5760"/>
+        </w:tabs>
+        <w:ind w:left="5760" w:hanging="360"/>
+      </w:pPr>
+      <w:rPr>
+        <w:rFonts w:ascii="Wingdings" w:hAnsi="Wingdings" w:hint="default"/>
+        <w:sz w:val="20"/>
+      </w:rPr>
+    </w:lvl>
+    <w:lvl w:ilvl="8" w:tentative="1">
+      <w:start w:val="1"/>
+      <w:numFmt w:val="bullet"/>
+      <w:lvlText w:val=""/>
+      <w:lvlJc w:val="left"/>
+      <w:pPr>
+        <w:tabs>
+          <w:tab w:val="num" w:pos="6480"/>
+        </w:tabs>
+        <w:ind w:left="6480" w:hanging="360"/>
+      </w:pPr>
+      <w:rPr>
+        <w:rFonts w:ascii="Wingdings" w:hAnsi="Wingdings" w:hint="default"/>
+        <w:sz w:val="20"/>
+      </w:rPr>
+    </w:lvl>
+  </w:abstractNum>
+  <w:abstractNum w:abstractNumId="39" w15:restartNumberingAfterBreak="0">
     <w:nsid w:val="46DE77B4"/>
     <w:multiLevelType w:val="multilevel"/>
     <w:tmpl w:val="F954CDA8"/>
@@ -11667,7 +12333,7 @@
       </w:rPr>
     </w:lvl>
   </w:abstractNum>
-  <w:abstractNum w:abstractNumId="36" w15:restartNumberingAfterBreak="0">
+  <w:abstractNum w:abstractNumId="40" w15:restartNumberingAfterBreak="0">
     <w:nsid w:val="486A5541"/>
     <w:multiLevelType w:val="multilevel"/>
     <w:tmpl w:val="F2183DCA"/>
@@ -11816,7 +12482,7 @@
       </w:rPr>
     </w:lvl>
   </w:abstractNum>
-  <w:abstractNum w:abstractNumId="37" w15:restartNumberingAfterBreak="0">
+  <w:abstractNum w:abstractNumId="41" w15:restartNumberingAfterBreak="0">
     <w:nsid w:val="49297132"/>
     <w:multiLevelType w:val="multilevel"/>
     <w:tmpl w:val="A5BC8590"/>
@@ -11965,7 +12631,7 @@
       </w:rPr>
     </w:lvl>
   </w:abstractNum>
-  <w:abstractNum w:abstractNumId="38" w15:restartNumberingAfterBreak="0">
+  <w:abstractNum w:abstractNumId="42" w15:restartNumberingAfterBreak="0">
     <w:nsid w:val="4AFD0D36"/>
     <w:multiLevelType w:val="multilevel"/>
     <w:tmpl w:val="E45AF030"/>
@@ -12114,7 +12780,7 @@
       </w:rPr>
     </w:lvl>
   </w:abstractNum>
-  <w:abstractNum w:abstractNumId="39" w15:restartNumberingAfterBreak="0">
+  <w:abstractNum w:abstractNumId="43" w15:restartNumberingAfterBreak="0">
     <w:nsid w:val="4BA24792"/>
     <w:multiLevelType w:val="hybridMultilevel"/>
     <w:tmpl w:val="CCC89726"/>
@@ -12227,7 +12893,7 @@
       </w:rPr>
     </w:lvl>
   </w:abstractNum>
-  <w:abstractNum w:abstractNumId="40" w15:restartNumberingAfterBreak="0">
+  <w:abstractNum w:abstractNumId="44" w15:restartNumberingAfterBreak="0">
     <w:nsid w:val="4C0657C8"/>
     <w:multiLevelType w:val="multilevel"/>
     <w:tmpl w:val="9C1671EC"/>
@@ -12376,7 +13042,7 @@
       </w:rPr>
     </w:lvl>
   </w:abstractNum>
-  <w:abstractNum w:abstractNumId="41" w15:restartNumberingAfterBreak="0">
+  <w:abstractNum w:abstractNumId="45" w15:restartNumberingAfterBreak="0">
     <w:nsid w:val="4E031B72"/>
     <w:multiLevelType w:val="multilevel"/>
     <w:tmpl w:val="0FBCE688"/>
@@ -12492,7 +13158,7 @@
       </w:pPr>
     </w:lvl>
   </w:abstractNum>
-  <w:abstractNum w:abstractNumId="42" w15:restartNumberingAfterBreak="0">
+  <w:abstractNum w:abstractNumId="46" w15:restartNumberingAfterBreak="0">
     <w:nsid w:val="4F2B7C9F"/>
     <w:multiLevelType w:val="multilevel"/>
     <w:tmpl w:val="5A6A1886"/>
@@ -12641,7 +13307,7 @@
       </w:rPr>
     </w:lvl>
   </w:abstractNum>
-  <w:abstractNum w:abstractNumId="43" w15:restartNumberingAfterBreak="0">
+  <w:abstractNum w:abstractNumId="47" w15:restartNumberingAfterBreak="0">
     <w:nsid w:val="559F791F"/>
     <w:multiLevelType w:val="multilevel"/>
     <w:tmpl w:val="D5E42F32"/>
@@ -12790,7 +13456,7 @@
       </w:rPr>
     </w:lvl>
   </w:abstractNum>
-  <w:abstractNum w:abstractNumId="44" w15:restartNumberingAfterBreak="0">
+  <w:abstractNum w:abstractNumId="48" w15:restartNumberingAfterBreak="0">
     <w:nsid w:val="563908E4"/>
     <w:multiLevelType w:val="multilevel"/>
     <w:tmpl w:val="7514EE80"/>
@@ -12939,7 +13605,7 @@
       </w:rPr>
     </w:lvl>
   </w:abstractNum>
-  <w:abstractNum w:abstractNumId="45" w15:restartNumberingAfterBreak="0">
+  <w:abstractNum w:abstractNumId="49" w15:restartNumberingAfterBreak="0">
     <w:nsid w:val="591553CB"/>
     <w:multiLevelType w:val="hybridMultilevel"/>
     <w:tmpl w:val="EF88DFAA"/>
@@ -13028,7 +13694,7 @@
       </w:pPr>
     </w:lvl>
   </w:abstractNum>
-  <w:abstractNum w:abstractNumId="46" w15:restartNumberingAfterBreak="0">
+  <w:abstractNum w:abstractNumId="50" w15:restartNumberingAfterBreak="0">
     <w:nsid w:val="5B3431AB"/>
     <w:multiLevelType w:val="multilevel"/>
     <w:tmpl w:val="52FCED1C"/>
@@ -13177,7 +13843,7 @@
       </w:rPr>
     </w:lvl>
   </w:abstractNum>
-  <w:abstractNum w:abstractNumId="47" w15:restartNumberingAfterBreak="0">
+  <w:abstractNum w:abstractNumId="51" w15:restartNumberingAfterBreak="0">
     <w:nsid w:val="5DAD03C9"/>
     <w:multiLevelType w:val="multilevel"/>
     <w:tmpl w:val="E7402CBE"/>
@@ -13326,7 +13992,7 @@
       </w:rPr>
     </w:lvl>
   </w:abstractNum>
-  <w:abstractNum w:abstractNumId="48" w15:restartNumberingAfterBreak="0">
+  <w:abstractNum w:abstractNumId="52" w15:restartNumberingAfterBreak="0">
     <w:nsid w:val="62DF5379"/>
     <w:multiLevelType w:val="multilevel"/>
     <w:tmpl w:val="0274935C"/>
@@ -13475,7 +14141,7 @@
       </w:rPr>
     </w:lvl>
   </w:abstractNum>
-  <w:abstractNum w:abstractNumId="49" w15:restartNumberingAfterBreak="0">
+  <w:abstractNum w:abstractNumId="53" w15:restartNumberingAfterBreak="0">
     <w:nsid w:val="65135DFD"/>
     <w:multiLevelType w:val="multilevel"/>
     <w:tmpl w:val="F4EEF5F0"/>
@@ -13624,7 +14290,7 @@
       </w:rPr>
     </w:lvl>
   </w:abstractNum>
-  <w:abstractNum w:abstractNumId="50" w15:restartNumberingAfterBreak="0">
+  <w:abstractNum w:abstractNumId="54" w15:restartNumberingAfterBreak="0">
     <w:nsid w:val="657B69F7"/>
     <w:multiLevelType w:val="multilevel"/>
     <w:tmpl w:val="FA9E29BE"/>
@@ -13773,7 +14439,156 @@
       </w:rPr>
     </w:lvl>
   </w:abstractNum>
-  <w:abstractNum w:abstractNumId="51" w15:restartNumberingAfterBreak="0">
+  <w:abstractNum w:abstractNumId="55" w15:restartNumberingAfterBreak="0">
+    <w:nsid w:val="6586192E"/>
+    <w:multiLevelType w:val="multilevel"/>
+    <w:tmpl w:val="76447BB2"/>
+    <w:lvl w:ilvl="0">
+      <w:start w:val="1"/>
+      <w:numFmt w:val="bullet"/>
+      <w:lvlText w:val=""/>
+      <w:lvlJc w:val="left"/>
+      <w:pPr>
+        <w:tabs>
+          <w:tab w:val="num" w:pos="720"/>
+        </w:tabs>
+        <w:ind w:left="720" w:hanging="360"/>
+      </w:pPr>
+      <w:rPr>
+        <w:rFonts w:ascii="Symbol" w:hAnsi="Symbol" w:hint="default"/>
+        <w:sz w:val="20"/>
+      </w:rPr>
+    </w:lvl>
+    <w:lvl w:ilvl="1" w:tentative="1">
+      <w:start w:val="1"/>
+      <w:numFmt w:val="bullet"/>
+      <w:lvlText w:val="o"/>
+      <w:lvlJc w:val="left"/>
+      <w:pPr>
+        <w:tabs>
+          <w:tab w:val="num" w:pos="1440"/>
+        </w:tabs>
+        <w:ind w:left="1440" w:hanging="360"/>
+      </w:pPr>
+      <w:rPr>
+        <w:rFonts w:ascii="Courier New" w:hAnsi="Courier New" w:hint="default"/>
+        <w:sz w:val="20"/>
+      </w:rPr>
+    </w:lvl>
+    <w:lvl w:ilvl="2" w:tentative="1">
+      <w:start w:val="1"/>
+      <w:numFmt w:val="bullet"/>
+      <w:lvlText w:val=""/>
+      <w:lvlJc w:val="left"/>
+      <w:pPr>
+        <w:tabs>
+          <w:tab w:val="num" w:pos="2160"/>
+        </w:tabs>
+        <w:ind w:left="2160" w:hanging="360"/>
+      </w:pPr>
+      <w:rPr>
+        <w:rFonts w:ascii="Wingdings" w:hAnsi="Wingdings" w:hint="default"/>
+        <w:sz w:val="20"/>
+      </w:rPr>
+    </w:lvl>
+    <w:lvl w:ilvl="3" w:tentative="1">
+      <w:start w:val="1"/>
+      <w:numFmt w:val="bullet"/>
+      <w:lvlText w:val=""/>
+      <w:lvlJc w:val="left"/>
+      <w:pPr>
+        <w:tabs>
+          <w:tab w:val="num" w:pos="2880"/>
+        </w:tabs>
+        <w:ind w:left="2880" w:hanging="360"/>
+      </w:pPr>
+      <w:rPr>
+        <w:rFonts w:ascii="Wingdings" w:hAnsi="Wingdings" w:hint="default"/>
+        <w:sz w:val="20"/>
+      </w:rPr>
+    </w:lvl>
+    <w:lvl w:ilvl="4" w:tentative="1">
+      <w:start w:val="1"/>
+      <w:numFmt w:val="bullet"/>
+      <w:lvlText w:val=""/>
+      <w:lvlJc w:val="left"/>
+      <w:pPr>
+        <w:tabs>
+          <w:tab w:val="num" w:pos="3600"/>
+        </w:tabs>
+        <w:ind w:left="3600" w:hanging="360"/>
+      </w:pPr>
+      <w:rPr>
+        <w:rFonts w:ascii="Wingdings" w:hAnsi="Wingdings" w:hint="default"/>
+        <w:sz w:val="20"/>
+      </w:rPr>
+    </w:lvl>
+    <w:lvl w:ilvl="5" w:tentative="1">
+      <w:start w:val="1"/>
+      <w:numFmt w:val="bullet"/>
+      <w:lvlText w:val=""/>
+      <w:lvlJc w:val="left"/>
+      <w:pPr>
+        <w:tabs>
+          <w:tab w:val="num" w:pos="4320"/>
+        </w:tabs>
+        <w:ind w:left="4320" w:hanging="360"/>
+      </w:pPr>
+      <w:rPr>
+        <w:rFonts w:ascii="Wingdings" w:hAnsi="Wingdings" w:hint="default"/>
+        <w:sz w:val="20"/>
+      </w:rPr>
+    </w:lvl>
+    <w:lvl w:ilvl="6" w:tentative="1">
+      <w:start w:val="1"/>
+      <w:numFmt w:val="bullet"/>
+      <w:lvlText w:val=""/>
+      <w:lvlJc w:val="left"/>
+      <w:pPr>
+        <w:tabs>
+          <w:tab w:val="num" w:pos="5040"/>
+        </w:tabs>
+        <w:ind w:left="5040" w:hanging="360"/>
+      </w:pPr>
+      <w:rPr>
+        <w:rFonts w:ascii="Wingdings" w:hAnsi="Wingdings" w:hint="default"/>
+        <w:sz w:val="20"/>
+      </w:rPr>
+    </w:lvl>
+    <w:lvl w:ilvl="7" w:tentative="1">
+      <w:start w:val="1"/>
+      <w:numFmt w:val="bullet"/>
+      <w:lvlText w:val=""/>
+      <w:lvlJc w:val="left"/>
+      <w:pPr>
+        <w:tabs>
+          <w:tab w:val="num" w:pos="5760"/>
+        </w:tabs>
+        <w:ind w:left="5760" w:hanging="360"/>
+      </w:pPr>
+      <w:rPr>
+        <w:rFonts w:ascii="Wingdings" w:hAnsi="Wingdings" w:hint="default"/>
+        <w:sz w:val="20"/>
+      </w:rPr>
+    </w:lvl>
+    <w:lvl w:ilvl="8" w:tentative="1">
+      <w:start w:val="1"/>
+      <w:numFmt w:val="bullet"/>
+      <w:lvlText w:val=""/>
+      <w:lvlJc w:val="left"/>
+      <w:pPr>
+        <w:tabs>
+          <w:tab w:val="num" w:pos="6480"/>
+        </w:tabs>
+        <w:ind w:left="6480" w:hanging="360"/>
+      </w:pPr>
+      <w:rPr>
+        <w:rFonts w:ascii="Wingdings" w:hAnsi="Wingdings" w:hint="default"/>
+        <w:sz w:val="20"/>
+      </w:rPr>
+    </w:lvl>
+  </w:abstractNum>
+  <w:abstractNum w:abstractNumId="56" w15:restartNumberingAfterBreak="0">
     <w:nsid w:val="67DE7099"/>
     <w:multiLevelType w:val="multilevel"/>
     <w:tmpl w:val="C232760C"/>
@@ -13886,7 +14701,7 @@
       </w:pPr>
     </w:lvl>
   </w:abstractNum>
-  <w:abstractNum w:abstractNumId="52" w15:restartNumberingAfterBreak="0">
+  <w:abstractNum w:abstractNumId="57" w15:restartNumberingAfterBreak="0">
     <w:nsid w:val="694A7F01"/>
     <w:multiLevelType w:val="multilevel"/>
     <w:tmpl w:val="259AD908"/>
@@ -14035,7 +14850,7 @@
       </w:rPr>
     </w:lvl>
   </w:abstractNum>
-  <w:abstractNum w:abstractNumId="53" w15:restartNumberingAfterBreak="0">
+  <w:abstractNum w:abstractNumId="58" w15:restartNumberingAfterBreak="0">
     <w:nsid w:val="6CB94FF5"/>
     <w:multiLevelType w:val="multilevel"/>
     <w:tmpl w:val="4768D480"/>
@@ -14184,7 +14999,7 @@
       </w:rPr>
     </w:lvl>
   </w:abstractNum>
-  <w:abstractNum w:abstractNumId="54" w15:restartNumberingAfterBreak="0">
+  <w:abstractNum w:abstractNumId="59" w15:restartNumberingAfterBreak="0">
     <w:nsid w:val="6EB01728"/>
     <w:multiLevelType w:val="hybridMultilevel"/>
     <w:tmpl w:val="235CEE72"/>
@@ -14297,7 +15112,7 @@
       </w:rPr>
     </w:lvl>
   </w:abstractNum>
-  <w:abstractNum w:abstractNumId="55" w15:restartNumberingAfterBreak="0">
+  <w:abstractNum w:abstractNumId="60" w15:restartNumberingAfterBreak="0">
     <w:nsid w:val="705371E4"/>
     <w:multiLevelType w:val="multilevel"/>
     <w:tmpl w:val="298C565A"/>
@@ -14446,7 +15261,7 @@
       </w:rPr>
     </w:lvl>
   </w:abstractNum>
-  <w:abstractNum w:abstractNumId="56" w15:restartNumberingAfterBreak="0">
+  <w:abstractNum w:abstractNumId="61" w15:restartNumberingAfterBreak="0">
     <w:nsid w:val="71CC7909"/>
     <w:multiLevelType w:val="multilevel"/>
     <w:tmpl w:val="35F4252E"/>
@@ -14595,7 +15410,7 @@
       </w:rPr>
     </w:lvl>
   </w:abstractNum>
-  <w:abstractNum w:abstractNumId="57" w15:restartNumberingAfterBreak="0">
+  <w:abstractNum w:abstractNumId="62" w15:restartNumberingAfterBreak="0">
     <w:nsid w:val="73CA4FA8"/>
     <w:multiLevelType w:val="multilevel"/>
     <w:tmpl w:val="3012A454"/>
@@ -14744,7 +15559,7 @@
       </w:rPr>
     </w:lvl>
   </w:abstractNum>
-  <w:abstractNum w:abstractNumId="58" w15:restartNumberingAfterBreak="0">
+  <w:abstractNum w:abstractNumId="63" w15:restartNumberingAfterBreak="0">
     <w:nsid w:val="74EE2BCC"/>
     <w:multiLevelType w:val="multilevel"/>
     <w:tmpl w:val="C7EE7874"/>
@@ -14893,7 +15708,7 @@
       </w:rPr>
     </w:lvl>
   </w:abstractNum>
-  <w:abstractNum w:abstractNumId="59" w15:restartNumberingAfterBreak="0">
+  <w:abstractNum w:abstractNumId="64" w15:restartNumberingAfterBreak="0">
     <w:nsid w:val="7561488D"/>
     <w:multiLevelType w:val="multilevel"/>
     <w:tmpl w:val="02722260"/>
@@ -15042,7 +15857,7 @@
       </w:rPr>
     </w:lvl>
   </w:abstractNum>
-  <w:abstractNum w:abstractNumId="60" w15:restartNumberingAfterBreak="0">
+  <w:abstractNum w:abstractNumId="65" w15:restartNumberingAfterBreak="0">
     <w:nsid w:val="75755477"/>
     <w:multiLevelType w:val="multilevel"/>
     <w:tmpl w:val="20604E14"/>
@@ -15191,7 +16006,7 @@
       </w:rPr>
     </w:lvl>
   </w:abstractNum>
-  <w:abstractNum w:abstractNumId="61" w15:restartNumberingAfterBreak="0">
+  <w:abstractNum w:abstractNumId="66" w15:restartNumberingAfterBreak="0">
     <w:nsid w:val="75CB434C"/>
     <w:multiLevelType w:val="multilevel"/>
     <w:tmpl w:val="0FBCE688"/>
@@ -15307,7 +16122,7 @@
       </w:pPr>
     </w:lvl>
   </w:abstractNum>
-  <w:abstractNum w:abstractNumId="62" w15:restartNumberingAfterBreak="0">
+  <w:abstractNum w:abstractNumId="67" w15:restartNumberingAfterBreak="0">
     <w:nsid w:val="77AE2CAB"/>
     <w:multiLevelType w:val="multilevel"/>
     <w:tmpl w:val="8F98571C"/>
@@ -15456,7 +16271,7 @@
       </w:rPr>
     </w:lvl>
   </w:abstractNum>
-  <w:abstractNum w:abstractNumId="63" w15:restartNumberingAfterBreak="0">
+  <w:abstractNum w:abstractNumId="68" w15:restartNumberingAfterBreak="0">
     <w:nsid w:val="78941506"/>
     <w:multiLevelType w:val="multilevel"/>
     <w:tmpl w:val="7E26DED8"/>
@@ -15605,7 +16420,7 @@
       </w:rPr>
     </w:lvl>
   </w:abstractNum>
-  <w:abstractNum w:abstractNumId="64" w15:restartNumberingAfterBreak="0">
+  <w:abstractNum w:abstractNumId="69" w15:restartNumberingAfterBreak="0">
     <w:nsid w:val="799C34F4"/>
     <w:multiLevelType w:val="multilevel"/>
     <w:tmpl w:val="87ECE5EA"/>
@@ -15754,7 +16569,7 @@
       </w:rPr>
     </w:lvl>
   </w:abstractNum>
-  <w:abstractNum w:abstractNumId="65" w15:restartNumberingAfterBreak="0">
+  <w:abstractNum w:abstractNumId="70" w15:restartNumberingAfterBreak="0">
     <w:nsid w:val="79A4613D"/>
     <w:multiLevelType w:val="multilevel"/>
     <w:tmpl w:val="4596D6AE"/>
@@ -15875,7 +16690,7 @@
       </w:rPr>
     </w:lvl>
   </w:abstractNum>
-  <w:abstractNum w:abstractNumId="66" w15:restartNumberingAfterBreak="0">
+  <w:abstractNum w:abstractNumId="71" w15:restartNumberingAfterBreak="0">
     <w:nsid w:val="7A5B4E7E"/>
     <w:multiLevelType w:val="multilevel"/>
     <w:tmpl w:val="DC52F138"/>
@@ -16024,7 +16839,7 @@
       </w:rPr>
     </w:lvl>
   </w:abstractNum>
-  <w:abstractNum w:abstractNumId="67" w15:restartNumberingAfterBreak="0">
+  <w:abstractNum w:abstractNumId="72" w15:restartNumberingAfterBreak="0">
     <w:nsid w:val="7D4C0E8E"/>
     <w:multiLevelType w:val="multilevel"/>
     <w:tmpl w:val="14C65276"/>
@@ -16173,7 +16988,7 @@
       </w:rPr>
     </w:lvl>
   </w:abstractNum>
-  <w:abstractNum w:abstractNumId="68" w15:restartNumberingAfterBreak="0">
+  <w:abstractNum w:abstractNumId="73" w15:restartNumberingAfterBreak="0">
     <w:nsid w:val="7E2D505C"/>
     <w:multiLevelType w:val="multilevel"/>
     <w:tmpl w:val="36B04660"/>
@@ -16323,7 +17138,7 @@
     </w:lvl>
   </w:abstractNum>
   <w:num w:numId="1" w16cid:durableId="1353216528">
-    <w:abstractNumId w:val="65"/>
+    <w:abstractNumId w:val="70"/>
   </w:num>
   <w:num w:numId="2" w16cid:durableId="1097872314">
     <w:abstractNumId w:val="18"/>
@@ -16332,40 +17147,40 @@
     <w:abstractNumId w:val="25"/>
   </w:num>
   <w:num w:numId="4" w16cid:durableId="242297841">
-    <w:abstractNumId w:val="51"/>
+    <w:abstractNumId w:val="56"/>
   </w:num>
   <w:num w:numId="5" w16cid:durableId="277762158">
-    <w:abstractNumId w:val="41"/>
+    <w:abstractNumId w:val="45"/>
   </w:num>
   <w:num w:numId="6" w16cid:durableId="2011981243">
-    <w:abstractNumId w:val="61"/>
+    <w:abstractNumId w:val="66"/>
   </w:num>
   <w:num w:numId="7" w16cid:durableId="1694186003">
-    <w:abstractNumId w:val="34"/>
+    <w:abstractNumId w:val="36"/>
   </w:num>
   <w:num w:numId="8" w16cid:durableId="1938637450">
-    <w:abstractNumId w:val="45"/>
+    <w:abstractNumId w:val="49"/>
   </w:num>
   <w:num w:numId="9" w16cid:durableId="345443363">
-    <w:abstractNumId w:val="44"/>
+    <w:abstractNumId w:val="48"/>
   </w:num>
   <w:num w:numId="10" w16cid:durableId="1843004531">
-    <w:abstractNumId w:val="54"/>
+    <w:abstractNumId w:val="59"/>
   </w:num>
   <w:num w:numId="11" w16cid:durableId="1993213225">
     <w:abstractNumId w:val="19"/>
   </w:num>
   <w:num w:numId="12" w16cid:durableId="2011181220">
-    <w:abstractNumId w:val="39"/>
+    <w:abstractNumId w:val="43"/>
   </w:num>
   <w:num w:numId="13" w16cid:durableId="1062560424">
-    <w:abstractNumId w:val="49"/>
+    <w:abstractNumId w:val="53"/>
   </w:num>
   <w:num w:numId="14" w16cid:durableId="265113853">
-    <w:abstractNumId w:val="68"/>
+    <w:abstractNumId w:val="73"/>
   </w:num>
   <w:num w:numId="15" w16cid:durableId="1037697713">
-    <w:abstractNumId w:val="66"/>
+    <w:abstractNumId w:val="71"/>
   </w:num>
   <w:num w:numId="16" w16cid:durableId="1439334038">
     <w:abstractNumId w:val="9"/>
@@ -16374,7 +17189,7 @@
     <w:abstractNumId w:val="28"/>
   </w:num>
   <w:num w:numId="18" w16cid:durableId="1634140328">
-    <w:abstractNumId w:val="48"/>
+    <w:abstractNumId w:val="52"/>
   </w:num>
   <w:num w:numId="19" w16cid:durableId="754934656">
     <w:abstractNumId w:val="22"/>
@@ -16386,25 +17201,25 @@
     <w:abstractNumId w:val="6"/>
   </w:num>
   <w:num w:numId="22" w16cid:durableId="726146756">
-    <w:abstractNumId w:val="33"/>
+    <w:abstractNumId w:val="34"/>
   </w:num>
   <w:num w:numId="23" w16cid:durableId="1912154824">
-    <w:abstractNumId w:val="67"/>
+    <w:abstractNumId w:val="72"/>
   </w:num>
   <w:num w:numId="24" w16cid:durableId="1400786278">
     <w:abstractNumId w:val="1"/>
   </w:num>
   <w:num w:numId="25" w16cid:durableId="1412047076">
-    <w:abstractNumId w:val="60"/>
+    <w:abstractNumId w:val="65"/>
   </w:num>
   <w:num w:numId="26" w16cid:durableId="834342450">
-    <w:abstractNumId w:val="58"/>
+    <w:abstractNumId w:val="63"/>
   </w:num>
   <w:num w:numId="27" w16cid:durableId="1877036693">
-    <w:abstractNumId w:val="32"/>
+    <w:abstractNumId w:val="33"/>
   </w:num>
   <w:num w:numId="28" w16cid:durableId="1159928769">
-    <w:abstractNumId w:val="52"/>
+    <w:abstractNumId w:val="57"/>
   </w:num>
   <w:num w:numId="29" w16cid:durableId="442042261">
     <w:abstractNumId w:val="3"/>
@@ -16413,13 +17228,13 @@
     <w:abstractNumId w:val="14"/>
   </w:num>
   <w:num w:numId="31" w16cid:durableId="1632126703">
-    <w:abstractNumId w:val="64"/>
+    <w:abstractNumId w:val="69"/>
   </w:num>
   <w:num w:numId="32" w16cid:durableId="738480508">
-    <w:abstractNumId w:val="35"/>
+    <w:abstractNumId w:val="39"/>
   </w:num>
   <w:num w:numId="33" w16cid:durableId="797651332">
-    <w:abstractNumId w:val="37"/>
+    <w:abstractNumId w:val="41"/>
   </w:num>
   <w:num w:numId="34" w16cid:durableId="622810885">
     <w:abstractNumId w:val="29"/>
@@ -16431,7 +17246,7 @@
     <w:abstractNumId w:val="10"/>
   </w:num>
   <w:num w:numId="37" w16cid:durableId="1493447661">
-    <w:abstractNumId w:val="50"/>
+    <w:abstractNumId w:val="54"/>
   </w:num>
   <w:num w:numId="38" w16cid:durableId="1680157016">
     <w:abstractNumId w:val="20"/>
@@ -16443,7 +17258,7 @@
     <w:abstractNumId w:val="23"/>
   </w:num>
   <w:num w:numId="41" w16cid:durableId="2101559976">
-    <w:abstractNumId w:val="36"/>
+    <w:abstractNumId w:val="40"/>
   </w:num>
   <w:num w:numId="42" w16cid:durableId="346710022">
     <w:abstractNumId w:val="24"/>
@@ -16452,10 +17267,10 @@
     <w:abstractNumId w:val="17"/>
   </w:num>
   <w:num w:numId="44" w16cid:durableId="1886135495">
-    <w:abstractNumId w:val="53"/>
+    <w:abstractNumId w:val="58"/>
   </w:num>
   <w:num w:numId="45" w16cid:durableId="1557931641">
-    <w:abstractNumId w:val="56"/>
+    <w:abstractNumId w:val="61"/>
   </w:num>
   <w:num w:numId="46" w16cid:durableId="1283657581">
     <w:abstractNumId w:val="2"/>
@@ -16464,28 +17279,28 @@
     <w:abstractNumId w:val="8"/>
   </w:num>
   <w:num w:numId="48" w16cid:durableId="160852304">
-    <w:abstractNumId w:val="43"/>
+    <w:abstractNumId w:val="47"/>
   </w:num>
   <w:num w:numId="49" w16cid:durableId="1829058928">
-    <w:abstractNumId w:val="57"/>
+    <w:abstractNumId w:val="62"/>
   </w:num>
   <w:num w:numId="50" w16cid:durableId="2081370079">
     <w:abstractNumId w:val="0"/>
   </w:num>
   <w:num w:numId="51" w16cid:durableId="606547265">
-    <w:abstractNumId w:val="59"/>
+    <w:abstractNumId w:val="64"/>
   </w:num>
   <w:num w:numId="52" w16cid:durableId="808981674">
-    <w:abstractNumId w:val="62"/>
+    <w:abstractNumId w:val="67"/>
   </w:num>
   <w:num w:numId="53" w16cid:durableId="1930692390">
-    <w:abstractNumId w:val="46"/>
+    <w:abstractNumId w:val="50"/>
   </w:num>
   <w:num w:numId="54" w16cid:durableId="2125690366">
     <w:abstractNumId w:val="26"/>
   </w:num>
   <w:num w:numId="55" w16cid:durableId="1313868319">
-    <w:abstractNumId w:val="31"/>
+    <w:abstractNumId w:val="32"/>
   </w:num>
   <w:num w:numId="56" w16cid:durableId="491330976">
     <w:abstractNumId w:val="5"/>
@@ -16500,34 +17315,49 @@
     <w:abstractNumId w:val="7"/>
   </w:num>
   <w:num w:numId="60" w16cid:durableId="1464687749">
-    <w:abstractNumId w:val="63"/>
+    <w:abstractNumId w:val="68"/>
   </w:num>
   <w:num w:numId="61" w16cid:durableId="43145506">
     <w:abstractNumId w:val="13"/>
   </w:num>
   <w:num w:numId="62" w16cid:durableId="213083891">
-    <w:abstractNumId w:val="42"/>
+    <w:abstractNumId w:val="46"/>
   </w:num>
   <w:num w:numId="63" w16cid:durableId="1600287408">
     <w:abstractNumId w:val="21"/>
   </w:num>
   <w:num w:numId="64" w16cid:durableId="2145613304">
-    <w:abstractNumId w:val="38"/>
+    <w:abstractNumId w:val="42"/>
   </w:num>
   <w:num w:numId="65" w16cid:durableId="97456662">
-    <w:abstractNumId w:val="55"/>
+    <w:abstractNumId w:val="60"/>
   </w:num>
   <w:num w:numId="66" w16cid:durableId="1734699335">
-    <w:abstractNumId w:val="47"/>
+    <w:abstractNumId w:val="51"/>
   </w:num>
   <w:num w:numId="67" w16cid:durableId="1929997998">
-    <w:abstractNumId w:val="40"/>
+    <w:abstractNumId w:val="44"/>
   </w:num>
   <w:num w:numId="68" w16cid:durableId="1701516499">
     <w:abstractNumId w:val="11"/>
   </w:num>
   <w:num w:numId="69" w16cid:durableId="49958978">
     <w:abstractNumId w:val="12"/>
+  </w:num>
+  <w:num w:numId="70" w16cid:durableId="165940818">
+    <w:abstractNumId w:val="35"/>
+  </w:num>
+  <w:num w:numId="71" w16cid:durableId="45106962">
+    <w:abstractNumId w:val="37"/>
+  </w:num>
+  <w:num w:numId="72" w16cid:durableId="1577326255">
+    <w:abstractNumId w:val="55"/>
+  </w:num>
+  <w:num w:numId="73" w16cid:durableId="1980264217">
+    <w:abstractNumId w:val="38"/>
+  </w:num>
+  <w:num w:numId="74" w16cid:durableId="1152059423">
+    <w:abstractNumId w:val="31"/>
   </w:num>
 </w:numbering>
 </file>

--- a/Artefact Take Home Assignment.docx
+++ b/Artefact Take Home Assignment.docx
@@ -6040,6 +6040,14 @@
         </w:rPr>
         <w:t>Stratify the target variable when splitting the data, ensuring that minority classes are equally represented in both the training and testing datasets.</w:t>
       </w:r>
+      <w:r>
+        <w:rPr>
+          <w:rFonts w:eastAsia="Times New Roman"/>
+          <w:sz w:val="20"/>
+          <w:szCs w:val="20"/>
+        </w:rPr>
+        <w:t xml:space="preserve"> </w:t>
+      </w:r>
     </w:p>
     <w:p>
       <w:pPr>
@@ -6084,7 +6092,7 @@
           <w:sz w:val="20"/>
           <w:szCs w:val="20"/>
         </w:rPr>
-        <w:t>Apply higher penalties to misclassifications of minority classes, preventing the model from defaulting to majority class predictions</w:t>
+        <w:t xml:space="preserve">Apply higher penalties to misclassifications of minority classes, preventing the model from defaulting to </w:t>
       </w:r>
       <w:r>
         <w:rPr>
@@ -6092,7 +6100,49 @@
           <w:sz w:val="20"/>
           <w:szCs w:val="20"/>
         </w:rPr>
+        <w:t>minority</w:t>
+      </w:r>
+      <w:r>
+        <w:rPr>
+          <w:rFonts w:eastAsia="Times New Roman"/>
+          <w:sz w:val="20"/>
+          <w:szCs w:val="20"/>
+        </w:rPr>
+        <w:t xml:space="preserve"> class predictions</w:t>
+      </w:r>
+      <w:r>
+        <w:rPr>
+          <w:rFonts w:eastAsia="Times New Roman"/>
+          <w:sz w:val="20"/>
+          <w:szCs w:val="20"/>
+        </w:rPr>
         <w:t>.</w:t>
+      </w:r>
+      <w:r>
+        <w:rPr>
+          <w:rFonts w:eastAsia="Times New Roman"/>
+          <w:sz w:val="20"/>
+          <w:szCs w:val="20"/>
+        </w:rPr>
+        <w:t xml:space="preserve"> (set </w:t>
+      </w:r>
+      <w:proofErr w:type="spellStart"/>
+      <w:r>
+        <w:rPr>
+          <w:rFonts w:eastAsia="Times New Roman"/>
+          <w:sz w:val="20"/>
+          <w:szCs w:val="20"/>
+        </w:rPr>
+        <w:t>class_weight</w:t>
+      </w:r>
+      <w:proofErr w:type="spellEnd"/>
+      <w:r>
+        <w:rPr>
+          <w:rFonts w:eastAsia="Times New Roman"/>
+          <w:sz w:val="20"/>
+          <w:szCs w:val="20"/>
+        </w:rPr>
+        <w:t>=’balanced’ while fitting model)</w:t>
       </w:r>
     </w:p>
     <w:sectPr>

--- a/Artefact Take Home Assignment.docx
+++ b/Artefact Take Home Assignment.docx
@@ -432,7 +432,7 @@
           <w:noProof/>
         </w:rPr>
         <w:drawing>
-          <wp:anchor distT="0" distB="0" distL="114300" distR="114300" simplePos="0" relativeHeight="251658240" behindDoc="0" locked="0" layoutInCell="1" allowOverlap="1" wp14:anchorId="0D102A3C" wp14:editId="0BB4001B">
+          <wp:anchor distT="0" distB="0" distL="114300" distR="114300" simplePos="0" relativeHeight="251658240" behindDoc="0" locked="0" layoutInCell="1" allowOverlap="1" wp14:anchorId="0D102A3C" wp14:editId="70B582C2">
             <wp:simplePos x="0" y="0"/>
             <wp:positionH relativeFrom="page">
               <wp:align>right</wp:align>
@@ -2513,39 +2513,7 @@
             <w:sz w:val="20"/>
             <w:szCs w:val="20"/>
           </w:rPr>
-          <w:t>link t</w:t>
-        </w:r>
-        <w:r>
-          <w:rPr>
-            <w:rStyle w:val="Hyperlink"/>
-            <w:sz w:val="20"/>
-            <w:szCs w:val="20"/>
-          </w:rPr>
-          <w:t>o</w:t>
-        </w:r>
-        <w:r>
-          <w:rPr>
-            <w:rStyle w:val="Hyperlink"/>
-            <w:sz w:val="20"/>
-            <w:szCs w:val="20"/>
-          </w:rPr>
-          <w:t xml:space="preserve"> </w:t>
-        </w:r>
-        <w:r>
-          <w:rPr>
-            <w:rStyle w:val="Hyperlink"/>
-            <w:sz w:val="20"/>
-            <w:szCs w:val="20"/>
-          </w:rPr>
-          <w:t>r</w:t>
-        </w:r>
-        <w:r>
-          <w:rPr>
-            <w:rStyle w:val="Hyperlink"/>
-            <w:sz w:val="20"/>
-            <w:szCs w:val="20"/>
-          </w:rPr>
-          <w:t>epo</w:t>
+          <w:t>link to repo</w:t>
         </w:r>
       </w:hyperlink>
       <w:r>
@@ -2770,6 +2738,7 @@
       </w:pPr>
       <w:r>
         <w:rPr>
+          <w:noProof/>
           <w:sz w:val="20"/>
           <w:szCs w:val="20"/>
         </w:rPr>
@@ -2896,6 +2865,7 @@
       </w:r>
       <w:r>
         <w:rPr>
+          <w:noProof/>
           <w:sz w:val="20"/>
           <w:szCs w:val="20"/>
         </w:rPr>
@@ -3102,6 +3072,7 @@
       </w:pPr>
       <w:r>
         <w:rPr>
+          <w:noProof/>
           <w:sz w:val="20"/>
           <w:szCs w:val="20"/>
         </w:rPr>
@@ -3169,15 +3140,7 @@
           <w:sz w:val="20"/>
           <w:szCs w:val="20"/>
         </w:rPr>
-        <w:t>جميل</w:t>
-      </w:r>
-      <w:r>
-        <w:rPr>
-          <w:rFonts w:ascii="Arial" w:hAnsi="Arial" w:cs="Arial"/>
-          <w:sz w:val="20"/>
-          <w:szCs w:val="20"/>
-        </w:rPr>
-        <w:t xml:space="preserve">, </w:t>
+        <w:t xml:space="preserve">جميل, </w:t>
       </w:r>
       <w:r>
         <w:rPr>
@@ -3263,6 +3226,7 @@
       <w:r>
         <w:rPr>
           <w:rFonts w:ascii="Arial" w:hAnsi="Arial" w:cs="Arial"/>
+          <w:noProof/>
           <w:sz w:val="20"/>
           <w:szCs w:val="20"/>
         </w:rPr>
@@ -3417,6 +3381,7 @@
       <w:r>
         <w:rPr>
           <w:rFonts w:ascii="Arial" w:hAnsi="Arial" w:cs="Arial"/>
+          <w:noProof/>
           <w:sz w:val="20"/>
           <w:szCs w:val="20"/>
         </w:rPr>
@@ -3585,6 +3550,7 @@
       <w:r>
         <w:rPr>
           <w:rFonts w:ascii="Arial" w:hAnsi="Arial" w:cs="Arial"/>
+          <w:noProof/>
           <w:sz w:val="20"/>
           <w:szCs w:val="20"/>
         </w:rPr>
@@ -3799,6 +3765,7 @@
       </w:pPr>
       <w:r>
         <w:rPr>
+          <w:noProof/>
           <w:sz w:val="20"/>
           <w:szCs w:val="20"/>
         </w:rPr>
@@ -3876,6 +3843,7 @@
       </w:pPr>
       <w:r>
         <w:rPr>
+          <w:noProof/>
           <w:sz w:val="20"/>
           <w:szCs w:val="20"/>
         </w:rPr>
@@ -4077,6 +4045,7 @@
       </w:pPr>
       <w:r>
         <w:rPr>
+          <w:noProof/>
           <w:sz w:val="20"/>
           <w:szCs w:val="20"/>
         </w:rPr>
@@ -4520,6 +4489,7 @@
         <w:rPr>
           <w:b/>
           <w:bCs/>
+          <w:noProof/>
           <w:sz w:val="20"/>
           <w:szCs w:val="20"/>
         </w:rPr>
@@ -4701,6 +4671,7 @@
         <w:rPr>
           <w:b/>
           <w:bCs/>
+          <w:noProof/>
           <w:sz w:val="20"/>
           <w:szCs w:val="20"/>
         </w:rPr>
@@ -5012,6 +4983,7 @@
         <w:rPr>
           <w:b/>
           <w:bCs/>
+          <w:noProof/>
           <w:sz w:val="20"/>
           <w:szCs w:val="20"/>
         </w:rPr>
@@ -18015,6 +17987,7 @@
   <w:style w:type="character" w:default="1" w:styleId="DefaultParagraphFont">
     <w:name w:val="Default Paragraph Font"/>
     <w:uiPriority w:val="1"/>
+    <w:semiHidden/>
     <w:unhideWhenUsed/>
   </w:style>
   <w:style w:type="table" w:default="1" w:styleId="TableNormal">
